--- a/docs/assets/04_Mock_Meeting_Notes_Operations_Performance.docx
+++ b/docs/assets/04_Mock_Meeting_Notes_Operations_Performance.docx
@@ -2,7 +2,7 @@
 <file path=word/document.xml><?xml version="1.0" encoding="utf-8"?>
 <w:document xmlns:wpc="http://schemas.microsoft.com/office/word/2010/wordprocessingCanvas" xmlns:mo="http://schemas.microsoft.com/office/mac/office/2008/main" xmlns:mc="http://schemas.openxmlformats.org/markup-compatibility/2006" xmlns:mv="urn:schemas-microsoft-com:mac:vml" xmlns:o="urn:schemas-microsoft-com:office:office" xmlns:r="http://schemas.openxmlformats.org/officeDocument/2006/relationships" xmlns:m="http://schemas.openxmlformats.org/officeDocument/2006/math" xmlns:v="urn:schemas-microsoft-com:vml" xmlns:wp14="http://schemas.microsoft.com/office/word/2010/wordprocessingDrawing" xmlns:wp="http://schemas.openxmlformats.org/drawingml/2006/wordprocessingDrawing" xmlns:w10="urn:schemas-microsoft-com:office:word" xmlns:w="http://schemas.openxmlformats.org/wordprocessingml/2006/main" xmlns:w14="http://schemas.microsoft.com/office/word/2010/wordml" xmlns:wpg="http://schemas.microsoft.com/office/word/2010/wordprocessingGroup" xmlns:wpi="http://schemas.microsoft.com/office/word/2010/wordprocessingInk" xmlns:wne="http://schemas.microsoft.com/office/word/2006/wordml" xmlns:wps="http://schemas.microsoft.com/office/word/2010/wordprocessingShape" mc:Ignorable="w14 wp14">
   <w:body>
-    <w:p>
+    <w:p xmlns:wp14="http://schemas.microsoft.com/office/word/2010/wordml" wp14:textId="77777777">
       <w:pPr>
         <w:jc w:val="center"/>
       </w:pPr>
@@ -15,7 +15,7 @@
         <w:t>Operations Performance Meeting Notes</w:t>
       </w:r>
     </w:p>
-    <w:p>
+    <w:p xmlns:wp14="http://schemas.microsoft.com/office/word/2010/wordml" wp14:textId="77777777">
       <w:pPr>
         <w:jc w:val="center"/>
       </w:pPr>
@@ -27,25 +27,27 @@
         <w:t>Unstructured notes for Word cleanup, Teams recap simulation, action extraction and follow-up email exercises.</w:t>
       </w:r>
     </w:p>
-    <w:p/>
+    <w:p xmlns:wp14="http://schemas.microsoft.com/office/word/2010/wordml" wp14:textId="77777777"/>
     <w:tbl>
       <w:tblPr>
-        <w:tblW w:type="auto" w:w="0"/>
+        <w:tblW w:w="0" w:type="auto"/>
         <w:jc w:val="center"/>
-        <w:tblLook w:firstColumn="1" w:firstRow="1" w:lastColumn="0" w:lastRow="0" w:noHBand="0" w:noVBand="1" w:val="04A0"/>
+        <w:tblLook w:val="04A0" w:firstRow="1" w:lastRow="0" w:firstColumn="1" w:lastColumn="0" w:noHBand="0" w:noVBand="1"/>
       </w:tblPr>
       <w:tblGrid>
         <w:gridCol w:w="5184"/>
         <w:gridCol w:w="5184"/>
       </w:tblGrid>
-      <w:tr>
+      <w:tr xmlns:wp14="http://schemas.microsoft.com/office/word/2010/wordml" wp14:textId="77777777">
         <w:tc>
           <w:tcPr>
-            <w:tcW w:type="dxa" w:w="5184"/>
+            <w:tcW w:w="5184" w:type="dxa"/>
+            <w:shd w:val="clear" w:color="auto" w:fill="0B3D2E"/>
+            <w:tcMar/>
             <w:vAlign w:val="center"/>
             <w:shd w:fill="0B3D2E"/>
           </w:tcPr>
-          <w:p>
+          <w:p wp14:textId="77777777">
             <w:r/>
             <w:r>
               <w:rPr>
@@ -59,10 +61,11 @@
         </w:tc>
         <w:tc>
           <w:tcPr>
-            <w:tcW w:type="dxa" w:w="5184"/>
+            <w:tcW w:w="5184" w:type="dxa"/>
+            <w:tcMar/>
             <w:vAlign w:val="center"/>
           </w:tcPr>
-          <w:p>
+          <w:p wp14:textId="77777777">
             <w:r/>
             <w:r>
               <w:rPr>
@@ -75,14 +78,16 @@
           </w:p>
         </w:tc>
       </w:tr>
-      <w:tr>
+      <w:tr xmlns:wp14="http://schemas.microsoft.com/office/word/2010/wordml" wp14:textId="77777777">
         <w:tc>
           <w:tcPr>
-            <w:tcW w:type="dxa" w:w="5184"/>
+            <w:tcW w:w="5184" w:type="dxa"/>
+            <w:shd w:val="clear" w:color="auto" w:fill="0B3D2E"/>
+            <w:tcMar/>
             <w:vAlign w:val="center"/>
             <w:shd w:fill="0B3D2E"/>
           </w:tcPr>
-          <w:p>
+          <w:p wp14:textId="77777777">
             <w:r/>
             <w:r>
               <w:rPr>
@@ -96,10 +101,11 @@
         </w:tc>
         <w:tc>
           <w:tcPr>
-            <w:tcW w:type="dxa" w:w="5184"/>
+            <w:tcW w:w="5184" w:type="dxa"/>
+            <w:tcMar/>
             <w:vAlign w:val="center"/>
           </w:tcPr>
-          <w:p>
+          <w:p wp14:textId="77777777">
             <w:r/>
             <w:r>
               <w:rPr>
@@ -112,14 +118,16 @@
           </w:p>
         </w:tc>
       </w:tr>
-      <w:tr>
+      <w:tr xmlns:wp14="http://schemas.microsoft.com/office/word/2010/wordml" wp14:textId="77777777">
         <w:tc>
           <w:tcPr>
-            <w:tcW w:type="dxa" w:w="5184"/>
+            <w:tcW w:w="5184" w:type="dxa"/>
+            <w:shd w:val="clear" w:color="auto" w:fill="0B3D2E"/>
+            <w:tcMar/>
             <w:vAlign w:val="center"/>
             <w:shd w:fill="0B3D2E"/>
           </w:tcPr>
-          <w:p>
+          <w:p wp14:textId="77777777">
             <w:r/>
             <w:r>
               <w:rPr>
@@ -133,30 +141,37 @@
         </w:tc>
         <w:tc>
           <w:tcPr>
-            <w:tcW w:type="dxa" w:w="5184"/>
+            <w:tcW w:w="5184" w:type="dxa"/>
+            <w:tcMar/>
             <w:vAlign w:val="center"/>
           </w:tcPr>
           <w:p>
-            <w:r/>
+            <w:pPr>
+              <w:pStyle w:val="Normal"/>
+            </w:pPr>
             <w:r>
               <w:rPr>
                 <w:b w:val="0"/>
-                <w:color w:val="000000"/>
+                <w:bCs w:val="0"/>
+                <w:color w:val="000000" w:themeColor="text1" w:themeTint="FF" w:themeShade="FF"/>
                 <w:sz w:val="18"/>
+                <w:szCs w:val="18"/>
               </w:rPr>
-              <w:t>Energy operations, Malaysia business context</w:t>
+              <w:t>Energy operations, generic business context</w:t>
             </w:r>
           </w:p>
         </w:tc>
       </w:tr>
-      <w:tr>
+      <w:tr xmlns:wp14="http://schemas.microsoft.com/office/word/2010/wordml" wp14:textId="77777777">
         <w:tc>
           <w:tcPr>
-            <w:tcW w:type="dxa" w:w="5184"/>
+            <w:tcW w:w="5184" w:type="dxa"/>
+            <w:shd w:val="clear" w:color="auto" w:fill="0B3D2E"/>
+            <w:tcMar/>
             <w:vAlign w:val="center"/>
             <w:shd w:fill="0B3D2E"/>
           </w:tcPr>
-          <w:p>
+          <w:p wp14:textId="77777777">
             <w:r/>
             <w:r>
               <w:rPr>
@@ -170,10 +185,11 @@
         </w:tc>
         <w:tc>
           <w:tcPr>
-            <w:tcW w:type="dxa" w:w="5184"/>
+            <w:tcW w:w="5184" w:type="dxa"/>
+            <w:tcMar/>
             <w:vAlign w:val="center"/>
           </w:tcPr>
-          <w:p>
+          <w:p wp14:textId="77777777">
             <w:r/>
             <w:r>
               <w:rPr>
@@ -188,11 +204,15 @@
       </w:tr>
     </w:tbl>
     <w:p>
+      <w:pPr>
+        <w:pStyle w:val="Normal"/>
+      </w:pPr>
       <w:r>
-        <w:t>Synthetic training data only. No real BP confidential information, logos, contracts, financials, employee records, or production data are included.</w:t>
+        <w:rPr/>
+        <w:t>Synthetic training data only. No real Contoso Energy confidential information, logos, contracts, financials, employee records, or production data are included.</w:t>
       </w:r>
     </w:p>
-    <w:p>
+    <w:p xmlns:wp14="http://schemas.microsoft.com/office/word/2010/wordml" wp14:textId="77777777">
       <w:pPr>
         <w:pStyle w:val="Heading1"/>
       </w:pPr>
@@ -200,17 +220,17 @@
         <w:t>Raw Notes</w:t>
       </w:r>
     </w:p>
-    <w:p>
+    <w:p xmlns:wp14="http://schemas.microsoft.com/office/word/2010/wordml" wp14:textId="77777777">
       <w:r>
         <w:t>Morning discussion covered dashboard readiness, KPI definition disagreement, supplier spend anomaly and leadership update timing. Finance wants cost variance shown by work package. Operations requested weekly trend view. HSSE asked for near-miss data to be separated from recordable incidents.</w:t>
       </w:r>
     </w:p>
-    <w:p>
+    <w:p xmlns:wp14="http://schemas.microsoft.com/office/word/2010/wordml" wp14:textId="77777777">
       <w:r>
         <w:t>There was agreement to freeze KPI definitions for the pilot. Procurement will check the vendor spend outlier. Data team will publish a revised sample workbook. Leadership briefing should be short, visual and focused on decision points.</w:t>
       </w:r>
     </w:p>
-    <w:p>
+    <w:p xmlns:wp14="http://schemas.microsoft.com/office/word/2010/wordml" wp14:textId="77777777">
       <w:pPr>
         <w:pStyle w:val="Heading1"/>
       </w:pPr>
@@ -221,9 +241,9 @@
     <w:tbl>
       <w:tblPr>
         <w:tblStyle w:val="TableGrid"/>
-        <w:tblW w:type="auto" w:w="0"/>
+        <w:tblW w:w="0" w:type="auto"/>
         <w:jc w:val="center"/>
-        <w:tblLook w:firstColumn="1" w:firstRow="1" w:lastColumn="0" w:lastRow="0" w:noHBand="0" w:noVBand="1" w:val="04A0"/>
+        <w:tblLook w:val="04A0" w:firstRow="1" w:lastRow="0" w:firstColumn="1" w:lastColumn="0" w:noHBand="0" w:noVBand="1"/>
       </w:tblPr>
       <w:tblGrid>
         <w:gridCol w:w="2592"/>
@@ -231,14 +251,14 @@
         <w:gridCol w:w="2592"/>
         <w:gridCol w:w="2592"/>
       </w:tblGrid>
-      <w:tr>
+      <w:tr xmlns:wp14="http://schemas.microsoft.com/office/word/2010/wordml" wp14:textId="77777777">
         <w:tc>
           <w:tcPr>
-            <w:tcW w:type="dxa" w:w="2592"/>
+            <w:tcW w:w="2592" w:type="dxa"/>
             <w:vAlign w:val="center"/>
             <w:shd w:fill="0B3D2E"/>
           </w:tcPr>
-          <w:p>
+          <w:p wp14:textId="77777777">
             <w:r/>
             <w:r>
               <w:rPr>
@@ -252,11 +272,11 @@
         </w:tc>
         <w:tc>
           <w:tcPr>
-            <w:tcW w:type="dxa" w:w="2592"/>
+            <w:tcW w:w="2592" w:type="dxa"/>
             <w:vAlign w:val="center"/>
             <w:shd w:fill="0B3D2E"/>
           </w:tcPr>
-          <w:p>
+          <w:p wp14:textId="77777777">
             <w:r/>
             <w:r>
               <w:rPr>
@@ -270,11 +290,11 @@
         </w:tc>
         <w:tc>
           <w:tcPr>
-            <w:tcW w:type="dxa" w:w="2592"/>
+            <w:tcW w:w="2592" w:type="dxa"/>
             <w:vAlign w:val="center"/>
             <w:shd w:fill="0B3D2E"/>
           </w:tcPr>
-          <w:p>
+          <w:p wp14:textId="77777777">
             <w:r/>
             <w:r>
               <w:rPr>
@@ -288,11 +308,11 @@
         </w:tc>
         <w:tc>
           <w:tcPr>
-            <w:tcW w:type="dxa" w:w="2592"/>
+            <w:tcW w:w="2592" w:type="dxa"/>
             <w:vAlign w:val="center"/>
             <w:shd w:fill="0B3D2E"/>
           </w:tcPr>
-          <w:p>
+          <w:p wp14:textId="77777777">
             <w:r/>
             <w:r>
               <w:rPr>
@@ -305,14 +325,14 @@
           </w:p>
         </w:tc>
       </w:tr>
-      <w:tr>
+      <w:tr xmlns:wp14="http://schemas.microsoft.com/office/word/2010/wordml" wp14:textId="77777777">
         <w:tc>
           <w:tcPr>
-            <w:tcW w:type="dxa" w:w="2592"/>
+            <w:tcW w:w="2592" w:type="dxa"/>
             <w:vAlign w:val="center"/>
             <w:shd w:fill="EAF7F1"/>
           </w:tcPr>
-          <w:p>
+          <w:p wp14:textId="77777777">
             <w:r/>
             <w:r>
               <w:rPr>
@@ -326,10 +346,10 @@
         </w:tc>
         <w:tc>
           <w:tcPr>
-            <w:tcW w:type="dxa" w:w="2592"/>
+            <w:tcW w:w="2592" w:type="dxa"/>
             <w:vAlign w:val="center"/>
           </w:tcPr>
-          <w:p>
+          <w:p wp14:textId="77777777">
             <w:r/>
             <w:r>
               <w:rPr>
@@ -343,10 +363,10 @@
         </w:tc>
         <w:tc>
           <w:tcPr>
-            <w:tcW w:type="dxa" w:w="2592"/>
+            <w:tcW w:w="2592" w:type="dxa"/>
             <w:vAlign w:val="center"/>
           </w:tcPr>
-          <w:p>
+          <w:p wp14:textId="77777777">
             <w:r/>
             <w:r>
               <w:rPr>
@@ -360,10 +380,10 @@
         </w:tc>
         <w:tc>
           <w:tcPr>
-            <w:tcW w:type="dxa" w:w="2592"/>
+            <w:tcW w:w="2592" w:type="dxa"/>
             <w:vAlign w:val="center"/>
           </w:tcPr>
-          <w:p>
+          <w:p wp14:textId="77777777">
             <w:r/>
             <w:r>
               <w:rPr>
@@ -376,14 +396,14 @@
           </w:p>
         </w:tc>
       </w:tr>
-      <w:tr>
+      <w:tr xmlns:wp14="http://schemas.microsoft.com/office/word/2010/wordml" wp14:textId="77777777">
         <w:tc>
           <w:tcPr>
-            <w:tcW w:type="dxa" w:w="2592"/>
+            <w:tcW w:w="2592" w:type="dxa"/>
             <w:vAlign w:val="center"/>
             <w:shd w:fill="EAF7F1"/>
           </w:tcPr>
-          <w:p>
+          <w:p wp14:textId="77777777">
             <w:r/>
             <w:r>
               <w:rPr>
@@ -397,10 +417,10 @@
         </w:tc>
         <w:tc>
           <w:tcPr>
-            <w:tcW w:type="dxa" w:w="2592"/>
+            <w:tcW w:w="2592" w:type="dxa"/>
             <w:vAlign w:val="center"/>
           </w:tcPr>
-          <w:p>
+          <w:p wp14:textId="77777777">
             <w:r/>
             <w:r>
               <w:rPr>
@@ -414,10 +434,10 @@
         </w:tc>
         <w:tc>
           <w:tcPr>
-            <w:tcW w:type="dxa" w:w="2592"/>
+            <w:tcW w:w="2592" w:type="dxa"/>
             <w:vAlign w:val="center"/>
           </w:tcPr>
-          <w:p>
+          <w:p wp14:textId="77777777">
             <w:r/>
             <w:r>
               <w:rPr>
@@ -431,10 +451,10 @@
         </w:tc>
         <w:tc>
           <w:tcPr>
-            <w:tcW w:type="dxa" w:w="2592"/>
+            <w:tcW w:w="2592" w:type="dxa"/>
             <w:vAlign w:val="center"/>
           </w:tcPr>
-          <w:p>
+          <w:p wp14:textId="77777777">
             <w:r/>
             <w:r>
               <w:rPr>
@@ -447,14 +467,14 @@
           </w:p>
         </w:tc>
       </w:tr>
-      <w:tr>
+      <w:tr xmlns:wp14="http://schemas.microsoft.com/office/word/2010/wordml" wp14:textId="77777777">
         <w:tc>
           <w:tcPr>
-            <w:tcW w:type="dxa" w:w="2592"/>
+            <w:tcW w:w="2592" w:type="dxa"/>
             <w:vAlign w:val="center"/>
             <w:shd w:fill="EAF7F1"/>
           </w:tcPr>
-          <w:p>
+          <w:p wp14:textId="77777777">
             <w:r/>
             <w:r>
               <w:rPr>
@@ -468,10 +488,10 @@
         </w:tc>
         <w:tc>
           <w:tcPr>
-            <w:tcW w:type="dxa" w:w="2592"/>
+            <w:tcW w:w="2592" w:type="dxa"/>
             <w:vAlign w:val="center"/>
           </w:tcPr>
-          <w:p>
+          <w:p wp14:textId="77777777">
             <w:r/>
             <w:r>
               <w:rPr>
@@ -485,10 +505,10 @@
         </w:tc>
         <w:tc>
           <w:tcPr>
-            <w:tcW w:type="dxa" w:w="2592"/>
+            <w:tcW w:w="2592" w:type="dxa"/>
             <w:vAlign w:val="center"/>
           </w:tcPr>
-          <w:p>
+          <w:p wp14:textId="77777777">
             <w:r/>
             <w:r>
               <w:rPr>
@@ -502,10 +522,10 @@
         </w:tc>
         <w:tc>
           <w:tcPr>
-            <w:tcW w:type="dxa" w:w="2592"/>
+            <w:tcW w:w="2592" w:type="dxa"/>
             <w:vAlign w:val="center"/>
           </w:tcPr>
-          <w:p>
+          <w:p wp14:textId="77777777">
             <w:r/>
             <w:r>
               <w:rPr>
@@ -518,14 +538,14 @@
           </w:p>
         </w:tc>
       </w:tr>
-      <w:tr>
+      <w:tr xmlns:wp14="http://schemas.microsoft.com/office/word/2010/wordml" wp14:textId="77777777">
         <w:tc>
           <w:tcPr>
-            <w:tcW w:type="dxa" w:w="2592"/>
+            <w:tcW w:w="2592" w:type="dxa"/>
             <w:vAlign w:val="center"/>
             <w:shd w:fill="EAF7F1"/>
           </w:tcPr>
-          <w:p>
+          <w:p wp14:textId="77777777">
             <w:r/>
             <w:r>
               <w:rPr>
@@ -539,10 +559,10 @@
         </w:tc>
         <w:tc>
           <w:tcPr>
-            <w:tcW w:type="dxa" w:w="2592"/>
+            <w:tcW w:w="2592" w:type="dxa"/>
             <w:vAlign w:val="center"/>
           </w:tcPr>
-          <w:p>
+          <w:p wp14:textId="77777777">
             <w:r/>
             <w:r>
               <w:rPr>
@@ -556,10 +576,10 @@
         </w:tc>
         <w:tc>
           <w:tcPr>
-            <w:tcW w:type="dxa" w:w="2592"/>
+            <w:tcW w:w="2592" w:type="dxa"/>
             <w:vAlign w:val="center"/>
           </w:tcPr>
-          <w:p>
+          <w:p wp14:textId="77777777">
             <w:r/>
             <w:r>
               <w:rPr>
@@ -573,10 +593,10 @@
         </w:tc>
         <w:tc>
           <w:tcPr>
-            <w:tcW w:type="dxa" w:w="2592"/>
+            <w:tcW w:w="2592" w:type="dxa"/>
             <w:vAlign w:val="center"/>
           </w:tcPr>
-          <w:p>
+          <w:p wp14:textId="77777777">
             <w:r/>
             <w:r>
               <w:rPr>
@@ -593,7 +613,7 @@
     <w:sectPr>
       <w:headerReference w:type="default" r:id="rId9"/>
       <w:footerReference w:type="default" r:id="rId10"/>
-      <w:pgSz w:w="12240" w:h="15840"/>
+      <w:pgSz w:w="12240" w:h="15840" w:orient="portrait"/>
       <w:pgMar w:top="936" w:right="936" w:bottom="936" w:left="936" w:header="720" w:footer="720" w:gutter="0"/>
       <w:cols w:space="720"/>
       <w:docGrid w:linePitch="360"/>
@@ -612,8 +632,9 @@
       <w:rPr>
         <w:color w:val="5A5A5A"/>
         <w:sz w:val="14"/>
-      </w:rPr>
-      <w:t>Synthetic training data only. No real BP confidential information, logos, contracts, financials, employee records, or production data are included.</w:t>
+        <w:szCs w:val="14"/>
+      </w:rPr>
+      <w:t>Synthetic training data only. No real Contoso Energy confidential information, logos, contracts, financials, employee records, or production data are included.</w:t>
     </w:r>
   </w:p>
 </w:ftr>
@@ -629,8 +650,9 @@
       <w:rPr>
         <w:color w:val="1F2933"/>
         <w:sz w:val="16"/>
-      </w:rPr>
-      <w:t>BP Malaysia Mock Training | WORD-04 | Mock dataset</w:t>
+        <w:szCs w:val="16"/>
+      </w:rPr>
+      <w:t>Contoso Energy Mock Training | WORD-04 | Mock dataset</w:t>
     </w:r>
   </w:p>
 </w:hdr>
@@ -724,7 +746,7 @@
         <w:ind w:left="1440" w:hanging="360"/>
       </w:pPr>
       <w:rPr>
-        <w:rFonts w:ascii="Symbol" w:hAnsi="Symbol" w:hint="default"/>
+        <w:rFonts w:hint="default" w:ascii="Symbol" w:hAnsi="Symbol"/>
       </w:rPr>
     </w:lvl>
   </w:abstractNum>
@@ -745,7 +767,7 @@
         <w:ind w:left="1080" w:hanging="360"/>
       </w:pPr>
       <w:rPr>
-        <w:rFonts w:ascii="Symbol" w:hAnsi="Symbol" w:hint="default"/>
+        <w:rFonts w:hint="default" w:ascii="Symbol" w:hAnsi="Symbol"/>
       </w:rPr>
     </w:lvl>
   </w:abstractNum>
@@ -766,7 +788,7 @@
         <w:ind w:left="720" w:hanging="360"/>
       </w:pPr>
       <w:rPr>
-        <w:rFonts w:ascii="Symbol" w:hAnsi="Symbol" w:hint="default"/>
+        <w:rFonts w:hint="default" w:ascii="Symbol" w:hAnsi="Symbol"/>
       </w:rPr>
     </w:lvl>
   </w:abstractNum>
@@ -805,7 +827,7 @@
         <w:ind w:left="360" w:hanging="360"/>
       </w:pPr>
       <w:rPr>
-        <w:rFonts w:ascii="Symbol" w:hAnsi="Symbol" w:hint="default"/>
+        <w:rFonts w:hint="default" w:ascii="Symbol" w:hAnsi="Symbol"/>
       </w:rPr>
     </w:lvl>
   </w:abstractNum>
@@ -840,11 +862,11 @@
 </file>
 
 <file path=word/styles.xml><?xml version="1.0" encoding="utf-8"?>
-<w:styles xmlns:mc="http://schemas.openxmlformats.org/markup-compatibility/2006" xmlns:r="http://schemas.openxmlformats.org/officeDocument/2006/relationships" xmlns:w="http://schemas.openxmlformats.org/wordprocessingml/2006/main" xmlns:w14="http://schemas.microsoft.com/office/word/2010/wordml" mc:Ignorable="w14">
+<w:styles xmlns:wp14="http://schemas.microsoft.com/office/word/2010/wordprocessingDrawing" xmlns:mc="http://schemas.openxmlformats.org/markup-compatibility/2006" xmlns:r="http://schemas.openxmlformats.org/officeDocument/2006/relationships" xmlns:w="http://schemas.openxmlformats.org/wordprocessingml/2006/main" xmlns:w14="http://schemas.microsoft.com/office/word/2010/wordml" mc:Ignorable="w14 wp14">
   <w:docDefaults>
     <w:rPrDefault>
       <w:rPr>
-        <w:rFonts w:asciiTheme="minorHAnsi" w:eastAsiaTheme="minorEastAsia" w:hAnsiTheme="minorHAnsi" w:cstheme="minorBidi"/>
+        <w:rFonts w:asciiTheme="minorHAnsi" w:hAnsiTheme="minorHAnsi" w:eastAsiaTheme="minorEastAsia" w:cstheme="minorBidi"/>
         <w:sz w:val="22"/>
         <w:szCs w:val="22"/>
         <w:lang w:val="en-US" w:eastAsia="en-US" w:bidi="ar-SA"/>
@@ -857,8 +879,8 @@
     </w:pPrDefault>
   </w:docDefaults>
   <w:latentStyles w:defLockedState="0" w:defUIPriority="99" w:defSemiHidden="1" w:defUnhideWhenUsed="1" w:defQFormat="0" w:count="276">
-    <w:lsdException w:name="Normal" w:semiHidden="0" w:uiPriority="0" w:unhideWhenUsed="0" w:qFormat="1"/>
-    <w:lsdException w:name="heading 1" w:semiHidden="0" w:uiPriority="9" w:unhideWhenUsed="0" w:qFormat="1"/>
+    <w:lsdException w:name="Normal" w:uiPriority="0" w:semiHidden="0" w:unhideWhenUsed="0" w:qFormat="1"/>
+    <w:lsdException w:name="heading 1" w:uiPriority="9" w:semiHidden="0" w:unhideWhenUsed="0" w:qFormat="1"/>
     <w:lsdException w:name="heading 2" w:uiPriority="9" w:qFormat="1"/>
     <w:lsdException w:name="heading 3" w:uiPriority="9" w:qFormat="1"/>
     <w:lsdException w:name="heading 4" w:uiPriority="9" w:qFormat="1"/>
@@ -877,125 +899,125 @@
     <w:lsdException w:name="toc 8" w:uiPriority="39"/>
     <w:lsdException w:name="toc 9" w:uiPriority="39"/>
     <w:lsdException w:name="caption" w:uiPriority="35" w:qFormat="1"/>
-    <w:lsdException w:name="Title" w:semiHidden="0" w:uiPriority="10" w:unhideWhenUsed="0" w:qFormat="1"/>
+    <w:lsdException w:name="Title" w:uiPriority="10" w:semiHidden="0" w:unhideWhenUsed="0" w:qFormat="1"/>
     <w:lsdException w:name="Default Paragraph Font" w:uiPriority="1"/>
-    <w:lsdException w:name="Subtitle" w:semiHidden="0" w:uiPriority="11" w:unhideWhenUsed="0" w:qFormat="1"/>
-    <w:lsdException w:name="Strong" w:semiHidden="0" w:uiPriority="22" w:unhideWhenUsed="0" w:qFormat="1"/>
-    <w:lsdException w:name="Emphasis" w:semiHidden="0" w:uiPriority="20" w:unhideWhenUsed="0" w:qFormat="1"/>
-    <w:lsdException w:name="Table Grid" w:semiHidden="0" w:uiPriority="59" w:unhideWhenUsed="0"/>
+    <w:lsdException w:name="Subtitle" w:uiPriority="11" w:semiHidden="0" w:unhideWhenUsed="0" w:qFormat="1"/>
+    <w:lsdException w:name="Strong" w:uiPriority="22" w:semiHidden="0" w:unhideWhenUsed="0" w:qFormat="1"/>
+    <w:lsdException w:name="Emphasis" w:uiPriority="20" w:semiHidden="0" w:unhideWhenUsed="0" w:qFormat="1"/>
+    <w:lsdException w:name="Table Grid" w:uiPriority="59" w:semiHidden="0" w:unhideWhenUsed="0"/>
     <w:lsdException w:name="Placeholder Text" w:unhideWhenUsed="0"/>
-    <w:lsdException w:name="No Spacing" w:semiHidden="0" w:uiPriority="1" w:unhideWhenUsed="0" w:qFormat="1"/>
-    <w:lsdException w:name="Light Shading" w:semiHidden="0" w:uiPriority="60" w:unhideWhenUsed="0"/>
-    <w:lsdException w:name="Light List" w:semiHidden="0" w:uiPriority="61" w:unhideWhenUsed="0"/>
-    <w:lsdException w:name="Light Grid" w:semiHidden="0" w:uiPriority="62" w:unhideWhenUsed="0"/>
-    <w:lsdException w:name="Medium Shading 1" w:semiHidden="0" w:uiPriority="63" w:unhideWhenUsed="0"/>
-    <w:lsdException w:name="Medium Shading 2" w:semiHidden="0" w:uiPriority="64" w:unhideWhenUsed="0"/>
-    <w:lsdException w:name="Medium List 1" w:semiHidden="0" w:uiPriority="65" w:unhideWhenUsed="0"/>
-    <w:lsdException w:name="Medium List 2" w:semiHidden="0" w:uiPriority="66" w:unhideWhenUsed="0"/>
-    <w:lsdException w:name="Medium Grid 1" w:semiHidden="0" w:uiPriority="67" w:unhideWhenUsed="0"/>
-    <w:lsdException w:name="Medium Grid 2" w:semiHidden="0" w:uiPriority="68" w:unhideWhenUsed="0"/>
-    <w:lsdException w:name="Medium Grid 3" w:semiHidden="0" w:uiPriority="69" w:unhideWhenUsed="0"/>
-    <w:lsdException w:name="Dark List" w:semiHidden="0" w:uiPriority="70" w:unhideWhenUsed="0"/>
-    <w:lsdException w:name="Colorful Shading" w:semiHidden="0" w:uiPriority="71" w:unhideWhenUsed="0"/>
-    <w:lsdException w:name="Colorful List" w:semiHidden="0" w:uiPriority="72" w:unhideWhenUsed="0"/>
-    <w:lsdException w:name="Colorful Grid" w:semiHidden="0" w:uiPriority="73" w:unhideWhenUsed="0"/>
-    <w:lsdException w:name="Light Shading Accent 1" w:semiHidden="0" w:uiPriority="60" w:unhideWhenUsed="0"/>
-    <w:lsdException w:name="Light List Accent 1" w:semiHidden="0" w:uiPriority="61" w:unhideWhenUsed="0"/>
-    <w:lsdException w:name="Light Grid Accent 1" w:semiHidden="0" w:uiPriority="62" w:unhideWhenUsed="0"/>
-    <w:lsdException w:name="Medium Shading 1 Accent 1" w:semiHidden="0" w:uiPriority="63" w:unhideWhenUsed="0"/>
-    <w:lsdException w:name="Medium Shading 2 Accent 1" w:semiHidden="0" w:uiPriority="64" w:unhideWhenUsed="0"/>
-    <w:lsdException w:name="Medium List 1 Accent 1" w:semiHidden="0" w:uiPriority="65" w:unhideWhenUsed="0"/>
+    <w:lsdException w:name="No Spacing" w:uiPriority="1" w:semiHidden="0" w:unhideWhenUsed="0" w:qFormat="1"/>
+    <w:lsdException w:name="Light Shading" w:uiPriority="60" w:semiHidden="0" w:unhideWhenUsed="0"/>
+    <w:lsdException w:name="Light List" w:uiPriority="61" w:semiHidden="0" w:unhideWhenUsed="0"/>
+    <w:lsdException w:name="Light Grid" w:uiPriority="62" w:semiHidden="0" w:unhideWhenUsed="0"/>
+    <w:lsdException w:name="Medium Shading 1" w:uiPriority="63" w:semiHidden="0" w:unhideWhenUsed="0"/>
+    <w:lsdException w:name="Medium Shading 2" w:uiPriority="64" w:semiHidden="0" w:unhideWhenUsed="0"/>
+    <w:lsdException w:name="Medium List 1" w:uiPriority="65" w:semiHidden="0" w:unhideWhenUsed="0"/>
+    <w:lsdException w:name="Medium List 2" w:uiPriority="66" w:semiHidden="0" w:unhideWhenUsed="0"/>
+    <w:lsdException w:name="Medium Grid 1" w:uiPriority="67" w:semiHidden="0" w:unhideWhenUsed="0"/>
+    <w:lsdException w:name="Medium Grid 2" w:uiPriority="68" w:semiHidden="0" w:unhideWhenUsed="0"/>
+    <w:lsdException w:name="Medium Grid 3" w:uiPriority="69" w:semiHidden="0" w:unhideWhenUsed="0"/>
+    <w:lsdException w:name="Dark List" w:uiPriority="70" w:semiHidden="0" w:unhideWhenUsed="0"/>
+    <w:lsdException w:name="Colorful Shading" w:uiPriority="71" w:semiHidden="0" w:unhideWhenUsed="0"/>
+    <w:lsdException w:name="Colorful List" w:uiPriority="72" w:semiHidden="0" w:unhideWhenUsed="0"/>
+    <w:lsdException w:name="Colorful Grid" w:uiPriority="73" w:semiHidden="0" w:unhideWhenUsed="0"/>
+    <w:lsdException w:name="Light Shading Accent 1" w:uiPriority="60" w:semiHidden="0" w:unhideWhenUsed="0"/>
+    <w:lsdException w:name="Light List Accent 1" w:uiPriority="61" w:semiHidden="0" w:unhideWhenUsed="0"/>
+    <w:lsdException w:name="Light Grid Accent 1" w:uiPriority="62" w:semiHidden="0" w:unhideWhenUsed="0"/>
+    <w:lsdException w:name="Medium Shading 1 Accent 1" w:uiPriority="63" w:semiHidden="0" w:unhideWhenUsed="0"/>
+    <w:lsdException w:name="Medium Shading 2 Accent 1" w:uiPriority="64" w:semiHidden="0" w:unhideWhenUsed="0"/>
+    <w:lsdException w:name="Medium List 1 Accent 1" w:uiPriority="65" w:semiHidden="0" w:unhideWhenUsed="0"/>
     <w:lsdException w:name="Revision" w:unhideWhenUsed="0"/>
-    <w:lsdException w:name="List Paragraph" w:semiHidden="0" w:uiPriority="34" w:unhideWhenUsed="0" w:qFormat="1"/>
-    <w:lsdException w:name="Quote" w:semiHidden="0" w:uiPriority="29" w:unhideWhenUsed="0" w:qFormat="1"/>
-    <w:lsdException w:name="Intense Quote" w:semiHidden="0" w:uiPriority="30" w:unhideWhenUsed="0" w:qFormat="1"/>
-    <w:lsdException w:name="Medium List 2 Accent 1" w:semiHidden="0" w:uiPriority="66" w:unhideWhenUsed="0"/>
-    <w:lsdException w:name="Medium Grid 1 Accent 1" w:semiHidden="0" w:uiPriority="67" w:unhideWhenUsed="0"/>
-    <w:lsdException w:name="Medium Grid 2 Accent 1" w:semiHidden="0" w:uiPriority="68" w:unhideWhenUsed="0"/>
-    <w:lsdException w:name="Medium Grid 3 Accent 1" w:semiHidden="0" w:uiPriority="69" w:unhideWhenUsed="0"/>
-    <w:lsdException w:name="Dark List Accent 1" w:semiHidden="0" w:uiPriority="70" w:unhideWhenUsed="0"/>
-    <w:lsdException w:name="Colorful Shading Accent 1" w:semiHidden="0" w:uiPriority="71" w:unhideWhenUsed="0"/>
-    <w:lsdException w:name="Colorful List Accent 1" w:semiHidden="0" w:uiPriority="72" w:unhideWhenUsed="0"/>
-    <w:lsdException w:name="Colorful Grid Accent 1" w:semiHidden="0" w:uiPriority="73" w:unhideWhenUsed="0"/>
-    <w:lsdException w:name="Light Shading Accent 2" w:semiHidden="0" w:uiPriority="60" w:unhideWhenUsed="0"/>
-    <w:lsdException w:name="Light List Accent 2" w:semiHidden="0" w:uiPriority="61" w:unhideWhenUsed="0"/>
-    <w:lsdException w:name="Light Grid Accent 2" w:semiHidden="0" w:uiPriority="62" w:unhideWhenUsed="0"/>
-    <w:lsdException w:name="Medium Shading 1 Accent 2" w:semiHidden="0" w:uiPriority="63" w:unhideWhenUsed="0"/>
-    <w:lsdException w:name="Medium Shading 2 Accent 2" w:semiHidden="0" w:uiPriority="64" w:unhideWhenUsed="0"/>
-    <w:lsdException w:name="Medium List 1 Accent 2" w:semiHidden="0" w:uiPriority="65" w:unhideWhenUsed="0"/>
-    <w:lsdException w:name="Medium List 2 Accent 2" w:semiHidden="0" w:uiPriority="66" w:unhideWhenUsed="0"/>
-    <w:lsdException w:name="Medium Grid 1 Accent 2" w:semiHidden="0" w:uiPriority="67" w:unhideWhenUsed="0"/>
-    <w:lsdException w:name="Medium Grid 2 Accent 2" w:semiHidden="0" w:uiPriority="68" w:unhideWhenUsed="0"/>
-    <w:lsdException w:name="Medium Grid 3 Accent 2" w:semiHidden="0" w:uiPriority="69" w:unhideWhenUsed="0"/>
-    <w:lsdException w:name="Dark List Accent 2" w:semiHidden="0" w:uiPriority="70" w:unhideWhenUsed="0"/>
-    <w:lsdException w:name="Colorful Shading Accent 2" w:semiHidden="0" w:uiPriority="71" w:unhideWhenUsed="0"/>
-    <w:lsdException w:name="Colorful List Accent 2" w:semiHidden="0" w:uiPriority="72" w:unhideWhenUsed="0"/>
-    <w:lsdException w:name="Colorful Grid Accent 2" w:semiHidden="0" w:uiPriority="73" w:unhideWhenUsed="0"/>
-    <w:lsdException w:name="Light Shading Accent 3" w:semiHidden="0" w:uiPriority="60" w:unhideWhenUsed="0"/>
-    <w:lsdException w:name="Light List Accent 3" w:semiHidden="0" w:uiPriority="61" w:unhideWhenUsed="0"/>
-    <w:lsdException w:name="Light Grid Accent 3" w:semiHidden="0" w:uiPriority="62" w:unhideWhenUsed="0"/>
-    <w:lsdException w:name="Medium Shading 1 Accent 3" w:semiHidden="0" w:uiPriority="63" w:unhideWhenUsed="0"/>
-    <w:lsdException w:name="Medium Shading 2 Accent 3" w:semiHidden="0" w:uiPriority="64" w:unhideWhenUsed="0"/>
-    <w:lsdException w:name="Medium List 1 Accent 3" w:semiHidden="0" w:uiPriority="65" w:unhideWhenUsed="0"/>
-    <w:lsdException w:name="Medium List 2 Accent 3" w:semiHidden="0" w:uiPriority="66" w:unhideWhenUsed="0"/>
-    <w:lsdException w:name="Medium Grid 1 Accent 3" w:semiHidden="0" w:uiPriority="67" w:unhideWhenUsed="0"/>
-    <w:lsdException w:name="Medium Grid 2 Accent 3" w:semiHidden="0" w:uiPriority="68" w:unhideWhenUsed="0"/>
-    <w:lsdException w:name="Medium Grid 3 Accent 3" w:semiHidden="0" w:uiPriority="69" w:unhideWhenUsed="0"/>
-    <w:lsdException w:name="Dark List Accent 3" w:semiHidden="0" w:uiPriority="70" w:unhideWhenUsed="0"/>
-    <w:lsdException w:name="Colorful Shading Accent 3" w:semiHidden="0" w:uiPriority="71" w:unhideWhenUsed="0"/>
-    <w:lsdException w:name="Colorful List Accent 3" w:semiHidden="0" w:uiPriority="72" w:unhideWhenUsed="0"/>
-    <w:lsdException w:name="Colorful Grid Accent 3" w:semiHidden="0" w:uiPriority="73" w:unhideWhenUsed="0"/>
-    <w:lsdException w:name="Light Shading Accent 4" w:semiHidden="0" w:uiPriority="60" w:unhideWhenUsed="0"/>
-    <w:lsdException w:name="Light List Accent 4" w:semiHidden="0" w:uiPriority="61" w:unhideWhenUsed="0"/>
-    <w:lsdException w:name="Light Grid Accent 4" w:semiHidden="0" w:uiPriority="62" w:unhideWhenUsed="0"/>
-    <w:lsdException w:name="Medium Shading 1 Accent 4" w:semiHidden="0" w:uiPriority="63" w:unhideWhenUsed="0"/>
-    <w:lsdException w:name="Medium Shading 2 Accent 4" w:semiHidden="0" w:uiPriority="64" w:unhideWhenUsed="0"/>
-    <w:lsdException w:name="Medium List 1 Accent 4" w:semiHidden="0" w:uiPriority="65" w:unhideWhenUsed="0"/>
-    <w:lsdException w:name="Medium List 2 Accent 4" w:semiHidden="0" w:uiPriority="66" w:unhideWhenUsed="0"/>
-    <w:lsdException w:name="Medium Grid 1 Accent 4" w:semiHidden="0" w:uiPriority="67" w:unhideWhenUsed="0"/>
-    <w:lsdException w:name="Medium Grid 2 Accent 4" w:semiHidden="0" w:uiPriority="68" w:unhideWhenUsed="0"/>
-    <w:lsdException w:name="Medium Grid 3 Accent 4" w:semiHidden="0" w:uiPriority="69" w:unhideWhenUsed="0"/>
-    <w:lsdException w:name="Dark List Accent 4" w:semiHidden="0" w:uiPriority="70" w:unhideWhenUsed="0"/>
-    <w:lsdException w:name="Colorful Shading Accent 4" w:semiHidden="0" w:uiPriority="71" w:unhideWhenUsed="0"/>
-    <w:lsdException w:name="Colorful List Accent 4" w:semiHidden="0" w:uiPriority="72" w:unhideWhenUsed="0"/>
-    <w:lsdException w:name="Colorful Grid Accent 4" w:semiHidden="0" w:uiPriority="73" w:unhideWhenUsed="0"/>
-    <w:lsdException w:name="Light Shading Accent 5" w:semiHidden="0" w:uiPriority="60" w:unhideWhenUsed="0"/>
-    <w:lsdException w:name="Light List Accent 5" w:semiHidden="0" w:uiPriority="61" w:unhideWhenUsed="0"/>
-    <w:lsdException w:name="Light Grid Accent 5" w:semiHidden="0" w:uiPriority="62" w:unhideWhenUsed="0"/>
-    <w:lsdException w:name="Medium Shading 1 Accent 5" w:semiHidden="0" w:uiPriority="63" w:unhideWhenUsed="0"/>
-    <w:lsdException w:name="Medium Shading 2 Accent 5" w:semiHidden="0" w:uiPriority="64" w:unhideWhenUsed="0"/>
-    <w:lsdException w:name="Medium List 1 Accent 5" w:semiHidden="0" w:uiPriority="65" w:unhideWhenUsed="0"/>
-    <w:lsdException w:name="Medium List 2 Accent 5" w:semiHidden="0" w:uiPriority="66" w:unhideWhenUsed="0"/>
-    <w:lsdException w:name="Medium Grid 1 Accent 5" w:semiHidden="0" w:uiPriority="67" w:unhideWhenUsed="0"/>
-    <w:lsdException w:name="Medium Grid 2 Accent 5" w:semiHidden="0" w:uiPriority="68" w:unhideWhenUsed="0"/>
-    <w:lsdException w:name="Medium Grid 3 Accent 5" w:semiHidden="0" w:uiPriority="69" w:unhideWhenUsed="0"/>
-    <w:lsdException w:name="Dark List Accent 5" w:semiHidden="0" w:uiPriority="70" w:unhideWhenUsed="0"/>
-    <w:lsdException w:name="Colorful Shading Accent 5" w:semiHidden="0" w:uiPriority="71" w:unhideWhenUsed="0"/>
-    <w:lsdException w:name="Colorful List Accent 5" w:semiHidden="0" w:uiPriority="72" w:unhideWhenUsed="0"/>
-    <w:lsdException w:name="Colorful Grid Accent 5" w:semiHidden="0" w:uiPriority="73" w:unhideWhenUsed="0"/>
-    <w:lsdException w:name="Light Shading Accent 6" w:semiHidden="0" w:uiPriority="60" w:unhideWhenUsed="0"/>
-    <w:lsdException w:name="Light List Accent 6" w:semiHidden="0" w:uiPriority="61" w:unhideWhenUsed="0"/>
-    <w:lsdException w:name="Light Grid Accent 6" w:semiHidden="0" w:uiPriority="62" w:unhideWhenUsed="0"/>
-    <w:lsdException w:name="Medium Shading 1 Accent 6" w:semiHidden="0" w:uiPriority="63" w:unhideWhenUsed="0"/>
-    <w:lsdException w:name="Medium Shading 2 Accent 6" w:semiHidden="0" w:uiPriority="64" w:unhideWhenUsed="0"/>
-    <w:lsdException w:name="Medium List 1 Accent 6" w:semiHidden="0" w:uiPriority="65" w:unhideWhenUsed="0"/>
-    <w:lsdException w:name="Medium List 2 Accent 6" w:semiHidden="0" w:uiPriority="66" w:unhideWhenUsed="0"/>
-    <w:lsdException w:name="Medium Grid 1 Accent 6" w:semiHidden="0" w:uiPriority="67" w:unhideWhenUsed="0"/>
-    <w:lsdException w:name="Medium Grid 2 Accent 6" w:semiHidden="0" w:uiPriority="68" w:unhideWhenUsed="0"/>
-    <w:lsdException w:name="Medium Grid 3 Accent 6" w:semiHidden="0" w:uiPriority="69" w:unhideWhenUsed="0"/>
-    <w:lsdException w:name="Dark List Accent 6" w:semiHidden="0" w:uiPriority="70" w:unhideWhenUsed="0"/>
-    <w:lsdException w:name="Colorful Shading Accent 6" w:semiHidden="0" w:uiPriority="71" w:unhideWhenUsed="0"/>
-    <w:lsdException w:name="Colorful List Accent 6" w:semiHidden="0" w:uiPriority="72" w:unhideWhenUsed="0"/>
-    <w:lsdException w:name="Colorful Grid Accent 6" w:semiHidden="0" w:uiPriority="73" w:unhideWhenUsed="0"/>
-    <w:lsdException w:name="Subtle Emphasis" w:semiHidden="0" w:uiPriority="19" w:unhideWhenUsed="0" w:qFormat="1"/>
-    <w:lsdException w:name="Intense Emphasis" w:semiHidden="0" w:uiPriority="21" w:unhideWhenUsed="0" w:qFormat="1"/>
-    <w:lsdException w:name="Subtle Reference" w:semiHidden="0" w:uiPriority="31" w:unhideWhenUsed="0" w:qFormat="1"/>
-    <w:lsdException w:name="Intense Reference" w:semiHidden="0" w:uiPriority="32" w:unhideWhenUsed="0" w:qFormat="1"/>
-    <w:lsdException w:name="Book Title" w:semiHidden="0" w:uiPriority="33" w:unhideWhenUsed="0" w:qFormat="1"/>
+    <w:lsdException w:name="List Paragraph" w:uiPriority="34" w:semiHidden="0" w:unhideWhenUsed="0" w:qFormat="1"/>
+    <w:lsdException w:name="Quote" w:uiPriority="29" w:semiHidden="0" w:unhideWhenUsed="0" w:qFormat="1"/>
+    <w:lsdException w:name="Intense Quote" w:uiPriority="30" w:semiHidden="0" w:unhideWhenUsed="0" w:qFormat="1"/>
+    <w:lsdException w:name="Medium List 2 Accent 1" w:uiPriority="66" w:semiHidden="0" w:unhideWhenUsed="0"/>
+    <w:lsdException w:name="Medium Grid 1 Accent 1" w:uiPriority="67" w:semiHidden="0" w:unhideWhenUsed="0"/>
+    <w:lsdException w:name="Medium Grid 2 Accent 1" w:uiPriority="68" w:semiHidden="0" w:unhideWhenUsed="0"/>
+    <w:lsdException w:name="Medium Grid 3 Accent 1" w:uiPriority="69" w:semiHidden="0" w:unhideWhenUsed="0"/>
+    <w:lsdException w:name="Dark List Accent 1" w:uiPriority="70" w:semiHidden="0" w:unhideWhenUsed="0"/>
+    <w:lsdException w:name="Colorful Shading Accent 1" w:uiPriority="71" w:semiHidden="0" w:unhideWhenUsed="0"/>
+    <w:lsdException w:name="Colorful List Accent 1" w:uiPriority="72" w:semiHidden="0" w:unhideWhenUsed="0"/>
+    <w:lsdException w:name="Colorful Grid Accent 1" w:uiPriority="73" w:semiHidden="0" w:unhideWhenUsed="0"/>
+    <w:lsdException w:name="Light Shading Accent 2" w:uiPriority="60" w:semiHidden="0" w:unhideWhenUsed="0"/>
+    <w:lsdException w:name="Light List Accent 2" w:uiPriority="61" w:semiHidden="0" w:unhideWhenUsed="0"/>
+    <w:lsdException w:name="Light Grid Accent 2" w:uiPriority="62" w:semiHidden="0" w:unhideWhenUsed="0"/>
+    <w:lsdException w:name="Medium Shading 1 Accent 2" w:uiPriority="63" w:semiHidden="0" w:unhideWhenUsed="0"/>
+    <w:lsdException w:name="Medium Shading 2 Accent 2" w:uiPriority="64" w:semiHidden="0" w:unhideWhenUsed="0"/>
+    <w:lsdException w:name="Medium List 1 Accent 2" w:uiPriority="65" w:semiHidden="0" w:unhideWhenUsed="0"/>
+    <w:lsdException w:name="Medium List 2 Accent 2" w:uiPriority="66" w:semiHidden="0" w:unhideWhenUsed="0"/>
+    <w:lsdException w:name="Medium Grid 1 Accent 2" w:uiPriority="67" w:semiHidden="0" w:unhideWhenUsed="0"/>
+    <w:lsdException w:name="Medium Grid 2 Accent 2" w:uiPriority="68" w:semiHidden="0" w:unhideWhenUsed="0"/>
+    <w:lsdException w:name="Medium Grid 3 Accent 2" w:uiPriority="69" w:semiHidden="0" w:unhideWhenUsed="0"/>
+    <w:lsdException w:name="Dark List Accent 2" w:uiPriority="70" w:semiHidden="0" w:unhideWhenUsed="0"/>
+    <w:lsdException w:name="Colorful Shading Accent 2" w:uiPriority="71" w:semiHidden="0" w:unhideWhenUsed="0"/>
+    <w:lsdException w:name="Colorful List Accent 2" w:uiPriority="72" w:semiHidden="0" w:unhideWhenUsed="0"/>
+    <w:lsdException w:name="Colorful Grid Accent 2" w:uiPriority="73" w:semiHidden="0" w:unhideWhenUsed="0"/>
+    <w:lsdException w:name="Light Shading Accent 3" w:uiPriority="60" w:semiHidden="0" w:unhideWhenUsed="0"/>
+    <w:lsdException w:name="Light List Accent 3" w:uiPriority="61" w:semiHidden="0" w:unhideWhenUsed="0"/>
+    <w:lsdException w:name="Light Grid Accent 3" w:uiPriority="62" w:semiHidden="0" w:unhideWhenUsed="0"/>
+    <w:lsdException w:name="Medium Shading 1 Accent 3" w:uiPriority="63" w:semiHidden="0" w:unhideWhenUsed="0"/>
+    <w:lsdException w:name="Medium Shading 2 Accent 3" w:uiPriority="64" w:semiHidden="0" w:unhideWhenUsed="0"/>
+    <w:lsdException w:name="Medium List 1 Accent 3" w:uiPriority="65" w:semiHidden="0" w:unhideWhenUsed="0"/>
+    <w:lsdException w:name="Medium List 2 Accent 3" w:uiPriority="66" w:semiHidden="0" w:unhideWhenUsed="0"/>
+    <w:lsdException w:name="Medium Grid 1 Accent 3" w:uiPriority="67" w:semiHidden="0" w:unhideWhenUsed="0"/>
+    <w:lsdException w:name="Medium Grid 2 Accent 3" w:uiPriority="68" w:semiHidden="0" w:unhideWhenUsed="0"/>
+    <w:lsdException w:name="Medium Grid 3 Accent 3" w:uiPriority="69" w:semiHidden="0" w:unhideWhenUsed="0"/>
+    <w:lsdException w:name="Dark List Accent 3" w:uiPriority="70" w:semiHidden="0" w:unhideWhenUsed="0"/>
+    <w:lsdException w:name="Colorful Shading Accent 3" w:uiPriority="71" w:semiHidden="0" w:unhideWhenUsed="0"/>
+    <w:lsdException w:name="Colorful List Accent 3" w:uiPriority="72" w:semiHidden="0" w:unhideWhenUsed="0"/>
+    <w:lsdException w:name="Colorful Grid Accent 3" w:uiPriority="73" w:semiHidden="0" w:unhideWhenUsed="0"/>
+    <w:lsdException w:name="Light Shading Accent 4" w:uiPriority="60" w:semiHidden="0" w:unhideWhenUsed="0"/>
+    <w:lsdException w:name="Light List Accent 4" w:uiPriority="61" w:semiHidden="0" w:unhideWhenUsed="0"/>
+    <w:lsdException w:name="Light Grid Accent 4" w:uiPriority="62" w:semiHidden="0" w:unhideWhenUsed="0"/>
+    <w:lsdException w:name="Medium Shading 1 Accent 4" w:uiPriority="63" w:semiHidden="0" w:unhideWhenUsed="0"/>
+    <w:lsdException w:name="Medium Shading 2 Accent 4" w:uiPriority="64" w:semiHidden="0" w:unhideWhenUsed="0"/>
+    <w:lsdException w:name="Medium List 1 Accent 4" w:uiPriority="65" w:semiHidden="0" w:unhideWhenUsed="0"/>
+    <w:lsdException w:name="Medium List 2 Accent 4" w:uiPriority="66" w:semiHidden="0" w:unhideWhenUsed="0"/>
+    <w:lsdException w:name="Medium Grid 1 Accent 4" w:uiPriority="67" w:semiHidden="0" w:unhideWhenUsed="0"/>
+    <w:lsdException w:name="Medium Grid 2 Accent 4" w:uiPriority="68" w:semiHidden="0" w:unhideWhenUsed="0"/>
+    <w:lsdException w:name="Medium Grid 3 Accent 4" w:uiPriority="69" w:semiHidden="0" w:unhideWhenUsed="0"/>
+    <w:lsdException w:name="Dark List Accent 4" w:uiPriority="70" w:semiHidden="0" w:unhideWhenUsed="0"/>
+    <w:lsdException w:name="Colorful Shading Accent 4" w:uiPriority="71" w:semiHidden="0" w:unhideWhenUsed="0"/>
+    <w:lsdException w:name="Colorful List Accent 4" w:uiPriority="72" w:semiHidden="0" w:unhideWhenUsed="0"/>
+    <w:lsdException w:name="Colorful Grid Accent 4" w:uiPriority="73" w:semiHidden="0" w:unhideWhenUsed="0"/>
+    <w:lsdException w:name="Light Shading Accent 5" w:uiPriority="60" w:semiHidden="0" w:unhideWhenUsed="0"/>
+    <w:lsdException w:name="Light List Accent 5" w:uiPriority="61" w:semiHidden="0" w:unhideWhenUsed="0"/>
+    <w:lsdException w:name="Light Grid Accent 5" w:uiPriority="62" w:semiHidden="0" w:unhideWhenUsed="0"/>
+    <w:lsdException w:name="Medium Shading 1 Accent 5" w:uiPriority="63" w:semiHidden="0" w:unhideWhenUsed="0"/>
+    <w:lsdException w:name="Medium Shading 2 Accent 5" w:uiPriority="64" w:semiHidden="0" w:unhideWhenUsed="0"/>
+    <w:lsdException w:name="Medium List 1 Accent 5" w:uiPriority="65" w:semiHidden="0" w:unhideWhenUsed="0"/>
+    <w:lsdException w:name="Medium List 2 Accent 5" w:uiPriority="66" w:semiHidden="0" w:unhideWhenUsed="0"/>
+    <w:lsdException w:name="Medium Grid 1 Accent 5" w:uiPriority="67" w:semiHidden="0" w:unhideWhenUsed="0"/>
+    <w:lsdException w:name="Medium Grid 2 Accent 5" w:uiPriority="68" w:semiHidden="0" w:unhideWhenUsed="0"/>
+    <w:lsdException w:name="Medium Grid 3 Accent 5" w:uiPriority="69" w:semiHidden="0" w:unhideWhenUsed="0"/>
+    <w:lsdException w:name="Dark List Accent 5" w:uiPriority="70" w:semiHidden="0" w:unhideWhenUsed="0"/>
+    <w:lsdException w:name="Colorful Shading Accent 5" w:uiPriority="71" w:semiHidden="0" w:unhideWhenUsed="0"/>
+    <w:lsdException w:name="Colorful List Accent 5" w:uiPriority="72" w:semiHidden="0" w:unhideWhenUsed="0"/>
+    <w:lsdException w:name="Colorful Grid Accent 5" w:uiPriority="73" w:semiHidden="0" w:unhideWhenUsed="0"/>
+    <w:lsdException w:name="Light Shading Accent 6" w:uiPriority="60" w:semiHidden="0" w:unhideWhenUsed="0"/>
+    <w:lsdException w:name="Light List Accent 6" w:uiPriority="61" w:semiHidden="0" w:unhideWhenUsed="0"/>
+    <w:lsdException w:name="Light Grid Accent 6" w:uiPriority="62" w:semiHidden="0" w:unhideWhenUsed="0"/>
+    <w:lsdException w:name="Medium Shading 1 Accent 6" w:uiPriority="63" w:semiHidden="0" w:unhideWhenUsed="0"/>
+    <w:lsdException w:name="Medium Shading 2 Accent 6" w:uiPriority="64" w:semiHidden="0" w:unhideWhenUsed="0"/>
+    <w:lsdException w:name="Medium List 1 Accent 6" w:uiPriority="65" w:semiHidden="0" w:unhideWhenUsed="0"/>
+    <w:lsdException w:name="Medium List 2 Accent 6" w:uiPriority="66" w:semiHidden="0" w:unhideWhenUsed="0"/>
+    <w:lsdException w:name="Medium Grid 1 Accent 6" w:uiPriority="67" w:semiHidden="0" w:unhideWhenUsed="0"/>
+    <w:lsdException w:name="Medium Grid 2 Accent 6" w:uiPriority="68" w:semiHidden="0" w:unhideWhenUsed="0"/>
+    <w:lsdException w:name="Medium Grid 3 Accent 6" w:uiPriority="69" w:semiHidden="0" w:unhideWhenUsed="0"/>
+    <w:lsdException w:name="Dark List Accent 6" w:uiPriority="70" w:semiHidden="0" w:unhideWhenUsed="0"/>
+    <w:lsdException w:name="Colorful Shading Accent 6" w:uiPriority="71" w:semiHidden="0" w:unhideWhenUsed="0"/>
+    <w:lsdException w:name="Colorful List Accent 6" w:uiPriority="72" w:semiHidden="0" w:unhideWhenUsed="0"/>
+    <w:lsdException w:name="Colorful Grid Accent 6" w:uiPriority="73" w:semiHidden="0" w:unhideWhenUsed="0"/>
+    <w:lsdException w:name="Subtle Emphasis" w:uiPriority="19" w:semiHidden="0" w:unhideWhenUsed="0" w:qFormat="1"/>
+    <w:lsdException w:name="Intense Emphasis" w:uiPriority="21" w:semiHidden="0" w:unhideWhenUsed="0" w:qFormat="1"/>
+    <w:lsdException w:name="Subtle Reference" w:uiPriority="31" w:semiHidden="0" w:unhideWhenUsed="0" w:qFormat="1"/>
+    <w:lsdException w:name="Intense Reference" w:uiPriority="32" w:semiHidden="0" w:unhideWhenUsed="0" w:qFormat="1"/>
+    <w:lsdException w:name="Book Title" w:uiPriority="33" w:semiHidden="0" w:unhideWhenUsed="0" w:qFormat="1"/>
     <w:lsdException w:name="Bibliography" w:uiPriority="37"/>
     <w:lsdException w:name="TOC Heading" w:uiPriority="39" w:qFormat="1"/>
   </w:latentStyles>
-  <w:style w:type="paragraph" w:default="1" w:styleId="Normal">
+  <w:style w:type="paragraph" w:styleId="Normal" w:default="1">
     <w:name w:val="Normal"/>
     <w:qFormat/>
     <w:rsid w:val="00FC693F"/>
@@ -1019,7 +1041,7 @@
       <w:spacing w:after="0" w:line="240" w:lineRule="auto"/>
     </w:pPr>
   </w:style>
-  <w:style w:type="character" w:customStyle="1" w:styleId="HeaderChar">
+  <w:style w:type="character" w:styleId="HeaderChar" w:customStyle="1">
     <w:name w:val="Header Char"/>
     <w:basedOn w:val="DefaultParagraphFont"/>
     <w:link w:val="Header"/>
@@ -1041,7 +1063,7 @@
       <w:spacing w:after="0" w:line="240" w:lineRule="auto"/>
     </w:pPr>
   </w:style>
-  <w:style w:type="character" w:customStyle="1" w:styleId="FooterChar">
+  <w:style w:type="character" w:styleId="FooterChar" w:customStyle="1">
     <w:name w:val="Footer Char"/>
     <w:basedOn w:val="DefaultParagraphFont"/>
     <w:link w:val="Footer"/>
@@ -1063,7 +1085,7 @@
       <w:outlineLvl w:val="0"/>
     </w:pPr>
     <w:rPr>
-      <w:rFonts w:asciiTheme="majorHAnsi" w:eastAsiaTheme="majorEastAsia" w:hAnsiTheme="majorHAnsi" w:cstheme="majorBidi" w:ascii="Aptos Display" w:hAnsi="Aptos Display"/>
+      <w:rFonts w:ascii="Aptos Display" w:hAnsi="Aptos Display" w:asciiTheme="majorHAnsi" w:hAnsiTheme="majorHAnsi" w:eastAsiaTheme="majorEastAsia" w:cstheme="majorBidi"/>
       <w:b/>
       <w:bCs/>
       <w:color w:val="0B3D2E"/>
@@ -1087,7 +1109,7 @@
       <w:outlineLvl w:val="1"/>
     </w:pPr>
     <w:rPr>
-      <w:rFonts w:asciiTheme="majorHAnsi" w:eastAsiaTheme="majorEastAsia" w:hAnsiTheme="majorHAnsi" w:cstheme="majorBidi" w:ascii="Aptos" w:hAnsi="Aptos"/>
+      <w:rFonts w:ascii="Aptos" w:hAnsi="Aptos" w:asciiTheme="majorHAnsi" w:hAnsiTheme="majorHAnsi" w:eastAsiaTheme="majorEastAsia" w:cstheme="majorBidi"/>
       <w:b/>
       <w:bCs/>
       <w:color w:val="007A53"/>
@@ -1111,7 +1133,7 @@
       <w:outlineLvl w:val="2"/>
     </w:pPr>
     <w:rPr>
-      <w:rFonts w:asciiTheme="majorHAnsi" w:eastAsiaTheme="majorEastAsia" w:hAnsiTheme="majorHAnsi" w:cstheme="majorBidi" w:ascii="Aptos" w:hAnsi="Aptos"/>
+      <w:rFonts w:ascii="Aptos" w:hAnsi="Aptos" w:asciiTheme="majorHAnsi" w:hAnsiTheme="majorHAnsi" w:eastAsiaTheme="majorEastAsia" w:cstheme="majorBidi"/>
       <w:b/>
       <w:bCs/>
       <w:color w:val="1F2933"/>
@@ -1135,7 +1157,7 @@
       <w:outlineLvl w:val="3"/>
     </w:pPr>
     <w:rPr>
-      <w:rFonts w:asciiTheme="majorHAnsi" w:eastAsiaTheme="majorEastAsia" w:hAnsiTheme="majorHAnsi" w:cstheme="majorBidi"/>
+      <w:rFonts w:asciiTheme="majorHAnsi" w:hAnsiTheme="majorHAnsi" w:eastAsiaTheme="majorEastAsia" w:cstheme="majorBidi"/>
       <w:b/>
       <w:bCs/>
       <w:i/>
@@ -1160,7 +1182,7 @@
       <w:outlineLvl w:val="4"/>
     </w:pPr>
     <w:rPr>
-      <w:rFonts w:asciiTheme="majorHAnsi" w:eastAsiaTheme="majorEastAsia" w:hAnsiTheme="majorHAnsi" w:cstheme="majorBidi"/>
+      <w:rFonts w:asciiTheme="majorHAnsi" w:hAnsiTheme="majorHAnsi" w:eastAsiaTheme="majorEastAsia" w:cstheme="majorBidi"/>
       <w:color w:val="243F60" w:themeColor="accent1" w:themeShade="7F"/>
     </w:rPr>
   </w:style>
@@ -1181,7 +1203,7 @@
       <w:outlineLvl w:val="5"/>
     </w:pPr>
     <w:rPr>
-      <w:rFonts w:asciiTheme="majorHAnsi" w:eastAsiaTheme="majorEastAsia" w:hAnsiTheme="majorHAnsi" w:cstheme="majorBidi"/>
+      <w:rFonts w:asciiTheme="majorHAnsi" w:hAnsiTheme="majorHAnsi" w:eastAsiaTheme="majorEastAsia" w:cstheme="majorBidi"/>
       <w:i/>
       <w:iCs/>
       <w:color w:val="243F60" w:themeColor="accent1" w:themeShade="7F"/>
@@ -1204,7 +1226,7 @@
       <w:outlineLvl w:val="6"/>
     </w:pPr>
     <w:rPr>
-      <w:rFonts w:asciiTheme="majorHAnsi" w:eastAsiaTheme="majorEastAsia" w:hAnsiTheme="majorHAnsi" w:cstheme="majorBidi"/>
+      <w:rFonts w:asciiTheme="majorHAnsi" w:hAnsiTheme="majorHAnsi" w:eastAsiaTheme="majorEastAsia" w:cstheme="majorBidi"/>
       <w:i/>
       <w:iCs/>
       <w:color w:val="404040" w:themeColor="text1" w:themeTint="BF"/>
@@ -1227,7 +1249,7 @@
       <w:outlineLvl w:val="7"/>
     </w:pPr>
     <w:rPr>
-      <w:rFonts w:asciiTheme="majorHAnsi" w:eastAsiaTheme="majorEastAsia" w:hAnsiTheme="majorHAnsi" w:cstheme="majorBidi"/>
+      <w:rFonts w:asciiTheme="majorHAnsi" w:hAnsiTheme="majorHAnsi" w:eastAsiaTheme="majorEastAsia" w:cstheme="majorBidi"/>
       <w:color w:val="4F81BD" w:themeColor="accent1"/>
       <w:sz w:val="20"/>
       <w:szCs w:val="20"/>
@@ -1250,7 +1272,7 @@
       <w:outlineLvl w:val="8"/>
     </w:pPr>
     <w:rPr>
-      <w:rFonts w:asciiTheme="majorHAnsi" w:eastAsiaTheme="majorEastAsia" w:hAnsiTheme="majorHAnsi" w:cstheme="majorBidi"/>
+      <w:rFonts w:asciiTheme="majorHAnsi" w:hAnsiTheme="majorHAnsi" w:eastAsiaTheme="majorEastAsia" w:cstheme="majorBidi"/>
       <w:i/>
       <w:iCs/>
       <w:color w:val="404040" w:themeColor="text1" w:themeTint="BF"/>
@@ -1258,13 +1280,13 @@
       <w:szCs w:val="20"/>
     </w:rPr>
   </w:style>
-  <w:style w:type="character" w:default="1" w:styleId="DefaultParagraphFont">
+  <w:style w:type="character" w:styleId="DefaultParagraphFont" w:default="1">
     <w:name w:val="Default Paragraph Font"/>
     <w:uiPriority w:val="1"/>
     <w:semiHidden/>
     <w:unhideWhenUsed/>
   </w:style>
-  <w:style w:type="table" w:default="1" w:styleId="TableNormal">
+  <w:style w:type="table" w:styleId="TableNormal" w:default="1">
     <w:name w:val="Normal Table"/>
     <w:uiPriority w:val="99"/>
     <w:semiHidden/>
@@ -1279,7 +1301,7 @@
       </w:tblCellMar>
     </w:tblPr>
   </w:style>
-  <w:style w:type="numbering" w:default="1" w:styleId="NoList">
+  <w:style w:type="numbering" w:styleId="NoList" w:default="1">
     <w:name w:val="No List"/>
     <w:uiPriority w:val="99"/>
     <w:semiHidden/>
@@ -1294,14 +1316,14 @@
       <w:spacing w:after="0" w:line="240" w:lineRule="auto"/>
     </w:pPr>
   </w:style>
-  <w:style w:type="character" w:customStyle="1" w:styleId="Heading1Char">
+  <w:style w:type="character" w:styleId="Heading1Char" w:customStyle="1">
     <w:name w:val="Heading 1 Char"/>
     <w:basedOn w:val="DefaultParagraphFont"/>
     <w:link w:val="Heading1"/>
     <w:uiPriority w:val="9"/>
     <w:rsid w:val="00FC693F"/>
     <w:rPr>
-      <w:rFonts w:asciiTheme="majorHAnsi" w:eastAsiaTheme="majorEastAsia" w:hAnsiTheme="majorHAnsi" w:cstheme="majorBidi"/>
+      <w:rFonts w:asciiTheme="majorHAnsi" w:hAnsiTheme="majorHAnsi" w:eastAsiaTheme="majorEastAsia" w:cstheme="majorBidi"/>
       <w:b/>
       <w:bCs/>
       <w:color w:val="365F91" w:themeColor="accent1" w:themeShade="BF"/>
@@ -1309,14 +1331,14 @@
       <w:szCs w:val="28"/>
     </w:rPr>
   </w:style>
-  <w:style w:type="character" w:customStyle="1" w:styleId="Heading2Char">
+  <w:style w:type="character" w:styleId="Heading2Char" w:customStyle="1">
     <w:name w:val="Heading 2 Char"/>
     <w:basedOn w:val="DefaultParagraphFont"/>
     <w:link w:val="Heading2"/>
     <w:uiPriority w:val="9"/>
     <w:rsid w:val="00FC693F"/>
     <w:rPr>
-      <w:rFonts w:asciiTheme="majorHAnsi" w:eastAsiaTheme="majorEastAsia" w:hAnsiTheme="majorHAnsi" w:cstheme="majorBidi"/>
+      <w:rFonts w:asciiTheme="majorHAnsi" w:hAnsiTheme="majorHAnsi" w:eastAsiaTheme="majorEastAsia" w:cstheme="majorBidi"/>
       <w:b/>
       <w:bCs/>
       <w:color w:val="4F81BD" w:themeColor="accent1"/>
@@ -1324,14 +1346,14 @@
       <w:szCs w:val="26"/>
     </w:rPr>
   </w:style>
-  <w:style w:type="character" w:customStyle="1" w:styleId="Heading3Char">
+  <w:style w:type="character" w:styleId="Heading3Char" w:customStyle="1">
     <w:name w:val="Heading 3 Char"/>
     <w:basedOn w:val="DefaultParagraphFont"/>
     <w:link w:val="Heading3"/>
     <w:uiPriority w:val="9"/>
     <w:rsid w:val="00FC693F"/>
     <w:rPr>
-      <w:rFonts w:asciiTheme="majorHAnsi" w:eastAsiaTheme="majorEastAsia" w:hAnsiTheme="majorHAnsi" w:cstheme="majorBidi"/>
+      <w:rFonts w:asciiTheme="majorHAnsi" w:hAnsiTheme="majorHAnsi" w:eastAsiaTheme="majorEastAsia" w:cstheme="majorBidi"/>
       <w:b/>
       <w:bCs/>
       <w:color w:val="4F81BD" w:themeColor="accent1"/>
@@ -1347,13 +1369,13 @@
     <w:rsid w:val="00FC693F"/>
     <w:pPr>
       <w:pBdr>
-        <w:bottom w:val="single" w:sz="8" w:space="4" w:color="4F81BD" w:themeColor="accent1"/>
+        <w:bottom w:val="single" w:color="4F81BD" w:themeColor="accent1" w:sz="8" w:space="4"/>
       </w:pBdr>
       <w:spacing w:after="300" w:line="240" w:lineRule="auto"/>
       <w:contextualSpacing/>
     </w:pPr>
     <w:rPr>
-      <w:rFonts w:asciiTheme="majorHAnsi" w:eastAsiaTheme="majorEastAsia" w:hAnsiTheme="majorHAnsi" w:cstheme="majorBidi" w:ascii="Aptos Display" w:hAnsi="Aptos Display"/>
+      <w:rFonts w:ascii="Aptos Display" w:hAnsi="Aptos Display" w:asciiTheme="majorHAnsi" w:hAnsiTheme="majorHAnsi" w:eastAsiaTheme="majorEastAsia" w:cstheme="majorBidi"/>
       <w:b/>
       <w:color w:val="0B3D2E"/>
       <w:spacing w:val="5"/>
@@ -1362,14 +1384,14 @@
       <w:szCs w:val="52"/>
     </w:rPr>
   </w:style>
-  <w:style w:type="character" w:customStyle="1" w:styleId="TitleChar">
+  <w:style w:type="character" w:styleId="TitleChar" w:customStyle="1">
     <w:name w:val="Title Char"/>
     <w:basedOn w:val="DefaultParagraphFont"/>
     <w:link w:val="Title"/>
     <w:uiPriority w:val="10"/>
     <w:rsid w:val="00FC693F"/>
     <w:rPr>
-      <w:rFonts w:asciiTheme="majorHAnsi" w:eastAsiaTheme="majorEastAsia" w:hAnsiTheme="majorHAnsi" w:cstheme="majorBidi"/>
+      <w:rFonts w:asciiTheme="majorHAnsi" w:hAnsiTheme="majorHAnsi" w:eastAsiaTheme="majorEastAsia" w:cstheme="majorBidi"/>
       <w:color w:val="17365D" w:themeColor="text2" w:themeShade="BF"/>
       <w:spacing w:val="5"/>
       <w:kern w:val="28"/>
@@ -1391,7 +1413,7 @@
       </w:numPr>
     </w:pPr>
     <w:rPr>
-      <w:rFonts w:asciiTheme="majorHAnsi" w:eastAsiaTheme="majorEastAsia" w:hAnsiTheme="majorHAnsi" w:cstheme="majorBidi"/>
+      <w:rFonts w:asciiTheme="majorHAnsi" w:hAnsiTheme="majorHAnsi" w:eastAsiaTheme="majorEastAsia" w:cstheme="majorBidi"/>
       <w:i/>
       <w:iCs/>
       <w:color w:val="4F81BD" w:themeColor="accent1"/>
@@ -1400,14 +1422,14 @@
       <w:szCs w:val="24"/>
     </w:rPr>
   </w:style>
-  <w:style w:type="character" w:customStyle="1" w:styleId="SubtitleChar">
+  <w:style w:type="character" w:styleId="SubtitleChar" w:customStyle="1">
     <w:name w:val="Subtitle Char"/>
     <w:basedOn w:val="DefaultParagraphFont"/>
     <w:link w:val="Subtitle"/>
     <w:uiPriority w:val="11"/>
     <w:rsid w:val="00FC693F"/>
     <w:rPr>
-      <w:rFonts w:asciiTheme="majorHAnsi" w:eastAsiaTheme="majorEastAsia" w:hAnsiTheme="majorHAnsi" w:cstheme="majorBidi"/>
+      <w:rFonts w:asciiTheme="majorHAnsi" w:hAnsiTheme="majorHAnsi" w:eastAsiaTheme="majorEastAsia" w:cstheme="majorBidi"/>
       <w:i/>
       <w:iCs/>
       <w:color w:val="4F81BD" w:themeColor="accent1"/>
@@ -1438,7 +1460,7 @@
       <w:spacing w:after="120"/>
     </w:pPr>
   </w:style>
-  <w:style w:type="character" w:customStyle="1" w:styleId="BodyTextChar">
+  <w:style w:type="character" w:styleId="BodyTextChar" w:customStyle="1">
     <w:name w:val="Body Text Char"/>
     <w:basedOn w:val="DefaultParagraphFont"/>
     <w:link w:val="BodyText"/>
@@ -1456,7 +1478,7 @@
       <w:spacing w:after="120" w:line="480" w:lineRule="auto"/>
     </w:pPr>
   </w:style>
-  <w:style w:type="character" w:customStyle="1" w:styleId="BodyText2Char">
+  <w:style w:type="character" w:styleId="BodyText2Char" w:customStyle="1">
     <w:name w:val="Body Text 2 Char"/>
     <w:basedOn w:val="DefaultParagraphFont"/>
     <w:link w:val="BodyText2"/>
@@ -1478,7 +1500,7 @@
       <w:szCs w:val="16"/>
     </w:rPr>
   </w:style>
-  <w:style w:type="character" w:customStyle="1" w:styleId="BodyText3Char">
+  <w:style w:type="character" w:styleId="BodyText3Char" w:customStyle="1">
     <w:name w:val="Body Text 3 Char"/>
     <w:basedOn w:val="DefaultParagraphFont"/>
     <w:link w:val="BodyText3"/>
@@ -1659,7 +1681,7 @@
       <w:szCs w:val="20"/>
     </w:rPr>
   </w:style>
-  <w:style w:type="character" w:customStyle="1" w:styleId="MacroTextChar">
+  <w:style w:type="character" w:styleId="MacroTextChar" w:customStyle="1">
     <w:name w:val="Macro Text Char"/>
     <w:basedOn w:val="DefaultParagraphFont"/>
     <w:link w:val="MacroText"/>
@@ -1685,7 +1707,7 @@
       <w:color w:val="000000" w:themeColor="text1"/>
     </w:rPr>
   </w:style>
-  <w:style w:type="character" w:customStyle="1" w:styleId="QuoteChar">
+  <w:style w:type="character" w:styleId="QuoteChar" w:customStyle="1">
     <w:name w:val="Quote Char"/>
     <w:basedOn w:val="DefaultParagraphFont"/>
     <w:link w:val="Quote"/>
@@ -1697,7 +1719,7 @@
       <w:color w:val="000000" w:themeColor="text1"/>
     </w:rPr>
   </w:style>
-  <w:style w:type="character" w:customStyle="1" w:styleId="Heading4Char">
+  <w:style w:type="character" w:styleId="Heading4Char" w:customStyle="1">
     <w:name w:val="Heading 4 Char"/>
     <w:basedOn w:val="DefaultParagraphFont"/>
     <w:link w:val="Heading4"/>
@@ -1705,7 +1727,7 @@
     <w:semiHidden/>
     <w:rsid w:val="00FC693F"/>
     <w:rPr>
-      <w:rFonts w:asciiTheme="majorHAnsi" w:eastAsiaTheme="majorEastAsia" w:hAnsiTheme="majorHAnsi" w:cstheme="majorBidi"/>
+      <w:rFonts w:asciiTheme="majorHAnsi" w:hAnsiTheme="majorHAnsi" w:eastAsiaTheme="majorEastAsia" w:cstheme="majorBidi"/>
       <w:b/>
       <w:bCs/>
       <w:i/>
@@ -1713,7 +1735,7 @@
       <w:color w:val="4F81BD" w:themeColor="accent1"/>
     </w:rPr>
   </w:style>
-  <w:style w:type="character" w:customStyle="1" w:styleId="Heading5Char">
+  <w:style w:type="character" w:styleId="Heading5Char" w:customStyle="1">
     <w:name w:val="Heading 5 Char"/>
     <w:basedOn w:val="DefaultParagraphFont"/>
     <w:link w:val="Heading5"/>
@@ -1721,11 +1743,11 @@
     <w:semiHidden/>
     <w:rsid w:val="00FC693F"/>
     <w:rPr>
-      <w:rFonts w:asciiTheme="majorHAnsi" w:eastAsiaTheme="majorEastAsia" w:hAnsiTheme="majorHAnsi" w:cstheme="majorBidi"/>
+      <w:rFonts w:asciiTheme="majorHAnsi" w:hAnsiTheme="majorHAnsi" w:eastAsiaTheme="majorEastAsia" w:cstheme="majorBidi"/>
       <w:color w:val="243F60" w:themeColor="accent1" w:themeShade="7F"/>
     </w:rPr>
   </w:style>
-  <w:style w:type="character" w:customStyle="1" w:styleId="Heading6Char">
+  <w:style w:type="character" w:styleId="Heading6Char" w:customStyle="1">
     <w:name w:val="Heading 6 Char"/>
     <w:basedOn w:val="DefaultParagraphFont"/>
     <w:link w:val="Heading6"/>
@@ -1733,13 +1755,13 @@
     <w:semiHidden/>
     <w:rsid w:val="00FC693F"/>
     <w:rPr>
-      <w:rFonts w:asciiTheme="majorHAnsi" w:eastAsiaTheme="majorEastAsia" w:hAnsiTheme="majorHAnsi" w:cstheme="majorBidi"/>
+      <w:rFonts w:asciiTheme="majorHAnsi" w:hAnsiTheme="majorHAnsi" w:eastAsiaTheme="majorEastAsia" w:cstheme="majorBidi"/>
       <w:i/>
       <w:iCs/>
       <w:color w:val="243F60" w:themeColor="accent1" w:themeShade="7F"/>
     </w:rPr>
   </w:style>
-  <w:style w:type="character" w:customStyle="1" w:styleId="Heading7Char">
+  <w:style w:type="character" w:styleId="Heading7Char" w:customStyle="1">
     <w:name w:val="Heading 7 Char"/>
     <w:basedOn w:val="DefaultParagraphFont"/>
     <w:link w:val="Heading7"/>
@@ -1747,13 +1769,13 @@
     <w:semiHidden/>
     <w:rsid w:val="00FC693F"/>
     <w:rPr>
-      <w:rFonts w:asciiTheme="majorHAnsi" w:eastAsiaTheme="majorEastAsia" w:hAnsiTheme="majorHAnsi" w:cstheme="majorBidi"/>
+      <w:rFonts w:asciiTheme="majorHAnsi" w:hAnsiTheme="majorHAnsi" w:eastAsiaTheme="majorEastAsia" w:cstheme="majorBidi"/>
       <w:i/>
       <w:iCs/>
       <w:color w:val="404040" w:themeColor="text1" w:themeTint="BF"/>
     </w:rPr>
   </w:style>
-  <w:style w:type="character" w:customStyle="1" w:styleId="Heading8Char">
+  <w:style w:type="character" w:styleId="Heading8Char" w:customStyle="1">
     <w:name w:val="Heading 8 Char"/>
     <w:basedOn w:val="DefaultParagraphFont"/>
     <w:link w:val="Heading8"/>
@@ -1761,13 +1783,13 @@
     <w:semiHidden/>
     <w:rsid w:val="00FC693F"/>
     <w:rPr>
-      <w:rFonts w:asciiTheme="majorHAnsi" w:eastAsiaTheme="majorEastAsia" w:hAnsiTheme="majorHAnsi" w:cstheme="majorBidi"/>
+      <w:rFonts w:asciiTheme="majorHAnsi" w:hAnsiTheme="majorHAnsi" w:eastAsiaTheme="majorEastAsia" w:cstheme="majorBidi"/>
       <w:color w:val="4F81BD" w:themeColor="accent1"/>
       <w:sz w:val="20"/>
       <w:szCs w:val="20"/>
     </w:rPr>
   </w:style>
-  <w:style w:type="character" w:customStyle="1" w:styleId="Heading9Char">
+  <w:style w:type="character" w:styleId="Heading9Char" w:customStyle="1">
     <w:name w:val="Heading 9 Char"/>
     <w:basedOn w:val="DefaultParagraphFont"/>
     <w:link w:val="Heading9"/>
@@ -1775,7 +1797,7 @@
     <w:semiHidden/>
     <w:rsid w:val="00FC693F"/>
     <w:rPr>
-      <w:rFonts w:asciiTheme="majorHAnsi" w:eastAsiaTheme="majorEastAsia" w:hAnsiTheme="majorHAnsi" w:cstheme="majorBidi"/>
+      <w:rFonts w:asciiTheme="majorHAnsi" w:hAnsiTheme="majorHAnsi" w:eastAsiaTheme="majorEastAsia" w:cstheme="majorBidi"/>
       <w:i/>
       <w:iCs/>
       <w:color w:val="404040" w:themeColor="text1" w:themeTint="BF"/>
@@ -1835,7 +1857,7 @@
     <w:rsid w:val="00FC693F"/>
     <w:pPr>
       <w:pBdr>
-        <w:bottom w:val="single" w:sz="4" w:space="4" w:color="4F81BD" w:themeColor="accent1"/>
+        <w:bottom w:val="single" w:color="4F81BD" w:themeColor="accent1" w:sz="4" w:space="4"/>
       </w:pBdr>
       <w:spacing w:before="200" w:after="280"/>
       <w:ind w:left="936" w:right="936"/>
@@ -1848,7 +1870,7 @@
       <w:color w:val="4F81BD" w:themeColor="accent1"/>
     </w:rPr>
   </w:style>
-  <w:style w:type="character" w:customStyle="1" w:styleId="IntenseQuoteChar">
+  <w:style w:type="character" w:styleId="IntenseQuoteChar" w:customStyle="1">
     <w:name w:val="Intense Quote Char"/>
     <w:basedOn w:val="DefaultParagraphFont"/>
     <w:link w:val="IntenseQuote"/>
@@ -1952,12 +1974,12 @@
     <w:tblPr>
       <w:tblInd w:w="0" w:type="dxa"/>
       <w:tblBorders>
-        <w:top w:val="single" w:sz="4" w:space="0" w:color="auto"/>
-        <w:left w:val="single" w:sz="4" w:space="0" w:color="auto"/>
-        <w:bottom w:val="single" w:sz="4" w:space="0" w:color="auto"/>
-        <w:right w:val="single" w:sz="4" w:space="0" w:color="auto"/>
-        <w:insideH w:val="single" w:sz="4" w:space="0" w:color="auto"/>
-        <w:insideV w:val="single" w:sz="4" w:space="0" w:color="auto"/>
+        <w:top w:val="single" w:color="auto" w:sz="4" w:space="0"/>
+        <w:left w:val="single" w:color="auto" w:sz="4" w:space="0"/>
+        <w:bottom w:val="single" w:color="auto" w:sz="4" w:space="0"/>
+        <w:right w:val="single" w:color="auto" w:sz="4" w:space="0"/>
+        <w:insideH w:val="single" w:color="auto" w:sz="4" w:space="0"/>
+        <w:insideV w:val="single" w:color="auto" w:sz="4" w:space="0"/>
       </w:tblBorders>
       <w:tblCellMar>
         <w:top w:w="0" w:type="dxa"/>
@@ -1983,8 +2005,8 @@
       <w:tblStyleColBandSize w:val="1"/>
       <w:tblInd w:w="0" w:type="dxa"/>
       <w:tblBorders>
-        <w:top w:val="single" w:sz="8" w:space="0" w:color="000000" w:themeColor="text1"/>
-        <w:bottom w:val="single" w:sz="8" w:space="0" w:color="000000" w:themeColor="text1"/>
+        <w:top w:val="single" w:color="000000" w:themeColor="text1" w:sz="8" w:space="0"/>
+        <w:bottom w:val="single" w:color="000000" w:themeColor="text1" w:sz="8" w:space="0"/>
       </w:tblBorders>
       <w:tblCellMar>
         <w:top w:w="0" w:type="dxa"/>
@@ -2004,9 +2026,9 @@
       <w:tblPr/>
       <w:tcPr>
         <w:tcBorders>
-          <w:top w:val="single" w:sz="8" w:space="0" w:color="000000" w:themeColor="text1"/>
-          <w:left w:val="nil"/>
-          <w:bottom w:val="single" w:sz="8" w:space="0" w:color="000000" w:themeColor="text1"/>
+          <w:top w:val="single" w:color="000000" w:themeColor="text1" w:sz="8" w:space="0"/>
+          <w:left w:val="nil"/>
+          <w:bottom w:val="single" w:color="000000" w:themeColor="text1" w:sz="8" w:space="0"/>
           <w:right w:val="nil"/>
           <w:insideH w:val="nil"/>
           <w:insideV w:val="nil"/>
@@ -2024,9 +2046,9 @@
       <w:tblPr/>
       <w:tcPr>
         <w:tcBorders>
-          <w:top w:val="single" w:sz="8" w:space="0" w:color="000000" w:themeColor="text1"/>
-          <w:left w:val="nil"/>
-          <w:bottom w:val="single" w:sz="8" w:space="0" w:color="000000" w:themeColor="text1"/>
+          <w:top w:val="single" w:color="000000" w:themeColor="text1" w:sz="8" w:space="0"/>
+          <w:left w:val="nil"/>
+          <w:bottom w:val="single" w:color="000000" w:themeColor="text1" w:sz="8" w:space="0"/>
           <w:right w:val="nil"/>
           <w:insideH w:val="nil"/>
           <w:insideV w:val="nil"/>
@@ -2086,8 +2108,8 @@
       <w:tblStyleColBandSize w:val="1"/>
       <w:tblInd w:w="0" w:type="dxa"/>
       <w:tblBorders>
-        <w:top w:val="single" w:sz="8" w:space="0" w:color="4F81BD" w:themeColor="accent1"/>
-        <w:bottom w:val="single" w:sz="8" w:space="0" w:color="4F81BD" w:themeColor="accent1"/>
+        <w:top w:val="single" w:color="4F81BD" w:themeColor="accent1" w:sz="8" w:space="0"/>
+        <w:bottom w:val="single" w:color="4F81BD" w:themeColor="accent1" w:sz="8" w:space="0"/>
       </w:tblBorders>
       <w:tblCellMar>
         <w:top w:w="0" w:type="dxa"/>
@@ -2107,9 +2129,9 @@
       <w:tblPr/>
       <w:tcPr>
         <w:tcBorders>
-          <w:top w:val="single" w:sz="8" w:space="0" w:color="4F81BD" w:themeColor="accent1"/>
-          <w:left w:val="nil"/>
-          <w:bottom w:val="single" w:sz="8" w:space="0" w:color="4F81BD" w:themeColor="accent1"/>
+          <w:top w:val="single" w:color="4F81BD" w:themeColor="accent1" w:sz="8" w:space="0"/>
+          <w:left w:val="nil"/>
+          <w:bottom w:val="single" w:color="4F81BD" w:themeColor="accent1" w:sz="8" w:space="0"/>
           <w:right w:val="nil"/>
           <w:insideH w:val="nil"/>
           <w:insideV w:val="nil"/>
@@ -2127,9 +2149,9 @@
       <w:tblPr/>
       <w:tcPr>
         <w:tcBorders>
-          <w:top w:val="single" w:sz="8" w:space="0" w:color="4F81BD" w:themeColor="accent1"/>
-          <w:left w:val="nil"/>
-          <w:bottom w:val="single" w:sz="8" w:space="0" w:color="4F81BD" w:themeColor="accent1"/>
+          <w:top w:val="single" w:color="4F81BD" w:themeColor="accent1" w:sz="8" w:space="0"/>
+          <w:left w:val="nil"/>
+          <w:bottom w:val="single" w:color="4F81BD" w:themeColor="accent1" w:sz="8" w:space="0"/>
           <w:right w:val="nil"/>
           <w:insideH w:val="nil"/>
           <w:insideV w:val="nil"/>
@@ -2189,8 +2211,8 @@
       <w:tblStyleColBandSize w:val="1"/>
       <w:tblInd w:w="0" w:type="dxa"/>
       <w:tblBorders>
-        <w:top w:val="single" w:sz="8" w:space="0" w:color="C0504D" w:themeColor="accent2"/>
-        <w:bottom w:val="single" w:sz="8" w:space="0" w:color="C0504D" w:themeColor="accent2"/>
+        <w:top w:val="single" w:color="C0504D" w:themeColor="accent2" w:sz="8" w:space="0"/>
+        <w:bottom w:val="single" w:color="C0504D" w:themeColor="accent2" w:sz="8" w:space="0"/>
       </w:tblBorders>
       <w:tblCellMar>
         <w:top w:w="0" w:type="dxa"/>
@@ -2210,9 +2232,9 @@
       <w:tblPr/>
       <w:tcPr>
         <w:tcBorders>
-          <w:top w:val="single" w:sz="8" w:space="0" w:color="C0504D" w:themeColor="accent2"/>
-          <w:left w:val="nil"/>
-          <w:bottom w:val="single" w:sz="8" w:space="0" w:color="C0504D" w:themeColor="accent2"/>
+          <w:top w:val="single" w:color="C0504D" w:themeColor="accent2" w:sz="8" w:space="0"/>
+          <w:left w:val="nil"/>
+          <w:bottom w:val="single" w:color="C0504D" w:themeColor="accent2" w:sz="8" w:space="0"/>
           <w:right w:val="nil"/>
           <w:insideH w:val="nil"/>
           <w:insideV w:val="nil"/>
@@ -2230,9 +2252,9 @@
       <w:tblPr/>
       <w:tcPr>
         <w:tcBorders>
-          <w:top w:val="single" w:sz="8" w:space="0" w:color="C0504D" w:themeColor="accent2"/>
-          <w:left w:val="nil"/>
-          <w:bottom w:val="single" w:sz="8" w:space="0" w:color="C0504D" w:themeColor="accent2"/>
+          <w:top w:val="single" w:color="C0504D" w:themeColor="accent2" w:sz="8" w:space="0"/>
+          <w:left w:val="nil"/>
+          <w:bottom w:val="single" w:color="C0504D" w:themeColor="accent2" w:sz="8" w:space="0"/>
           <w:right w:val="nil"/>
           <w:insideH w:val="nil"/>
           <w:insideV w:val="nil"/>
@@ -2292,8 +2314,8 @@
       <w:tblStyleColBandSize w:val="1"/>
       <w:tblInd w:w="0" w:type="dxa"/>
       <w:tblBorders>
-        <w:top w:val="single" w:sz="8" w:space="0" w:color="9BBB59" w:themeColor="accent3"/>
-        <w:bottom w:val="single" w:sz="8" w:space="0" w:color="9BBB59" w:themeColor="accent3"/>
+        <w:top w:val="single" w:color="9BBB59" w:themeColor="accent3" w:sz="8" w:space="0"/>
+        <w:bottom w:val="single" w:color="9BBB59" w:themeColor="accent3" w:sz="8" w:space="0"/>
       </w:tblBorders>
       <w:tblCellMar>
         <w:top w:w="0" w:type="dxa"/>
@@ -2313,9 +2335,9 @@
       <w:tblPr/>
       <w:tcPr>
         <w:tcBorders>
-          <w:top w:val="single" w:sz="8" w:space="0" w:color="9BBB59" w:themeColor="accent3"/>
-          <w:left w:val="nil"/>
-          <w:bottom w:val="single" w:sz="8" w:space="0" w:color="9BBB59" w:themeColor="accent3"/>
+          <w:top w:val="single" w:color="9BBB59" w:themeColor="accent3" w:sz="8" w:space="0"/>
+          <w:left w:val="nil"/>
+          <w:bottom w:val="single" w:color="9BBB59" w:themeColor="accent3" w:sz="8" w:space="0"/>
           <w:right w:val="nil"/>
           <w:insideH w:val="nil"/>
           <w:insideV w:val="nil"/>
@@ -2333,9 +2355,9 @@
       <w:tblPr/>
       <w:tcPr>
         <w:tcBorders>
-          <w:top w:val="single" w:sz="8" w:space="0" w:color="9BBB59" w:themeColor="accent3"/>
-          <w:left w:val="nil"/>
-          <w:bottom w:val="single" w:sz="8" w:space="0" w:color="9BBB59" w:themeColor="accent3"/>
+          <w:top w:val="single" w:color="9BBB59" w:themeColor="accent3" w:sz="8" w:space="0"/>
+          <w:left w:val="nil"/>
+          <w:bottom w:val="single" w:color="9BBB59" w:themeColor="accent3" w:sz="8" w:space="0"/>
           <w:right w:val="nil"/>
           <w:insideH w:val="nil"/>
           <w:insideV w:val="nil"/>
@@ -2395,8 +2417,8 @@
       <w:tblStyleColBandSize w:val="1"/>
       <w:tblInd w:w="0" w:type="dxa"/>
       <w:tblBorders>
-        <w:top w:val="single" w:sz="8" w:space="0" w:color="8064A2" w:themeColor="accent4"/>
-        <w:bottom w:val="single" w:sz="8" w:space="0" w:color="8064A2" w:themeColor="accent4"/>
+        <w:top w:val="single" w:color="8064A2" w:themeColor="accent4" w:sz="8" w:space="0"/>
+        <w:bottom w:val="single" w:color="8064A2" w:themeColor="accent4" w:sz="8" w:space="0"/>
       </w:tblBorders>
       <w:tblCellMar>
         <w:top w:w="0" w:type="dxa"/>
@@ -2416,9 +2438,9 @@
       <w:tblPr/>
       <w:tcPr>
         <w:tcBorders>
-          <w:top w:val="single" w:sz="8" w:space="0" w:color="8064A2" w:themeColor="accent4"/>
-          <w:left w:val="nil"/>
-          <w:bottom w:val="single" w:sz="8" w:space="0" w:color="8064A2" w:themeColor="accent4"/>
+          <w:top w:val="single" w:color="8064A2" w:themeColor="accent4" w:sz="8" w:space="0"/>
+          <w:left w:val="nil"/>
+          <w:bottom w:val="single" w:color="8064A2" w:themeColor="accent4" w:sz="8" w:space="0"/>
           <w:right w:val="nil"/>
           <w:insideH w:val="nil"/>
           <w:insideV w:val="nil"/>
@@ -2436,9 +2458,9 @@
       <w:tblPr/>
       <w:tcPr>
         <w:tcBorders>
-          <w:top w:val="single" w:sz="8" w:space="0" w:color="8064A2" w:themeColor="accent4"/>
-          <w:left w:val="nil"/>
-          <w:bottom w:val="single" w:sz="8" w:space="0" w:color="8064A2" w:themeColor="accent4"/>
+          <w:top w:val="single" w:color="8064A2" w:themeColor="accent4" w:sz="8" w:space="0"/>
+          <w:left w:val="nil"/>
+          <w:bottom w:val="single" w:color="8064A2" w:themeColor="accent4" w:sz="8" w:space="0"/>
           <w:right w:val="nil"/>
           <w:insideH w:val="nil"/>
           <w:insideV w:val="nil"/>
@@ -2498,8 +2520,8 @@
       <w:tblStyleColBandSize w:val="1"/>
       <w:tblInd w:w="0" w:type="dxa"/>
       <w:tblBorders>
-        <w:top w:val="single" w:sz="8" w:space="0" w:color="4BACC6" w:themeColor="accent5"/>
-        <w:bottom w:val="single" w:sz="8" w:space="0" w:color="4BACC6" w:themeColor="accent5"/>
+        <w:top w:val="single" w:color="4BACC6" w:themeColor="accent5" w:sz="8" w:space="0"/>
+        <w:bottom w:val="single" w:color="4BACC6" w:themeColor="accent5" w:sz="8" w:space="0"/>
       </w:tblBorders>
       <w:tblCellMar>
         <w:top w:w="0" w:type="dxa"/>
@@ -2519,9 +2541,9 @@
       <w:tblPr/>
       <w:tcPr>
         <w:tcBorders>
-          <w:top w:val="single" w:sz="8" w:space="0" w:color="4BACC6" w:themeColor="accent5"/>
-          <w:left w:val="nil"/>
-          <w:bottom w:val="single" w:sz="8" w:space="0" w:color="4BACC6" w:themeColor="accent5"/>
+          <w:top w:val="single" w:color="4BACC6" w:themeColor="accent5" w:sz="8" w:space="0"/>
+          <w:left w:val="nil"/>
+          <w:bottom w:val="single" w:color="4BACC6" w:themeColor="accent5" w:sz="8" w:space="0"/>
           <w:right w:val="nil"/>
           <w:insideH w:val="nil"/>
           <w:insideV w:val="nil"/>
@@ -2539,9 +2561,9 @@
       <w:tblPr/>
       <w:tcPr>
         <w:tcBorders>
-          <w:top w:val="single" w:sz="8" w:space="0" w:color="4BACC6" w:themeColor="accent5"/>
-          <w:left w:val="nil"/>
-          <w:bottom w:val="single" w:sz="8" w:space="0" w:color="4BACC6" w:themeColor="accent5"/>
+          <w:top w:val="single" w:color="4BACC6" w:themeColor="accent5" w:sz="8" w:space="0"/>
+          <w:left w:val="nil"/>
+          <w:bottom w:val="single" w:color="4BACC6" w:themeColor="accent5" w:sz="8" w:space="0"/>
           <w:right w:val="nil"/>
           <w:insideH w:val="nil"/>
           <w:insideV w:val="nil"/>
@@ -2601,8 +2623,8 @@
       <w:tblStyleColBandSize w:val="1"/>
       <w:tblInd w:w="0" w:type="dxa"/>
       <w:tblBorders>
-        <w:top w:val="single" w:sz="8" w:space="0" w:color="F79646" w:themeColor="accent6"/>
-        <w:bottom w:val="single" w:sz="8" w:space="0" w:color="F79646" w:themeColor="accent6"/>
+        <w:top w:val="single" w:color="F79646" w:themeColor="accent6" w:sz="8" w:space="0"/>
+        <w:bottom w:val="single" w:color="F79646" w:themeColor="accent6" w:sz="8" w:space="0"/>
       </w:tblBorders>
       <w:tblCellMar>
         <w:top w:w="0" w:type="dxa"/>
@@ -2622,9 +2644,9 @@
       <w:tblPr/>
       <w:tcPr>
         <w:tcBorders>
-          <w:top w:val="single" w:sz="8" w:space="0" w:color="F79646" w:themeColor="accent6"/>
-          <w:left w:val="nil"/>
-          <w:bottom w:val="single" w:sz="8" w:space="0" w:color="F79646" w:themeColor="accent6"/>
+          <w:top w:val="single" w:color="F79646" w:themeColor="accent6" w:sz="8" w:space="0"/>
+          <w:left w:val="nil"/>
+          <w:bottom w:val="single" w:color="F79646" w:themeColor="accent6" w:sz="8" w:space="0"/>
           <w:right w:val="nil"/>
           <w:insideH w:val="nil"/>
           <w:insideV w:val="nil"/>
@@ -2642,9 +2664,9 @@
       <w:tblPr/>
       <w:tcPr>
         <w:tcBorders>
-          <w:top w:val="single" w:sz="8" w:space="0" w:color="F79646" w:themeColor="accent6"/>
-          <w:left w:val="nil"/>
-          <w:bottom w:val="single" w:sz="8" w:space="0" w:color="F79646" w:themeColor="accent6"/>
+          <w:top w:val="single" w:color="F79646" w:themeColor="accent6" w:sz="8" w:space="0"/>
+          <w:left w:val="nil"/>
+          <w:bottom w:val="single" w:color="F79646" w:themeColor="accent6" w:sz="8" w:space="0"/>
           <w:right w:val="nil"/>
           <w:insideH w:val="nil"/>
           <w:insideV w:val="nil"/>
@@ -2701,10 +2723,10 @@
       <w:tblStyleColBandSize w:val="1"/>
       <w:tblInd w:w="0" w:type="dxa"/>
       <w:tblBorders>
-        <w:top w:val="single" w:sz="8" w:space="0" w:color="000000" w:themeColor="text1"/>
-        <w:left w:val="single" w:sz="8" w:space="0" w:color="000000" w:themeColor="text1"/>
-        <w:bottom w:val="single" w:sz="8" w:space="0" w:color="000000" w:themeColor="text1"/>
-        <w:right w:val="single" w:sz="8" w:space="0" w:color="000000" w:themeColor="text1"/>
+        <w:top w:val="single" w:color="000000" w:themeColor="text1" w:sz="8" w:space="0"/>
+        <w:left w:val="single" w:color="000000" w:themeColor="text1" w:sz="8" w:space="0"/>
+        <w:bottom w:val="single" w:color="000000" w:themeColor="text1" w:sz="8" w:space="0"/>
+        <w:right w:val="single" w:color="000000" w:themeColor="text1" w:sz="8" w:space="0"/>
       </w:tblBorders>
       <w:tblCellMar>
         <w:top w:w="0" w:type="dxa"/>
@@ -2738,10 +2760,10 @@
       <w:tblPr/>
       <w:tcPr>
         <w:tcBorders>
-          <w:top w:val="double" w:sz="6" w:space="0" w:color="000000" w:themeColor="text1"/>
-          <w:left w:val="single" w:sz="8" w:space="0" w:color="000000" w:themeColor="text1"/>
-          <w:bottom w:val="single" w:sz="8" w:space="0" w:color="000000" w:themeColor="text1"/>
-          <w:right w:val="single" w:sz="8" w:space="0" w:color="000000" w:themeColor="text1"/>
+          <w:top w:val="double" w:color="000000" w:themeColor="text1" w:sz="6" w:space="0"/>
+          <w:left w:val="single" w:color="000000" w:themeColor="text1" w:sz="8" w:space="0"/>
+          <w:bottom w:val="single" w:color="000000" w:themeColor="text1" w:sz="8" w:space="0"/>
+          <w:right w:val="single" w:color="000000" w:themeColor="text1" w:sz="8" w:space="0"/>
         </w:tcBorders>
       </w:tcPr>
     </w:tblStylePr>
@@ -2761,10 +2783,10 @@
       <w:tblPr/>
       <w:tcPr>
         <w:tcBorders>
-          <w:top w:val="single" w:sz="8" w:space="0" w:color="000000" w:themeColor="text1"/>
-          <w:left w:val="single" w:sz="8" w:space="0" w:color="000000" w:themeColor="text1"/>
-          <w:bottom w:val="single" w:sz="8" w:space="0" w:color="000000" w:themeColor="text1"/>
-          <w:right w:val="single" w:sz="8" w:space="0" w:color="000000" w:themeColor="text1"/>
+          <w:top w:val="single" w:color="000000" w:themeColor="text1" w:sz="8" w:space="0"/>
+          <w:left w:val="single" w:color="000000" w:themeColor="text1" w:sz="8" w:space="0"/>
+          <w:bottom w:val="single" w:color="000000" w:themeColor="text1" w:sz="8" w:space="0"/>
+          <w:right w:val="single" w:color="000000" w:themeColor="text1" w:sz="8" w:space="0"/>
         </w:tcBorders>
       </w:tcPr>
     </w:tblStylePr>
@@ -2772,10 +2794,10 @@
       <w:tblPr/>
       <w:tcPr>
         <w:tcBorders>
-          <w:top w:val="single" w:sz="8" w:space="0" w:color="000000" w:themeColor="text1"/>
-          <w:left w:val="single" w:sz="8" w:space="0" w:color="000000" w:themeColor="text1"/>
-          <w:bottom w:val="single" w:sz="8" w:space="0" w:color="000000" w:themeColor="text1"/>
-          <w:right w:val="single" w:sz="8" w:space="0" w:color="000000" w:themeColor="text1"/>
+          <w:top w:val="single" w:color="000000" w:themeColor="text1" w:sz="8" w:space="0"/>
+          <w:left w:val="single" w:color="000000" w:themeColor="text1" w:sz="8" w:space="0"/>
+          <w:bottom w:val="single" w:color="000000" w:themeColor="text1" w:sz="8" w:space="0"/>
+          <w:right w:val="single" w:color="000000" w:themeColor="text1" w:sz="8" w:space="0"/>
         </w:tcBorders>
       </w:tcPr>
     </w:tblStylePr>
@@ -2793,10 +2815,10 @@
       <w:tblStyleColBandSize w:val="1"/>
       <w:tblInd w:w="0" w:type="dxa"/>
       <w:tblBorders>
-        <w:top w:val="single" w:sz="8" w:space="0" w:color="4F81BD" w:themeColor="accent1"/>
-        <w:left w:val="single" w:sz="8" w:space="0" w:color="4F81BD" w:themeColor="accent1"/>
-        <w:bottom w:val="single" w:sz="8" w:space="0" w:color="4F81BD" w:themeColor="accent1"/>
-        <w:right w:val="single" w:sz="8" w:space="0" w:color="4F81BD" w:themeColor="accent1"/>
+        <w:top w:val="single" w:color="4F81BD" w:themeColor="accent1" w:sz="8" w:space="0"/>
+        <w:left w:val="single" w:color="4F81BD" w:themeColor="accent1" w:sz="8" w:space="0"/>
+        <w:bottom w:val="single" w:color="4F81BD" w:themeColor="accent1" w:sz="8" w:space="0"/>
+        <w:right w:val="single" w:color="4F81BD" w:themeColor="accent1" w:sz="8" w:space="0"/>
       </w:tblBorders>
       <w:tblCellMar>
         <w:top w:w="0" w:type="dxa"/>
@@ -2830,10 +2852,10 @@
       <w:tblPr/>
       <w:tcPr>
         <w:tcBorders>
-          <w:top w:val="double" w:sz="6" w:space="0" w:color="4F81BD" w:themeColor="accent1"/>
-          <w:left w:val="single" w:sz="8" w:space="0" w:color="4F81BD" w:themeColor="accent1"/>
-          <w:bottom w:val="single" w:sz="8" w:space="0" w:color="4F81BD" w:themeColor="accent1"/>
-          <w:right w:val="single" w:sz="8" w:space="0" w:color="4F81BD" w:themeColor="accent1"/>
+          <w:top w:val="double" w:color="4F81BD" w:themeColor="accent1" w:sz="6" w:space="0"/>
+          <w:left w:val="single" w:color="4F81BD" w:themeColor="accent1" w:sz="8" w:space="0"/>
+          <w:bottom w:val="single" w:color="4F81BD" w:themeColor="accent1" w:sz="8" w:space="0"/>
+          <w:right w:val="single" w:color="4F81BD" w:themeColor="accent1" w:sz="8" w:space="0"/>
         </w:tcBorders>
       </w:tcPr>
     </w:tblStylePr>
@@ -2853,10 +2875,10 @@
       <w:tblPr/>
       <w:tcPr>
         <w:tcBorders>
-          <w:top w:val="single" w:sz="8" w:space="0" w:color="4F81BD" w:themeColor="accent1"/>
-          <w:left w:val="single" w:sz="8" w:space="0" w:color="4F81BD" w:themeColor="accent1"/>
-          <w:bottom w:val="single" w:sz="8" w:space="0" w:color="4F81BD" w:themeColor="accent1"/>
-          <w:right w:val="single" w:sz="8" w:space="0" w:color="4F81BD" w:themeColor="accent1"/>
+          <w:top w:val="single" w:color="4F81BD" w:themeColor="accent1" w:sz="8" w:space="0"/>
+          <w:left w:val="single" w:color="4F81BD" w:themeColor="accent1" w:sz="8" w:space="0"/>
+          <w:bottom w:val="single" w:color="4F81BD" w:themeColor="accent1" w:sz="8" w:space="0"/>
+          <w:right w:val="single" w:color="4F81BD" w:themeColor="accent1" w:sz="8" w:space="0"/>
         </w:tcBorders>
       </w:tcPr>
     </w:tblStylePr>
@@ -2864,10 +2886,10 @@
       <w:tblPr/>
       <w:tcPr>
         <w:tcBorders>
-          <w:top w:val="single" w:sz="8" w:space="0" w:color="4F81BD" w:themeColor="accent1"/>
-          <w:left w:val="single" w:sz="8" w:space="0" w:color="4F81BD" w:themeColor="accent1"/>
-          <w:bottom w:val="single" w:sz="8" w:space="0" w:color="4F81BD" w:themeColor="accent1"/>
-          <w:right w:val="single" w:sz="8" w:space="0" w:color="4F81BD" w:themeColor="accent1"/>
+          <w:top w:val="single" w:color="4F81BD" w:themeColor="accent1" w:sz="8" w:space="0"/>
+          <w:left w:val="single" w:color="4F81BD" w:themeColor="accent1" w:sz="8" w:space="0"/>
+          <w:bottom w:val="single" w:color="4F81BD" w:themeColor="accent1" w:sz="8" w:space="0"/>
+          <w:right w:val="single" w:color="4F81BD" w:themeColor="accent1" w:sz="8" w:space="0"/>
         </w:tcBorders>
       </w:tcPr>
     </w:tblStylePr>
@@ -2885,10 +2907,10 @@
       <w:tblStyleColBandSize w:val="1"/>
       <w:tblInd w:w="0" w:type="dxa"/>
       <w:tblBorders>
-        <w:top w:val="single" w:sz="8" w:space="0" w:color="C0504D" w:themeColor="accent2"/>
-        <w:left w:val="single" w:sz="8" w:space="0" w:color="C0504D" w:themeColor="accent2"/>
-        <w:bottom w:val="single" w:sz="8" w:space="0" w:color="C0504D" w:themeColor="accent2"/>
-        <w:right w:val="single" w:sz="8" w:space="0" w:color="C0504D" w:themeColor="accent2"/>
+        <w:top w:val="single" w:color="C0504D" w:themeColor="accent2" w:sz="8" w:space="0"/>
+        <w:left w:val="single" w:color="C0504D" w:themeColor="accent2" w:sz="8" w:space="0"/>
+        <w:bottom w:val="single" w:color="C0504D" w:themeColor="accent2" w:sz="8" w:space="0"/>
+        <w:right w:val="single" w:color="C0504D" w:themeColor="accent2" w:sz="8" w:space="0"/>
       </w:tblBorders>
       <w:tblCellMar>
         <w:top w:w="0" w:type="dxa"/>
@@ -2922,10 +2944,10 @@
       <w:tblPr/>
       <w:tcPr>
         <w:tcBorders>
-          <w:top w:val="double" w:sz="6" w:space="0" w:color="C0504D" w:themeColor="accent2"/>
-          <w:left w:val="single" w:sz="8" w:space="0" w:color="C0504D" w:themeColor="accent2"/>
-          <w:bottom w:val="single" w:sz="8" w:space="0" w:color="C0504D" w:themeColor="accent2"/>
-          <w:right w:val="single" w:sz="8" w:space="0" w:color="C0504D" w:themeColor="accent2"/>
+          <w:top w:val="double" w:color="C0504D" w:themeColor="accent2" w:sz="6" w:space="0"/>
+          <w:left w:val="single" w:color="C0504D" w:themeColor="accent2" w:sz="8" w:space="0"/>
+          <w:bottom w:val="single" w:color="C0504D" w:themeColor="accent2" w:sz="8" w:space="0"/>
+          <w:right w:val="single" w:color="C0504D" w:themeColor="accent2" w:sz="8" w:space="0"/>
         </w:tcBorders>
       </w:tcPr>
     </w:tblStylePr>
@@ -2945,10 +2967,10 @@
       <w:tblPr/>
       <w:tcPr>
         <w:tcBorders>
-          <w:top w:val="single" w:sz="8" w:space="0" w:color="C0504D" w:themeColor="accent2"/>
-          <w:left w:val="single" w:sz="8" w:space="0" w:color="C0504D" w:themeColor="accent2"/>
-          <w:bottom w:val="single" w:sz="8" w:space="0" w:color="C0504D" w:themeColor="accent2"/>
-          <w:right w:val="single" w:sz="8" w:space="0" w:color="C0504D" w:themeColor="accent2"/>
+          <w:top w:val="single" w:color="C0504D" w:themeColor="accent2" w:sz="8" w:space="0"/>
+          <w:left w:val="single" w:color="C0504D" w:themeColor="accent2" w:sz="8" w:space="0"/>
+          <w:bottom w:val="single" w:color="C0504D" w:themeColor="accent2" w:sz="8" w:space="0"/>
+          <w:right w:val="single" w:color="C0504D" w:themeColor="accent2" w:sz="8" w:space="0"/>
         </w:tcBorders>
       </w:tcPr>
     </w:tblStylePr>
@@ -2956,10 +2978,10 @@
       <w:tblPr/>
       <w:tcPr>
         <w:tcBorders>
-          <w:top w:val="single" w:sz="8" w:space="0" w:color="C0504D" w:themeColor="accent2"/>
-          <w:left w:val="single" w:sz="8" w:space="0" w:color="C0504D" w:themeColor="accent2"/>
-          <w:bottom w:val="single" w:sz="8" w:space="0" w:color="C0504D" w:themeColor="accent2"/>
-          <w:right w:val="single" w:sz="8" w:space="0" w:color="C0504D" w:themeColor="accent2"/>
+          <w:top w:val="single" w:color="C0504D" w:themeColor="accent2" w:sz="8" w:space="0"/>
+          <w:left w:val="single" w:color="C0504D" w:themeColor="accent2" w:sz="8" w:space="0"/>
+          <w:bottom w:val="single" w:color="C0504D" w:themeColor="accent2" w:sz="8" w:space="0"/>
+          <w:right w:val="single" w:color="C0504D" w:themeColor="accent2" w:sz="8" w:space="0"/>
         </w:tcBorders>
       </w:tcPr>
     </w:tblStylePr>
@@ -2977,10 +2999,10 @@
       <w:tblStyleColBandSize w:val="1"/>
       <w:tblInd w:w="0" w:type="dxa"/>
       <w:tblBorders>
-        <w:top w:val="single" w:sz="8" w:space="0" w:color="9BBB59" w:themeColor="accent3"/>
-        <w:left w:val="single" w:sz="8" w:space="0" w:color="9BBB59" w:themeColor="accent3"/>
-        <w:bottom w:val="single" w:sz="8" w:space="0" w:color="9BBB59" w:themeColor="accent3"/>
-        <w:right w:val="single" w:sz="8" w:space="0" w:color="9BBB59" w:themeColor="accent3"/>
+        <w:top w:val="single" w:color="9BBB59" w:themeColor="accent3" w:sz="8" w:space="0"/>
+        <w:left w:val="single" w:color="9BBB59" w:themeColor="accent3" w:sz="8" w:space="0"/>
+        <w:bottom w:val="single" w:color="9BBB59" w:themeColor="accent3" w:sz="8" w:space="0"/>
+        <w:right w:val="single" w:color="9BBB59" w:themeColor="accent3" w:sz="8" w:space="0"/>
       </w:tblBorders>
       <w:tblCellMar>
         <w:top w:w="0" w:type="dxa"/>
@@ -3014,10 +3036,10 @@
       <w:tblPr/>
       <w:tcPr>
         <w:tcBorders>
-          <w:top w:val="double" w:sz="6" w:space="0" w:color="9BBB59" w:themeColor="accent3"/>
-          <w:left w:val="single" w:sz="8" w:space="0" w:color="9BBB59" w:themeColor="accent3"/>
-          <w:bottom w:val="single" w:sz="8" w:space="0" w:color="9BBB59" w:themeColor="accent3"/>
-          <w:right w:val="single" w:sz="8" w:space="0" w:color="9BBB59" w:themeColor="accent3"/>
+          <w:top w:val="double" w:color="9BBB59" w:themeColor="accent3" w:sz="6" w:space="0"/>
+          <w:left w:val="single" w:color="9BBB59" w:themeColor="accent3" w:sz="8" w:space="0"/>
+          <w:bottom w:val="single" w:color="9BBB59" w:themeColor="accent3" w:sz="8" w:space="0"/>
+          <w:right w:val="single" w:color="9BBB59" w:themeColor="accent3" w:sz="8" w:space="0"/>
         </w:tcBorders>
       </w:tcPr>
     </w:tblStylePr>
@@ -3037,10 +3059,10 @@
       <w:tblPr/>
       <w:tcPr>
         <w:tcBorders>
-          <w:top w:val="single" w:sz="8" w:space="0" w:color="9BBB59" w:themeColor="accent3"/>
-          <w:left w:val="single" w:sz="8" w:space="0" w:color="9BBB59" w:themeColor="accent3"/>
-          <w:bottom w:val="single" w:sz="8" w:space="0" w:color="9BBB59" w:themeColor="accent3"/>
-          <w:right w:val="single" w:sz="8" w:space="0" w:color="9BBB59" w:themeColor="accent3"/>
+          <w:top w:val="single" w:color="9BBB59" w:themeColor="accent3" w:sz="8" w:space="0"/>
+          <w:left w:val="single" w:color="9BBB59" w:themeColor="accent3" w:sz="8" w:space="0"/>
+          <w:bottom w:val="single" w:color="9BBB59" w:themeColor="accent3" w:sz="8" w:space="0"/>
+          <w:right w:val="single" w:color="9BBB59" w:themeColor="accent3" w:sz="8" w:space="0"/>
         </w:tcBorders>
       </w:tcPr>
     </w:tblStylePr>
@@ -3048,10 +3070,10 @@
       <w:tblPr/>
       <w:tcPr>
         <w:tcBorders>
-          <w:top w:val="single" w:sz="8" w:space="0" w:color="9BBB59" w:themeColor="accent3"/>
-          <w:left w:val="single" w:sz="8" w:space="0" w:color="9BBB59" w:themeColor="accent3"/>
-          <w:bottom w:val="single" w:sz="8" w:space="0" w:color="9BBB59" w:themeColor="accent3"/>
-          <w:right w:val="single" w:sz="8" w:space="0" w:color="9BBB59" w:themeColor="accent3"/>
+          <w:top w:val="single" w:color="9BBB59" w:themeColor="accent3" w:sz="8" w:space="0"/>
+          <w:left w:val="single" w:color="9BBB59" w:themeColor="accent3" w:sz="8" w:space="0"/>
+          <w:bottom w:val="single" w:color="9BBB59" w:themeColor="accent3" w:sz="8" w:space="0"/>
+          <w:right w:val="single" w:color="9BBB59" w:themeColor="accent3" w:sz="8" w:space="0"/>
         </w:tcBorders>
       </w:tcPr>
     </w:tblStylePr>
@@ -3069,10 +3091,10 @@
       <w:tblStyleColBandSize w:val="1"/>
       <w:tblInd w:w="0" w:type="dxa"/>
       <w:tblBorders>
-        <w:top w:val="single" w:sz="8" w:space="0" w:color="8064A2" w:themeColor="accent4"/>
-        <w:left w:val="single" w:sz="8" w:space="0" w:color="8064A2" w:themeColor="accent4"/>
-        <w:bottom w:val="single" w:sz="8" w:space="0" w:color="8064A2" w:themeColor="accent4"/>
-        <w:right w:val="single" w:sz="8" w:space="0" w:color="8064A2" w:themeColor="accent4"/>
+        <w:top w:val="single" w:color="8064A2" w:themeColor="accent4" w:sz="8" w:space="0"/>
+        <w:left w:val="single" w:color="8064A2" w:themeColor="accent4" w:sz="8" w:space="0"/>
+        <w:bottom w:val="single" w:color="8064A2" w:themeColor="accent4" w:sz="8" w:space="0"/>
+        <w:right w:val="single" w:color="8064A2" w:themeColor="accent4" w:sz="8" w:space="0"/>
       </w:tblBorders>
       <w:tblCellMar>
         <w:top w:w="0" w:type="dxa"/>
@@ -3106,10 +3128,10 @@
       <w:tblPr/>
       <w:tcPr>
         <w:tcBorders>
-          <w:top w:val="double" w:sz="6" w:space="0" w:color="8064A2" w:themeColor="accent4"/>
-          <w:left w:val="single" w:sz="8" w:space="0" w:color="8064A2" w:themeColor="accent4"/>
-          <w:bottom w:val="single" w:sz="8" w:space="0" w:color="8064A2" w:themeColor="accent4"/>
-          <w:right w:val="single" w:sz="8" w:space="0" w:color="8064A2" w:themeColor="accent4"/>
+          <w:top w:val="double" w:color="8064A2" w:themeColor="accent4" w:sz="6" w:space="0"/>
+          <w:left w:val="single" w:color="8064A2" w:themeColor="accent4" w:sz="8" w:space="0"/>
+          <w:bottom w:val="single" w:color="8064A2" w:themeColor="accent4" w:sz="8" w:space="0"/>
+          <w:right w:val="single" w:color="8064A2" w:themeColor="accent4" w:sz="8" w:space="0"/>
         </w:tcBorders>
       </w:tcPr>
     </w:tblStylePr>
@@ -3129,10 +3151,10 @@
       <w:tblPr/>
       <w:tcPr>
         <w:tcBorders>
-          <w:top w:val="single" w:sz="8" w:space="0" w:color="8064A2" w:themeColor="accent4"/>
-          <w:left w:val="single" w:sz="8" w:space="0" w:color="8064A2" w:themeColor="accent4"/>
-          <w:bottom w:val="single" w:sz="8" w:space="0" w:color="8064A2" w:themeColor="accent4"/>
-          <w:right w:val="single" w:sz="8" w:space="0" w:color="8064A2" w:themeColor="accent4"/>
+          <w:top w:val="single" w:color="8064A2" w:themeColor="accent4" w:sz="8" w:space="0"/>
+          <w:left w:val="single" w:color="8064A2" w:themeColor="accent4" w:sz="8" w:space="0"/>
+          <w:bottom w:val="single" w:color="8064A2" w:themeColor="accent4" w:sz="8" w:space="0"/>
+          <w:right w:val="single" w:color="8064A2" w:themeColor="accent4" w:sz="8" w:space="0"/>
         </w:tcBorders>
       </w:tcPr>
     </w:tblStylePr>
@@ -3140,10 +3162,10 @@
       <w:tblPr/>
       <w:tcPr>
         <w:tcBorders>
-          <w:top w:val="single" w:sz="8" w:space="0" w:color="8064A2" w:themeColor="accent4"/>
-          <w:left w:val="single" w:sz="8" w:space="0" w:color="8064A2" w:themeColor="accent4"/>
-          <w:bottom w:val="single" w:sz="8" w:space="0" w:color="8064A2" w:themeColor="accent4"/>
-          <w:right w:val="single" w:sz="8" w:space="0" w:color="8064A2" w:themeColor="accent4"/>
+          <w:top w:val="single" w:color="8064A2" w:themeColor="accent4" w:sz="8" w:space="0"/>
+          <w:left w:val="single" w:color="8064A2" w:themeColor="accent4" w:sz="8" w:space="0"/>
+          <w:bottom w:val="single" w:color="8064A2" w:themeColor="accent4" w:sz="8" w:space="0"/>
+          <w:right w:val="single" w:color="8064A2" w:themeColor="accent4" w:sz="8" w:space="0"/>
         </w:tcBorders>
       </w:tcPr>
     </w:tblStylePr>
@@ -3161,10 +3183,10 @@
       <w:tblStyleColBandSize w:val="1"/>
       <w:tblInd w:w="0" w:type="dxa"/>
       <w:tblBorders>
-        <w:top w:val="single" w:sz="8" w:space="0" w:color="4BACC6" w:themeColor="accent5"/>
-        <w:left w:val="single" w:sz="8" w:space="0" w:color="4BACC6" w:themeColor="accent5"/>
-        <w:bottom w:val="single" w:sz="8" w:space="0" w:color="4BACC6" w:themeColor="accent5"/>
-        <w:right w:val="single" w:sz="8" w:space="0" w:color="4BACC6" w:themeColor="accent5"/>
+        <w:top w:val="single" w:color="4BACC6" w:themeColor="accent5" w:sz="8" w:space="0"/>
+        <w:left w:val="single" w:color="4BACC6" w:themeColor="accent5" w:sz="8" w:space="0"/>
+        <w:bottom w:val="single" w:color="4BACC6" w:themeColor="accent5" w:sz="8" w:space="0"/>
+        <w:right w:val="single" w:color="4BACC6" w:themeColor="accent5" w:sz="8" w:space="0"/>
       </w:tblBorders>
       <w:tblCellMar>
         <w:top w:w="0" w:type="dxa"/>
@@ -3198,10 +3220,10 @@
       <w:tblPr/>
       <w:tcPr>
         <w:tcBorders>
-          <w:top w:val="double" w:sz="6" w:space="0" w:color="4BACC6" w:themeColor="accent5"/>
-          <w:left w:val="single" w:sz="8" w:space="0" w:color="4BACC6" w:themeColor="accent5"/>
-          <w:bottom w:val="single" w:sz="8" w:space="0" w:color="4BACC6" w:themeColor="accent5"/>
-          <w:right w:val="single" w:sz="8" w:space="0" w:color="4BACC6" w:themeColor="accent5"/>
+          <w:top w:val="double" w:color="4BACC6" w:themeColor="accent5" w:sz="6" w:space="0"/>
+          <w:left w:val="single" w:color="4BACC6" w:themeColor="accent5" w:sz="8" w:space="0"/>
+          <w:bottom w:val="single" w:color="4BACC6" w:themeColor="accent5" w:sz="8" w:space="0"/>
+          <w:right w:val="single" w:color="4BACC6" w:themeColor="accent5" w:sz="8" w:space="0"/>
         </w:tcBorders>
       </w:tcPr>
     </w:tblStylePr>
@@ -3221,10 +3243,10 @@
       <w:tblPr/>
       <w:tcPr>
         <w:tcBorders>
-          <w:top w:val="single" w:sz="8" w:space="0" w:color="4BACC6" w:themeColor="accent5"/>
-          <w:left w:val="single" w:sz="8" w:space="0" w:color="4BACC6" w:themeColor="accent5"/>
-          <w:bottom w:val="single" w:sz="8" w:space="0" w:color="4BACC6" w:themeColor="accent5"/>
-          <w:right w:val="single" w:sz="8" w:space="0" w:color="4BACC6" w:themeColor="accent5"/>
+          <w:top w:val="single" w:color="4BACC6" w:themeColor="accent5" w:sz="8" w:space="0"/>
+          <w:left w:val="single" w:color="4BACC6" w:themeColor="accent5" w:sz="8" w:space="0"/>
+          <w:bottom w:val="single" w:color="4BACC6" w:themeColor="accent5" w:sz="8" w:space="0"/>
+          <w:right w:val="single" w:color="4BACC6" w:themeColor="accent5" w:sz="8" w:space="0"/>
         </w:tcBorders>
       </w:tcPr>
     </w:tblStylePr>
@@ -3232,10 +3254,10 @@
       <w:tblPr/>
       <w:tcPr>
         <w:tcBorders>
-          <w:top w:val="single" w:sz="8" w:space="0" w:color="4BACC6" w:themeColor="accent5"/>
-          <w:left w:val="single" w:sz="8" w:space="0" w:color="4BACC6" w:themeColor="accent5"/>
-          <w:bottom w:val="single" w:sz="8" w:space="0" w:color="4BACC6" w:themeColor="accent5"/>
-          <w:right w:val="single" w:sz="8" w:space="0" w:color="4BACC6" w:themeColor="accent5"/>
+          <w:top w:val="single" w:color="4BACC6" w:themeColor="accent5" w:sz="8" w:space="0"/>
+          <w:left w:val="single" w:color="4BACC6" w:themeColor="accent5" w:sz="8" w:space="0"/>
+          <w:bottom w:val="single" w:color="4BACC6" w:themeColor="accent5" w:sz="8" w:space="0"/>
+          <w:right w:val="single" w:color="4BACC6" w:themeColor="accent5" w:sz="8" w:space="0"/>
         </w:tcBorders>
       </w:tcPr>
     </w:tblStylePr>
@@ -3253,10 +3275,10 @@
       <w:tblStyleColBandSize w:val="1"/>
       <w:tblInd w:w="0" w:type="dxa"/>
       <w:tblBorders>
-        <w:top w:val="single" w:sz="8" w:space="0" w:color="F79646" w:themeColor="accent6"/>
-        <w:left w:val="single" w:sz="8" w:space="0" w:color="F79646" w:themeColor="accent6"/>
-        <w:bottom w:val="single" w:sz="8" w:space="0" w:color="F79646" w:themeColor="accent6"/>
-        <w:right w:val="single" w:sz="8" w:space="0" w:color="F79646" w:themeColor="accent6"/>
+        <w:top w:val="single" w:color="F79646" w:themeColor="accent6" w:sz="8" w:space="0"/>
+        <w:left w:val="single" w:color="F79646" w:themeColor="accent6" w:sz="8" w:space="0"/>
+        <w:bottom w:val="single" w:color="F79646" w:themeColor="accent6" w:sz="8" w:space="0"/>
+        <w:right w:val="single" w:color="F79646" w:themeColor="accent6" w:sz="8" w:space="0"/>
       </w:tblBorders>
       <w:tblCellMar>
         <w:top w:w="0" w:type="dxa"/>
@@ -3290,10 +3312,10 @@
       <w:tblPr/>
       <w:tcPr>
         <w:tcBorders>
-          <w:top w:val="double" w:sz="6" w:space="0" w:color="F79646" w:themeColor="accent6"/>
-          <w:left w:val="single" w:sz="8" w:space="0" w:color="F79646" w:themeColor="accent6"/>
-          <w:bottom w:val="single" w:sz="8" w:space="0" w:color="F79646" w:themeColor="accent6"/>
-          <w:right w:val="single" w:sz="8" w:space="0" w:color="F79646" w:themeColor="accent6"/>
+          <w:top w:val="double" w:color="F79646" w:themeColor="accent6" w:sz="6" w:space="0"/>
+          <w:left w:val="single" w:color="F79646" w:themeColor="accent6" w:sz="8" w:space="0"/>
+          <w:bottom w:val="single" w:color="F79646" w:themeColor="accent6" w:sz="8" w:space="0"/>
+          <w:right w:val="single" w:color="F79646" w:themeColor="accent6" w:sz="8" w:space="0"/>
         </w:tcBorders>
       </w:tcPr>
     </w:tblStylePr>
@@ -3313,10 +3335,10 @@
       <w:tblPr/>
       <w:tcPr>
         <w:tcBorders>
-          <w:top w:val="single" w:sz="8" w:space="0" w:color="F79646" w:themeColor="accent6"/>
-          <w:left w:val="single" w:sz="8" w:space="0" w:color="F79646" w:themeColor="accent6"/>
-          <w:bottom w:val="single" w:sz="8" w:space="0" w:color="F79646" w:themeColor="accent6"/>
-          <w:right w:val="single" w:sz="8" w:space="0" w:color="F79646" w:themeColor="accent6"/>
+          <w:top w:val="single" w:color="F79646" w:themeColor="accent6" w:sz="8" w:space="0"/>
+          <w:left w:val="single" w:color="F79646" w:themeColor="accent6" w:sz="8" w:space="0"/>
+          <w:bottom w:val="single" w:color="F79646" w:themeColor="accent6" w:sz="8" w:space="0"/>
+          <w:right w:val="single" w:color="F79646" w:themeColor="accent6" w:sz="8" w:space="0"/>
         </w:tcBorders>
       </w:tcPr>
     </w:tblStylePr>
@@ -3324,10 +3346,10 @@
       <w:tblPr/>
       <w:tcPr>
         <w:tcBorders>
-          <w:top w:val="single" w:sz="8" w:space="0" w:color="F79646" w:themeColor="accent6"/>
-          <w:left w:val="single" w:sz="8" w:space="0" w:color="F79646" w:themeColor="accent6"/>
-          <w:bottom w:val="single" w:sz="8" w:space="0" w:color="F79646" w:themeColor="accent6"/>
-          <w:right w:val="single" w:sz="8" w:space="0" w:color="F79646" w:themeColor="accent6"/>
+          <w:top w:val="single" w:color="F79646" w:themeColor="accent6" w:sz="8" w:space="0"/>
+          <w:left w:val="single" w:color="F79646" w:themeColor="accent6" w:sz="8" w:space="0"/>
+          <w:bottom w:val="single" w:color="F79646" w:themeColor="accent6" w:sz="8" w:space="0"/>
+          <w:right w:val="single" w:color="F79646" w:themeColor="accent6" w:sz="8" w:space="0"/>
         </w:tcBorders>
       </w:tcPr>
     </w:tblStylePr>
@@ -3345,12 +3367,12 @@
       <w:tblStyleColBandSize w:val="1"/>
       <w:tblInd w:w="0" w:type="dxa"/>
       <w:tblBorders>
-        <w:top w:val="single" w:sz="8" w:space="0" w:color="000000" w:themeColor="text1"/>
-        <w:left w:val="single" w:sz="8" w:space="0" w:color="000000" w:themeColor="text1"/>
-        <w:bottom w:val="single" w:sz="8" w:space="0" w:color="000000" w:themeColor="text1"/>
-        <w:right w:val="single" w:sz="8" w:space="0" w:color="000000" w:themeColor="text1"/>
-        <w:insideH w:val="single" w:sz="8" w:space="0" w:color="000000" w:themeColor="text1"/>
-        <w:insideV w:val="single" w:sz="8" w:space="0" w:color="000000" w:themeColor="text1"/>
+        <w:top w:val="single" w:color="000000" w:themeColor="text1" w:sz="8" w:space="0"/>
+        <w:left w:val="single" w:color="000000" w:themeColor="text1" w:sz="8" w:space="0"/>
+        <w:bottom w:val="single" w:color="000000" w:themeColor="text1" w:sz="8" w:space="0"/>
+        <w:right w:val="single" w:color="000000" w:themeColor="text1" w:sz="8" w:space="0"/>
+        <w:insideH w:val="single" w:color="000000" w:themeColor="text1" w:sz="8" w:space="0"/>
+        <w:insideV w:val="single" w:color="000000" w:themeColor="text1" w:sz="8" w:space="0"/>
       </w:tblBorders>
       <w:tblCellMar>
         <w:top w:w="0" w:type="dxa"/>
@@ -3364,19 +3386,19 @@
         <w:spacing w:before="0" w:after="0" w:line="240" w:lineRule="auto"/>
       </w:pPr>
       <w:rPr>
-        <w:rFonts w:asciiTheme="majorHAnsi" w:eastAsiaTheme="majorEastAsia" w:hAnsiTheme="majorHAnsi" w:cstheme="majorBidi"/>
-        <w:b/>
-        <w:bCs/>
-      </w:rPr>
-      <w:tblPr/>
-      <w:tcPr>
-        <w:tcBorders>
-          <w:top w:val="single" w:sz="8" w:space="0" w:color="000000" w:themeColor="text1"/>
-          <w:left w:val="single" w:sz="8" w:space="0" w:color="000000" w:themeColor="text1"/>
-          <w:bottom w:val="single" w:sz="18" w:space="0" w:color="000000" w:themeColor="text1"/>
-          <w:right w:val="single" w:sz="8" w:space="0" w:color="000000" w:themeColor="text1"/>
-          <w:insideH w:val="nil"/>
-          <w:insideV w:val="single" w:sz="8" w:space="0" w:color="000000" w:themeColor="text1"/>
+        <w:rFonts w:asciiTheme="majorHAnsi" w:hAnsiTheme="majorHAnsi" w:eastAsiaTheme="majorEastAsia" w:cstheme="majorBidi"/>
+        <w:b/>
+        <w:bCs/>
+      </w:rPr>
+      <w:tblPr/>
+      <w:tcPr>
+        <w:tcBorders>
+          <w:top w:val="single" w:color="000000" w:themeColor="text1" w:sz="8" w:space="0"/>
+          <w:left w:val="single" w:color="000000" w:themeColor="text1" w:sz="8" w:space="0"/>
+          <w:bottom w:val="single" w:color="000000" w:themeColor="text1" w:sz="18" w:space="0"/>
+          <w:right w:val="single" w:color="000000" w:themeColor="text1" w:sz="8" w:space="0"/>
+          <w:insideH w:val="nil"/>
+          <w:insideV w:val="single" w:color="000000" w:themeColor="text1" w:sz="8" w:space="0"/>
         </w:tcBorders>
       </w:tcPr>
     </w:tblStylePr>
@@ -3385,42 +3407,42 @@
         <w:spacing w:before="0" w:after="0" w:line="240" w:lineRule="auto"/>
       </w:pPr>
       <w:rPr>
-        <w:rFonts w:asciiTheme="majorHAnsi" w:eastAsiaTheme="majorEastAsia" w:hAnsiTheme="majorHAnsi" w:cstheme="majorBidi"/>
-        <w:b/>
-        <w:bCs/>
-      </w:rPr>
-      <w:tblPr/>
-      <w:tcPr>
-        <w:tcBorders>
-          <w:top w:val="double" w:sz="6" w:space="0" w:color="000000" w:themeColor="text1"/>
-          <w:left w:val="single" w:sz="8" w:space="0" w:color="000000" w:themeColor="text1"/>
-          <w:bottom w:val="single" w:sz="8" w:space="0" w:color="000000" w:themeColor="text1"/>
-          <w:right w:val="single" w:sz="8" w:space="0" w:color="000000" w:themeColor="text1"/>
-          <w:insideH w:val="nil"/>
-          <w:insideV w:val="single" w:sz="8" w:space="0" w:color="000000" w:themeColor="text1"/>
+        <w:rFonts w:asciiTheme="majorHAnsi" w:hAnsiTheme="majorHAnsi" w:eastAsiaTheme="majorEastAsia" w:cstheme="majorBidi"/>
+        <w:b/>
+        <w:bCs/>
+      </w:rPr>
+      <w:tblPr/>
+      <w:tcPr>
+        <w:tcBorders>
+          <w:top w:val="double" w:color="000000" w:themeColor="text1" w:sz="6" w:space="0"/>
+          <w:left w:val="single" w:color="000000" w:themeColor="text1" w:sz="8" w:space="0"/>
+          <w:bottom w:val="single" w:color="000000" w:themeColor="text1" w:sz="8" w:space="0"/>
+          <w:right w:val="single" w:color="000000" w:themeColor="text1" w:sz="8" w:space="0"/>
+          <w:insideH w:val="nil"/>
+          <w:insideV w:val="single" w:color="000000" w:themeColor="text1" w:sz="8" w:space="0"/>
         </w:tcBorders>
       </w:tcPr>
     </w:tblStylePr>
     <w:tblStylePr w:type="firstCol">
       <w:rPr>
-        <w:rFonts w:asciiTheme="majorHAnsi" w:eastAsiaTheme="majorEastAsia" w:hAnsiTheme="majorHAnsi" w:cstheme="majorBidi"/>
+        <w:rFonts w:asciiTheme="majorHAnsi" w:hAnsiTheme="majorHAnsi" w:eastAsiaTheme="majorEastAsia" w:cstheme="majorBidi"/>
         <w:b/>
         <w:bCs/>
       </w:rPr>
     </w:tblStylePr>
     <w:tblStylePr w:type="lastCol">
       <w:rPr>
-        <w:rFonts w:asciiTheme="majorHAnsi" w:eastAsiaTheme="majorEastAsia" w:hAnsiTheme="majorHAnsi" w:cstheme="majorBidi"/>
-        <w:b/>
-        <w:bCs/>
-      </w:rPr>
-      <w:tblPr/>
-      <w:tcPr>
-        <w:tcBorders>
-          <w:top w:val="single" w:sz="8" w:space="0" w:color="000000" w:themeColor="text1"/>
-          <w:left w:val="single" w:sz="8" w:space="0" w:color="000000" w:themeColor="text1"/>
-          <w:bottom w:val="single" w:sz="8" w:space="0" w:color="000000" w:themeColor="text1"/>
-          <w:right w:val="single" w:sz="8" w:space="0" w:color="000000" w:themeColor="text1"/>
+        <w:rFonts w:asciiTheme="majorHAnsi" w:hAnsiTheme="majorHAnsi" w:eastAsiaTheme="majorEastAsia" w:cstheme="majorBidi"/>
+        <w:b/>
+        <w:bCs/>
+      </w:rPr>
+      <w:tblPr/>
+      <w:tcPr>
+        <w:tcBorders>
+          <w:top w:val="single" w:color="000000" w:themeColor="text1" w:sz="8" w:space="0"/>
+          <w:left w:val="single" w:color="000000" w:themeColor="text1" w:sz="8" w:space="0"/>
+          <w:bottom w:val="single" w:color="000000" w:themeColor="text1" w:sz="8" w:space="0"/>
+          <w:right w:val="single" w:color="000000" w:themeColor="text1" w:sz="8" w:space="0"/>
         </w:tcBorders>
       </w:tcPr>
     </w:tblStylePr>
@@ -3428,10 +3450,10 @@
       <w:tblPr/>
       <w:tcPr>
         <w:tcBorders>
-          <w:top w:val="single" w:sz="8" w:space="0" w:color="000000" w:themeColor="text1"/>
-          <w:left w:val="single" w:sz="8" w:space="0" w:color="000000" w:themeColor="text1"/>
-          <w:bottom w:val="single" w:sz="8" w:space="0" w:color="000000" w:themeColor="text1"/>
-          <w:right w:val="single" w:sz="8" w:space="0" w:color="000000" w:themeColor="text1"/>
+          <w:top w:val="single" w:color="000000" w:themeColor="text1" w:sz="8" w:space="0"/>
+          <w:left w:val="single" w:color="000000" w:themeColor="text1" w:sz="8" w:space="0"/>
+          <w:bottom w:val="single" w:color="000000" w:themeColor="text1" w:sz="8" w:space="0"/>
+          <w:right w:val="single" w:color="000000" w:themeColor="text1" w:sz="8" w:space="0"/>
         </w:tcBorders>
         <w:shd w:val="clear" w:color="auto" w:fill="C0C0C0" w:themeFill="text1" w:themeFillTint="3F"/>
       </w:tcPr>
@@ -3440,11 +3462,11 @@
       <w:tblPr/>
       <w:tcPr>
         <w:tcBorders>
-          <w:top w:val="single" w:sz="8" w:space="0" w:color="000000" w:themeColor="text1"/>
-          <w:left w:val="single" w:sz="8" w:space="0" w:color="000000" w:themeColor="text1"/>
-          <w:bottom w:val="single" w:sz="8" w:space="0" w:color="000000" w:themeColor="text1"/>
-          <w:right w:val="single" w:sz="8" w:space="0" w:color="000000" w:themeColor="text1"/>
-          <w:insideV w:val="single" w:sz="8" w:space="0" w:color="000000" w:themeColor="text1"/>
+          <w:top w:val="single" w:color="000000" w:themeColor="text1" w:sz="8" w:space="0"/>
+          <w:left w:val="single" w:color="000000" w:themeColor="text1" w:sz="8" w:space="0"/>
+          <w:bottom w:val="single" w:color="000000" w:themeColor="text1" w:sz="8" w:space="0"/>
+          <w:right w:val="single" w:color="000000" w:themeColor="text1" w:sz="8" w:space="0"/>
+          <w:insideV w:val="single" w:color="000000" w:themeColor="text1" w:sz="8" w:space="0"/>
         </w:tcBorders>
         <w:shd w:val="clear" w:color="auto" w:fill="C0C0C0" w:themeFill="text1" w:themeFillTint="3F"/>
       </w:tcPr>
@@ -3453,11 +3475,11 @@
       <w:tblPr/>
       <w:tcPr>
         <w:tcBorders>
-          <w:top w:val="single" w:sz="8" w:space="0" w:color="000000" w:themeColor="text1"/>
-          <w:left w:val="single" w:sz="8" w:space="0" w:color="000000" w:themeColor="text1"/>
-          <w:bottom w:val="single" w:sz="8" w:space="0" w:color="000000" w:themeColor="text1"/>
-          <w:right w:val="single" w:sz="8" w:space="0" w:color="000000" w:themeColor="text1"/>
-          <w:insideV w:val="single" w:sz="8" w:space="0" w:color="000000" w:themeColor="text1"/>
+          <w:top w:val="single" w:color="000000" w:themeColor="text1" w:sz="8" w:space="0"/>
+          <w:left w:val="single" w:color="000000" w:themeColor="text1" w:sz="8" w:space="0"/>
+          <w:bottom w:val="single" w:color="000000" w:themeColor="text1" w:sz="8" w:space="0"/>
+          <w:right w:val="single" w:color="000000" w:themeColor="text1" w:sz="8" w:space="0"/>
+          <w:insideV w:val="single" w:color="000000" w:themeColor="text1" w:sz="8" w:space="0"/>
         </w:tcBorders>
       </w:tcPr>
     </w:tblStylePr>
@@ -3475,12 +3497,12 @@
       <w:tblStyleColBandSize w:val="1"/>
       <w:tblInd w:w="0" w:type="dxa"/>
       <w:tblBorders>
-        <w:top w:val="single" w:sz="8" w:space="0" w:color="4F81BD" w:themeColor="accent1"/>
-        <w:left w:val="single" w:sz="8" w:space="0" w:color="4F81BD" w:themeColor="accent1"/>
-        <w:bottom w:val="single" w:sz="8" w:space="0" w:color="4F81BD" w:themeColor="accent1"/>
-        <w:right w:val="single" w:sz="8" w:space="0" w:color="4F81BD" w:themeColor="accent1"/>
-        <w:insideH w:val="single" w:sz="8" w:space="0" w:color="4F81BD" w:themeColor="accent1"/>
-        <w:insideV w:val="single" w:sz="8" w:space="0" w:color="4F81BD" w:themeColor="accent1"/>
+        <w:top w:val="single" w:color="4F81BD" w:themeColor="accent1" w:sz="8" w:space="0"/>
+        <w:left w:val="single" w:color="4F81BD" w:themeColor="accent1" w:sz="8" w:space="0"/>
+        <w:bottom w:val="single" w:color="4F81BD" w:themeColor="accent1" w:sz="8" w:space="0"/>
+        <w:right w:val="single" w:color="4F81BD" w:themeColor="accent1" w:sz="8" w:space="0"/>
+        <w:insideH w:val="single" w:color="4F81BD" w:themeColor="accent1" w:sz="8" w:space="0"/>
+        <w:insideV w:val="single" w:color="4F81BD" w:themeColor="accent1" w:sz="8" w:space="0"/>
       </w:tblBorders>
       <w:tblCellMar>
         <w:top w:w="0" w:type="dxa"/>
@@ -3494,19 +3516,19 @@
         <w:spacing w:before="0" w:after="0" w:line="240" w:lineRule="auto"/>
       </w:pPr>
       <w:rPr>
-        <w:rFonts w:asciiTheme="majorHAnsi" w:eastAsiaTheme="majorEastAsia" w:hAnsiTheme="majorHAnsi" w:cstheme="majorBidi"/>
-        <w:b/>
-        <w:bCs/>
-      </w:rPr>
-      <w:tblPr/>
-      <w:tcPr>
-        <w:tcBorders>
-          <w:top w:val="single" w:sz="8" w:space="0" w:color="4F81BD" w:themeColor="accent1"/>
-          <w:left w:val="single" w:sz="8" w:space="0" w:color="4F81BD" w:themeColor="accent1"/>
-          <w:bottom w:val="single" w:sz="18" w:space="0" w:color="4F81BD" w:themeColor="accent1"/>
-          <w:right w:val="single" w:sz="8" w:space="0" w:color="4F81BD" w:themeColor="accent1"/>
-          <w:insideH w:val="nil"/>
-          <w:insideV w:val="single" w:sz="8" w:space="0" w:color="4F81BD" w:themeColor="accent1"/>
+        <w:rFonts w:asciiTheme="majorHAnsi" w:hAnsiTheme="majorHAnsi" w:eastAsiaTheme="majorEastAsia" w:cstheme="majorBidi"/>
+        <w:b/>
+        <w:bCs/>
+      </w:rPr>
+      <w:tblPr/>
+      <w:tcPr>
+        <w:tcBorders>
+          <w:top w:val="single" w:color="4F81BD" w:themeColor="accent1" w:sz="8" w:space="0"/>
+          <w:left w:val="single" w:color="4F81BD" w:themeColor="accent1" w:sz="8" w:space="0"/>
+          <w:bottom w:val="single" w:color="4F81BD" w:themeColor="accent1" w:sz="18" w:space="0"/>
+          <w:right w:val="single" w:color="4F81BD" w:themeColor="accent1" w:sz="8" w:space="0"/>
+          <w:insideH w:val="nil"/>
+          <w:insideV w:val="single" w:color="4F81BD" w:themeColor="accent1" w:sz="8" w:space="0"/>
         </w:tcBorders>
       </w:tcPr>
     </w:tblStylePr>
@@ -3515,42 +3537,42 @@
         <w:spacing w:before="0" w:after="0" w:line="240" w:lineRule="auto"/>
       </w:pPr>
       <w:rPr>
-        <w:rFonts w:asciiTheme="majorHAnsi" w:eastAsiaTheme="majorEastAsia" w:hAnsiTheme="majorHAnsi" w:cstheme="majorBidi"/>
-        <w:b/>
-        <w:bCs/>
-      </w:rPr>
-      <w:tblPr/>
-      <w:tcPr>
-        <w:tcBorders>
-          <w:top w:val="double" w:sz="6" w:space="0" w:color="4F81BD" w:themeColor="accent1"/>
-          <w:left w:val="single" w:sz="8" w:space="0" w:color="4F81BD" w:themeColor="accent1"/>
-          <w:bottom w:val="single" w:sz="8" w:space="0" w:color="4F81BD" w:themeColor="accent1"/>
-          <w:right w:val="single" w:sz="8" w:space="0" w:color="4F81BD" w:themeColor="accent1"/>
-          <w:insideH w:val="nil"/>
-          <w:insideV w:val="single" w:sz="8" w:space="0" w:color="4F81BD" w:themeColor="accent1"/>
+        <w:rFonts w:asciiTheme="majorHAnsi" w:hAnsiTheme="majorHAnsi" w:eastAsiaTheme="majorEastAsia" w:cstheme="majorBidi"/>
+        <w:b/>
+        <w:bCs/>
+      </w:rPr>
+      <w:tblPr/>
+      <w:tcPr>
+        <w:tcBorders>
+          <w:top w:val="double" w:color="4F81BD" w:themeColor="accent1" w:sz="6" w:space="0"/>
+          <w:left w:val="single" w:color="4F81BD" w:themeColor="accent1" w:sz="8" w:space="0"/>
+          <w:bottom w:val="single" w:color="4F81BD" w:themeColor="accent1" w:sz="8" w:space="0"/>
+          <w:right w:val="single" w:color="4F81BD" w:themeColor="accent1" w:sz="8" w:space="0"/>
+          <w:insideH w:val="nil"/>
+          <w:insideV w:val="single" w:color="4F81BD" w:themeColor="accent1" w:sz="8" w:space="0"/>
         </w:tcBorders>
       </w:tcPr>
     </w:tblStylePr>
     <w:tblStylePr w:type="firstCol">
       <w:rPr>
-        <w:rFonts w:asciiTheme="majorHAnsi" w:eastAsiaTheme="majorEastAsia" w:hAnsiTheme="majorHAnsi" w:cstheme="majorBidi"/>
+        <w:rFonts w:asciiTheme="majorHAnsi" w:hAnsiTheme="majorHAnsi" w:eastAsiaTheme="majorEastAsia" w:cstheme="majorBidi"/>
         <w:b/>
         <w:bCs/>
       </w:rPr>
     </w:tblStylePr>
     <w:tblStylePr w:type="lastCol">
       <w:rPr>
-        <w:rFonts w:asciiTheme="majorHAnsi" w:eastAsiaTheme="majorEastAsia" w:hAnsiTheme="majorHAnsi" w:cstheme="majorBidi"/>
-        <w:b/>
-        <w:bCs/>
-      </w:rPr>
-      <w:tblPr/>
-      <w:tcPr>
-        <w:tcBorders>
-          <w:top w:val="single" w:sz="8" w:space="0" w:color="4F81BD" w:themeColor="accent1"/>
-          <w:left w:val="single" w:sz="8" w:space="0" w:color="4F81BD" w:themeColor="accent1"/>
-          <w:bottom w:val="single" w:sz="8" w:space="0" w:color="4F81BD" w:themeColor="accent1"/>
-          <w:right w:val="single" w:sz="8" w:space="0" w:color="4F81BD" w:themeColor="accent1"/>
+        <w:rFonts w:asciiTheme="majorHAnsi" w:hAnsiTheme="majorHAnsi" w:eastAsiaTheme="majorEastAsia" w:cstheme="majorBidi"/>
+        <w:b/>
+        <w:bCs/>
+      </w:rPr>
+      <w:tblPr/>
+      <w:tcPr>
+        <w:tcBorders>
+          <w:top w:val="single" w:color="4F81BD" w:themeColor="accent1" w:sz="8" w:space="0"/>
+          <w:left w:val="single" w:color="4F81BD" w:themeColor="accent1" w:sz="8" w:space="0"/>
+          <w:bottom w:val="single" w:color="4F81BD" w:themeColor="accent1" w:sz="8" w:space="0"/>
+          <w:right w:val="single" w:color="4F81BD" w:themeColor="accent1" w:sz="8" w:space="0"/>
         </w:tcBorders>
       </w:tcPr>
     </w:tblStylePr>
@@ -3558,10 +3580,10 @@
       <w:tblPr/>
       <w:tcPr>
         <w:tcBorders>
-          <w:top w:val="single" w:sz="8" w:space="0" w:color="4F81BD" w:themeColor="accent1"/>
-          <w:left w:val="single" w:sz="8" w:space="0" w:color="4F81BD" w:themeColor="accent1"/>
-          <w:bottom w:val="single" w:sz="8" w:space="0" w:color="4F81BD" w:themeColor="accent1"/>
-          <w:right w:val="single" w:sz="8" w:space="0" w:color="4F81BD" w:themeColor="accent1"/>
+          <w:top w:val="single" w:color="4F81BD" w:themeColor="accent1" w:sz="8" w:space="0"/>
+          <w:left w:val="single" w:color="4F81BD" w:themeColor="accent1" w:sz="8" w:space="0"/>
+          <w:bottom w:val="single" w:color="4F81BD" w:themeColor="accent1" w:sz="8" w:space="0"/>
+          <w:right w:val="single" w:color="4F81BD" w:themeColor="accent1" w:sz="8" w:space="0"/>
         </w:tcBorders>
         <w:shd w:val="clear" w:color="auto" w:fill="D3DFEE" w:themeFill="accent1" w:themeFillTint="3F"/>
       </w:tcPr>
@@ -3570,11 +3592,11 @@
       <w:tblPr/>
       <w:tcPr>
         <w:tcBorders>
-          <w:top w:val="single" w:sz="8" w:space="0" w:color="4F81BD" w:themeColor="accent1"/>
-          <w:left w:val="single" w:sz="8" w:space="0" w:color="4F81BD" w:themeColor="accent1"/>
-          <w:bottom w:val="single" w:sz="8" w:space="0" w:color="4F81BD" w:themeColor="accent1"/>
-          <w:right w:val="single" w:sz="8" w:space="0" w:color="4F81BD" w:themeColor="accent1"/>
-          <w:insideV w:val="single" w:sz="8" w:space="0" w:color="4F81BD" w:themeColor="accent1"/>
+          <w:top w:val="single" w:color="4F81BD" w:themeColor="accent1" w:sz="8" w:space="0"/>
+          <w:left w:val="single" w:color="4F81BD" w:themeColor="accent1" w:sz="8" w:space="0"/>
+          <w:bottom w:val="single" w:color="4F81BD" w:themeColor="accent1" w:sz="8" w:space="0"/>
+          <w:right w:val="single" w:color="4F81BD" w:themeColor="accent1" w:sz="8" w:space="0"/>
+          <w:insideV w:val="single" w:color="4F81BD" w:themeColor="accent1" w:sz="8" w:space="0"/>
         </w:tcBorders>
         <w:shd w:val="clear" w:color="auto" w:fill="D3DFEE" w:themeFill="accent1" w:themeFillTint="3F"/>
       </w:tcPr>
@@ -3583,11 +3605,11 @@
       <w:tblPr/>
       <w:tcPr>
         <w:tcBorders>
-          <w:top w:val="single" w:sz="8" w:space="0" w:color="4F81BD" w:themeColor="accent1"/>
-          <w:left w:val="single" w:sz="8" w:space="0" w:color="4F81BD" w:themeColor="accent1"/>
-          <w:bottom w:val="single" w:sz="8" w:space="0" w:color="4F81BD" w:themeColor="accent1"/>
-          <w:right w:val="single" w:sz="8" w:space="0" w:color="4F81BD" w:themeColor="accent1"/>
-          <w:insideV w:val="single" w:sz="8" w:space="0" w:color="4F81BD" w:themeColor="accent1"/>
+          <w:top w:val="single" w:color="4F81BD" w:themeColor="accent1" w:sz="8" w:space="0"/>
+          <w:left w:val="single" w:color="4F81BD" w:themeColor="accent1" w:sz="8" w:space="0"/>
+          <w:bottom w:val="single" w:color="4F81BD" w:themeColor="accent1" w:sz="8" w:space="0"/>
+          <w:right w:val="single" w:color="4F81BD" w:themeColor="accent1" w:sz="8" w:space="0"/>
+          <w:insideV w:val="single" w:color="4F81BD" w:themeColor="accent1" w:sz="8" w:space="0"/>
         </w:tcBorders>
       </w:tcPr>
     </w:tblStylePr>
@@ -3605,12 +3627,12 @@
       <w:tblStyleColBandSize w:val="1"/>
       <w:tblInd w:w="0" w:type="dxa"/>
       <w:tblBorders>
-        <w:top w:val="single" w:sz="8" w:space="0" w:color="C0504D" w:themeColor="accent2"/>
-        <w:left w:val="single" w:sz="8" w:space="0" w:color="C0504D" w:themeColor="accent2"/>
-        <w:bottom w:val="single" w:sz="8" w:space="0" w:color="C0504D" w:themeColor="accent2"/>
-        <w:right w:val="single" w:sz="8" w:space="0" w:color="C0504D" w:themeColor="accent2"/>
-        <w:insideH w:val="single" w:sz="8" w:space="0" w:color="C0504D" w:themeColor="accent2"/>
-        <w:insideV w:val="single" w:sz="8" w:space="0" w:color="C0504D" w:themeColor="accent2"/>
+        <w:top w:val="single" w:color="C0504D" w:themeColor="accent2" w:sz="8" w:space="0"/>
+        <w:left w:val="single" w:color="C0504D" w:themeColor="accent2" w:sz="8" w:space="0"/>
+        <w:bottom w:val="single" w:color="C0504D" w:themeColor="accent2" w:sz="8" w:space="0"/>
+        <w:right w:val="single" w:color="C0504D" w:themeColor="accent2" w:sz="8" w:space="0"/>
+        <w:insideH w:val="single" w:color="C0504D" w:themeColor="accent2" w:sz="8" w:space="0"/>
+        <w:insideV w:val="single" w:color="C0504D" w:themeColor="accent2" w:sz="8" w:space="0"/>
       </w:tblBorders>
       <w:tblCellMar>
         <w:top w:w="0" w:type="dxa"/>
@@ -3624,19 +3646,19 @@
         <w:spacing w:before="0" w:after="0" w:line="240" w:lineRule="auto"/>
       </w:pPr>
       <w:rPr>
-        <w:rFonts w:asciiTheme="majorHAnsi" w:eastAsiaTheme="majorEastAsia" w:hAnsiTheme="majorHAnsi" w:cstheme="majorBidi"/>
-        <w:b/>
-        <w:bCs/>
-      </w:rPr>
-      <w:tblPr/>
-      <w:tcPr>
-        <w:tcBorders>
-          <w:top w:val="single" w:sz="8" w:space="0" w:color="C0504D" w:themeColor="accent2"/>
-          <w:left w:val="single" w:sz="8" w:space="0" w:color="C0504D" w:themeColor="accent2"/>
-          <w:bottom w:val="single" w:sz="18" w:space="0" w:color="C0504D" w:themeColor="accent2"/>
-          <w:right w:val="single" w:sz="8" w:space="0" w:color="C0504D" w:themeColor="accent2"/>
-          <w:insideH w:val="nil"/>
-          <w:insideV w:val="single" w:sz="8" w:space="0" w:color="C0504D" w:themeColor="accent2"/>
+        <w:rFonts w:asciiTheme="majorHAnsi" w:hAnsiTheme="majorHAnsi" w:eastAsiaTheme="majorEastAsia" w:cstheme="majorBidi"/>
+        <w:b/>
+        <w:bCs/>
+      </w:rPr>
+      <w:tblPr/>
+      <w:tcPr>
+        <w:tcBorders>
+          <w:top w:val="single" w:color="C0504D" w:themeColor="accent2" w:sz="8" w:space="0"/>
+          <w:left w:val="single" w:color="C0504D" w:themeColor="accent2" w:sz="8" w:space="0"/>
+          <w:bottom w:val="single" w:color="C0504D" w:themeColor="accent2" w:sz="18" w:space="0"/>
+          <w:right w:val="single" w:color="C0504D" w:themeColor="accent2" w:sz="8" w:space="0"/>
+          <w:insideH w:val="nil"/>
+          <w:insideV w:val="single" w:color="C0504D" w:themeColor="accent2" w:sz="8" w:space="0"/>
         </w:tcBorders>
       </w:tcPr>
     </w:tblStylePr>
@@ -3645,42 +3667,42 @@
         <w:spacing w:before="0" w:after="0" w:line="240" w:lineRule="auto"/>
       </w:pPr>
       <w:rPr>
-        <w:rFonts w:asciiTheme="majorHAnsi" w:eastAsiaTheme="majorEastAsia" w:hAnsiTheme="majorHAnsi" w:cstheme="majorBidi"/>
-        <w:b/>
-        <w:bCs/>
-      </w:rPr>
-      <w:tblPr/>
-      <w:tcPr>
-        <w:tcBorders>
-          <w:top w:val="double" w:sz="6" w:space="0" w:color="C0504D" w:themeColor="accent2"/>
-          <w:left w:val="single" w:sz="8" w:space="0" w:color="C0504D" w:themeColor="accent2"/>
-          <w:bottom w:val="single" w:sz="8" w:space="0" w:color="C0504D" w:themeColor="accent2"/>
-          <w:right w:val="single" w:sz="8" w:space="0" w:color="C0504D" w:themeColor="accent2"/>
-          <w:insideH w:val="nil"/>
-          <w:insideV w:val="single" w:sz="8" w:space="0" w:color="C0504D" w:themeColor="accent2"/>
+        <w:rFonts w:asciiTheme="majorHAnsi" w:hAnsiTheme="majorHAnsi" w:eastAsiaTheme="majorEastAsia" w:cstheme="majorBidi"/>
+        <w:b/>
+        <w:bCs/>
+      </w:rPr>
+      <w:tblPr/>
+      <w:tcPr>
+        <w:tcBorders>
+          <w:top w:val="double" w:color="C0504D" w:themeColor="accent2" w:sz="6" w:space="0"/>
+          <w:left w:val="single" w:color="C0504D" w:themeColor="accent2" w:sz="8" w:space="0"/>
+          <w:bottom w:val="single" w:color="C0504D" w:themeColor="accent2" w:sz="8" w:space="0"/>
+          <w:right w:val="single" w:color="C0504D" w:themeColor="accent2" w:sz="8" w:space="0"/>
+          <w:insideH w:val="nil"/>
+          <w:insideV w:val="single" w:color="C0504D" w:themeColor="accent2" w:sz="8" w:space="0"/>
         </w:tcBorders>
       </w:tcPr>
     </w:tblStylePr>
     <w:tblStylePr w:type="firstCol">
       <w:rPr>
-        <w:rFonts w:asciiTheme="majorHAnsi" w:eastAsiaTheme="majorEastAsia" w:hAnsiTheme="majorHAnsi" w:cstheme="majorBidi"/>
+        <w:rFonts w:asciiTheme="majorHAnsi" w:hAnsiTheme="majorHAnsi" w:eastAsiaTheme="majorEastAsia" w:cstheme="majorBidi"/>
         <w:b/>
         <w:bCs/>
       </w:rPr>
     </w:tblStylePr>
     <w:tblStylePr w:type="lastCol">
       <w:rPr>
-        <w:rFonts w:asciiTheme="majorHAnsi" w:eastAsiaTheme="majorEastAsia" w:hAnsiTheme="majorHAnsi" w:cstheme="majorBidi"/>
-        <w:b/>
-        <w:bCs/>
-      </w:rPr>
-      <w:tblPr/>
-      <w:tcPr>
-        <w:tcBorders>
-          <w:top w:val="single" w:sz="8" w:space="0" w:color="C0504D" w:themeColor="accent2"/>
-          <w:left w:val="single" w:sz="8" w:space="0" w:color="C0504D" w:themeColor="accent2"/>
-          <w:bottom w:val="single" w:sz="8" w:space="0" w:color="C0504D" w:themeColor="accent2"/>
-          <w:right w:val="single" w:sz="8" w:space="0" w:color="C0504D" w:themeColor="accent2"/>
+        <w:rFonts w:asciiTheme="majorHAnsi" w:hAnsiTheme="majorHAnsi" w:eastAsiaTheme="majorEastAsia" w:cstheme="majorBidi"/>
+        <w:b/>
+        <w:bCs/>
+      </w:rPr>
+      <w:tblPr/>
+      <w:tcPr>
+        <w:tcBorders>
+          <w:top w:val="single" w:color="C0504D" w:themeColor="accent2" w:sz="8" w:space="0"/>
+          <w:left w:val="single" w:color="C0504D" w:themeColor="accent2" w:sz="8" w:space="0"/>
+          <w:bottom w:val="single" w:color="C0504D" w:themeColor="accent2" w:sz="8" w:space="0"/>
+          <w:right w:val="single" w:color="C0504D" w:themeColor="accent2" w:sz="8" w:space="0"/>
         </w:tcBorders>
       </w:tcPr>
     </w:tblStylePr>
@@ -3688,10 +3710,10 @@
       <w:tblPr/>
       <w:tcPr>
         <w:tcBorders>
-          <w:top w:val="single" w:sz="8" w:space="0" w:color="C0504D" w:themeColor="accent2"/>
-          <w:left w:val="single" w:sz="8" w:space="0" w:color="C0504D" w:themeColor="accent2"/>
-          <w:bottom w:val="single" w:sz="8" w:space="0" w:color="C0504D" w:themeColor="accent2"/>
-          <w:right w:val="single" w:sz="8" w:space="0" w:color="C0504D" w:themeColor="accent2"/>
+          <w:top w:val="single" w:color="C0504D" w:themeColor="accent2" w:sz="8" w:space="0"/>
+          <w:left w:val="single" w:color="C0504D" w:themeColor="accent2" w:sz="8" w:space="0"/>
+          <w:bottom w:val="single" w:color="C0504D" w:themeColor="accent2" w:sz="8" w:space="0"/>
+          <w:right w:val="single" w:color="C0504D" w:themeColor="accent2" w:sz="8" w:space="0"/>
         </w:tcBorders>
         <w:shd w:val="clear" w:color="auto" w:fill="EFD3D2" w:themeFill="accent2" w:themeFillTint="3F"/>
       </w:tcPr>
@@ -3700,11 +3722,11 @@
       <w:tblPr/>
       <w:tcPr>
         <w:tcBorders>
-          <w:top w:val="single" w:sz="8" w:space="0" w:color="C0504D" w:themeColor="accent2"/>
-          <w:left w:val="single" w:sz="8" w:space="0" w:color="C0504D" w:themeColor="accent2"/>
-          <w:bottom w:val="single" w:sz="8" w:space="0" w:color="C0504D" w:themeColor="accent2"/>
-          <w:right w:val="single" w:sz="8" w:space="0" w:color="C0504D" w:themeColor="accent2"/>
-          <w:insideV w:val="single" w:sz="8" w:space="0" w:color="C0504D" w:themeColor="accent2"/>
+          <w:top w:val="single" w:color="C0504D" w:themeColor="accent2" w:sz="8" w:space="0"/>
+          <w:left w:val="single" w:color="C0504D" w:themeColor="accent2" w:sz="8" w:space="0"/>
+          <w:bottom w:val="single" w:color="C0504D" w:themeColor="accent2" w:sz="8" w:space="0"/>
+          <w:right w:val="single" w:color="C0504D" w:themeColor="accent2" w:sz="8" w:space="0"/>
+          <w:insideV w:val="single" w:color="C0504D" w:themeColor="accent2" w:sz="8" w:space="0"/>
         </w:tcBorders>
         <w:shd w:val="clear" w:color="auto" w:fill="EFD3D2" w:themeFill="accent2" w:themeFillTint="3F"/>
       </w:tcPr>
@@ -3713,11 +3735,11 @@
       <w:tblPr/>
       <w:tcPr>
         <w:tcBorders>
-          <w:top w:val="single" w:sz="8" w:space="0" w:color="C0504D" w:themeColor="accent2"/>
-          <w:left w:val="single" w:sz="8" w:space="0" w:color="C0504D" w:themeColor="accent2"/>
-          <w:bottom w:val="single" w:sz="8" w:space="0" w:color="C0504D" w:themeColor="accent2"/>
-          <w:right w:val="single" w:sz="8" w:space="0" w:color="C0504D" w:themeColor="accent2"/>
-          <w:insideV w:val="single" w:sz="8" w:space="0" w:color="C0504D" w:themeColor="accent2"/>
+          <w:top w:val="single" w:color="C0504D" w:themeColor="accent2" w:sz="8" w:space="0"/>
+          <w:left w:val="single" w:color="C0504D" w:themeColor="accent2" w:sz="8" w:space="0"/>
+          <w:bottom w:val="single" w:color="C0504D" w:themeColor="accent2" w:sz="8" w:space="0"/>
+          <w:right w:val="single" w:color="C0504D" w:themeColor="accent2" w:sz="8" w:space="0"/>
+          <w:insideV w:val="single" w:color="C0504D" w:themeColor="accent2" w:sz="8" w:space="0"/>
         </w:tcBorders>
       </w:tcPr>
     </w:tblStylePr>
@@ -3735,12 +3757,12 @@
       <w:tblStyleColBandSize w:val="1"/>
       <w:tblInd w:w="0" w:type="dxa"/>
       <w:tblBorders>
-        <w:top w:val="single" w:sz="8" w:space="0" w:color="9BBB59" w:themeColor="accent3"/>
-        <w:left w:val="single" w:sz="8" w:space="0" w:color="9BBB59" w:themeColor="accent3"/>
-        <w:bottom w:val="single" w:sz="8" w:space="0" w:color="9BBB59" w:themeColor="accent3"/>
-        <w:right w:val="single" w:sz="8" w:space="0" w:color="9BBB59" w:themeColor="accent3"/>
-        <w:insideH w:val="single" w:sz="8" w:space="0" w:color="9BBB59" w:themeColor="accent3"/>
-        <w:insideV w:val="single" w:sz="8" w:space="0" w:color="9BBB59" w:themeColor="accent3"/>
+        <w:top w:val="single" w:color="9BBB59" w:themeColor="accent3" w:sz="8" w:space="0"/>
+        <w:left w:val="single" w:color="9BBB59" w:themeColor="accent3" w:sz="8" w:space="0"/>
+        <w:bottom w:val="single" w:color="9BBB59" w:themeColor="accent3" w:sz="8" w:space="0"/>
+        <w:right w:val="single" w:color="9BBB59" w:themeColor="accent3" w:sz="8" w:space="0"/>
+        <w:insideH w:val="single" w:color="9BBB59" w:themeColor="accent3" w:sz="8" w:space="0"/>
+        <w:insideV w:val="single" w:color="9BBB59" w:themeColor="accent3" w:sz="8" w:space="0"/>
       </w:tblBorders>
       <w:tblCellMar>
         <w:top w:w="0" w:type="dxa"/>
@@ -3754,19 +3776,19 @@
         <w:spacing w:before="0" w:after="0" w:line="240" w:lineRule="auto"/>
       </w:pPr>
       <w:rPr>
-        <w:rFonts w:asciiTheme="majorHAnsi" w:eastAsiaTheme="majorEastAsia" w:hAnsiTheme="majorHAnsi" w:cstheme="majorBidi"/>
-        <w:b/>
-        <w:bCs/>
-      </w:rPr>
-      <w:tblPr/>
-      <w:tcPr>
-        <w:tcBorders>
-          <w:top w:val="single" w:sz="8" w:space="0" w:color="9BBB59" w:themeColor="accent3"/>
-          <w:left w:val="single" w:sz="8" w:space="0" w:color="9BBB59" w:themeColor="accent3"/>
-          <w:bottom w:val="single" w:sz="18" w:space="0" w:color="9BBB59" w:themeColor="accent3"/>
-          <w:right w:val="single" w:sz="8" w:space="0" w:color="9BBB59" w:themeColor="accent3"/>
-          <w:insideH w:val="nil"/>
-          <w:insideV w:val="single" w:sz="8" w:space="0" w:color="9BBB59" w:themeColor="accent3"/>
+        <w:rFonts w:asciiTheme="majorHAnsi" w:hAnsiTheme="majorHAnsi" w:eastAsiaTheme="majorEastAsia" w:cstheme="majorBidi"/>
+        <w:b/>
+        <w:bCs/>
+      </w:rPr>
+      <w:tblPr/>
+      <w:tcPr>
+        <w:tcBorders>
+          <w:top w:val="single" w:color="9BBB59" w:themeColor="accent3" w:sz="8" w:space="0"/>
+          <w:left w:val="single" w:color="9BBB59" w:themeColor="accent3" w:sz="8" w:space="0"/>
+          <w:bottom w:val="single" w:color="9BBB59" w:themeColor="accent3" w:sz="18" w:space="0"/>
+          <w:right w:val="single" w:color="9BBB59" w:themeColor="accent3" w:sz="8" w:space="0"/>
+          <w:insideH w:val="nil"/>
+          <w:insideV w:val="single" w:color="9BBB59" w:themeColor="accent3" w:sz="8" w:space="0"/>
         </w:tcBorders>
       </w:tcPr>
     </w:tblStylePr>
@@ -3775,42 +3797,42 @@
         <w:spacing w:before="0" w:after="0" w:line="240" w:lineRule="auto"/>
       </w:pPr>
       <w:rPr>
-        <w:rFonts w:asciiTheme="majorHAnsi" w:eastAsiaTheme="majorEastAsia" w:hAnsiTheme="majorHAnsi" w:cstheme="majorBidi"/>
-        <w:b/>
-        <w:bCs/>
-      </w:rPr>
-      <w:tblPr/>
-      <w:tcPr>
-        <w:tcBorders>
-          <w:top w:val="double" w:sz="6" w:space="0" w:color="9BBB59" w:themeColor="accent3"/>
-          <w:left w:val="single" w:sz="8" w:space="0" w:color="9BBB59" w:themeColor="accent3"/>
-          <w:bottom w:val="single" w:sz="8" w:space="0" w:color="9BBB59" w:themeColor="accent3"/>
-          <w:right w:val="single" w:sz="8" w:space="0" w:color="9BBB59" w:themeColor="accent3"/>
-          <w:insideH w:val="nil"/>
-          <w:insideV w:val="single" w:sz="8" w:space="0" w:color="9BBB59" w:themeColor="accent3"/>
+        <w:rFonts w:asciiTheme="majorHAnsi" w:hAnsiTheme="majorHAnsi" w:eastAsiaTheme="majorEastAsia" w:cstheme="majorBidi"/>
+        <w:b/>
+        <w:bCs/>
+      </w:rPr>
+      <w:tblPr/>
+      <w:tcPr>
+        <w:tcBorders>
+          <w:top w:val="double" w:color="9BBB59" w:themeColor="accent3" w:sz="6" w:space="0"/>
+          <w:left w:val="single" w:color="9BBB59" w:themeColor="accent3" w:sz="8" w:space="0"/>
+          <w:bottom w:val="single" w:color="9BBB59" w:themeColor="accent3" w:sz="8" w:space="0"/>
+          <w:right w:val="single" w:color="9BBB59" w:themeColor="accent3" w:sz="8" w:space="0"/>
+          <w:insideH w:val="nil"/>
+          <w:insideV w:val="single" w:color="9BBB59" w:themeColor="accent3" w:sz="8" w:space="0"/>
         </w:tcBorders>
       </w:tcPr>
     </w:tblStylePr>
     <w:tblStylePr w:type="firstCol">
       <w:rPr>
-        <w:rFonts w:asciiTheme="majorHAnsi" w:eastAsiaTheme="majorEastAsia" w:hAnsiTheme="majorHAnsi" w:cstheme="majorBidi"/>
+        <w:rFonts w:asciiTheme="majorHAnsi" w:hAnsiTheme="majorHAnsi" w:eastAsiaTheme="majorEastAsia" w:cstheme="majorBidi"/>
         <w:b/>
         <w:bCs/>
       </w:rPr>
     </w:tblStylePr>
     <w:tblStylePr w:type="lastCol">
       <w:rPr>
-        <w:rFonts w:asciiTheme="majorHAnsi" w:eastAsiaTheme="majorEastAsia" w:hAnsiTheme="majorHAnsi" w:cstheme="majorBidi"/>
-        <w:b/>
-        <w:bCs/>
-      </w:rPr>
-      <w:tblPr/>
-      <w:tcPr>
-        <w:tcBorders>
-          <w:top w:val="single" w:sz="8" w:space="0" w:color="9BBB59" w:themeColor="accent3"/>
-          <w:left w:val="single" w:sz="8" w:space="0" w:color="9BBB59" w:themeColor="accent3"/>
-          <w:bottom w:val="single" w:sz="8" w:space="0" w:color="9BBB59" w:themeColor="accent3"/>
-          <w:right w:val="single" w:sz="8" w:space="0" w:color="9BBB59" w:themeColor="accent3"/>
+        <w:rFonts w:asciiTheme="majorHAnsi" w:hAnsiTheme="majorHAnsi" w:eastAsiaTheme="majorEastAsia" w:cstheme="majorBidi"/>
+        <w:b/>
+        <w:bCs/>
+      </w:rPr>
+      <w:tblPr/>
+      <w:tcPr>
+        <w:tcBorders>
+          <w:top w:val="single" w:color="9BBB59" w:themeColor="accent3" w:sz="8" w:space="0"/>
+          <w:left w:val="single" w:color="9BBB59" w:themeColor="accent3" w:sz="8" w:space="0"/>
+          <w:bottom w:val="single" w:color="9BBB59" w:themeColor="accent3" w:sz="8" w:space="0"/>
+          <w:right w:val="single" w:color="9BBB59" w:themeColor="accent3" w:sz="8" w:space="0"/>
         </w:tcBorders>
       </w:tcPr>
     </w:tblStylePr>
@@ -3818,10 +3840,10 @@
       <w:tblPr/>
       <w:tcPr>
         <w:tcBorders>
-          <w:top w:val="single" w:sz="8" w:space="0" w:color="9BBB59" w:themeColor="accent3"/>
-          <w:left w:val="single" w:sz="8" w:space="0" w:color="9BBB59" w:themeColor="accent3"/>
-          <w:bottom w:val="single" w:sz="8" w:space="0" w:color="9BBB59" w:themeColor="accent3"/>
-          <w:right w:val="single" w:sz="8" w:space="0" w:color="9BBB59" w:themeColor="accent3"/>
+          <w:top w:val="single" w:color="9BBB59" w:themeColor="accent3" w:sz="8" w:space="0"/>
+          <w:left w:val="single" w:color="9BBB59" w:themeColor="accent3" w:sz="8" w:space="0"/>
+          <w:bottom w:val="single" w:color="9BBB59" w:themeColor="accent3" w:sz="8" w:space="0"/>
+          <w:right w:val="single" w:color="9BBB59" w:themeColor="accent3" w:sz="8" w:space="0"/>
         </w:tcBorders>
         <w:shd w:val="clear" w:color="auto" w:fill="E6EED5" w:themeFill="accent3" w:themeFillTint="3F"/>
       </w:tcPr>
@@ -3830,11 +3852,11 @@
       <w:tblPr/>
       <w:tcPr>
         <w:tcBorders>
-          <w:top w:val="single" w:sz="8" w:space="0" w:color="9BBB59" w:themeColor="accent3"/>
-          <w:left w:val="single" w:sz="8" w:space="0" w:color="9BBB59" w:themeColor="accent3"/>
-          <w:bottom w:val="single" w:sz="8" w:space="0" w:color="9BBB59" w:themeColor="accent3"/>
-          <w:right w:val="single" w:sz="8" w:space="0" w:color="9BBB59" w:themeColor="accent3"/>
-          <w:insideV w:val="single" w:sz="8" w:space="0" w:color="9BBB59" w:themeColor="accent3"/>
+          <w:top w:val="single" w:color="9BBB59" w:themeColor="accent3" w:sz="8" w:space="0"/>
+          <w:left w:val="single" w:color="9BBB59" w:themeColor="accent3" w:sz="8" w:space="0"/>
+          <w:bottom w:val="single" w:color="9BBB59" w:themeColor="accent3" w:sz="8" w:space="0"/>
+          <w:right w:val="single" w:color="9BBB59" w:themeColor="accent3" w:sz="8" w:space="0"/>
+          <w:insideV w:val="single" w:color="9BBB59" w:themeColor="accent3" w:sz="8" w:space="0"/>
         </w:tcBorders>
         <w:shd w:val="clear" w:color="auto" w:fill="E6EED5" w:themeFill="accent3" w:themeFillTint="3F"/>
       </w:tcPr>
@@ -3843,11 +3865,11 @@
       <w:tblPr/>
       <w:tcPr>
         <w:tcBorders>
-          <w:top w:val="single" w:sz="8" w:space="0" w:color="9BBB59" w:themeColor="accent3"/>
-          <w:left w:val="single" w:sz="8" w:space="0" w:color="9BBB59" w:themeColor="accent3"/>
-          <w:bottom w:val="single" w:sz="8" w:space="0" w:color="9BBB59" w:themeColor="accent3"/>
-          <w:right w:val="single" w:sz="8" w:space="0" w:color="9BBB59" w:themeColor="accent3"/>
-          <w:insideV w:val="single" w:sz="8" w:space="0" w:color="9BBB59" w:themeColor="accent3"/>
+          <w:top w:val="single" w:color="9BBB59" w:themeColor="accent3" w:sz="8" w:space="0"/>
+          <w:left w:val="single" w:color="9BBB59" w:themeColor="accent3" w:sz="8" w:space="0"/>
+          <w:bottom w:val="single" w:color="9BBB59" w:themeColor="accent3" w:sz="8" w:space="0"/>
+          <w:right w:val="single" w:color="9BBB59" w:themeColor="accent3" w:sz="8" w:space="0"/>
+          <w:insideV w:val="single" w:color="9BBB59" w:themeColor="accent3" w:sz="8" w:space="0"/>
         </w:tcBorders>
       </w:tcPr>
     </w:tblStylePr>
@@ -3865,12 +3887,12 @@
       <w:tblStyleColBandSize w:val="1"/>
       <w:tblInd w:w="0" w:type="dxa"/>
       <w:tblBorders>
-        <w:top w:val="single" w:sz="8" w:space="0" w:color="8064A2" w:themeColor="accent4"/>
-        <w:left w:val="single" w:sz="8" w:space="0" w:color="8064A2" w:themeColor="accent4"/>
-        <w:bottom w:val="single" w:sz="8" w:space="0" w:color="8064A2" w:themeColor="accent4"/>
-        <w:right w:val="single" w:sz="8" w:space="0" w:color="8064A2" w:themeColor="accent4"/>
-        <w:insideH w:val="single" w:sz="8" w:space="0" w:color="8064A2" w:themeColor="accent4"/>
-        <w:insideV w:val="single" w:sz="8" w:space="0" w:color="8064A2" w:themeColor="accent4"/>
+        <w:top w:val="single" w:color="8064A2" w:themeColor="accent4" w:sz="8" w:space="0"/>
+        <w:left w:val="single" w:color="8064A2" w:themeColor="accent4" w:sz="8" w:space="0"/>
+        <w:bottom w:val="single" w:color="8064A2" w:themeColor="accent4" w:sz="8" w:space="0"/>
+        <w:right w:val="single" w:color="8064A2" w:themeColor="accent4" w:sz="8" w:space="0"/>
+        <w:insideH w:val="single" w:color="8064A2" w:themeColor="accent4" w:sz="8" w:space="0"/>
+        <w:insideV w:val="single" w:color="8064A2" w:themeColor="accent4" w:sz="8" w:space="0"/>
       </w:tblBorders>
       <w:tblCellMar>
         <w:top w:w="0" w:type="dxa"/>
@@ -3884,19 +3906,19 @@
         <w:spacing w:before="0" w:after="0" w:line="240" w:lineRule="auto"/>
       </w:pPr>
       <w:rPr>
-        <w:rFonts w:asciiTheme="majorHAnsi" w:eastAsiaTheme="majorEastAsia" w:hAnsiTheme="majorHAnsi" w:cstheme="majorBidi"/>
-        <w:b/>
-        <w:bCs/>
-      </w:rPr>
-      <w:tblPr/>
-      <w:tcPr>
-        <w:tcBorders>
-          <w:top w:val="single" w:sz="8" w:space="0" w:color="8064A2" w:themeColor="accent4"/>
-          <w:left w:val="single" w:sz="8" w:space="0" w:color="8064A2" w:themeColor="accent4"/>
-          <w:bottom w:val="single" w:sz="18" w:space="0" w:color="8064A2" w:themeColor="accent4"/>
-          <w:right w:val="single" w:sz="8" w:space="0" w:color="8064A2" w:themeColor="accent4"/>
-          <w:insideH w:val="nil"/>
-          <w:insideV w:val="single" w:sz="8" w:space="0" w:color="8064A2" w:themeColor="accent4"/>
+        <w:rFonts w:asciiTheme="majorHAnsi" w:hAnsiTheme="majorHAnsi" w:eastAsiaTheme="majorEastAsia" w:cstheme="majorBidi"/>
+        <w:b/>
+        <w:bCs/>
+      </w:rPr>
+      <w:tblPr/>
+      <w:tcPr>
+        <w:tcBorders>
+          <w:top w:val="single" w:color="8064A2" w:themeColor="accent4" w:sz="8" w:space="0"/>
+          <w:left w:val="single" w:color="8064A2" w:themeColor="accent4" w:sz="8" w:space="0"/>
+          <w:bottom w:val="single" w:color="8064A2" w:themeColor="accent4" w:sz="18" w:space="0"/>
+          <w:right w:val="single" w:color="8064A2" w:themeColor="accent4" w:sz="8" w:space="0"/>
+          <w:insideH w:val="nil"/>
+          <w:insideV w:val="single" w:color="8064A2" w:themeColor="accent4" w:sz="8" w:space="0"/>
         </w:tcBorders>
       </w:tcPr>
     </w:tblStylePr>
@@ -3905,42 +3927,42 @@
         <w:spacing w:before="0" w:after="0" w:line="240" w:lineRule="auto"/>
       </w:pPr>
       <w:rPr>
-        <w:rFonts w:asciiTheme="majorHAnsi" w:eastAsiaTheme="majorEastAsia" w:hAnsiTheme="majorHAnsi" w:cstheme="majorBidi"/>
-        <w:b/>
-        <w:bCs/>
-      </w:rPr>
-      <w:tblPr/>
-      <w:tcPr>
-        <w:tcBorders>
-          <w:top w:val="double" w:sz="6" w:space="0" w:color="8064A2" w:themeColor="accent4"/>
-          <w:left w:val="single" w:sz="8" w:space="0" w:color="8064A2" w:themeColor="accent4"/>
-          <w:bottom w:val="single" w:sz="8" w:space="0" w:color="8064A2" w:themeColor="accent4"/>
-          <w:right w:val="single" w:sz="8" w:space="0" w:color="8064A2" w:themeColor="accent4"/>
-          <w:insideH w:val="nil"/>
-          <w:insideV w:val="single" w:sz="8" w:space="0" w:color="8064A2" w:themeColor="accent4"/>
+        <w:rFonts w:asciiTheme="majorHAnsi" w:hAnsiTheme="majorHAnsi" w:eastAsiaTheme="majorEastAsia" w:cstheme="majorBidi"/>
+        <w:b/>
+        <w:bCs/>
+      </w:rPr>
+      <w:tblPr/>
+      <w:tcPr>
+        <w:tcBorders>
+          <w:top w:val="double" w:color="8064A2" w:themeColor="accent4" w:sz="6" w:space="0"/>
+          <w:left w:val="single" w:color="8064A2" w:themeColor="accent4" w:sz="8" w:space="0"/>
+          <w:bottom w:val="single" w:color="8064A2" w:themeColor="accent4" w:sz="8" w:space="0"/>
+          <w:right w:val="single" w:color="8064A2" w:themeColor="accent4" w:sz="8" w:space="0"/>
+          <w:insideH w:val="nil"/>
+          <w:insideV w:val="single" w:color="8064A2" w:themeColor="accent4" w:sz="8" w:space="0"/>
         </w:tcBorders>
       </w:tcPr>
     </w:tblStylePr>
     <w:tblStylePr w:type="firstCol">
       <w:rPr>
-        <w:rFonts w:asciiTheme="majorHAnsi" w:eastAsiaTheme="majorEastAsia" w:hAnsiTheme="majorHAnsi" w:cstheme="majorBidi"/>
+        <w:rFonts w:asciiTheme="majorHAnsi" w:hAnsiTheme="majorHAnsi" w:eastAsiaTheme="majorEastAsia" w:cstheme="majorBidi"/>
         <w:b/>
         <w:bCs/>
       </w:rPr>
     </w:tblStylePr>
     <w:tblStylePr w:type="lastCol">
       <w:rPr>
-        <w:rFonts w:asciiTheme="majorHAnsi" w:eastAsiaTheme="majorEastAsia" w:hAnsiTheme="majorHAnsi" w:cstheme="majorBidi"/>
-        <w:b/>
-        <w:bCs/>
-      </w:rPr>
-      <w:tblPr/>
-      <w:tcPr>
-        <w:tcBorders>
-          <w:top w:val="single" w:sz="8" w:space="0" w:color="8064A2" w:themeColor="accent4"/>
-          <w:left w:val="single" w:sz="8" w:space="0" w:color="8064A2" w:themeColor="accent4"/>
-          <w:bottom w:val="single" w:sz="8" w:space="0" w:color="8064A2" w:themeColor="accent4"/>
-          <w:right w:val="single" w:sz="8" w:space="0" w:color="8064A2" w:themeColor="accent4"/>
+        <w:rFonts w:asciiTheme="majorHAnsi" w:hAnsiTheme="majorHAnsi" w:eastAsiaTheme="majorEastAsia" w:cstheme="majorBidi"/>
+        <w:b/>
+        <w:bCs/>
+      </w:rPr>
+      <w:tblPr/>
+      <w:tcPr>
+        <w:tcBorders>
+          <w:top w:val="single" w:color="8064A2" w:themeColor="accent4" w:sz="8" w:space="0"/>
+          <w:left w:val="single" w:color="8064A2" w:themeColor="accent4" w:sz="8" w:space="0"/>
+          <w:bottom w:val="single" w:color="8064A2" w:themeColor="accent4" w:sz="8" w:space="0"/>
+          <w:right w:val="single" w:color="8064A2" w:themeColor="accent4" w:sz="8" w:space="0"/>
         </w:tcBorders>
       </w:tcPr>
     </w:tblStylePr>
@@ -3948,10 +3970,10 @@
       <w:tblPr/>
       <w:tcPr>
         <w:tcBorders>
-          <w:top w:val="single" w:sz="8" w:space="0" w:color="8064A2" w:themeColor="accent4"/>
-          <w:left w:val="single" w:sz="8" w:space="0" w:color="8064A2" w:themeColor="accent4"/>
-          <w:bottom w:val="single" w:sz="8" w:space="0" w:color="8064A2" w:themeColor="accent4"/>
-          <w:right w:val="single" w:sz="8" w:space="0" w:color="8064A2" w:themeColor="accent4"/>
+          <w:top w:val="single" w:color="8064A2" w:themeColor="accent4" w:sz="8" w:space="0"/>
+          <w:left w:val="single" w:color="8064A2" w:themeColor="accent4" w:sz="8" w:space="0"/>
+          <w:bottom w:val="single" w:color="8064A2" w:themeColor="accent4" w:sz="8" w:space="0"/>
+          <w:right w:val="single" w:color="8064A2" w:themeColor="accent4" w:sz="8" w:space="0"/>
         </w:tcBorders>
         <w:shd w:val="clear" w:color="auto" w:fill="DFD8E8" w:themeFill="accent4" w:themeFillTint="3F"/>
       </w:tcPr>
@@ -3960,11 +3982,11 @@
       <w:tblPr/>
       <w:tcPr>
         <w:tcBorders>
-          <w:top w:val="single" w:sz="8" w:space="0" w:color="8064A2" w:themeColor="accent4"/>
-          <w:left w:val="single" w:sz="8" w:space="0" w:color="8064A2" w:themeColor="accent4"/>
-          <w:bottom w:val="single" w:sz="8" w:space="0" w:color="8064A2" w:themeColor="accent4"/>
-          <w:right w:val="single" w:sz="8" w:space="0" w:color="8064A2" w:themeColor="accent4"/>
-          <w:insideV w:val="single" w:sz="8" w:space="0" w:color="8064A2" w:themeColor="accent4"/>
+          <w:top w:val="single" w:color="8064A2" w:themeColor="accent4" w:sz="8" w:space="0"/>
+          <w:left w:val="single" w:color="8064A2" w:themeColor="accent4" w:sz="8" w:space="0"/>
+          <w:bottom w:val="single" w:color="8064A2" w:themeColor="accent4" w:sz="8" w:space="0"/>
+          <w:right w:val="single" w:color="8064A2" w:themeColor="accent4" w:sz="8" w:space="0"/>
+          <w:insideV w:val="single" w:color="8064A2" w:themeColor="accent4" w:sz="8" w:space="0"/>
         </w:tcBorders>
         <w:shd w:val="clear" w:color="auto" w:fill="DFD8E8" w:themeFill="accent4" w:themeFillTint="3F"/>
       </w:tcPr>
@@ -3973,11 +3995,11 @@
       <w:tblPr/>
       <w:tcPr>
         <w:tcBorders>
-          <w:top w:val="single" w:sz="8" w:space="0" w:color="8064A2" w:themeColor="accent4"/>
-          <w:left w:val="single" w:sz="8" w:space="0" w:color="8064A2" w:themeColor="accent4"/>
-          <w:bottom w:val="single" w:sz="8" w:space="0" w:color="8064A2" w:themeColor="accent4"/>
-          <w:right w:val="single" w:sz="8" w:space="0" w:color="8064A2" w:themeColor="accent4"/>
-          <w:insideV w:val="single" w:sz="8" w:space="0" w:color="8064A2" w:themeColor="accent4"/>
+          <w:top w:val="single" w:color="8064A2" w:themeColor="accent4" w:sz="8" w:space="0"/>
+          <w:left w:val="single" w:color="8064A2" w:themeColor="accent4" w:sz="8" w:space="0"/>
+          <w:bottom w:val="single" w:color="8064A2" w:themeColor="accent4" w:sz="8" w:space="0"/>
+          <w:right w:val="single" w:color="8064A2" w:themeColor="accent4" w:sz="8" w:space="0"/>
+          <w:insideV w:val="single" w:color="8064A2" w:themeColor="accent4" w:sz="8" w:space="0"/>
         </w:tcBorders>
       </w:tcPr>
     </w:tblStylePr>
@@ -3995,12 +4017,12 @@
       <w:tblStyleColBandSize w:val="1"/>
       <w:tblInd w:w="0" w:type="dxa"/>
       <w:tblBorders>
-        <w:top w:val="single" w:sz="8" w:space="0" w:color="4BACC6" w:themeColor="accent5"/>
-        <w:left w:val="single" w:sz="8" w:space="0" w:color="4BACC6" w:themeColor="accent5"/>
-        <w:bottom w:val="single" w:sz="8" w:space="0" w:color="4BACC6" w:themeColor="accent5"/>
-        <w:right w:val="single" w:sz="8" w:space="0" w:color="4BACC6" w:themeColor="accent5"/>
-        <w:insideH w:val="single" w:sz="8" w:space="0" w:color="4BACC6" w:themeColor="accent5"/>
-        <w:insideV w:val="single" w:sz="8" w:space="0" w:color="4BACC6" w:themeColor="accent5"/>
+        <w:top w:val="single" w:color="4BACC6" w:themeColor="accent5" w:sz="8" w:space="0"/>
+        <w:left w:val="single" w:color="4BACC6" w:themeColor="accent5" w:sz="8" w:space="0"/>
+        <w:bottom w:val="single" w:color="4BACC6" w:themeColor="accent5" w:sz="8" w:space="0"/>
+        <w:right w:val="single" w:color="4BACC6" w:themeColor="accent5" w:sz="8" w:space="0"/>
+        <w:insideH w:val="single" w:color="4BACC6" w:themeColor="accent5" w:sz="8" w:space="0"/>
+        <w:insideV w:val="single" w:color="4BACC6" w:themeColor="accent5" w:sz="8" w:space="0"/>
       </w:tblBorders>
       <w:tblCellMar>
         <w:top w:w="0" w:type="dxa"/>
@@ -4014,19 +4036,19 @@
         <w:spacing w:before="0" w:after="0" w:line="240" w:lineRule="auto"/>
       </w:pPr>
       <w:rPr>
-        <w:rFonts w:asciiTheme="majorHAnsi" w:eastAsiaTheme="majorEastAsia" w:hAnsiTheme="majorHAnsi" w:cstheme="majorBidi"/>
-        <w:b/>
-        <w:bCs/>
-      </w:rPr>
-      <w:tblPr/>
-      <w:tcPr>
-        <w:tcBorders>
-          <w:top w:val="single" w:sz="8" w:space="0" w:color="4BACC6" w:themeColor="accent5"/>
-          <w:left w:val="single" w:sz="8" w:space="0" w:color="4BACC6" w:themeColor="accent5"/>
-          <w:bottom w:val="single" w:sz="18" w:space="0" w:color="4BACC6" w:themeColor="accent5"/>
-          <w:right w:val="single" w:sz="8" w:space="0" w:color="4BACC6" w:themeColor="accent5"/>
-          <w:insideH w:val="nil"/>
-          <w:insideV w:val="single" w:sz="8" w:space="0" w:color="4BACC6" w:themeColor="accent5"/>
+        <w:rFonts w:asciiTheme="majorHAnsi" w:hAnsiTheme="majorHAnsi" w:eastAsiaTheme="majorEastAsia" w:cstheme="majorBidi"/>
+        <w:b/>
+        <w:bCs/>
+      </w:rPr>
+      <w:tblPr/>
+      <w:tcPr>
+        <w:tcBorders>
+          <w:top w:val="single" w:color="4BACC6" w:themeColor="accent5" w:sz="8" w:space="0"/>
+          <w:left w:val="single" w:color="4BACC6" w:themeColor="accent5" w:sz="8" w:space="0"/>
+          <w:bottom w:val="single" w:color="4BACC6" w:themeColor="accent5" w:sz="18" w:space="0"/>
+          <w:right w:val="single" w:color="4BACC6" w:themeColor="accent5" w:sz="8" w:space="0"/>
+          <w:insideH w:val="nil"/>
+          <w:insideV w:val="single" w:color="4BACC6" w:themeColor="accent5" w:sz="8" w:space="0"/>
         </w:tcBorders>
       </w:tcPr>
     </w:tblStylePr>
@@ -4035,42 +4057,42 @@
         <w:spacing w:before="0" w:after="0" w:line="240" w:lineRule="auto"/>
       </w:pPr>
       <w:rPr>
-        <w:rFonts w:asciiTheme="majorHAnsi" w:eastAsiaTheme="majorEastAsia" w:hAnsiTheme="majorHAnsi" w:cstheme="majorBidi"/>
-        <w:b/>
-        <w:bCs/>
-      </w:rPr>
-      <w:tblPr/>
-      <w:tcPr>
-        <w:tcBorders>
-          <w:top w:val="double" w:sz="6" w:space="0" w:color="4BACC6" w:themeColor="accent5"/>
-          <w:left w:val="single" w:sz="8" w:space="0" w:color="4BACC6" w:themeColor="accent5"/>
-          <w:bottom w:val="single" w:sz="8" w:space="0" w:color="4BACC6" w:themeColor="accent5"/>
-          <w:right w:val="single" w:sz="8" w:space="0" w:color="4BACC6" w:themeColor="accent5"/>
-          <w:insideH w:val="nil"/>
-          <w:insideV w:val="single" w:sz="8" w:space="0" w:color="4BACC6" w:themeColor="accent5"/>
+        <w:rFonts w:asciiTheme="majorHAnsi" w:hAnsiTheme="majorHAnsi" w:eastAsiaTheme="majorEastAsia" w:cstheme="majorBidi"/>
+        <w:b/>
+        <w:bCs/>
+      </w:rPr>
+      <w:tblPr/>
+      <w:tcPr>
+        <w:tcBorders>
+          <w:top w:val="double" w:color="4BACC6" w:themeColor="accent5" w:sz="6" w:space="0"/>
+          <w:left w:val="single" w:color="4BACC6" w:themeColor="accent5" w:sz="8" w:space="0"/>
+          <w:bottom w:val="single" w:color="4BACC6" w:themeColor="accent5" w:sz="8" w:space="0"/>
+          <w:right w:val="single" w:color="4BACC6" w:themeColor="accent5" w:sz="8" w:space="0"/>
+          <w:insideH w:val="nil"/>
+          <w:insideV w:val="single" w:color="4BACC6" w:themeColor="accent5" w:sz="8" w:space="0"/>
         </w:tcBorders>
       </w:tcPr>
     </w:tblStylePr>
     <w:tblStylePr w:type="firstCol">
       <w:rPr>
-        <w:rFonts w:asciiTheme="majorHAnsi" w:eastAsiaTheme="majorEastAsia" w:hAnsiTheme="majorHAnsi" w:cstheme="majorBidi"/>
+        <w:rFonts w:asciiTheme="majorHAnsi" w:hAnsiTheme="majorHAnsi" w:eastAsiaTheme="majorEastAsia" w:cstheme="majorBidi"/>
         <w:b/>
         <w:bCs/>
       </w:rPr>
     </w:tblStylePr>
     <w:tblStylePr w:type="lastCol">
       <w:rPr>
-        <w:rFonts w:asciiTheme="majorHAnsi" w:eastAsiaTheme="majorEastAsia" w:hAnsiTheme="majorHAnsi" w:cstheme="majorBidi"/>
-        <w:b/>
-        <w:bCs/>
-      </w:rPr>
-      <w:tblPr/>
-      <w:tcPr>
-        <w:tcBorders>
-          <w:top w:val="single" w:sz="8" w:space="0" w:color="4BACC6" w:themeColor="accent5"/>
-          <w:left w:val="single" w:sz="8" w:space="0" w:color="4BACC6" w:themeColor="accent5"/>
-          <w:bottom w:val="single" w:sz="8" w:space="0" w:color="4BACC6" w:themeColor="accent5"/>
-          <w:right w:val="single" w:sz="8" w:space="0" w:color="4BACC6" w:themeColor="accent5"/>
+        <w:rFonts w:asciiTheme="majorHAnsi" w:hAnsiTheme="majorHAnsi" w:eastAsiaTheme="majorEastAsia" w:cstheme="majorBidi"/>
+        <w:b/>
+        <w:bCs/>
+      </w:rPr>
+      <w:tblPr/>
+      <w:tcPr>
+        <w:tcBorders>
+          <w:top w:val="single" w:color="4BACC6" w:themeColor="accent5" w:sz="8" w:space="0"/>
+          <w:left w:val="single" w:color="4BACC6" w:themeColor="accent5" w:sz="8" w:space="0"/>
+          <w:bottom w:val="single" w:color="4BACC6" w:themeColor="accent5" w:sz="8" w:space="0"/>
+          <w:right w:val="single" w:color="4BACC6" w:themeColor="accent5" w:sz="8" w:space="0"/>
         </w:tcBorders>
       </w:tcPr>
     </w:tblStylePr>
@@ -4078,10 +4100,10 @@
       <w:tblPr/>
       <w:tcPr>
         <w:tcBorders>
-          <w:top w:val="single" w:sz="8" w:space="0" w:color="4BACC6" w:themeColor="accent5"/>
-          <w:left w:val="single" w:sz="8" w:space="0" w:color="4BACC6" w:themeColor="accent5"/>
-          <w:bottom w:val="single" w:sz="8" w:space="0" w:color="4BACC6" w:themeColor="accent5"/>
-          <w:right w:val="single" w:sz="8" w:space="0" w:color="4BACC6" w:themeColor="accent5"/>
+          <w:top w:val="single" w:color="4BACC6" w:themeColor="accent5" w:sz="8" w:space="0"/>
+          <w:left w:val="single" w:color="4BACC6" w:themeColor="accent5" w:sz="8" w:space="0"/>
+          <w:bottom w:val="single" w:color="4BACC6" w:themeColor="accent5" w:sz="8" w:space="0"/>
+          <w:right w:val="single" w:color="4BACC6" w:themeColor="accent5" w:sz="8" w:space="0"/>
         </w:tcBorders>
         <w:shd w:val="clear" w:color="auto" w:fill="D2EAF1" w:themeFill="accent5" w:themeFillTint="3F"/>
       </w:tcPr>
@@ -4090,11 +4112,11 @@
       <w:tblPr/>
       <w:tcPr>
         <w:tcBorders>
-          <w:top w:val="single" w:sz="8" w:space="0" w:color="4BACC6" w:themeColor="accent5"/>
-          <w:left w:val="single" w:sz="8" w:space="0" w:color="4BACC6" w:themeColor="accent5"/>
-          <w:bottom w:val="single" w:sz="8" w:space="0" w:color="4BACC6" w:themeColor="accent5"/>
-          <w:right w:val="single" w:sz="8" w:space="0" w:color="4BACC6" w:themeColor="accent5"/>
-          <w:insideV w:val="single" w:sz="8" w:space="0" w:color="4BACC6" w:themeColor="accent5"/>
+          <w:top w:val="single" w:color="4BACC6" w:themeColor="accent5" w:sz="8" w:space="0"/>
+          <w:left w:val="single" w:color="4BACC6" w:themeColor="accent5" w:sz="8" w:space="0"/>
+          <w:bottom w:val="single" w:color="4BACC6" w:themeColor="accent5" w:sz="8" w:space="0"/>
+          <w:right w:val="single" w:color="4BACC6" w:themeColor="accent5" w:sz="8" w:space="0"/>
+          <w:insideV w:val="single" w:color="4BACC6" w:themeColor="accent5" w:sz="8" w:space="0"/>
         </w:tcBorders>
         <w:shd w:val="clear" w:color="auto" w:fill="D2EAF1" w:themeFill="accent5" w:themeFillTint="3F"/>
       </w:tcPr>
@@ -4103,11 +4125,11 @@
       <w:tblPr/>
       <w:tcPr>
         <w:tcBorders>
-          <w:top w:val="single" w:sz="8" w:space="0" w:color="4BACC6" w:themeColor="accent5"/>
-          <w:left w:val="single" w:sz="8" w:space="0" w:color="4BACC6" w:themeColor="accent5"/>
-          <w:bottom w:val="single" w:sz="8" w:space="0" w:color="4BACC6" w:themeColor="accent5"/>
-          <w:right w:val="single" w:sz="8" w:space="0" w:color="4BACC6" w:themeColor="accent5"/>
-          <w:insideV w:val="single" w:sz="8" w:space="0" w:color="4BACC6" w:themeColor="accent5"/>
+          <w:top w:val="single" w:color="4BACC6" w:themeColor="accent5" w:sz="8" w:space="0"/>
+          <w:left w:val="single" w:color="4BACC6" w:themeColor="accent5" w:sz="8" w:space="0"/>
+          <w:bottom w:val="single" w:color="4BACC6" w:themeColor="accent5" w:sz="8" w:space="0"/>
+          <w:right w:val="single" w:color="4BACC6" w:themeColor="accent5" w:sz="8" w:space="0"/>
+          <w:insideV w:val="single" w:color="4BACC6" w:themeColor="accent5" w:sz="8" w:space="0"/>
         </w:tcBorders>
       </w:tcPr>
     </w:tblStylePr>
@@ -4125,12 +4147,12 @@
       <w:tblStyleColBandSize w:val="1"/>
       <w:tblInd w:w="0" w:type="dxa"/>
       <w:tblBorders>
-        <w:top w:val="single" w:sz="8" w:space="0" w:color="F79646" w:themeColor="accent6"/>
-        <w:left w:val="single" w:sz="8" w:space="0" w:color="F79646" w:themeColor="accent6"/>
-        <w:bottom w:val="single" w:sz="8" w:space="0" w:color="F79646" w:themeColor="accent6"/>
-        <w:right w:val="single" w:sz="8" w:space="0" w:color="F79646" w:themeColor="accent6"/>
-        <w:insideH w:val="single" w:sz="8" w:space="0" w:color="F79646" w:themeColor="accent6"/>
-        <w:insideV w:val="single" w:sz="8" w:space="0" w:color="F79646" w:themeColor="accent6"/>
+        <w:top w:val="single" w:color="F79646" w:themeColor="accent6" w:sz="8" w:space="0"/>
+        <w:left w:val="single" w:color="F79646" w:themeColor="accent6" w:sz="8" w:space="0"/>
+        <w:bottom w:val="single" w:color="F79646" w:themeColor="accent6" w:sz="8" w:space="0"/>
+        <w:right w:val="single" w:color="F79646" w:themeColor="accent6" w:sz="8" w:space="0"/>
+        <w:insideH w:val="single" w:color="F79646" w:themeColor="accent6" w:sz="8" w:space="0"/>
+        <w:insideV w:val="single" w:color="F79646" w:themeColor="accent6" w:sz="8" w:space="0"/>
       </w:tblBorders>
       <w:tblCellMar>
         <w:top w:w="0" w:type="dxa"/>
@@ -4144,19 +4166,19 @@
         <w:spacing w:before="0" w:after="0" w:line="240" w:lineRule="auto"/>
       </w:pPr>
       <w:rPr>
-        <w:rFonts w:asciiTheme="majorHAnsi" w:eastAsiaTheme="majorEastAsia" w:hAnsiTheme="majorHAnsi" w:cstheme="majorBidi"/>
-        <w:b/>
-        <w:bCs/>
-      </w:rPr>
-      <w:tblPr/>
-      <w:tcPr>
-        <w:tcBorders>
-          <w:top w:val="single" w:sz="8" w:space="0" w:color="F79646" w:themeColor="accent6"/>
-          <w:left w:val="single" w:sz="8" w:space="0" w:color="F79646" w:themeColor="accent6"/>
-          <w:bottom w:val="single" w:sz="18" w:space="0" w:color="F79646" w:themeColor="accent6"/>
-          <w:right w:val="single" w:sz="8" w:space="0" w:color="F79646" w:themeColor="accent6"/>
-          <w:insideH w:val="nil"/>
-          <w:insideV w:val="single" w:sz="8" w:space="0" w:color="F79646" w:themeColor="accent6"/>
+        <w:rFonts w:asciiTheme="majorHAnsi" w:hAnsiTheme="majorHAnsi" w:eastAsiaTheme="majorEastAsia" w:cstheme="majorBidi"/>
+        <w:b/>
+        <w:bCs/>
+      </w:rPr>
+      <w:tblPr/>
+      <w:tcPr>
+        <w:tcBorders>
+          <w:top w:val="single" w:color="F79646" w:themeColor="accent6" w:sz="8" w:space="0"/>
+          <w:left w:val="single" w:color="F79646" w:themeColor="accent6" w:sz="8" w:space="0"/>
+          <w:bottom w:val="single" w:color="F79646" w:themeColor="accent6" w:sz="18" w:space="0"/>
+          <w:right w:val="single" w:color="F79646" w:themeColor="accent6" w:sz="8" w:space="0"/>
+          <w:insideH w:val="nil"/>
+          <w:insideV w:val="single" w:color="F79646" w:themeColor="accent6" w:sz="8" w:space="0"/>
         </w:tcBorders>
       </w:tcPr>
     </w:tblStylePr>
@@ -4165,42 +4187,42 @@
         <w:spacing w:before="0" w:after="0" w:line="240" w:lineRule="auto"/>
       </w:pPr>
       <w:rPr>
-        <w:rFonts w:asciiTheme="majorHAnsi" w:eastAsiaTheme="majorEastAsia" w:hAnsiTheme="majorHAnsi" w:cstheme="majorBidi"/>
-        <w:b/>
-        <w:bCs/>
-      </w:rPr>
-      <w:tblPr/>
-      <w:tcPr>
-        <w:tcBorders>
-          <w:top w:val="double" w:sz="6" w:space="0" w:color="F79646" w:themeColor="accent6"/>
-          <w:left w:val="single" w:sz="8" w:space="0" w:color="F79646" w:themeColor="accent6"/>
-          <w:bottom w:val="single" w:sz="8" w:space="0" w:color="F79646" w:themeColor="accent6"/>
-          <w:right w:val="single" w:sz="8" w:space="0" w:color="F79646" w:themeColor="accent6"/>
-          <w:insideH w:val="nil"/>
-          <w:insideV w:val="single" w:sz="8" w:space="0" w:color="F79646" w:themeColor="accent6"/>
+        <w:rFonts w:asciiTheme="majorHAnsi" w:hAnsiTheme="majorHAnsi" w:eastAsiaTheme="majorEastAsia" w:cstheme="majorBidi"/>
+        <w:b/>
+        <w:bCs/>
+      </w:rPr>
+      <w:tblPr/>
+      <w:tcPr>
+        <w:tcBorders>
+          <w:top w:val="double" w:color="F79646" w:themeColor="accent6" w:sz="6" w:space="0"/>
+          <w:left w:val="single" w:color="F79646" w:themeColor="accent6" w:sz="8" w:space="0"/>
+          <w:bottom w:val="single" w:color="F79646" w:themeColor="accent6" w:sz="8" w:space="0"/>
+          <w:right w:val="single" w:color="F79646" w:themeColor="accent6" w:sz="8" w:space="0"/>
+          <w:insideH w:val="nil"/>
+          <w:insideV w:val="single" w:color="F79646" w:themeColor="accent6" w:sz="8" w:space="0"/>
         </w:tcBorders>
       </w:tcPr>
     </w:tblStylePr>
     <w:tblStylePr w:type="firstCol">
       <w:rPr>
-        <w:rFonts w:asciiTheme="majorHAnsi" w:eastAsiaTheme="majorEastAsia" w:hAnsiTheme="majorHAnsi" w:cstheme="majorBidi"/>
+        <w:rFonts w:asciiTheme="majorHAnsi" w:hAnsiTheme="majorHAnsi" w:eastAsiaTheme="majorEastAsia" w:cstheme="majorBidi"/>
         <w:b/>
         <w:bCs/>
       </w:rPr>
     </w:tblStylePr>
     <w:tblStylePr w:type="lastCol">
       <w:rPr>
-        <w:rFonts w:asciiTheme="majorHAnsi" w:eastAsiaTheme="majorEastAsia" w:hAnsiTheme="majorHAnsi" w:cstheme="majorBidi"/>
-        <w:b/>
-        <w:bCs/>
-      </w:rPr>
-      <w:tblPr/>
-      <w:tcPr>
-        <w:tcBorders>
-          <w:top w:val="single" w:sz="8" w:space="0" w:color="F79646" w:themeColor="accent6"/>
-          <w:left w:val="single" w:sz="8" w:space="0" w:color="F79646" w:themeColor="accent6"/>
-          <w:bottom w:val="single" w:sz="8" w:space="0" w:color="F79646" w:themeColor="accent6"/>
-          <w:right w:val="single" w:sz="8" w:space="0" w:color="F79646" w:themeColor="accent6"/>
+        <w:rFonts w:asciiTheme="majorHAnsi" w:hAnsiTheme="majorHAnsi" w:eastAsiaTheme="majorEastAsia" w:cstheme="majorBidi"/>
+        <w:b/>
+        <w:bCs/>
+      </w:rPr>
+      <w:tblPr/>
+      <w:tcPr>
+        <w:tcBorders>
+          <w:top w:val="single" w:color="F79646" w:themeColor="accent6" w:sz="8" w:space="0"/>
+          <w:left w:val="single" w:color="F79646" w:themeColor="accent6" w:sz="8" w:space="0"/>
+          <w:bottom w:val="single" w:color="F79646" w:themeColor="accent6" w:sz="8" w:space="0"/>
+          <w:right w:val="single" w:color="F79646" w:themeColor="accent6" w:sz="8" w:space="0"/>
         </w:tcBorders>
       </w:tcPr>
     </w:tblStylePr>
@@ -4208,10 +4230,10 @@
       <w:tblPr/>
       <w:tcPr>
         <w:tcBorders>
-          <w:top w:val="single" w:sz="8" w:space="0" w:color="F79646" w:themeColor="accent6"/>
-          <w:left w:val="single" w:sz="8" w:space="0" w:color="F79646" w:themeColor="accent6"/>
-          <w:bottom w:val="single" w:sz="8" w:space="0" w:color="F79646" w:themeColor="accent6"/>
-          <w:right w:val="single" w:sz="8" w:space="0" w:color="F79646" w:themeColor="accent6"/>
+          <w:top w:val="single" w:color="F79646" w:themeColor="accent6" w:sz="8" w:space="0"/>
+          <w:left w:val="single" w:color="F79646" w:themeColor="accent6" w:sz="8" w:space="0"/>
+          <w:bottom w:val="single" w:color="F79646" w:themeColor="accent6" w:sz="8" w:space="0"/>
+          <w:right w:val="single" w:color="F79646" w:themeColor="accent6" w:sz="8" w:space="0"/>
         </w:tcBorders>
         <w:shd w:val="clear" w:color="auto" w:fill="FDE4D0" w:themeFill="accent6" w:themeFillTint="3F"/>
       </w:tcPr>
@@ -4220,11 +4242,11 @@
       <w:tblPr/>
       <w:tcPr>
         <w:tcBorders>
-          <w:top w:val="single" w:sz="8" w:space="0" w:color="F79646" w:themeColor="accent6"/>
-          <w:left w:val="single" w:sz="8" w:space="0" w:color="F79646" w:themeColor="accent6"/>
-          <w:bottom w:val="single" w:sz="8" w:space="0" w:color="F79646" w:themeColor="accent6"/>
-          <w:right w:val="single" w:sz="8" w:space="0" w:color="F79646" w:themeColor="accent6"/>
-          <w:insideV w:val="single" w:sz="8" w:space="0" w:color="F79646" w:themeColor="accent6"/>
+          <w:top w:val="single" w:color="F79646" w:themeColor="accent6" w:sz="8" w:space="0"/>
+          <w:left w:val="single" w:color="F79646" w:themeColor="accent6" w:sz="8" w:space="0"/>
+          <w:bottom w:val="single" w:color="F79646" w:themeColor="accent6" w:sz="8" w:space="0"/>
+          <w:right w:val="single" w:color="F79646" w:themeColor="accent6" w:sz="8" w:space="0"/>
+          <w:insideV w:val="single" w:color="F79646" w:themeColor="accent6" w:sz="8" w:space="0"/>
         </w:tcBorders>
         <w:shd w:val="clear" w:color="auto" w:fill="FDE4D0" w:themeFill="accent6" w:themeFillTint="3F"/>
       </w:tcPr>
@@ -4233,11 +4255,11 @@
       <w:tblPr/>
       <w:tcPr>
         <w:tcBorders>
-          <w:top w:val="single" w:sz="8" w:space="0" w:color="F79646" w:themeColor="accent6"/>
-          <w:left w:val="single" w:sz="8" w:space="0" w:color="F79646" w:themeColor="accent6"/>
-          <w:bottom w:val="single" w:sz="8" w:space="0" w:color="F79646" w:themeColor="accent6"/>
-          <w:right w:val="single" w:sz="8" w:space="0" w:color="F79646" w:themeColor="accent6"/>
-          <w:insideV w:val="single" w:sz="8" w:space="0" w:color="F79646" w:themeColor="accent6"/>
+          <w:top w:val="single" w:color="F79646" w:themeColor="accent6" w:sz="8" w:space="0"/>
+          <w:left w:val="single" w:color="F79646" w:themeColor="accent6" w:sz="8" w:space="0"/>
+          <w:bottom w:val="single" w:color="F79646" w:themeColor="accent6" w:sz="8" w:space="0"/>
+          <w:right w:val="single" w:color="F79646" w:themeColor="accent6" w:sz="8" w:space="0"/>
+          <w:insideV w:val="single" w:color="F79646" w:themeColor="accent6" w:sz="8" w:space="0"/>
         </w:tcBorders>
       </w:tcPr>
     </w:tblStylePr>
@@ -4255,11 +4277,11 @@
       <w:tblStyleColBandSize w:val="1"/>
       <w:tblInd w:w="0" w:type="dxa"/>
       <w:tblBorders>
-        <w:top w:val="single" w:sz="8" w:space="0" w:color="404040" w:themeColor="text1" w:themeTint="BF"/>
-        <w:left w:val="single" w:sz="8" w:space="0" w:color="404040" w:themeColor="text1" w:themeTint="BF"/>
-        <w:bottom w:val="single" w:sz="8" w:space="0" w:color="404040" w:themeColor="text1" w:themeTint="BF"/>
-        <w:right w:val="single" w:sz="8" w:space="0" w:color="404040" w:themeColor="text1" w:themeTint="BF"/>
-        <w:insideH w:val="single" w:sz="8" w:space="0" w:color="404040" w:themeColor="text1" w:themeTint="BF"/>
+        <w:top w:val="single" w:color="404040" w:themeColor="text1" w:themeTint="BF" w:sz="8" w:space="0"/>
+        <w:left w:val="single" w:color="404040" w:themeColor="text1" w:themeTint="BF" w:sz="8" w:space="0"/>
+        <w:bottom w:val="single" w:color="404040" w:themeColor="text1" w:themeTint="BF" w:sz="8" w:space="0"/>
+        <w:right w:val="single" w:color="404040" w:themeColor="text1" w:themeTint="BF" w:sz="8" w:space="0"/>
+        <w:insideH w:val="single" w:color="404040" w:themeColor="text1" w:themeTint="BF" w:sz="8" w:space="0"/>
       </w:tblBorders>
       <w:tblCellMar>
         <w:top w:w="0" w:type="dxa"/>
@@ -4280,10 +4302,10 @@
       <w:tblPr/>
       <w:tcPr>
         <w:tcBorders>
-          <w:top w:val="single" w:sz="8" w:space="0" w:color="404040" w:themeColor="text1" w:themeTint="BF"/>
-          <w:left w:val="single" w:sz="8" w:space="0" w:color="404040" w:themeColor="text1" w:themeTint="BF"/>
-          <w:bottom w:val="single" w:sz="8" w:space="0" w:color="404040" w:themeColor="text1" w:themeTint="BF"/>
-          <w:right w:val="single" w:sz="8" w:space="0" w:color="404040" w:themeColor="text1" w:themeTint="BF"/>
+          <w:top w:val="single" w:color="404040" w:themeColor="text1" w:themeTint="BF" w:sz="8" w:space="0"/>
+          <w:left w:val="single" w:color="404040" w:themeColor="text1" w:themeTint="BF" w:sz="8" w:space="0"/>
+          <w:bottom w:val="single" w:color="404040" w:themeColor="text1" w:themeTint="BF" w:sz="8" w:space="0"/>
+          <w:right w:val="single" w:color="404040" w:themeColor="text1" w:themeTint="BF" w:sz="8" w:space="0"/>
           <w:insideH w:val="nil"/>
           <w:insideV w:val="nil"/>
         </w:tcBorders>
@@ -4301,10 +4323,10 @@
       <w:tblPr/>
       <w:tcPr>
         <w:tcBorders>
-          <w:top w:val="double" w:sz="6" w:space="0" w:color="404040" w:themeColor="text1" w:themeTint="BF"/>
-          <w:left w:val="single" w:sz="8" w:space="0" w:color="404040" w:themeColor="text1" w:themeTint="BF"/>
-          <w:bottom w:val="single" w:sz="8" w:space="0" w:color="404040" w:themeColor="text1" w:themeTint="BF"/>
-          <w:right w:val="single" w:sz="8" w:space="0" w:color="404040" w:themeColor="text1" w:themeTint="BF"/>
+          <w:top w:val="double" w:color="404040" w:themeColor="text1" w:themeTint="BF" w:sz="6" w:space="0"/>
+          <w:left w:val="single" w:color="404040" w:themeColor="text1" w:themeTint="BF" w:sz="8" w:space="0"/>
+          <w:bottom w:val="single" w:color="404040" w:themeColor="text1" w:themeTint="BF" w:sz="8" w:space="0"/>
+          <w:right w:val="single" w:color="404040" w:themeColor="text1" w:themeTint="BF" w:sz="8" w:space="0"/>
           <w:insideH w:val="nil"/>
           <w:insideV w:val="nil"/>
         </w:tcBorders>
@@ -4361,11 +4383,11 @@
       <w:tblStyleColBandSize w:val="1"/>
       <w:tblInd w:w="0" w:type="dxa"/>
       <w:tblBorders>
-        <w:top w:val="single" w:sz="8" w:space="0" w:color="7BA0CD" w:themeColor="accent1" w:themeTint="BF"/>
-        <w:left w:val="single" w:sz="8" w:space="0" w:color="7BA0CD" w:themeColor="accent1" w:themeTint="BF"/>
-        <w:bottom w:val="single" w:sz="8" w:space="0" w:color="7BA0CD" w:themeColor="accent1" w:themeTint="BF"/>
-        <w:right w:val="single" w:sz="8" w:space="0" w:color="7BA0CD" w:themeColor="accent1" w:themeTint="BF"/>
-        <w:insideH w:val="single" w:sz="8" w:space="0" w:color="7BA0CD" w:themeColor="accent1" w:themeTint="BF"/>
+        <w:top w:val="single" w:color="7BA0CD" w:themeColor="accent1" w:themeTint="BF" w:sz="8" w:space="0"/>
+        <w:left w:val="single" w:color="7BA0CD" w:themeColor="accent1" w:themeTint="BF" w:sz="8" w:space="0"/>
+        <w:bottom w:val="single" w:color="7BA0CD" w:themeColor="accent1" w:themeTint="BF" w:sz="8" w:space="0"/>
+        <w:right w:val="single" w:color="7BA0CD" w:themeColor="accent1" w:themeTint="BF" w:sz="8" w:space="0"/>
+        <w:insideH w:val="single" w:color="7BA0CD" w:themeColor="accent1" w:themeTint="BF" w:sz="8" w:space="0"/>
       </w:tblBorders>
       <w:tblCellMar>
         <w:top w:w="0" w:type="dxa"/>
@@ -4386,10 +4408,10 @@
       <w:tblPr/>
       <w:tcPr>
         <w:tcBorders>
-          <w:top w:val="single" w:sz="8" w:space="0" w:color="7BA0CD" w:themeColor="accent1" w:themeTint="BF"/>
-          <w:left w:val="single" w:sz="8" w:space="0" w:color="7BA0CD" w:themeColor="accent1" w:themeTint="BF"/>
-          <w:bottom w:val="single" w:sz="8" w:space="0" w:color="7BA0CD" w:themeColor="accent1" w:themeTint="BF"/>
-          <w:right w:val="single" w:sz="8" w:space="0" w:color="7BA0CD" w:themeColor="accent1" w:themeTint="BF"/>
+          <w:top w:val="single" w:color="7BA0CD" w:themeColor="accent1" w:themeTint="BF" w:sz="8" w:space="0"/>
+          <w:left w:val="single" w:color="7BA0CD" w:themeColor="accent1" w:themeTint="BF" w:sz="8" w:space="0"/>
+          <w:bottom w:val="single" w:color="7BA0CD" w:themeColor="accent1" w:themeTint="BF" w:sz="8" w:space="0"/>
+          <w:right w:val="single" w:color="7BA0CD" w:themeColor="accent1" w:themeTint="BF" w:sz="8" w:space="0"/>
           <w:insideH w:val="nil"/>
           <w:insideV w:val="nil"/>
         </w:tcBorders>
@@ -4407,10 +4429,10 @@
       <w:tblPr/>
       <w:tcPr>
         <w:tcBorders>
-          <w:top w:val="double" w:sz="6" w:space="0" w:color="7BA0CD" w:themeColor="accent1" w:themeTint="BF"/>
-          <w:left w:val="single" w:sz="8" w:space="0" w:color="7BA0CD" w:themeColor="accent1" w:themeTint="BF"/>
-          <w:bottom w:val="single" w:sz="8" w:space="0" w:color="7BA0CD" w:themeColor="accent1" w:themeTint="BF"/>
-          <w:right w:val="single" w:sz="8" w:space="0" w:color="7BA0CD" w:themeColor="accent1" w:themeTint="BF"/>
+          <w:top w:val="double" w:color="7BA0CD" w:themeColor="accent1" w:themeTint="BF" w:sz="6" w:space="0"/>
+          <w:left w:val="single" w:color="7BA0CD" w:themeColor="accent1" w:themeTint="BF" w:sz="8" w:space="0"/>
+          <w:bottom w:val="single" w:color="7BA0CD" w:themeColor="accent1" w:themeTint="BF" w:sz="8" w:space="0"/>
+          <w:right w:val="single" w:color="7BA0CD" w:themeColor="accent1" w:themeTint="BF" w:sz="8" w:space="0"/>
           <w:insideH w:val="nil"/>
           <w:insideV w:val="nil"/>
         </w:tcBorders>
@@ -4467,11 +4489,11 @@
       <w:tblStyleColBandSize w:val="1"/>
       <w:tblInd w:w="0" w:type="dxa"/>
       <w:tblBorders>
-        <w:top w:val="single" w:sz="8" w:space="0" w:color="CF7B79" w:themeColor="accent2" w:themeTint="BF"/>
-        <w:left w:val="single" w:sz="8" w:space="0" w:color="CF7B79" w:themeColor="accent2" w:themeTint="BF"/>
-        <w:bottom w:val="single" w:sz="8" w:space="0" w:color="CF7B79" w:themeColor="accent2" w:themeTint="BF"/>
-        <w:right w:val="single" w:sz="8" w:space="0" w:color="CF7B79" w:themeColor="accent2" w:themeTint="BF"/>
-        <w:insideH w:val="single" w:sz="8" w:space="0" w:color="CF7B79" w:themeColor="accent2" w:themeTint="BF"/>
+        <w:top w:val="single" w:color="CF7B79" w:themeColor="accent2" w:themeTint="BF" w:sz="8" w:space="0"/>
+        <w:left w:val="single" w:color="CF7B79" w:themeColor="accent2" w:themeTint="BF" w:sz="8" w:space="0"/>
+        <w:bottom w:val="single" w:color="CF7B79" w:themeColor="accent2" w:themeTint="BF" w:sz="8" w:space="0"/>
+        <w:right w:val="single" w:color="CF7B79" w:themeColor="accent2" w:themeTint="BF" w:sz="8" w:space="0"/>
+        <w:insideH w:val="single" w:color="CF7B79" w:themeColor="accent2" w:themeTint="BF" w:sz="8" w:space="0"/>
       </w:tblBorders>
       <w:tblCellMar>
         <w:top w:w="0" w:type="dxa"/>
@@ -4492,10 +4514,10 @@
       <w:tblPr/>
       <w:tcPr>
         <w:tcBorders>
-          <w:top w:val="single" w:sz="8" w:space="0" w:color="CF7B79" w:themeColor="accent2" w:themeTint="BF"/>
-          <w:left w:val="single" w:sz="8" w:space="0" w:color="CF7B79" w:themeColor="accent2" w:themeTint="BF"/>
-          <w:bottom w:val="single" w:sz="8" w:space="0" w:color="CF7B79" w:themeColor="accent2" w:themeTint="BF"/>
-          <w:right w:val="single" w:sz="8" w:space="0" w:color="CF7B79" w:themeColor="accent2" w:themeTint="BF"/>
+          <w:top w:val="single" w:color="CF7B79" w:themeColor="accent2" w:themeTint="BF" w:sz="8" w:space="0"/>
+          <w:left w:val="single" w:color="CF7B79" w:themeColor="accent2" w:themeTint="BF" w:sz="8" w:space="0"/>
+          <w:bottom w:val="single" w:color="CF7B79" w:themeColor="accent2" w:themeTint="BF" w:sz="8" w:space="0"/>
+          <w:right w:val="single" w:color="CF7B79" w:themeColor="accent2" w:themeTint="BF" w:sz="8" w:space="0"/>
           <w:insideH w:val="nil"/>
           <w:insideV w:val="nil"/>
         </w:tcBorders>
@@ -4513,10 +4535,10 @@
       <w:tblPr/>
       <w:tcPr>
         <w:tcBorders>
-          <w:top w:val="double" w:sz="6" w:space="0" w:color="CF7B79" w:themeColor="accent2" w:themeTint="BF"/>
-          <w:left w:val="single" w:sz="8" w:space="0" w:color="CF7B79" w:themeColor="accent2" w:themeTint="BF"/>
-          <w:bottom w:val="single" w:sz="8" w:space="0" w:color="CF7B79" w:themeColor="accent2" w:themeTint="BF"/>
-          <w:right w:val="single" w:sz="8" w:space="0" w:color="CF7B79" w:themeColor="accent2" w:themeTint="BF"/>
+          <w:top w:val="double" w:color="CF7B79" w:themeColor="accent2" w:themeTint="BF" w:sz="6" w:space="0"/>
+          <w:left w:val="single" w:color="CF7B79" w:themeColor="accent2" w:themeTint="BF" w:sz="8" w:space="0"/>
+          <w:bottom w:val="single" w:color="CF7B79" w:themeColor="accent2" w:themeTint="BF" w:sz="8" w:space="0"/>
+          <w:right w:val="single" w:color="CF7B79" w:themeColor="accent2" w:themeTint="BF" w:sz="8" w:space="0"/>
           <w:insideH w:val="nil"/>
           <w:insideV w:val="nil"/>
         </w:tcBorders>
@@ -4573,11 +4595,11 @@
       <w:tblStyleColBandSize w:val="1"/>
       <w:tblInd w:w="0" w:type="dxa"/>
       <w:tblBorders>
-        <w:top w:val="single" w:sz="8" w:space="0" w:color="B3CC82" w:themeColor="accent3" w:themeTint="BF"/>
-        <w:left w:val="single" w:sz="8" w:space="0" w:color="B3CC82" w:themeColor="accent3" w:themeTint="BF"/>
-        <w:bottom w:val="single" w:sz="8" w:space="0" w:color="B3CC82" w:themeColor="accent3" w:themeTint="BF"/>
-        <w:right w:val="single" w:sz="8" w:space="0" w:color="B3CC82" w:themeColor="accent3" w:themeTint="BF"/>
-        <w:insideH w:val="single" w:sz="8" w:space="0" w:color="B3CC82" w:themeColor="accent3" w:themeTint="BF"/>
+        <w:top w:val="single" w:color="B3CC82" w:themeColor="accent3" w:themeTint="BF" w:sz="8" w:space="0"/>
+        <w:left w:val="single" w:color="B3CC82" w:themeColor="accent3" w:themeTint="BF" w:sz="8" w:space="0"/>
+        <w:bottom w:val="single" w:color="B3CC82" w:themeColor="accent3" w:themeTint="BF" w:sz="8" w:space="0"/>
+        <w:right w:val="single" w:color="B3CC82" w:themeColor="accent3" w:themeTint="BF" w:sz="8" w:space="0"/>
+        <w:insideH w:val="single" w:color="B3CC82" w:themeColor="accent3" w:themeTint="BF" w:sz="8" w:space="0"/>
       </w:tblBorders>
       <w:tblCellMar>
         <w:top w:w="0" w:type="dxa"/>
@@ -4598,10 +4620,10 @@
       <w:tblPr/>
       <w:tcPr>
         <w:tcBorders>
-          <w:top w:val="single" w:sz="8" w:space="0" w:color="B3CC82" w:themeColor="accent3" w:themeTint="BF"/>
-          <w:left w:val="single" w:sz="8" w:space="0" w:color="B3CC82" w:themeColor="accent3" w:themeTint="BF"/>
-          <w:bottom w:val="single" w:sz="8" w:space="0" w:color="B3CC82" w:themeColor="accent3" w:themeTint="BF"/>
-          <w:right w:val="single" w:sz="8" w:space="0" w:color="B3CC82" w:themeColor="accent3" w:themeTint="BF"/>
+          <w:top w:val="single" w:color="B3CC82" w:themeColor="accent3" w:themeTint="BF" w:sz="8" w:space="0"/>
+          <w:left w:val="single" w:color="B3CC82" w:themeColor="accent3" w:themeTint="BF" w:sz="8" w:space="0"/>
+          <w:bottom w:val="single" w:color="B3CC82" w:themeColor="accent3" w:themeTint="BF" w:sz="8" w:space="0"/>
+          <w:right w:val="single" w:color="B3CC82" w:themeColor="accent3" w:themeTint="BF" w:sz="8" w:space="0"/>
           <w:insideH w:val="nil"/>
           <w:insideV w:val="nil"/>
         </w:tcBorders>
@@ -4619,10 +4641,10 @@
       <w:tblPr/>
       <w:tcPr>
         <w:tcBorders>
-          <w:top w:val="double" w:sz="6" w:space="0" w:color="B3CC82" w:themeColor="accent3" w:themeTint="BF"/>
-          <w:left w:val="single" w:sz="8" w:space="0" w:color="B3CC82" w:themeColor="accent3" w:themeTint="BF"/>
-          <w:bottom w:val="single" w:sz="8" w:space="0" w:color="B3CC82" w:themeColor="accent3" w:themeTint="BF"/>
-          <w:right w:val="single" w:sz="8" w:space="0" w:color="B3CC82" w:themeColor="accent3" w:themeTint="BF"/>
+          <w:top w:val="double" w:color="B3CC82" w:themeColor="accent3" w:themeTint="BF" w:sz="6" w:space="0"/>
+          <w:left w:val="single" w:color="B3CC82" w:themeColor="accent3" w:themeTint="BF" w:sz="8" w:space="0"/>
+          <w:bottom w:val="single" w:color="B3CC82" w:themeColor="accent3" w:themeTint="BF" w:sz="8" w:space="0"/>
+          <w:right w:val="single" w:color="B3CC82" w:themeColor="accent3" w:themeTint="BF" w:sz="8" w:space="0"/>
           <w:insideH w:val="nil"/>
           <w:insideV w:val="nil"/>
         </w:tcBorders>
@@ -4679,11 +4701,11 @@
       <w:tblStyleColBandSize w:val="1"/>
       <w:tblInd w:w="0" w:type="dxa"/>
       <w:tblBorders>
-        <w:top w:val="single" w:sz="8" w:space="0" w:color="9F8AB9" w:themeColor="accent4" w:themeTint="BF"/>
-        <w:left w:val="single" w:sz="8" w:space="0" w:color="9F8AB9" w:themeColor="accent4" w:themeTint="BF"/>
-        <w:bottom w:val="single" w:sz="8" w:space="0" w:color="9F8AB9" w:themeColor="accent4" w:themeTint="BF"/>
-        <w:right w:val="single" w:sz="8" w:space="0" w:color="9F8AB9" w:themeColor="accent4" w:themeTint="BF"/>
-        <w:insideH w:val="single" w:sz="8" w:space="0" w:color="9F8AB9" w:themeColor="accent4" w:themeTint="BF"/>
+        <w:top w:val="single" w:color="9F8AB9" w:themeColor="accent4" w:themeTint="BF" w:sz="8" w:space="0"/>
+        <w:left w:val="single" w:color="9F8AB9" w:themeColor="accent4" w:themeTint="BF" w:sz="8" w:space="0"/>
+        <w:bottom w:val="single" w:color="9F8AB9" w:themeColor="accent4" w:themeTint="BF" w:sz="8" w:space="0"/>
+        <w:right w:val="single" w:color="9F8AB9" w:themeColor="accent4" w:themeTint="BF" w:sz="8" w:space="0"/>
+        <w:insideH w:val="single" w:color="9F8AB9" w:themeColor="accent4" w:themeTint="BF" w:sz="8" w:space="0"/>
       </w:tblBorders>
       <w:tblCellMar>
         <w:top w:w="0" w:type="dxa"/>
@@ -4704,10 +4726,10 @@
       <w:tblPr/>
       <w:tcPr>
         <w:tcBorders>
-          <w:top w:val="single" w:sz="8" w:space="0" w:color="9F8AB9" w:themeColor="accent4" w:themeTint="BF"/>
-          <w:left w:val="single" w:sz="8" w:space="0" w:color="9F8AB9" w:themeColor="accent4" w:themeTint="BF"/>
-          <w:bottom w:val="single" w:sz="8" w:space="0" w:color="9F8AB9" w:themeColor="accent4" w:themeTint="BF"/>
-          <w:right w:val="single" w:sz="8" w:space="0" w:color="9F8AB9" w:themeColor="accent4" w:themeTint="BF"/>
+          <w:top w:val="single" w:color="9F8AB9" w:themeColor="accent4" w:themeTint="BF" w:sz="8" w:space="0"/>
+          <w:left w:val="single" w:color="9F8AB9" w:themeColor="accent4" w:themeTint="BF" w:sz="8" w:space="0"/>
+          <w:bottom w:val="single" w:color="9F8AB9" w:themeColor="accent4" w:themeTint="BF" w:sz="8" w:space="0"/>
+          <w:right w:val="single" w:color="9F8AB9" w:themeColor="accent4" w:themeTint="BF" w:sz="8" w:space="0"/>
           <w:insideH w:val="nil"/>
           <w:insideV w:val="nil"/>
         </w:tcBorders>
@@ -4725,10 +4747,10 @@
       <w:tblPr/>
       <w:tcPr>
         <w:tcBorders>
-          <w:top w:val="double" w:sz="6" w:space="0" w:color="9F8AB9" w:themeColor="accent4" w:themeTint="BF"/>
-          <w:left w:val="single" w:sz="8" w:space="0" w:color="9F8AB9" w:themeColor="accent4" w:themeTint="BF"/>
-          <w:bottom w:val="single" w:sz="8" w:space="0" w:color="9F8AB9" w:themeColor="accent4" w:themeTint="BF"/>
-          <w:right w:val="single" w:sz="8" w:space="0" w:color="9F8AB9" w:themeColor="accent4" w:themeTint="BF"/>
+          <w:top w:val="double" w:color="9F8AB9" w:themeColor="accent4" w:themeTint="BF" w:sz="6" w:space="0"/>
+          <w:left w:val="single" w:color="9F8AB9" w:themeColor="accent4" w:themeTint="BF" w:sz="8" w:space="0"/>
+          <w:bottom w:val="single" w:color="9F8AB9" w:themeColor="accent4" w:themeTint="BF" w:sz="8" w:space="0"/>
+          <w:right w:val="single" w:color="9F8AB9" w:themeColor="accent4" w:themeTint="BF" w:sz="8" w:space="0"/>
           <w:insideH w:val="nil"/>
           <w:insideV w:val="nil"/>
         </w:tcBorders>
@@ -4785,11 +4807,11 @@
       <w:tblStyleColBandSize w:val="1"/>
       <w:tblInd w:w="0" w:type="dxa"/>
       <w:tblBorders>
-        <w:top w:val="single" w:sz="8" w:space="0" w:color="78C0D4" w:themeColor="accent5" w:themeTint="BF"/>
-        <w:left w:val="single" w:sz="8" w:space="0" w:color="78C0D4" w:themeColor="accent5" w:themeTint="BF"/>
-        <w:bottom w:val="single" w:sz="8" w:space="0" w:color="78C0D4" w:themeColor="accent5" w:themeTint="BF"/>
-        <w:right w:val="single" w:sz="8" w:space="0" w:color="78C0D4" w:themeColor="accent5" w:themeTint="BF"/>
-        <w:insideH w:val="single" w:sz="8" w:space="0" w:color="78C0D4" w:themeColor="accent5" w:themeTint="BF"/>
+        <w:top w:val="single" w:color="78C0D4" w:themeColor="accent5" w:themeTint="BF" w:sz="8" w:space="0"/>
+        <w:left w:val="single" w:color="78C0D4" w:themeColor="accent5" w:themeTint="BF" w:sz="8" w:space="0"/>
+        <w:bottom w:val="single" w:color="78C0D4" w:themeColor="accent5" w:themeTint="BF" w:sz="8" w:space="0"/>
+        <w:right w:val="single" w:color="78C0D4" w:themeColor="accent5" w:themeTint="BF" w:sz="8" w:space="0"/>
+        <w:insideH w:val="single" w:color="78C0D4" w:themeColor="accent5" w:themeTint="BF" w:sz="8" w:space="0"/>
       </w:tblBorders>
       <w:tblCellMar>
         <w:top w:w="0" w:type="dxa"/>
@@ -4810,10 +4832,10 @@
       <w:tblPr/>
       <w:tcPr>
         <w:tcBorders>
-          <w:top w:val="single" w:sz="8" w:space="0" w:color="78C0D4" w:themeColor="accent5" w:themeTint="BF"/>
-          <w:left w:val="single" w:sz="8" w:space="0" w:color="78C0D4" w:themeColor="accent5" w:themeTint="BF"/>
-          <w:bottom w:val="single" w:sz="8" w:space="0" w:color="78C0D4" w:themeColor="accent5" w:themeTint="BF"/>
-          <w:right w:val="single" w:sz="8" w:space="0" w:color="78C0D4" w:themeColor="accent5" w:themeTint="BF"/>
+          <w:top w:val="single" w:color="78C0D4" w:themeColor="accent5" w:themeTint="BF" w:sz="8" w:space="0"/>
+          <w:left w:val="single" w:color="78C0D4" w:themeColor="accent5" w:themeTint="BF" w:sz="8" w:space="0"/>
+          <w:bottom w:val="single" w:color="78C0D4" w:themeColor="accent5" w:themeTint="BF" w:sz="8" w:space="0"/>
+          <w:right w:val="single" w:color="78C0D4" w:themeColor="accent5" w:themeTint="BF" w:sz="8" w:space="0"/>
           <w:insideH w:val="nil"/>
           <w:insideV w:val="nil"/>
         </w:tcBorders>
@@ -4831,10 +4853,10 @@
       <w:tblPr/>
       <w:tcPr>
         <w:tcBorders>
-          <w:top w:val="double" w:sz="6" w:space="0" w:color="78C0D4" w:themeColor="accent5" w:themeTint="BF"/>
-          <w:left w:val="single" w:sz="8" w:space="0" w:color="78C0D4" w:themeColor="accent5" w:themeTint="BF"/>
-          <w:bottom w:val="single" w:sz="8" w:space="0" w:color="78C0D4" w:themeColor="accent5" w:themeTint="BF"/>
-          <w:right w:val="single" w:sz="8" w:space="0" w:color="78C0D4" w:themeColor="accent5" w:themeTint="BF"/>
+          <w:top w:val="double" w:color="78C0D4" w:themeColor="accent5" w:themeTint="BF" w:sz="6" w:space="0"/>
+          <w:left w:val="single" w:color="78C0D4" w:themeColor="accent5" w:themeTint="BF" w:sz="8" w:space="0"/>
+          <w:bottom w:val="single" w:color="78C0D4" w:themeColor="accent5" w:themeTint="BF" w:sz="8" w:space="0"/>
+          <w:right w:val="single" w:color="78C0D4" w:themeColor="accent5" w:themeTint="BF" w:sz="8" w:space="0"/>
           <w:insideH w:val="nil"/>
           <w:insideV w:val="nil"/>
         </w:tcBorders>
@@ -4891,11 +4913,11 @@
       <w:tblStyleColBandSize w:val="1"/>
       <w:tblInd w:w="0" w:type="dxa"/>
       <w:tblBorders>
-        <w:top w:val="single" w:sz="8" w:space="0" w:color="F9B074" w:themeColor="accent6" w:themeTint="BF"/>
-        <w:left w:val="single" w:sz="8" w:space="0" w:color="F9B074" w:themeColor="accent6" w:themeTint="BF"/>
-        <w:bottom w:val="single" w:sz="8" w:space="0" w:color="F9B074" w:themeColor="accent6" w:themeTint="BF"/>
-        <w:right w:val="single" w:sz="8" w:space="0" w:color="F9B074" w:themeColor="accent6" w:themeTint="BF"/>
-        <w:insideH w:val="single" w:sz="8" w:space="0" w:color="F9B074" w:themeColor="accent6" w:themeTint="BF"/>
+        <w:top w:val="single" w:color="F9B074" w:themeColor="accent6" w:themeTint="BF" w:sz="8" w:space="0"/>
+        <w:left w:val="single" w:color="F9B074" w:themeColor="accent6" w:themeTint="BF" w:sz="8" w:space="0"/>
+        <w:bottom w:val="single" w:color="F9B074" w:themeColor="accent6" w:themeTint="BF" w:sz="8" w:space="0"/>
+        <w:right w:val="single" w:color="F9B074" w:themeColor="accent6" w:themeTint="BF" w:sz="8" w:space="0"/>
+        <w:insideH w:val="single" w:color="F9B074" w:themeColor="accent6" w:themeTint="BF" w:sz="8" w:space="0"/>
       </w:tblBorders>
       <w:tblCellMar>
         <w:top w:w="0" w:type="dxa"/>
@@ -4916,10 +4938,10 @@
       <w:tblPr/>
       <w:tcPr>
         <w:tcBorders>
-          <w:top w:val="single" w:sz="8" w:space="0" w:color="F9B074" w:themeColor="accent6" w:themeTint="BF"/>
-          <w:left w:val="single" w:sz="8" w:space="0" w:color="F9B074" w:themeColor="accent6" w:themeTint="BF"/>
-          <w:bottom w:val="single" w:sz="8" w:space="0" w:color="F9B074" w:themeColor="accent6" w:themeTint="BF"/>
-          <w:right w:val="single" w:sz="8" w:space="0" w:color="F9B074" w:themeColor="accent6" w:themeTint="BF"/>
+          <w:top w:val="single" w:color="F9B074" w:themeColor="accent6" w:themeTint="BF" w:sz="8" w:space="0"/>
+          <w:left w:val="single" w:color="F9B074" w:themeColor="accent6" w:themeTint="BF" w:sz="8" w:space="0"/>
+          <w:bottom w:val="single" w:color="F9B074" w:themeColor="accent6" w:themeTint="BF" w:sz="8" w:space="0"/>
+          <w:right w:val="single" w:color="F9B074" w:themeColor="accent6" w:themeTint="BF" w:sz="8" w:space="0"/>
           <w:insideH w:val="nil"/>
           <w:insideV w:val="nil"/>
         </w:tcBorders>
@@ -4937,10 +4959,10 @@
       <w:tblPr/>
       <w:tcPr>
         <w:tcBorders>
-          <w:top w:val="double" w:sz="6" w:space="0" w:color="F9B074" w:themeColor="accent6" w:themeTint="BF"/>
-          <w:left w:val="single" w:sz="8" w:space="0" w:color="F9B074" w:themeColor="accent6" w:themeTint="BF"/>
-          <w:bottom w:val="single" w:sz="8" w:space="0" w:color="F9B074" w:themeColor="accent6" w:themeTint="BF"/>
-          <w:right w:val="single" w:sz="8" w:space="0" w:color="F9B074" w:themeColor="accent6" w:themeTint="BF"/>
+          <w:top w:val="double" w:color="F9B074" w:themeColor="accent6" w:themeTint="BF" w:sz="6" w:space="0"/>
+          <w:left w:val="single" w:color="F9B074" w:themeColor="accent6" w:themeTint="BF" w:sz="8" w:space="0"/>
+          <w:bottom w:val="single" w:color="F9B074" w:themeColor="accent6" w:themeTint="BF" w:sz="8" w:space="0"/>
+          <w:right w:val="single" w:color="F9B074" w:themeColor="accent6" w:themeTint="BF" w:sz="8" w:space="0"/>
           <w:insideH w:val="nil"/>
           <w:insideV w:val="nil"/>
         </w:tcBorders>
@@ -4997,8 +5019,8 @@
       <w:tblStyleColBandSize w:val="1"/>
       <w:tblInd w:w="0" w:type="dxa"/>
       <w:tblBorders>
-        <w:top w:val="single" w:sz="18" w:space="0" w:color="auto"/>
-        <w:bottom w:val="single" w:sz="18" w:space="0" w:color="auto"/>
+        <w:top w:val="single" w:color="auto" w:sz="18" w:space="0"/>
+        <w:bottom w:val="single" w:color="auto" w:sz="18" w:space="0"/>
       </w:tblBorders>
       <w:tblCellMar>
         <w:top w:w="0" w:type="dxa"/>
@@ -5019,9 +5041,9 @@
       <w:tblPr/>
       <w:tcPr>
         <w:tcBorders>
-          <w:top w:val="single" w:sz="18" w:space="0" w:color="auto"/>
-          <w:left w:val="nil"/>
-          <w:bottom w:val="single" w:sz="18" w:space="0" w:color="auto"/>
+          <w:top w:val="single" w:color="auto" w:sz="18" w:space="0"/>
+          <w:left w:val="nil"/>
+          <w:bottom w:val="single" w:color="auto" w:sz="18" w:space="0"/>
           <w:right w:val="nil"/>
           <w:insideH w:val="nil"/>
           <w:insideV w:val="nil"/>
@@ -5039,9 +5061,9 @@
       <w:tblPr/>
       <w:tcPr>
         <w:tcBorders>
-          <w:top w:val="double" w:sz="6" w:space="0" w:color="auto"/>
-          <w:left w:val="nil"/>
-          <w:bottom w:val="single" w:sz="18" w:space="0" w:color="auto"/>
+          <w:top w:val="double" w:color="auto" w:sz="6" w:space="0"/>
+          <w:left w:val="nil"/>
+          <w:bottom w:val="single" w:color="auto" w:sz="18" w:space="0"/>
           <w:right w:val="nil"/>
           <w:insideH w:val="nil"/>
           <w:insideV w:val="nil"/>
@@ -5060,7 +5082,7 @@
         <w:tcBorders>
           <w:top w:val="nil"/>
           <w:left w:val="nil"/>
-          <w:bottom w:val="single" w:sz="18" w:space="0" w:color="auto"/>
+          <w:bottom w:val="single" w:color="auto" w:sz="18" w:space="0"/>
           <w:right w:val="nil"/>
           <w:insideH w:val="nil"/>
           <w:insideV w:val="nil"/>
@@ -5107,9 +5129,9 @@
       <w:tblPr/>
       <w:tcPr>
         <w:tcBorders>
-          <w:top w:val="single" w:sz="18" w:space="0" w:color="auto"/>
-          <w:left w:val="nil"/>
-          <w:bottom w:val="single" w:sz="18" w:space="0" w:color="auto"/>
+          <w:top w:val="single" w:color="auto" w:sz="18" w:space="0"/>
+          <w:left w:val="nil"/>
+          <w:bottom w:val="single" w:color="auto" w:sz="18" w:space="0"/>
           <w:right w:val="nil"/>
           <w:insideH w:val="nil"/>
           <w:insideV w:val="nil"/>
@@ -5123,9 +5145,9 @@
       <w:tblPr/>
       <w:tcPr>
         <w:tcBorders>
-          <w:top w:val="single" w:sz="18" w:space="0" w:color="auto"/>
-          <w:left w:val="nil"/>
-          <w:bottom w:val="single" w:sz="18" w:space="0" w:color="auto"/>
+          <w:top w:val="single" w:color="auto" w:sz="18" w:space="0"/>
+          <w:left w:val="nil"/>
+          <w:bottom w:val="single" w:color="auto" w:sz="18" w:space="0"/>
           <w:right w:val="nil"/>
           <w:insideH w:val="nil"/>
           <w:insideV w:val="nil"/>
@@ -5146,8 +5168,8 @@
       <w:tblStyleColBandSize w:val="1"/>
       <w:tblInd w:w="0" w:type="dxa"/>
       <w:tblBorders>
-        <w:top w:val="single" w:sz="18" w:space="0" w:color="auto"/>
-        <w:bottom w:val="single" w:sz="18" w:space="0" w:color="auto"/>
+        <w:top w:val="single" w:color="auto" w:sz="18" w:space="0"/>
+        <w:bottom w:val="single" w:color="auto" w:sz="18" w:space="0"/>
       </w:tblBorders>
       <w:tblCellMar>
         <w:top w:w="0" w:type="dxa"/>
@@ -5168,9 +5190,9 @@
       <w:tblPr/>
       <w:tcPr>
         <w:tcBorders>
-          <w:top w:val="single" w:sz="18" w:space="0" w:color="auto"/>
-          <w:left w:val="nil"/>
-          <w:bottom w:val="single" w:sz="18" w:space="0" w:color="auto"/>
+          <w:top w:val="single" w:color="auto" w:sz="18" w:space="0"/>
+          <w:left w:val="nil"/>
+          <w:bottom w:val="single" w:color="auto" w:sz="18" w:space="0"/>
           <w:right w:val="nil"/>
           <w:insideH w:val="nil"/>
           <w:insideV w:val="nil"/>
@@ -5188,9 +5210,9 @@
       <w:tblPr/>
       <w:tcPr>
         <w:tcBorders>
-          <w:top w:val="double" w:sz="6" w:space="0" w:color="auto"/>
-          <w:left w:val="nil"/>
-          <w:bottom w:val="single" w:sz="18" w:space="0" w:color="auto"/>
+          <w:top w:val="double" w:color="auto" w:sz="6" w:space="0"/>
+          <w:left w:val="nil"/>
+          <w:bottom w:val="single" w:color="auto" w:sz="18" w:space="0"/>
           <w:right w:val="nil"/>
           <w:insideH w:val="nil"/>
           <w:insideV w:val="nil"/>
@@ -5209,7 +5231,7 @@
         <w:tcBorders>
           <w:top w:val="nil"/>
           <w:left w:val="nil"/>
-          <w:bottom w:val="single" w:sz="18" w:space="0" w:color="auto"/>
+          <w:bottom w:val="single" w:color="auto" w:sz="18" w:space="0"/>
           <w:right w:val="nil"/>
           <w:insideH w:val="nil"/>
           <w:insideV w:val="nil"/>
@@ -5256,9 +5278,9 @@
       <w:tblPr/>
       <w:tcPr>
         <w:tcBorders>
-          <w:top w:val="single" w:sz="18" w:space="0" w:color="auto"/>
-          <w:left w:val="nil"/>
-          <w:bottom w:val="single" w:sz="18" w:space="0" w:color="auto"/>
+          <w:top w:val="single" w:color="auto" w:sz="18" w:space="0"/>
+          <w:left w:val="nil"/>
+          <w:bottom w:val="single" w:color="auto" w:sz="18" w:space="0"/>
           <w:right w:val="nil"/>
           <w:insideH w:val="nil"/>
           <w:insideV w:val="nil"/>
@@ -5272,9 +5294,9 @@
       <w:tblPr/>
       <w:tcPr>
         <w:tcBorders>
-          <w:top w:val="single" w:sz="18" w:space="0" w:color="auto"/>
-          <w:left w:val="nil"/>
-          <w:bottom w:val="single" w:sz="18" w:space="0" w:color="auto"/>
+          <w:top w:val="single" w:color="auto" w:sz="18" w:space="0"/>
+          <w:left w:val="nil"/>
+          <w:bottom w:val="single" w:color="auto" w:sz="18" w:space="0"/>
           <w:right w:val="nil"/>
           <w:insideH w:val="nil"/>
           <w:insideV w:val="nil"/>
@@ -5295,8 +5317,8 @@
       <w:tblStyleColBandSize w:val="1"/>
       <w:tblInd w:w="0" w:type="dxa"/>
       <w:tblBorders>
-        <w:top w:val="single" w:sz="18" w:space="0" w:color="auto"/>
-        <w:bottom w:val="single" w:sz="18" w:space="0" w:color="auto"/>
+        <w:top w:val="single" w:color="auto" w:sz="18" w:space="0"/>
+        <w:bottom w:val="single" w:color="auto" w:sz="18" w:space="0"/>
       </w:tblBorders>
       <w:tblCellMar>
         <w:top w:w="0" w:type="dxa"/>
@@ -5317,9 +5339,9 @@
       <w:tblPr/>
       <w:tcPr>
         <w:tcBorders>
-          <w:top w:val="single" w:sz="18" w:space="0" w:color="auto"/>
-          <w:left w:val="nil"/>
-          <w:bottom w:val="single" w:sz="18" w:space="0" w:color="auto"/>
+          <w:top w:val="single" w:color="auto" w:sz="18" w:space="0"/>
+          <w:left w:val="nil"/>
+          <w:bottom w:val="single" w:color="auto" w:sz="18" w:space="0"/>
           <w:right w:val="nil"/>
           <w:insideH w:val="nil"/>
           <w:insideV w:val="nil"/>
@@ -5337,9 +5359,9 @@
       <w:tblPr/>
       <w:tcPr>
         <w:tcBorders>
-          <w:top w:val="double" w:sz="6" w:space="0" w:color="auto"/>
-          <w:left w:val="nil"/>
-          <w:bottom w:val="single" w:sz="18" w:space="0" w:color="auto"/>
+          <w:top w:val="double" w:color="auto" w:sz="6" w:space="0"/>
+          <w:left w:val="nil"/>
+          <w:bottom w:val="single" w:color="auto" w:sz="18" w:space="0"/>
           <w:right w:val="nil"/>
           <w:insideH w:val="nil"/>
           <w:insideV w:val="nil"/>
@@ -5358,7 +5380,7 @@
         <w:tcBorders>
           <w:top w:val="nil"/>
           <w:left w:val="nil"/>
-          <w:bottom w:val="single" w:sz="18" w:space="0" w:color="auto"/>
+          <w:bottom w:val="single" w:color="auto" w:sz="18" w:space="0"/>
           <w:right w:val="nil"/>
           <w:insideH w:val="nil"/>
           <w:insideV w:val="nil"/>
@@ -5405,9 +5427,9 @@
       <w:tblPr/>
       <w:tcPr>
         <w:tcBorders>
-          <w:top w:val="single" w:sz="18" w:space="0" w:color="auto"/>
-          <w:left w:val="nil"/>
-          <w:bottom w:val="single" w:sz="18" w:space="0" w:color="auto"/>
+          <w:top w:val="single" w:color="auto" w:sz="18" w:space="0"/>
+          <w:left w:val="nil"/>
+          <w:bottom w:val="single" w:color="auto" w:sz="18" w:space="0"/>
           <w:right w:val="nil"/>
           <w:insideH w:val="nil"/>
           <w:insideV w:val="nil"/>
@@ -5421,9 +5443,9 @@
       <w:tblPr/>
       <w:tcPr>
         <w:tcBorders>
-          <w:top w:val="single" w:sz="18" w:space="0" w:color="auto"/>
-          <w:left w:val="nil"/>
-          <w:bottom w:val="single" w:sz="18" w:space="0" w:color="auto"/>
+          <w:top w:val="single" w:color="auto" w:sz="18" w:space="0"/>
+          <w:left w:val="nil"/>
+          <w:bottom w:val="single" w:color="auto" w:sz="18" w:space="0"/>
           <w:right w:val="nil"/>
           <w:insideH w:val="nil"/>
           <w:insideV w:val="nil"/>
@@ -5444,8 +5466,8 @@
       <w:tblStyleColBandSize w:val="1"/>
       <w:tblInd w:w="0" w:type="dxa"/>
       <w:tblBorders>
-        <w:top w:val="single" w:sz="18" w:space="0" w:color="auto"/>
-        <w:bottom w:val="single" w:sz="18" w:space="0" w:color="auto"/>
+        <w:top w:val="single" w:color="auto" w:sz="18" w:space="0"/>
+        <w:bottom w:val="single" w:color="auto" w:sz="18" w:space="0"/>
       </w:tblBorders>
       <w:tblCellMar>
         <w:top w:w="0" w:type="dxa"/>
@@ -5466,9 +5488,9 @@
       <w:tblPr/>
       <w:tcPr>
         <w:tcBorders>
-          <w:top w:val="single" w:sz="18" w:space="0" w:color="auto"/>
-          <w:left w:val="nil"/>
-          <w:bottom w:val="single" w:sz="18" w:space="0" w:color="auto"/>
+          <w:top w:val="single" w:color="auto" w:sz="18" w:space="0"/>
+          <w:left w:val="nil"/>
+          <w:bottom w:val="single" w:color="auto" w:sz="18" w:space="0"/>
           <w:right w:val="nil"/>
           <w:insideH w:val="nil"/>
           <w:insideV w:val="nil"/>
@@ -5486,9 +5508,9 @@
       <w:tblPr/>
       <w:tcPr>
         <w:tcBorders>
-          <w:top w:val="double" w:sz="6" w:space="0" w:color="auto"/>
-          <w:left w:val="nil"/>
-          <w:bottom w:val="single" w:sz="18" w:space="0" w:color="auto"/>
+          <w:top w:val="double" w:color="auto" w:sz="6" w:space="0"/>
+          <w:left w:val="nil"/>
+          <w:bottom w:val="single" w:color="auto" w:sz="18" w:space="0"/>
           <w:right w:val="nil"/>
           <w:insideH w:val="nil"/>
           <w:insideV w:val="nil"/>
@@ -5507,7 +5529,7 @@
         <w:tcBorders>
           <w:top w:val="nil"/>
           <w:left w:val="nil"/>
-          <w:bottom w:val="single" w:sz="18" w:space="0" w:color="auto"/>
+          <w:bottom w:val="single" w:color="auto" w:sz="18" w:space="0"/>
           <w:right w:val="nil"/>
           <w:insideH w:val="nil"/>
           <w:insideV w:val="nil"/>
@@ -5554,9 +5576,9 @@
       <w:tblPr/>
       <w:tcPr>
         <w:tcBorders>
-          <w:top w:val="single" w:sz="18" w:space="0" w:color="auto"/>
-          <w:left w:val="nil"/>
-          <w:bottom w:val="single" w:sz="18" w:space="0" w:color="auto"/>
+          <w:top w:val="single" w:color="auto" w:sz="18" w:space="0"/>
+          <w:left w:val="nil"/>
+          <w:bottom w:val="single" w:color="auto" w:sz="18" w:space="0"/>
           <w:right w:val="nil"/>
           <w:insideH w:val="nil"/>
           <w:insideV w:val="nil"/>
@@ -5570,9 +5592,9 @@
       <w:tblPr/>
       <w:tcPr>
         <w:tcBorders>
-          <w:top w:val="single" w:sz="18" w:space="0" w:color="auto"/>
-          <w:left w:val="nil"/>
-          <w:bottom w:val="single" w:sz="18" w:space="0" w:color="auto"/>
+          <w:top w:val="single" w:color="auto" w:sz="18" w:space="0"/>
+          <w:left w:val="nil"/>
+          <w:bottom w:val="single" w:color="auto" w:sz="18" w:space="0"/>
           <w:right w:val="nil"/>
           <w:insideH w:val="nil"/>
           <w:insideV w:val="nil"/>
@@ -5593,8 +5615,8 @@
       <w:tblStyleColBandSize w:val="1"/>
       <w:tblInd w:w="0" w:type="dxa"/>
       <w:tblBorders>
-        <w:top w:val="single" w:sz="18" w:space="0" w:color="auto"/>
-        <w:bottom w:val="single" w:sz="18" w:space="0" w:color="auto"/>
+        <w:top w:val="single" w:color="auto" w:sz="18" w:space="0"/>
+        <w:bottom w:val="single" w:color="auto" w:sz="18" w:space="0"/>
       </w:tblBorders>
       <w:tblCellMar>
         <w:top w:w="0" w:type="dxa"/>
@@ -5615,9 +5637,9 @@
       <w:tblPr/>
       <w:tcPr>
         <w:tcBorders>
-          <w:top w:val="single" w:sz="18" w:space="0" w:color="auto"/>
-          <w:left w:val="nil"/>
-          <w:bottom w:val="single" w:sz="18" w:space="0" w:color="auto"/>
+          <w:top w:val="single" w:color="auto" w:sz="18" w:space="0"/>
+          <w:left w:val="nil"/>
+          <w:bottom w:val="single" w:color="auto" w:sz="18" w:space="0"/>
           <w:right w:val="nil"/>
           <w:insideH w:val="nil"/>
           <w:insideV w:val="nil"/>
@@ -5635,9 +5657,9 @@
       <w:tblPr/>
       <w:tcPr>
         <w:tcBorders>
-          <w:top w:val="double" w:sz="6" w:space="0" w:color="auto"/>
-          <w:left w:val="nil"/>
-          <w:bottom w:val="single" w:sz="18" w:space="0" w:color="auto"/>
+          <w:top w:val="double" w:color="auto" w:sz="6" w:space="0"/>
+          <w:left w:val="nil"/>
+          <w:bottom w:val="single" w:color="auto" w:sz="18" w:space="0"/>
           <w:right w:val="nil"/>
           <w:insideH w:val="nil"/>
           <w:insideV w:val="nil"/>
@@ -5656,7 +5678,7 @@
         <w:tcBorders>
           <w:top w:val="nil"/>
           <w:left w:val="nil"/>
-          <w:bottom w:val="single" w:sz="18" w:space="0" w:color="auto"/>
+          <w:bottom w:val="single" w:color="auto" w:sz="18" w:space="0"/>
           <w:right w:val="nil"/>
           <w:insideH w:val="nil"/>
           <w:insideV w:val="nil"/>
@@ -5703,9 +5725,9 @@
       <w:tblPr/>
       <w:tcPr>
         <w:tcBorders>
-          <w:top w:val="single" w:sz="18" w:space="0" w:color="auto"/>
-          <w:left w:val="nil"/>
-          <w:bottom w:val="single" w:sz="18" w:space="0" w:color="auto"/>
+          <w:top w:val="single" w:color="auto" w:sz="18" w:space="0"/>
+          <w:left w:val="nil"/>
+          <w:bottom w:val="single" w:color="auto" w:sz="18" w:space="0"/>
           <w:right w:val="nil"/>
           <w:insideH w:val="nil"/>
           <w:insideV w:val="nil"/>
@@ -5719,9 +5741,9 @@
       <w:tblPr/>
       <w:tcPr>
         <w:tcBorders>
-          <w:top w:val="single" w:sz="18" w:space="0" w:color="auto"/>
-          <w:left w:val="nil"/>
-          <w:bottom w:val="single" w:sz="18" w:space="0" w:color="auto"/>
+          <w:top w:val="single" w:color="auto" w:sz="18" w:space="0"/>
+          <w:left w:val="nil"/>
+          <w:bottom w:val="single" w:color="auto" w:sz="18" w:space="0"/>
           <w:right w:val="nil"/>
           <w:insideH w:val="nil"/>
           <w:insideV w:val="nil"/>
@@ -5742,8 +5764,8 @@
       <w:tblStyleColBandSize w:val="1"/>
       <w:tblInd w:w="0" w:type="dxa"/>
       <w:tblBorders>
-        <w:top w:val="single" w:sz="18" w:space="0" w:color="auto"/>
-        <w:bottom w:val="single" w:sz="18" w:space="0" w:color="auto"/>
+        <w:top w:val="single" w:color="auto" w:sz="18" w:space="0"/>
+        <w:bottom w:val="single" w:color="auto" w:sz="18" w:space="0"/>
       </w:tblBorders>
       <w:tblCellMar>
         <w:top w:w="0" w:type="dxa"/>
@@ -5764,9 +5786,9 @@
       <w:tblPr/>
       <w:tcPr>
         <w:tcBorders>
-          <w:top w:val="single" w:sz="18" w:space="0" w:color="auto"/>
-          <w:left w:val="nil"/>
-          <w:bottom w:val="single" w:sz="18" w:space="0" w:color="auto"/>
+          <w:top w:val="single" w:color="auto" w:sz="18" w:space="0"/>
+          <w:left w:val="nil"/>
+          <w:bottom w:val="single" w:color="auto" w:sz="18" w:space="0"/>
           <w:right w:val="nil"/>
           <w:insideH w:val="nil"/>
           <w:insideV w:val="nil"/>
@@ -5784,9 +5806,9 @@
       <w:tblPr/>
       <w:tcPr>
         <w:tcBorders>
-          <w:top w:val="double" w:sz="6" w:space="0" w:color="auto"/>
-          <w:left w:val="nil"/>
-          <w:bottom w:val="single" w:sz="18" w:space="0" w:color="auto"/>
+          <w:top w:val="double" w:color="auto" w:sz="6" w:space="0"/>
+          <w:left w:val="nil"/>
+          <w:bottom w:val="single" w:color="auto" w:sz="18" w:space="0"/>
           <w:right w:val="nil"/>
           <w:insideH w:val="nil"/>
           <w:insideV w:val="nil"/>
@@ -5805,7 +5827,7 @@
         <w:tcBorders>
           <w:top w:val="nil"/>
           <w:left w:val="nil"/>
-          <w:bottom w:val="single" w:sz="18" w:space="0" w:color="auto"/>
+          <w:bottom w:val="single" w:color="auto" w:sz="18" w:space="0"/>
           <w:right w:val="nil"/>
           <w:insideH w:val="nil"/>
           <w:insideV w:val="nil"/>
@@ -5852,9 +5874,9 @@
       <w:tblPr/>
       <w:tcPr>
         <w:tcBorders>
-          <w:top w:val="single" w:sz="18" w:space="0" w:color="auto"/>
-          <w:left w:val="nil"/>
-          <w:bottom w:val="single" w:sz="18" w:space="0" w:color="auto"/>
+          <w:top w:val="single" w:color="auto" w:sz="18" w:space="0"/>
+          <w:left w:val="nil"/>
+          <w:bottom w:val="single" w:color="auto" w:sz="18" w:space="0"/>
           <w:right w:val="nil"/>
           <w:insideH w:val="nil"/>
           <w:insideV w:val="nil"/>
@@ -5868,9 +5890,9 @@
       <w:tblPr/>
       <w:tcPr>
         <w:tcBorders>
-          <w:top w:val="single" w:sz="18" w:space="0" w:color="auto"/>
-          <w:left w:val="nil"/>
-          <w:bottom w:val="single" w:sz="18" w:space="0" w:color="auto"/>
+          <w:top w:val="single" w:color="auto" w:sz="18" w:space="0"/>
+          <w:left w:val="nil"/>
+          <w:bottom w:val="single" w:color="auto" w:sz="18" w:space="0"/>
           <w:right w:val="nil"/>
           <w:insideH w:val="nil"/>
           <w:insideV w:val="nil"/>
@@ -5891,8 +5913,8 @@
       <w:tblStyleColBandSize w:val="1"/>
       <w:tblInd w:w="0" w:type="dxa"/>
       <w:tblBorders>
-        <w:top w:val="single" w:sz="18" w:space="0" w:color="auto"/>
-        <w:bottom w:val="single" w:sz="18" w:space="0" w:color="auto"/>
+        <w:top w:val="single" w:color="auto" w:sz="18" w:space="0"/>
+        <w:bottom w:val="single" w:color="auto" w:sz="18" w:space="0"/>
       </w:tblBorders>
       <w:tblCellMar>
         <w:top w:w="0" w:type="dxa"/>
@@ -5913,9 +5935,9 @@
       <w:tblPr/>
       <w:tcPr>
         <w:tcBorders>
-          <w:top w:val="single" w:sz="18" w:space="0" w:color="auto"/>
-          <w:left w:val="nil"/>
-          <w:bottom w:val="single" w:sz="18" w:space="0" w:color="auto"/>
+          <w:top w:val="single" w:color="auto" w:sz="18" w:space="0"/>
+          <w:left w:val="nil"/>
+          <w:bottom w:val="single" w:color="auto" w:sz="18" w:space="0"/>
           <w:right w:val="nil"/>
           <w:insideH w:val="nil"/>
           <w:insideV w:val="nil"/>
@@ -5933,9 +5955,9 @@
       <w:tblPr/>
       <w:tcPr>
         <w:tcBorders>
-          <w:top w:val="double" w:sz="6" w:space="0" w:color="auto"/>
-          <w:left w:val="nil"/>
-          <w:bottom w:val="single" w:sz="18" w:space="0" w:color="auto"/>
+          <w:top w:val="double" w:color="auto" w:sz="6" w:space="0"/>
+          <w:left w:val="nil"/>
+          <w:bottom w:val="single" w:color="auto" w:sz="18" w:space="0"/>
           <w:right w:val="nil"/>
           <w:insideH w:val="nil"/>
           <w:insideV w:val="nil"/>
@@ -5954,7 +5976,7 @@
         <w:tcBorders>
           <w:top w:val="nil"/>
           <w:left w:val="nil"/>
-          <w:bottom w:val="single" w:sz="18" w:space="0" w:color="auto"/>
+          <w:bottom w:val="single" w:color="auto" w:sz="18" w:space="0"/>
           <w:right w:val="nil"/>
           <w:insideH w:val="nil"/>
           <w:insideV w:val="nil"/>
@@ -6001,9 +6023,9 @@
       <w:tblPr/>
       <w:tcPr>
         <w:tcBorders>
-          <w:top w:val="single" w:sz="18" w:space="0" w:color="auto"/>
-          <w:left w:val="nil"/>
-          <w:bottom w:val="single" w:sz="18" w:space="0" w:color="auto"/>
+          <w:top w:val="single" w:color="auto" w:sz="18" w:space="0"/>
+          <w:left w:val="nil"/>
+          <w:bottom w:val="single" w:color="auto" w:sz="18" w:space="0"/>
           <w:right w:val="nil"/>
           <w:insideH w:val="nil"/>
           <w:insideV w:val="nil"/>
@@ -6017,9 +6039,9 @@
       <w:tblPr/>
       <w:tcPr>
         <w:tcBorders>
-          <w:top w:val="single" w:sz="18" w:space="0" w:color="auto"/>
-          <w:left w:val="nil"/>
-          <w:bottom w:val="single" w:sz="18" w:space="0" w:color="auto"/>
+          <w:top w:val="single" w:color="auto" w:sz="18" w:space="0"/>
+          <w:left w:val="nil"/>
+          <w:bottom w:val="single" w:color="auto" w:sz="18" w:space="0"/>
           <w:right w:val="nil"/>
           <w:insideH w:val="nil"/>
           <w:insideV w:val="nil"/>
@@ -6043,8 +6065,8 @@
       <w:tblStyleColBandSize w:val="1"/>
       <w:tblInd w:w="0" w:type="dxa"/>
       <w:tblBorders>
-        <w:top w:val="single" w:sz="8" w:space="0" w:color="000000" w:themeColor="text1"/>
-        <w:bottom w:val="single" w:sz="8" w:space="0" w:color="000000" w:themeColor="text1"/>
+        <w:top w:val="single" w:color="000000" w:themeColor="text1" w:sz="8" w:space="0"/>
+        <w:bottom w:val="single" w:color="000000" w:themeColor="text1" w:sz="8" w:space="0"/>
       </w:tblBorders>
       <w:tblCellMar>
         <w:top w:w="0" w:type="dxa"/>
@@ -6055,13 +6077,13 @@
     </w:tblPr>
     <w:tblStylePr w:type="firstRow">
       <w:rPr>
-        <w:rFonts w:asciiTheme="majorHAnsi" w:eastAsiaTheme="majorEastAsia" w:hAnsiTheme="majorHAnsi" w:cstheme="majorBidi"/>
-      </w:rPr>
-      <w:tblPr/>
-      <w:tcPr>
-        <w:tcBorders>
-          <w:top w:val="nil"/>
-          <w:bottom w:val="single" w:sz="8" w:space="0" w:color="000000" w:themeColor="text1"/>
+        <w:rFonts w:asciiTheme="majorHAnsi" w:hAnsiTheme="majorHAnsi" w:eastAsiaTheme="majorEastAsia" w:cstheme="majorBidi"/>
+      </w:rPr>
+      <w:tblPr/>
+      <w:tcPr>
+        <w:tcBorders>
+          <w:top w:val="nil"/>
+          <w:bottom w:val="single" w:color="000000" w:themeColor="text1" w:sz="8" w:space="0"/>
         </w:tcBorders>
       </w:tcPr>
     </w:tblStylePr>
@@ -6074,8 +6096,8 @@
       <w:tblPr/>
       <w:tcPr>
         <w:tcBorders>
-          <w:top w:val="single" w:sz="8" w:space="0" w:color="000000" w:themeColor="text1"/>
-          <w:bottom w:val="single" w:sz="8" w:space="0" w:color="000000" w:themeColor="text1"/>
+          <w:top w:val="single" w:color="000000" w:themeColor="text1" w:sz="8" w:space="0"/>
+          <w:bottom w:val="single" w:color="000000" w:themeColor="text1" w:sz="8" w:space="0"/>
         </w:tcBorders>
       </w:tcPr>
     </w:tblStylePr>
@@ -6093,8 +6115,8 @@
       <w:tblPr/>
       <w:tcPr>
         <w:tcBorders>
-          <w:top w:val="single" w:sz="8" w:space="0" w:color="000000" w:themeColor="text1"/>
-          <w:bottom w:val="single" w:sz="8" w:space="0" w:color="000000" w:themeColor="text1"/>
+          <w:top w:val="single" w:color="000000" w:themeColor="text1" w:sz="8" w:space="0"/>
+          <w:bottom w:val="single" w:color="000000" w:themeColor="text1" w:sz="8" w:space="0"/>
         </w:tcBorders>
       </w:tcPr>
     </w:tblStylePr>
@@ -6127,8 +6149,8 @@
       <w:tblStyleColBandSize w:val="1"/>
       <w:tblInd w:w="0" w:type="dxa"/>
       <w:tblBorders>
-        <w:top w:val="single" w:sz="8" w:space="0" w:color="4F81BD" w:themeColor="accent1"/>
-        <w:bottom w:val="single" w:sz="8" w:space="0" w:color="4F81BD" w:themeColor="accent1"/>
+        <w:top w:val="single" w:color="4F81BD" w:themeColor="accent1" w:sz="8" w:space="0"/>
+        <w:bottom w:val="single" w:color="4F81BD" w:themeColor="accent1" w:sz="8" w:space="0"/>
       </w:tblBorders>
       <w:tblCellMar>
         <w:top w:w="0" w:type="dxa"/>
@@ -6139,13 +6161,13 @@
     </w:tblPr>
     <w:tblStylePr w:type="firstRow">
       <w:rPr>
-        <w:rFonts w:asciiTheme="majorHAnsi" w:eastAsiaTheme="majorEastAsia" w:hAnsiTheme="majorHAnsi" w:cstheme="majorBidi"/>
-      </w:rPr>
-      <w:tblPr/>
-      <w:tcPr>
-        <w:tcBorders>
-          <w:top w:val="nil"/>
-          <w:bottom w:val="single" w:sz="8" w:space="0" w:color="4F81BD" w:themeColor="accent1"/>
+        <w:rFonts w:asciiTheme="majorHAnsi" w:hAnsiTheme="majorHAnsi" w:eastAsiaTheme="majorEastAsia" w:cstheme="majorBidi"/>
+      </w:rPr>
+      <w:tblPr/>
+      <w:tcPr>
+        <w:tcBorders>
+          <w:top w:val="nil"/>
+          <w:bottom w:val="single" w:color="4F81BD" w:themeColor="accent1" w:sz="8" w:space="0"/>
         </w:tcBorders>
       </w:tcPr>
     </w:tblStylePr>
@@ -6158,8 +6180,8 @@
       <w:tblPr/>
       <w:tcPr>
         <w:tcBorders>
-          <w:top w:val="single" w:sz="8" w:space="0" w:color="4F81BD" w:themeColor="accent1"/>
-          <w:bottom w:val="single" w:sz="8" w:space="0" w:color="4F81BD" w:themeColor="accent1"/>
+          <w:top w:val="single" w:color="4F81BD" w:themeColor="accent1" w:sz="8" w:space="0"/>
+          <w:bottom w:val="single" w:color="4F81BD" w:themeColor="accent1" w:sz="8" w:space="0"/>
         </w:tcBorders>
       </w:tcPr>
     </w:tblStylePr>
@@ -6177,8 +6199,8 @@
       <w:tblPr/>
       <w:tcPr>
         <w:tcBorders>
-          <w:top w:val="single" w:sz="8" w:space="0" w:color="4F81BD" w:themeColor="accent1"/>
-          <w:bottom w:val="single" w:sz="8" w:space="0" w:color="4F81BD" w:themeColor="accent1"/>
+          <w:top w:val="single" w:color="4F81BD" w:themeColor="accent1" w:sz="8" w:space="0"/>
+          <w:bottom w:val="single" w:color="4F81BD" w:themeColor="accent1" w:sz="8" w:space="0"/>
         </w:tcBorders>
       </w:tcPr>
     </w:tblStylePr>
@@ -6211,8 +6233,8 @@
       <w:tblStyleColBandSize w:val="1"/>
       <w:tblInd w:w="0" w:type="dxa"/>
       <w:tblBorders>
-        <w:top w:val="single" w:sz="8" w:space="0" w:color="C0504D" w:themeColor="accent2"/>
-        <w:bottom w:val="single" w:sz="8" w:space="0" w:color="C0504D" w:themeColor="accent2"/>
+        <w:top w:val="single" w:color="C0504D" w:themeColor="accent2" w:sz="8" w:space="0"/>
+        <w:bottom w:val="single" w:color="C0504D" w:themeColor="accent2" w:sz="8" w:space="0"/>
       </w:tblBorders>
       <w:tblCellMar>
         <w:top w:w="0" w:type="dxa"/>
@@ -6223,13 +6245,13 @@
     </w:tblPr>
     <w:tblStylePr w:type="firstRow">
       <w:rPr>
-        <w:rFonts w:asciiTheme="majorHAnsi" w:eastAsiaTheme="majorEastAsia" w:hAnsiTheme="majorHAnsi" w:cstheme="majorBidi"/>
-      </w:rPr>
-      <w:tblPr/>
-      <w:tcPr>
-        <w:tcBorders>
-          <w:top w:val="nil"/>
-          <w:bottom w:val="single" w:sz="8" w:space="0" w:color="C0504D" w:themeColor="accent2"/>
+        <w:rFonts w:asciiTheme="majorHAnsi" w:hAnsiTheme="majorHAnsi" w:eastAsiaTheme="majorEastAsia" w:cstheme="majorBidi"/>
+      </w:rPr>
+      <w:tblPr/>
+      <w:tcPr>
+        <w:tcBorders>
+          <w:top w:val="nil"/>
+          <w:bottom w:val="single" w:color="C0504D" w:themeColor="accent2" w:sz="8" w:space="0"/>
         </w:tcBorders>
       </w:tcPr>
     </w:tblStylePr>
@@ -6242,8 +6264,8 @@
       <w:tblPr/>
       <w:tcPr>
         <w:tcBorders>
-          <w:top w:val="single" w:sz="8" w:space="0" w:color="C0504D" w:themeColor="accent2"/>
-          <w:bottom w:val="single" w:sz="8" w:space="0" w:color="C0504D" w:themeColor="accent2"/>
+          <w:top w:val="single" w:color="C0504D" w:themeColor="accent2" w:sz="8" w:space="0"/>
+          <w:bottom w:val="single" w:color="C0504D" w:themeColor="accent2" w:sz="8" w:space="0"/>
         </w:tcBorders>
       </w:tcPr>
     </w:tblStylePr>
@@ -6261,8 +6283,8 @@
       <w:tblPr/>
       <w:tcPr>
         <w:tcBorders>
-          <w:top w:val="single" w:sz="8" w:space="0" w:color="C0504D" w:themeColor="accent2"/>
-          <w:bottom w:val="single" w:sz="8" w:space="0" w:color="C0504D" w:themeColor="accent2"/>
+          <w:top w:val="single" w:color="C0504D" w:themeColor="accent2" w:sz="8" w:space="0"/>
+          <w:bottom w:val="single" w:color="C0504D" w:themeColor="accent2" w:sz="8" w:space="0"/>
         </w:tcBorders>
       </w:tcPr>
     </w:tblStylePr>
@@ -6295,8 +6317,8 @@
       <w:tblStyleColBandSize w:val="1"/>
       <w:tblInd w:w="0" w:type="dxa"/>
       <w:tblBorders>
-        <w:top w:val="single" w:sz="8" w:space="0" w:color="9BBB59" w:themeColor="accent3"/>
-        <w:bottom w:val="single" w:sz="8" w:space="0" w:color="9BBB59" w:themeColor="accent3"/>
+        <w:top w:val="single" w:color="9BBB59" w:themeColor="accent3" w:sz="8" w:space="0"/>
+        <w:bottom w:val="single" w:color="9BBB59" w:themeColor="accent3" w:sz="8" w:space="0"/>
       </w:tblBorders>
       <w:tblCellMar>
         <w:top w:w="0" w:type="dxa"/>
@@ -6307,13 +6329,13 @@
     </w:tblPr>
     <w:tblStylePr w:type="firstRow">
       <w:rPr>
-        <w:rFonts w:asciiTheme="majorHAnsi" w:eastAsiaTheme="majorEastAsia" w:hAnsiTheme="majorHAnsi" w:cstheme="majorBidi"/>
-      </w:rPr>
-      <w:tblPr/>
-      <w:tcPr>
-        <w:tcBorders>
-          <w:top w:val="nil"/>
-          <w:bottom w:val="single" w:sz="8" w:space="0" w:color="9BBB59" w:themeColor="accent3"/>
+        <w:rFonts w:asciiTheme="majorHAnsi" w:hAnsiTheme="majorHAnsi" w:eastAsiaTheme="majorEastAsia" w:cstheme="majorBidi"/>
+      </w:rPr>
+      <w:tblPr/>
+      <w:tcPr>
+        <w:tcBorders>
+          <w:top w:val="nil"/>
+          <w:bottom w:val="single" w:color="9BBB59" w:themeColor="accent3" w:sz="8" w:space="0"/>
         </w:tcBorders>
       </w:tcPr>
     </w:tblStylePr>
@@ -6326,8 +6348,8 @@
       <w:tblPr/>
       <w:tcPr>
         <w:tcBorders>
-          <w:top w:val="single" w:sz="8" w:space="0" w:color="9BBB59" w:themeColor="accent3"/>
-          <w:bottom w:val="single" w:sz="8" w:space="0" w:color="9BBB59" w:themeColor="accent3"/>
+          <w:top w:val="single" w:color="9BBB59" w:themeColor="accent3" w:sz="8" w:space="0"/>
+          <w:bottom w:val="single" w:color="9BBB59" w:themeColor="accent3" w:sz="8" w:space="0"/>
         </w:tcBorders>
       </w:tcPr>
     </w:tblStylePr>
@@ -6345,8 +6367,8 @@
       <w:tblPr/>
       <w:tcPr>
         <w:tcBorders>
-          <w:top w:val="single" w:sz="8" w:space="0" w:color="9BBB59" w:themeColor="accent3"/>
-          <w:bottom w:val="single" w:sz="8" w:space="0" w:color="9BBB59" w:themeColor="accent3"/>
+          <w:top w:val="single" w:color="9BBB59" w:themeColor="accent3" w:sz="8" w:space="0"/>
+          <w:bottom w:val="single" w:color="9BBB59" w:themeColor="accent3" w:sz="8" w:space="0"/>
         </w:tcBorders>
       </w:tcPr>
     </w:tblStylePr>
@@ -6379,8 +6401,8 @@
       <w:tblStyleColBandSize w:val="1"/>
       <w:tblInd w:w="0" w:type="dxa"/>
       <w:tblBorders>
-        <w:top w:val="single" w:sz="8" w:space="0" w:color="8064A2" w:themeColor="accent4"/>
-        <w:bottom w:val="single" w:sz="8" w:space="0" w:color="8064A2" w:themeColor="accent4"/>
+        <w:top w:val="single" w:color="8064A2" w:themeColor="accent4" w:sz="8" w:space="0"/>
+        <w:bottom w:val="single" w:color="8064A2" w:themeColor="accent4" w:sz="8" w:space="0"/>
       </w:tblBorders>
       <w:tblCellMar>
         <w:top w:w="0" w:type="dxa"/>
@@ -6391,13 +6413,13 @@
     </w:tblPr>
     <w:tblStylePr w:type="firstRow">
       <w:rPr>
-        <w:rFonts w:asciiTheme="majorHAnsi" w:eastAsiaTheme="majorEastAsia" w:hAnsiTheme="majorHAnsi" w:cstheme="majorBidi"/>
-      </w:rPr>
-      <w:tblPr/>
-      <w:tcPr>
-        <w:tcBorders>
-          <w:top w:val="nil"/>
-          <w:bottom w:val="single" w:sz="8" w:space="0" w:color="8064A2" w:themeColor="accent4"/>
+        <w:rFonts w:asciiTheme="majorHAnsi" w:hAnsiTheme="majorHAnsi" w:eastAsiaTheme="majorEastAsia" w:cstheme="majorBidi"/>
+      </w:rPr>
+      <w:tblPr/>
+      <w:tcPr>
+        <w:tcBorders>
+          <w:top w:val="nil"/>
+          <w:bottom w:val="single" w:color="8064A2" w:themeColor="accent4" w:sz="8" w:space="0"/>
         </w:tcBorders>
       </w:tcPr>
     </w:tblStylePr>
@@ -6410,8 +6432,8 @@
       <w:tblPr/>
       <w:tcPr>
         <w:tcBorders>
-          <w:top w:val="single" w:sz="8" w:space="0" w:color="8064A2" w:themeColor="accent4"/>
-          <w:bottom w:val="single" w:sz="8" w:space="0" w:color="8064A2" w:themeColor="accent4"/>
+          <w:top w:val="single" w:color="8064A2" w:themeColor="accent4" w:sz="8" w:space="0"/>
+          <w:bottom w:val="single" w:color="8064A2" w:themeColor="accent4" w:sz="8" w:space="0"/>
         </w:tcBorders>
       </w:tcPr>
     </w:tblStylePr>
@@ -6429,8 +6451,8 @@
       <w:tblPr/>
       <w:tcPr>
         <w:tcBorders>
-          <w:top w:val="single" w:sz="8" w:space="0" w:color="8064A2" w:themeColor="accent4"/>
-          <w:bottom w:val="single" w:sz="8" w:space="0" w:color="8064A2" w:themeColor="accent4"/>
+          <w:top w:val="single" w:color="8064A2" w:themeColor="accent4" w:sz="8" w:space="0"/>
+          <w:bottom w:val="single" w:color="8064A2" w:themeColor="accent4" w:sz="8" w:space="0"/>
         </w:tcBorders>
       </w:tcPr>
     </w:tblStylePr>
@@ -6463,8 +6485,8 @@
       <w:tblStyleColBandSize w:val="1"/>
       <w:tblInd w:w="0" w:type="dxa"/>
       <w:tblBorders>
-        <w:top w:val="single" w:sz="8" w:space="0" w:color="4BACC6" w:themeColor="accent5"/>
-        <w:bottom w:val="single" w:sz="8" w:space="0" w:color="4BACC6" w:themeColor="accent5"/>
+        <w:top w:val="single" w:color="4BACC6" w:themeColor="accent5" w:sz="8" w:space="0"/>
+        <w:bottom w:val="single" w:color="4BACC6" w:themeColor="accent5" w:sz="8" w:space="0"/>
       </w:tblBorders>
       <w:tblCellMar>
         <w:top w:w="0" w:type="dxa"/>
@@ -6475,13 +6497,13 @@
     </w:tblPr>
     <w:tblStylePr w:type="firstRow">
       <w:rPr>
-        <w:rFonts w:asciiTheme="majorHAnsi" w:eastAsiaTheme="majorEastAsia" w:hAnsiTheme="majorHAnsi" w:cstheme="majorBidi"/>
-      </w:rPr>
-      <w:tblPr/>
-      <w:tcPr>
-        <w:tcBorders>
-          <w:top w:val="nil"/>
-          <w:bottom w:val="single" w:sz="8" w:space="0" w:color="4BACC6" w:themeColor="accent5"/>
+        <w:rFonts w:asciiTheme="majorHAnsi" w:hAnsiTheme="majorHAnsi" w:eastAsiaTheme="majorEastAsia" w:cstheme="majorBidi"/>
+      </w:rPr>
+      <w:tblPr/>
+      <w:tcPr>
+        <w:tcBorders>
+          <w:top w:val="nil"/>
+          <w:bottom w:val="single" w:color="4BACC6" w:themeColor="accent5" w:sz="8" w:space="0"/>
         </w:tcBorders>
       </w:tcPr>
     </w:tblStylePr>
@@ -6494,8 +6516,8 @@
       <w:tblPr/>
       <w:tcPr>
         <w:tcBorders>
-          <w:top w:val="single" w:sz="8" w:space="0" w:color="4BACC6" w:themeColor="accent5"/>
-          <w:bottom w:val="single" w:sz="8" w:space="0" w:color="4BACC6" w:themeColor="accent5"/>
+          <w:top w:val="single" w:color="4BACC6" w:themeColor="accent5" w:sz="8" w:space="0"/>
+          <w:bottom w:val="single" w:color="4BACC6" w:themeColor="accent5" w:sz="8" w:space="0"/>
         </w:tcBorders>
       </w:tcPr>
     </w:tblStylePr>
@@ -6513,8 +6535,8 @@
       <w:tblPr/>
       <w:tcPr>
         <w:tcBorders>
-          <w:top w:val="single" w:sz="8" w:space="0" w:color="4BACC6" w:themeColor="accent5"/>
-          <w:bottom w:val="single" w:sz="8" w:space="0" w:color="4BACC6" w:themeColor="accent5"/>
+          <w:top w:val="single" w:color="4BACC6" w:themeColor="accent5" w:sz="8" w:space="0"/>
+          <w:bottom w:val="single" w:color="4BACC6" w:themeColor="accent5" w:sz="8" w:space="0"/>
         </w:tcBorders>
       </w:tcPr>
     </w:tblStylePr>
@@ -6547,8 +6569,8 @@
       <w:tblStyleColBandSize w:val="1"/>
       <w:tblInd w:w="0" w:type="dxa"/>
       <w:tblBorders>
-        <w:top w:val="single" w:sz="8" w:space="0" w:color="F79646" w:themeColor="accent6"/>
-        <w:bottom w:val="single" w:sz="8" w:space="0" w:color="F79646" w:themeColor="accent6"/>
+        <w:top w:val="single" w:color="F79646" w:themeColor="accent6" w:sz="8" w:space="0"/>
+        <w:bottom w:val="single" w:color="F79646" w:themeColor="accent6" w:sz="8" w:space="0"/>
       </w:tblBorders>
       <w:tblCellMar>
         <w:top w:w="0" w:type="dxa"/>
@@ -6559,13 +6581,13 @@
     </w:tblPr>
     <w:tblStylePr w:type="firstRow">
       <w:rPr>
-        <w:rFonts w:asciiTheme="majorHAnsi" w:eastAsiaTheme="majorEastAsia" w:hAnsiTheme="majorHAnsi" w:cstheme="majorBidi"/>
-      </w:rPr>
-      <w:tblPr/>
-      <w:tcPr>
-        <w:tcBorders>
-          <w:top w:val="nil"/>
-          <w:bottom w:val="single" w:sz="8" w:space="0" w:color="F79646" w:themeColor="accent6"/>
+        <w:rFonts w:asciiTheme="majorHAnsi" w:hAnsiTheme="majorHAnsi" w:eastAsiaTheme="majorEastAsia" w:cstheme="majorBidi"/>
+      </w:rPr>
+      <w:tblPr/>
+      <w:tcPr>
+        <w:tcBorders>
+          <w:top w:val="nil"/>
+          <w:bottom w:val="single" w:color="F79646" w:themeColor="accent6" w:sz="8" w:space="0"/>
         </w:tcBorders>
       </w:tcPr>
     </w:tblStylePr>
@@ -6578,8 +6600,8 @@
       <w:tblPr/>
       <w:tcPr>
         <w:tcBorders>
-          <w:top w:val="single" w:sz="8" w:space="0" w:color="F79646" w:themeColor="accent6"/>
-          <w:bottom w:val="single" w:sz="8" w:space="0" w:color="F79646" w:themeColor="accent6"/>
+          <w:top w:val="single" w:color="F79646" w:themeColor="accent6" w:sz="8" w:space="0"/>
+          <w:bottom w:val="single" w:color="F79646" w:themeColor="accent6" w:sz="8" w:space="0"/>
         </w:tcBorders>
       </w:tcPr>
     </w:tblStylePr>
@@ -6597,8 +6619,8 @@
       <w:tblPr/>
       <w:tcPr>
         <w:tcBorders>
-          <w:top w:val="single" w:sz="8" w:space="0" w:color="F79646" w:themeColor="accent6"/>
-          <w:bottom w:val="single" w:sz="8" w:space="0" w:color="F79646" w:themeColor="accent6"/>
+          <w:top w:val="single" w:color="F79646" w:themeColor="accent6" w:sz="8" w:space="0"/>
+          <w:bottom w:val="single" w:color="F79646" w:themeColor="accent6" w:sz="8" w:space="0"/>
         </w:tcBorders>
       </w:tcPr>
     </w:tblStylePr>
@@ -6624,7 +6646,7 @@
       <w:spacing w:after="0" w:line="240" w:lineRule="auto"/>
     </w:pPr>
     <w:rPr>
-      <w:rFonts w:asciiTheme="majorHAnsi" w:eastAsiaTheme="majorEastAsia" w:hAnsiTheme="majorHAnsi" w:cstheme="majorBidi"/>
+      <w:rFonts w:asciiTheme="majorHAnsi" w:hAnsiTheme="majorHAnsi" w:eastAsiaTheme="majorEastAsia" w:cstheme="majorBidi"/>
       <w:color w:val="000000" w:themeColor="text1"/>
     </w:rPr>
     <w:tblPr>
@@ -6632,10 +6654,10 @@
       <w:tblStyleColBandSize w:val="1"/>
       <w:tblInd w:w="0" w:type="dxa"/>
       <w:tblBorders>
-        <w:top w:val="single" w:sz="8" w:space="0" w:color="000000" w:themeColor="text1"/>
-        <w:left w:val="single" w:sz="8" w:space="0" w:color="000000" w:themeColor="text1"/>
-        <w:bottom w:val="single" w:sz="8" w:space="0" w:color="000000" w:themeColor="text1"/>
-        <w:right w:val="single" w:sz="8" w:space="0" w:color="000000" w:themeColor="text1"/>
+        <w:top w:val="single" w:color="000000" w:themeColor="text1" w:sz="8" w:space="0"/>
+        <w:left w:val="single" w:color="000000" w:themeColor="text1" w:sz="8" w:space="0"/>
+        <w:bottom w:val="single" w:color="000000" w:themeColor="text1" w:sz="8" w:space="0"/>
+        <w:right w:val="single" w:color="000000" w:themeColor="text1" w:sz="8" w:space="0"/>
       </w:tblBorders>
       <w:tblCellMar>
         <w:top w:w="0" w:type="dxa"/>
@@ -6654,7 +6676,7 @@
         <w:tcBorders>
           <w:top w:val="nil"/>
           <w:left w:val="nil"/>
-          <w:bottom w:val="single" w:sz="24" w:space="0" w:color="000000" w:themeColor="text1"/>
+          <w:bottom w:val="single" w:color="000000" w:themeColor="text1" w:sz="24" w:space="0"/>
           <w:right w:val="nil"/>
           <w:insideH w:val="nil"/>
           <w:insideV w:val="nil"/>
@@ -6666,7 +6688,7 @@
       <w:tblPr/>
       <w:tcPr>
         <w:tcBorders>
-          <w:top w:val="single" w:sz="8" w:space="0" w:color="000000" w:themeColor="text1"/>
+          <w:top w:val="single" w:color="000000" w:themeColor="text1" w:sz="8" w:space="0"/>
           <w:left w:val="nil"/>
           <w:bottom w:val="nil"/>
           <w:right w:val="nil"/>
@@ -6683,7 +6705,7 @@
           <w:top w:val="nil"/>
           <w:left w:val="nil"/>
           <w:bottom w:val="nil"/>
-          <w:right w:val="single" w:sz="8" w:space="0" w:color="000000" w:themeColor="text1"/>
+          <w:right w:val="single" w:color="000000" w:themeColor="text1" w:sz="8" w:space="0"/>
           <w:insideH w:val="nil"/>
           <w:insideV w:val="nil"/>
         </w:tcBorders>
@@ -6695,7 +6717,7 @@
       <w:tcPr>
         <w:tcBorders>
           <w:top w:val="nil"/>
-          <w:left w:val="single" w:sz="8" w:space="0" w:color="000000" w:themeColor="text1"/>
+          <w:left w:val="single" w:color="000000" w:themeColor="text1" w:sz="8" w:space="0"/>
           <w:bottom w:val="nil"/>
           <w:right w:val="nil"/>
           <w:insideH w:val="nil"/>
@@ -6752,7 +6774,7 @@
       <w:spacing w:after="0" w:line="240" w:lineRule="auto"/>
     </w:pPr>
     <w:rPr>
-      <w:rFonts w:asciiTheme="majorHAnsi" w:eastAsiaTheme="majorEastAsia" w:hAnsiTheme="majorHAnsi" w:cstheme="majorBidi"/>
+      <w:rFonts w:asciiTheme="majorHAnsi" w:hAnsiTheme="majorHAnsi" w:eastAsiaTheme="majorEastAsia" w:cstheme="majorBidi"/>
       <w:color w:val="000000" w:themeColor="text1"/>
     </w:rPr>
     <w:tblPr>
@@ -6760,10 +6782,10 @@
       <w:tblStyleColBandSize w:val="1"/>
       <w:tblInd w:w="0" w:type="dxa"/>
       <w:tblBorders>
-        <w:top w:val="single" w:sz="8" w:space="0" w:color="4F81BD" w:themeColor="accent1"/>
-        <w:left w:val="single" w:sz="8" w:space="0" w:color="4F81BD" w:themeColor="accent1"/>
-        <w:bottom w:val="single" w:sz="8" w:space="0" w:color="4F81BD" w:themeColor="accent1"/>
-        <w:right w:val="single" w:sz="8" w:space="0" w:color="4F81BD" w:themeColor="accent1"/>
+        <w:top w:val="single" w:color="4F81BD" w:themeColor="accent1" w:sz="8" w:space="0"/>
+        <w:left w:val="single" w:color="4F81BD" w:themeColor="accent1" w:sz="8" w:space="0"/>
+        <w:bottom w:val="single" w:color="4F81BD" w:themeColor="accent1" w:sz="8" w:space="0"/>
+        <w:right w:val="single" w:color="4F81BD" w:themeColor="accent1" w:sz="8" w:space="0"/>
       </w:tblBorders>
       <w:tblCellMar>
         <w:top w:w="0" w:type="dxa"/>
@@ -6782,7 +6804,7 @@
         <w:tcBorders>
           <w:top w:val="nil"/>
           <w:left w:val="nil"/>
-          <w:bottom w:val="single" w:sz="24" w:space="0" w:color="4F81BD" w:themeColor="accent1"/>
+          <w:bottom w:val="single" w:color="4F81BD" w:themeColor="accent1" w:sz="24" w:space="0"/>
           <w:right w:val="nil"/>
           <w:insideH w:val="nil"/>
           <w:insideV w:val="nil"/>
@@ -6794,7 +6816,7 @@
       <w:tblPr/>
       <w:tcPr>
         <w:tcBorders>
-          <w:top w:val="single" w:sz="8" w:space="0" w:color="4F81BD" w:themeColor="accent1"/>
+          <w:top w:val="single" w:color="4F81BD" w:themeColor="accent1" w:sz="8" w:space="0"/>
           <w:left w:val="nil"/>
           <w:bottom w:val="nil"/>
           <w:right w:val="nil"/>
@@ -6811,7 +6833,7 @@
           <w:top w:val="nil"/>
           <w:left w:val="nil"/>
           <w:bottom w:val="nil"/>
-          <w:right w:val="single" w:sz="8" w:space="0" w:color="4F81BD" w:themeColor="accent1"/>
+          <w:right w:val="single" w:color="4F81BD" w:themeColor="accent1" w:sz="8" w:space="0"/>
           <w:insideH w:val="nil"/>
           <w:insideV w:val="nil"/>
         </w:tcBorders>
@@ -6823,7 +6845,7 @@
       <w:tcPr>
         <w:tcBorders>
           <w:top w:val="nil"/>
-          <w:left w:val="single" w:sz="8" w:space="0" w:color="4F81BD" w:themeColor="accent1"/>
+          <w:left w:val="single" w:color="4F81BD" w:themeColor="accent1" w:sz="8" w:space="0"/>
           <w:bottom w:val="nil"/>
           <w:right w:val="nil"/>
           <w:insideH w:val="nil"/>
@@ -6880,7 +6902,7 @@
       <w:spacing w:after="0" w:line="240" w:lineRule="auto"/>
     </w:pPr>
     <w:rPr>
-      <w:rFonts w:asciiTheme="majorHAnsi" w:eastAsiaTheme="majorEastAsia" w:hAnsiTheme="majorHAnsi" w:cstheme="majorBidi"/>
+      <w:rFonts w:asciiTheme="majorHAnsi" w:hAnsiTheme="majorHAnsi" w:eastAsiaTheme="majorEastAsia" w:cstheme="majorBidi"/>
       <w:color w:val="000000" w:themeColor="text1"/>
     </w:rPr>
     <w:tblPr>
@@ -6888,10 +6910,10 @@
       <w:tblStyleColBandSize w:val="1"/>
       <w:tblInd w:w="0" w:type="dxa"/>
       <w:tblBorders>
-        <w:top w:val="single" w:sz="8" w:space="0" w:color="C0504D" w:themeColor="accent2"/>
-        <w:left w:val="single" w:sz="8" w:space="0" w:color="C0504D" w:themeColor="accent2"/>
-        <w:bottom w:val="single" w:sz="8" w:space="0" w:color="C0504D" w:themeColor="accent2"/>
-        <w:right w:val="single" w:sz="8" w:space="0" w:color="C0504D" w:themeColor="accent2"/>
+        <w:top w:val="single" w:color="C0504D" w:themeColor="accent2" w:sz="8" w:space="0"/>
+        <w:left w:val="single" w:color="C0504D" w:themeColor="accent2" w:sz="8" w:space="0"/>
+        <w:bottom w:val="single" w:color="C0504D" w:themeColor="accent2" w:sz="8" w:space="0"/>
+        <w:right w:val="single" w:color="C0504D" w:themeColor="accent2" w:sz="8" w:space="0"/>
       </w:tblBorders>
       <w:tblCellMar>
         <w:top w:w="0" w:type="dxa"/>
@@ -6910,7 +6932,7 @@
         <w:tcBorders>
           <w:top w:val="nil"/>
           <w:left w:val="nil"/>
-          <w:bottom w:val="single" w:sz="24" w:space="0" w:color="C0504D" w:themeColor="accent2"/>
+          <w:bottom w:val="single" w:color="C0504D" w:themeColor="accent2" w:sz="24" w:space="0"/>
           <w:right w:val="nil"/>
           <w:insideH w:val="nil"/>
           <w:insideV w:val="nil"/>
@@ -6922,7 +6944,7 @@
       <w:tblPr/>
       <w:tcPr>
         <w:tcBorders>
-          <w:top w:val="single" w:sz="8" w:space="0" w:color="C0504D" w:themeColor="accent2"/>
+          <w:top w:val="single" w:color="C0504D" w:themeColor="accent2" w:sz="8" w:space="0"/>
           <w:left w:val="nil"/>
           <w:bottom w:val="nil"/>
           <w:right w:val="nil"/>
@@ -6939,7 +6961,7 @@
           <w:top w:val="nil"/>
           <w:left w:val="nil"/>
           <w:bottom w:val="nil"/>
-          <w:right w:val="single" w:sz="8" w:space="0" w:color="C0504D" w:themeColor="accent2"/>
+          <w:right w:val="single" w:color="C0504D" w:themeColor="accent2" w:sz="8" w:space="0"/>
           <w:insideH w:val="nil"/>
           <w:insideV w:val="nil"/>
         </w:tcBorders>
@@ -6951,7 +6973,7 @@
       <w:tcPr>
         <w:tcBorders>
           <w:top w:val="nil"/>
-          <w:left w:val="single" w:sz="8" w:space="0" w:color="C0504D" w:themeColor="accent2"/>
+          <w:left w:val="single" w:color="C0504D" w:themeColor="accent2" w:sz="8" w:space="0"/>
           <w:bottom w:val="nil"/>
           <w:right w:val="nil"/>
           <w:insideH w:val="nil"/>
@@ -7008,7 +7030,7 @@
       <w:spacing w:after="0" w:line="240" w:lineRule="auto"/>
     </w:pPr>
     <w:rPr>
-      <w:rFonts w:asciiTheme="majorHAnsi" w:eastAsiaTheme="majorEastAsia" w:hAnsiTheme="majorHAnsi" w:cstheme="majorBidi"/>
+      <w:rFonts w:asciiTheme="majorHAnsi" w:hAnsiTheme="majorHAnsi" w:eastAsiaTheme="majorEastAsia" w:cstheme="majorBidi"/>
       <w:color w:val="000000" w:themeColor="text1"/>
     </w:rPr>
     <w:tblPr>
@@ -7016,10 +7038,10 @@
       <w:tblStyleColBandSize w:val="1"/>
       <w:tblInd w:w="0" w:type="dxa"/>
       <w:tblBorders>
-        <w:top w:val="single" w:sz="8" w:space="0" w:color="9BBB59" w:themeColor="accent3"/>
-        <w:left w:val="single" w:sz="8" w:space="0" w:color="9BBB59" w:themeColor="accent3"/>
-        <w:bottom w:val="single" w:sz="8" w:space="0" w:color="9BBB59" w:themeColor="accent3"/>
-        <w:right w:val="single" w:sz="8" w:space="0" w:color="9BBB59" w:themeColor="accent3"/>
+        <w:top w:val="single" w:color="9BBB59" w:themeColor="accent3" w:sz="8" w:space="0"/>
+        <w:left w:val="single" w:color="9BBB59" w:themeColor="accent3" w:sz="8" w:space="0"/>
+        <w:bottom w:val="single" w:color="9BBB59" w:themeColor="accent3" w:sz="8" w:space="0"/>
+        <w:right w:val="single" w:color="9BBB59" w:themeColor="accent3" w:sz="8" w:space="0"/>
       </w:tblBorders>
       <w:tblCellMar>
         <w:top w:w="0" w:type="dxa"/>
@@ -7038,7 +7060,7 @@
         <w:tcBorders>
           <w:top w:val="nil"/>
           <w:left w:val="nil"/>
-          <w:bottom w:val="single" w:sz="24" w:space="0" w:color="9BBB59" w:themeColor="accent3"/>
+          <w:bottom w:val="single" w:color="9BBB59" w:themeColor="accent3" w:sz="24" w:space="0"/>
           <w:right w:val="nil"/>
           <w:insideH w:val="nil"/>
           <w:insideV w:val="nil"/>
@@ -7050,7 +7072,7 @@
       <w:tblPr/>
       <w:tcPr>
         <w:tcBorders>
-          <w:top w:val="single" w:sz="8" w:space="0" w:color="9BBB59" w:themeColor="accent3"/>
+          <w:top w:val="single" w:color="9BBB59" w:themeColor="accent3" w:sz="8" w:space="0"/>
           <w:left w:val="nil"/>
           <w:bottom w:val="nil"/>
           <w:right w:val="nil"/>
@@ -7067,7 +7089,7 @@
           <w:top w:val="nil"/>
           <w:left w:val="nil"/>
           <w:bottom w:val="nil"/>
-          <w:right w:val="single" w:sz="8" w:space="0" w:color="9BBB59" w:themeColor="accent3"/>
+          <w:right w:val="single" w:color="9BBB59" w:themeColor="accent3" w:sz="8" w:space="0"/>
           <w:insideH w:val="nil"/>
           <w:insideV w:val="nil"/>
         </w:tcBorders>
@@ -7079,7 +7101,7 @@
       <w:tcPr>
         <w:tcBorders>
           <w:top w:val="nil"/>
-          <w:left w:val="single" w:sz="8" w:space="0" w:color="9BBB59" w:themeColor="accent3"/>
+          <w:left w:val="single" w:color="9BBB59" w:themeColor="accent3" w:sz="8" w:space="0"/>
           <w:bottom w:val="nil"/>
           <w:right w:val="nil"/>
           <w:insideH w:val="nil"/>
@@ -7136,7 +7158,7 @@
       <w:spacing w:after="0" w:line="240" w:lineRule="auto"/>
     </w:pPr>
     <w:rPr>
-      <w:rFonts w:asciiTheme="majorHAnsi" w:eastAsiaTheme="majorEastAsia" w:hAnsiTheme="majorHAnsi" w:cstheme="majorBidi"/>
+      <w:rFonts w:asciiTheme="majorHAnsi" w:hAnsiTheme="majorHAnsi" w:eastAsiaTheme="majorEastAsia" w:cstheme="majorBidi"/>
       <w:color w:val="000000" w:themeColor="text1"/>
     </w:rPr>
     <w:tblPr>
@@ -7144,10 +7166,10 @@
       <w:tblStyleColBandSize w:val="1"/>
       <w:tblInd w:w="0" w:type="dxa"/>
       <w:tblBorders>
-        <w:top w:val="single" w:sz="8" w:space="0" w:color="8064A2" w:themeColor="accent4"/>
-        <w:left w:val="single" w:sz="8" w:space="0" w:color="8064A2" w:themeColor="accent4"/>
-        <w:bottom w:val="single" w:sz="8" w:space="0" w:color="8064A2" w:themeColor="accent4"/>
-        <w:right w:val="single" w:sz="8" w:space="0" w:color="8064A2" w:themeColor="accent4"/>
+        <w:top w:val="single" w:color="8064A2" w:themeColor="accent4" w:sz="8" w:space="0"/>
+        <w:left w:val="single" w:color="8064A2" w:themeColor="accent4" w:sz="8" w:space="0"/>
+        <w:bottom w:val="single" w:color="8064A2" w:themeColor="accent4" w:sz="8" w:space="0"/>
+        <w:right w:val="single" w:color="8064A2" w:themeColor="accent4" w:sz="8" w:space="0"/>
       </w:tblBorders>
       <w:tblCellMar>
         <w:top w:w="0" w:type="dxa"/>
@@ -7166,7 +7188,7 @@
         <w:tcBorders>
           <w:top w:val="nil"/>
           <w:left w:val="nil"/>
-          <w:bottom w:val="single" w:sz="24" w:space="0" w:color="8064A2" w:themeColor="accent4"/>
+          <w:bottom w:val="single" w:color="8064A2" w:themeColor="accent4" w:sz="24" w:space="0"/>
           <w:right w:val="nil"/>
           <w:insideH w:val="nil"/>
           <w:insideV w:val="nil"/>
@@ -7178,7 +7200,7 @@
       <w:tblPr/>
       <w:tcPr>
         <w:tcBorders>
-          <w:top w:val="single" w:sz="8" w:space="0" w:color="8064A2" w:themeColor="accent4"/>
+          <w:top w:val="single" w:color="8064A2" w:themeColor="accent4" w:sz="8" w:space="0"/>
           <w:left w:val="nil"/>
           <w:bottom w:val="nil"/>
           <w:right w:val="nil"/>
@@ -7195,7 +7217,7 @@
           <w:top w:val="nil"/>
           <w:left w:val="nil"/>
           <w:bottom w:val="nil"/>
-          <w:right w:val="single" w:sz="8" w:space="0" w:color="8064A2" w:themeColor="accent4"/>
+          <w:right w:val="single" w:color="8064A2" w:themeColor="accent4" w:sz="8" w:space="0"/>
           <w:insideH w:val="nil"/>
           <w:insideV w:val="nil"/>
         </w:tcBorders>
@@ -7207,7 +7229,7 @@
       <w:tcPr>
         <w:tcBorders>
           <w:top w:val="nil"/>
-          <w:left w:val="single" w:sz="8" w:space="0" w:color="8064A2" w:themeColor="accent4"/>
+          <w:left w:val="single" w:color="8064A2" w:themeColor="accent4" w:sz="8" w:space="0"/>
           <w:bottom w:val="nil"/>
           <w:right w:val="nil"/>
           <w:insideH w:val="nil"/>
@@ -7264,7 +7286,7 @@
       <w:spacing w:after="0" w:line="240" w:lineRule="auto"/>
     </w:pPr>
     <w:rPr>
-      <w:rFonts w:asciiTheme="majorHAnsi" w:eastAsiaTheme="majorEastAsia" w:hAnsiTheme="majorHAnsi" w:cstheme="majorBidi"/>
+      <w:rFonts w:asciiTheme="majorHAnsi" w:hAnsiTheme="majorHAnsi" w:eastAsiaTheme="majorEastAsia" w:cstheme="majorBidi"/>
       <w:color w:val="000000" w:themeColor="text1"/>
     </w:rPr>
     <w:tblPr>
@@ -7272,10 +7294,10 @@
       <w:tblStyleColBandSize w:val="1"/>
       <w:tblInd w:w="0" w:type="dxa"/>
       <w:tblBorders>
-        <w:top w:val="single" w:sz="8" w:space="0" w:color="4BACC6" w:themeColor="accent5"/>
-        <w:left w:val="single" w:sz="8" w:space="0" w:color="4BACC6" w:themeColor="accent5"/>
-        <w:bottom w:val="single" w:sz="8" w:space="0" w:color="4BACC6" w:themeColor="accent5"/>
-        <w:right w:val="single" w:sz="8" w:space="0" w:color="4BACC6" w:themeColor="accent5"/>
+        <w:top w:val="single" w:color="4BACC6" w:themeColor="accent5" w:sz="8" w:space="0"/>
+        <w:left w:val="single" w:color="4BACC6" w:themeColor="accent5" w:sz="8" w:space="0"/>
+        <w:bottom w:val="single" w:color="4BACC6" w:themeColor="accent5" w:sz="8" w:space="0"/>
+        <w:right w:val="single" w:color="4BACC6" w:themeColor="accent5" w:sz="8" w:space="0"/>
       </w:tblBorders>
       <w:tblCellMar>
         <w:top w:w="0" w:type="dxa"/>
@@ -7294,7 +7316,7 @@
         <w:tcBorders>
           <w:top w:val="nil"/>
           <w:left w:val="nil"/>
-          <w:bottom w:val="single" w:sz="24" w:space="0" w:color="4BACC6" w:themeColor="accent5"/>
+          <w:bottom w:val="single" w:color="4BACC6" w:themeColor="accent5" w:sz="24" w:space="0"/>
           <w:right w:val="nil"/>
           <w:insideH w:val="nil"/>
           <w:insideV w:val="nil"/>
@@ -7306,7 +7328,7 @@
       <w:tblPr/>
       <w:tcPr>
         <w:tcBorders>
-          <w:top w:val="single" w:sz="8" w:space="0" w:color="4BACC6" w:themeColor="accent5"/>
+          <w:top w:val="single" w:color="4BACC6" w:themeColor="accent5" w:sz="8" w:space="0"/>
           <w:left w:val="nil"/>
           <w:bottom w:val="nil"/>
           <w:right w:val="nil"/>
@@ -7323,7 +7345,7 @@
           <w:top w:val="nil"/>
           <w:left w:val="nil"/>
           <w:bottom w:val="nil"/>
-          <w:right w:val="single" w:sz="8" w:space="0" w:color="4BACC6" w:themeColor="accent5"/>
+          <w:right w:val="single" w:color="4BACC6" w:themeColor="accent5" w:sz="8" w:space="0"/>
           <w:insideH w:val="nil"/>
           <w:insideV w:val="nil"/>
         </w:tcBorders>
@@ -7335,7 +7357,7 @@
       <w:tcPr>
         <w:tcBorders>
           <w:top w:val="nil"/>
-          <w:left w:val="single" w:sz="8" w:space="0" w:color="4BACC6" w:themeColor="accent5"/>
+          <w:left w:val="single" w:color="4BACC6" w:themeColor="accent5" w:sz="8" w:space="0"/>
           <w:bottom w:val="nil"/>
           <w:right w:val="nil"/>
           <w:insideH w:val="nil"/>
@@ -7392,7 +7414,7 @@
       <w:spacing w:after="0" w:line="240" w:lineRule="auto"/>
     </w:pPr>
     <w:rPr>
-      <w:rFonts w:asciiTheme="majorHAnsi" w:eastAsiaTheme="majorEastAsia" w:hAnsiTheme="majorHAnsi" w:cstheme="majorBidi"/>
+      <w:rFonts w:asciiTheme="majorHAnsi" w:hAnsiTheme="majorHAnsi" w:eastAsiaTheme="majorEastAsia" w:cstheme="majorBidi"/>
       <w:color w:val="000000" w:themeColor="text1"/>
     </w:rPr>
     <w:tblPr>
@@ -7400,10 +7422,10 @@
       <w:tblStyleColBandSize w:val="1"/>
       <w:tblInd w:w="0" w:type="dxa"/>
       <w:tblBorders>
-        <w:top w:val="single" w:sz="8" w:space="0" w:color="F79646" w:themeColor="accent6"/>
-        <w:left w:val="single" w:sz="8" w:space="0" w:color="F79646" w:themeColor="accent6"/>
-        <w:bottom w:val="single" w:sz="8" w:space="0" w:color="F79646" w:themeColor="accent6"/>
-        <w:right w:val="single" w:sz="8" w:space="0" w:color="F79646" w:themeColor="accent6"/>
+        <w:top w:val="single" w:color="F79646" w:themeColor="accent6" w:sz="8" w:space="0"/>
+        <w:left w:val="single" w:color="F79646" w:themeColor="accent6" w:sz="8" w:space="0"/>
+        <w:bottom w:val="single" w:color="F79646" w:themeColor="accent6" w:sz="8" w:space="0"/>
+        <w:right w:val="single" w:color="F79646" w:themeColor="accent6" w:sz="8" w:space="0"/>
       </w:tblBorders>
       <w:tblCellMar>
         <w:top w:w="0" w:type="dxa"/>
@@ -7422,7 +7444,7 @@
         <w:tcBorders>
           <w:top w:val="nil"/>
           <w:left w:val="nil"/>
-          <w:bottom w:val="single" w:sz="24" w:space="0" w:color="F79646" w:themeColor="accent6"/>
+          <w:bottom w:val="single" w:color="F79646" w:themeColor="accent6" w:sz="24" w:space="0"/>
           <w:right w:val="nil"/>
           <w:insideH w:val="nil"/>
           <w:insideV w:val="nil"/>
@@ -7434,7 +7456,7 @@
       <w:tblPr/>
       <w:tcPr>
         <w:tcBorders>
-          <w:top w:val="single" w:sz="8" w:space="0" w:color="F79646" w:themeColor="accent6"/>
+          <w:top w:val="single" w:color="F79646" w:themeColor="accent6" w:sz="8" w:space="0"/>
           <w:left w:val="nil"/>
           <w:bottom w:val="nil"/>
           <w:right w:val="nil"/>
@@ -7451,7 +7473,7 @@
           <w:top w:val="nil"/>
           <w:left w:val="nil"/>
           <w:bottom w:val="nil"/>
-          <w:right w:val="single" w:sz="8" w:space="0" w:color="F79646" w:themeColor="accent6"/>
+          <w:right w:val="single" w:color="F79646" w:themeColor="accent6" w:sz="8" w:space="0"/>
           <w:insideH w:val="nil"/>
           <w:insideV w:val="nil"/>
         </w:tcBorders>
@@ -7463,7 +7485,7 @@
       <w:tcPr>
         <w:tcBorders>
           <w:top w:val="nil"/>
-          <w:left w:val="single" w:sz="8" w:space="0" w:color="F79646" w:themeColor="accent6"/>
+          <w:left w:val="single" w:color="F79646" w:themeColor="accent6" w:sz="8" w:space="0"/>
           <w:bottom w:val="nil"/>
           <w:right w:val="nil"/>
           <w:insideH w:val="nil"/>
@@ -7524,12 +7546,12 @@
       <w:tblStyleColBandSize w:val="1"/>
       <w:tblInd w:w="0" w:type="dxa"/>
       <w:tblBorders>
-        <w:top w:val="single" w:sz="8" w:space="0" w:color="404040" w:themeColor="text1" w:themeTint="BF"/>
-        <w:left w:val="single" w:sz="8" w:space="0" w:color="404040" w:themeColor="text1" w:themeTint="BF"/>
-        <w:bottom w:val="single" w:sz="8" w:space="0" w:color="404040" w:themeColor="text1" w:themeTint="BF"/>
-        <w:right w:val="single" w:sz="8" w:space="0" w:color="404040" w:themeColor="text1" w:themeTint="BF"/>
-        <w:insideH w:val="single" w:sz="8" w:space="0" w:color="404040" w:themeColor="text1" w:themeTint="BF"/>
-        <w:insideV w:val="single" w:sz="8" w:space="0" w:color="404040" w:themeColor="text1" w:themeTint="BF"/>
+        <w:top w:val="single" w:color="404040" w:themeColor="text1" w:themeTint="BF" w:sz="8" w:space="0"/>
+        <w:left w:val="single" w:color="404040" w:themeColor="text1" w:themeTint="BF" w:sz="8" w:space="0"/>
+        <w:bottom w:val="single" w:color="404040" w:themeColor="text1" w:themeTint="BF" w:sz="8" w:space="0"/>
+        <w:right w:val="single" w:color="404040" w:themeColor="text1" w:themeTint="BF" w:sz="8" w:space="0"/>
+        <w:insideH w:val="single" w:color="404040" w:themeColor="text1" w:themeTint="BF" w:sz="8" w:space="0"/>
+        <w:insideV w:val="single" w:color="404040" w:themeColor="text1" w:themeTint="BF" w:sz="8" w:space="0"/>
       </w:tblBorders>
       <w:tblCellMar>
         <w:top w:w="0" w:type="dxa"/>
@@ -7555,7 +7577,7 @@
       <w:tblPr/>
       <w:tcPr>
         <w:tcBorders>
-          <w:top w:val="single" w:sz="18" w:space="0" w:color="404040" w:themeColor="text1" w:themeTint="BF"/>
+          <w:top w:val="single" w:color="404040" w:themeColor="text1" w:themeTint="BF" w:sz="18" w:space="0"/>
         </w:tcBorders>
       </w:tcPr>
     </w:tblStylePr>
@@ -7597,12 +7619,12 @@
       <w:tblStyleColBandSize w:val="1"/>
       <w:tblInd w:w="0" w:type="dxa"/>
       <w:tblBorders>
-        <w:top w:val="single" w:sz="8" w:space="0" w:color="7BA0CD" w:themeColor="accent1" w:themeTint="BF"/>
-        <w:left w:val="single" w:sz="8" w:space="0" w:color="7BA0CD" w:themeColor="accent1" w:themeTint="BF"/>
-        <w:bottom w:val="single" w:sz="8" w:space="0" w:color="7BA0CD" w:themeColor="accent1" w:themeTint="BF"/>
-        <w:right w:val="single" w:sz="8" w:space="0" w:color="7BA0CD" w:themeColor="accent1" w:themeTint="BF"/>
-        <w:insideH w:val="single" w:sz="8" w:space="0" w:color="7BA0CD" w:themeColor="accent1" w:themeTint="BF"/>
-        <w:insideV w:val="single" w:sz="8" w:space="0" w:color="7BA0CD" w:themeColor="accent1" w:themeTint="BF"/>
+        <w:top w:val="single" w:color="7BA0CD" w:themeColor="accent1" w:themeTint="BF" w:sz="8" w:space="0"/>
+        <w:left w:val="single" w:color="7BA0CD" w:themeColor="accent1" w:themeTint="BF" w:sz="8" w:space="0"/>
+        <w:bottom w:val="single" w:color="7BA0CD" w:themeColor="accent1" w:themeTint="BF" w:sz="8" w:space="0"/>
+        <w:right w:val="single" w:color="7BA0CD" w:themeColor="accent1" w:themeTint="BF" w:sz="8" w:space="0"/>
+        <w:insideH w:val="single" w:color="7BA0CD" w:themeColor="accent1" w:themeTint="BF" w:sz="8" w:space="0"/>
+        <w:insideV w:val="single" w:color="7BA0CD" w:themeColor="accent1" w:themeTint="BF" w:sz="8" w:space="0"/>
       </w:tblBorders>
       <w:tblCellMar>
         <w:top w:w="0" w:type="dxa"/>
@@ -7628,7 +7650,7 @@
       <w:tblPr/>
       <w:tcPr>
         <w:tcBorders>
-          <w:top w:val="single" w:sz="18" w:space="0" w:color="7BA0CD" w:themeColor="accent1" w:themeTint="BF"/>
+          <w:top w:val="single" w:color="7BA0CD" w:themeColor="accent1" w:themeTint="BF" w:sz="18" w:space="0"/>
         </w:tcBorders>
       </w:tcPr>
     </w:tblStylePr>
@@ -7670,12 +7692,12 @@
       <w:tblStyleColBandSize w:val="1"/>
       <w:tblInd w:w="0" w:type="dxa"/>
       <w:tblBorders>
-        <w:top w:val="single" w:sz="8" w:space="0" w:color="CF7B79" w:themeColor="accent2" w:themeTint="BF"/>
-        <w:left w:val="single" w:sz="8" w:space="0" w:color="CF7B79" w:themeColor="accent2" w:themeTint="BF"/>
-        <w:bottom w:val="single" w:sz="8" w:space="0" w:color="CF7B79" w:themeColor="accent2" w:themeTint="BF"/>
-        <w:right w:val="single" w:sz="8" w:space="0" w:color="CF7B79" w:themeColor="accent2" w:themeTint="BF"/>
-        <w:insideH w:val="single" w:sz="8" w:space="0" w:color="CF7B79" w:themeColor="accent2" w:themeTint="BF"/>
-        <w:insideV w:val="single" w:sz="8" w:space="0" w:color="CF7B79" w:themeColor="accent2" w:themeTint="BF"/>
+        <w:top w:val="single" w:color="CF7B79" w:themeColor="accent2" w:themeTint="BF" w:sz="8" w:space="0"/>
+        <w:left w:val="single" w:color="CF7B79" w:themeColor="accent2" w:themeTint="BF" w:sz="8" w:space="0"/>
+        <w:bottom w:val="single" w:color="CF7B79" w:themeColor="accent2" w:themeTint="BF" w:sz="8" w:space="0"/>
+        <w:right w:val="single" w:color="CF7B79" w:themeColor="accent2" w:themeTint="BF" w:sz="8" w:space="0"/>
+        <w:insideH w:val="single" w:color="CF7B79" w:themeColor="accent2" w:themeTint="BF" w:sz="8" w:space="0"/>
+        <w:insideV w:val="single" w:color="CF7B79" w:themeColor="accent2" w:themeTint="BF" w:sz="8" w:space="0"/>
       </w:tblBorders>
       <w:tblCellMar>
         <w:top w:w="0" w:type="dxa"/>
@@ -7701,7 +7723,7 @@
       <w:tblPr/>
       <w:tcPr>
         <w:tcBorders>
-          <w:top w:val="single" w:sz="18" w:space="0" w:color="CF7B79" w:themeColor="accent2" w:themeTint="BF"/>
+          <w:top w:val="single" w:color="CF7B79" w:themeColor="accent2" w:themeTint="BF" w:sz="18" w:space="0"/>
         </w:tcBorders>
       </w:tcPr>
     </w:tblStylePr>
@@ -7743,12 +7765,12 @@
       <w:tblStyleColBandSize w:val="1"/>
       <w:tblInd w:w="0" w:type="dxa"/>
       <w:tblBorders>
-        <w:top w:val="single" w:sz="8" w:space="0" w:color="B3CC82" w:themeColor="accent3" w:themeTint="BF"/>
-        <w:left w:val="single" w:sz="8" w:space="0" w:color="B3CC82" w:themeColor="accent3" w:themeTint="BF"/>
-        <w:bottom w:val="single" w:sz="8" w:space="0" w:color="B3CC82" w:themeColor="accent3" w:themeTint="BF"/>
-        <w:right w:val="single" w:sz="8" w:space="0" w:color="B3CC82" w:themeColor="accent3" w:themeTint="BF"/>
-        <w:insideH w:val="single" w:sz="8" w:space="0" w:color="B3CC82" w:themeColor="accent3" w:themeTint="BF"/>
-        <w:insideV w:val="single" w:sz="8" w:space="0" w:color="B3CC82" w:themeColor="accent3" w:themeTint="BF"/>
+        <w:top w:val="single" w:color="B3CC82" w:themeColor="accent3" w:themeTint="BF" w:sz="8" w:space="0"/>
+        <w:left w:val="single" w:color="B3CC82" w:themeColor="accent3" w:themeTint="BF" w:sz="8" w:space="0"/>
+        <w:bottom w:val="single" w:color="B3CC82" w:themeColor="accent3" w:themeTint="BF" w:sz="8" w:space="0"/>
+        <w:right w:val="single" w:color="B3CC82" w:themeColor="accent3" w:themeTint="BF" w:sz="8" w:space="0"/>
+        <w:insideH w:val="single" w:color="B3CC82" w:themeColor="accent3" w:themeTint="BF" w:sz="8" w:space="0"/>
+        <w:insideV w:val="single" w:color="B3CC82" w:themeColor="accent3" w:themeTint="BF" w:sz="8" w:space="0"/>
       </w:tblBorders>
       <w:tblCellMar>
         <w:top w:w="0" w:type="dxa"/>
@@ -7774,7 +7796,7 @@
       <w:tblPr/>
       <w:tcPr>
         <w:tcBorders>
-          <w:top w:val="single" w:sz="18" w:space="0" w:color="B3CC82" w:themeColor="accent3" w:themeTint="BF"/>
+          <w:top w:val="single" w:color="B3CC82" w:themeColor="accent3" w:themeTint="BF" w:sz="18" w:space="0"/>
         </w:tcBorders>
       </w:tcPr>
     </w:tblStylePr>
@@ -7816,12 +7838,12 @@
       <w:tblStyleColBandSize w:val="1"/>
       <w:tblInd w:w="0" w:type="dxa"/>
       <w:tblBorders>
-        <w:top w:val="single" w:sz="8" w:space="0" w:color="9F8AB9" w:themeColor="accent4" w:themeTint="BF"/>
-        <w:left w:val="single" w:sz="8" w:space="0" w:color="9F8AB9" w:themeColor="accent4" w:themeTint="BF"/>
-        <w:bottom w:val="single" w:sz="8" w:space="0" w:color="9F8AB9" w:themeColor="accent4" w:themeTint="BF"/>
-        <w:right w:val="single" w:sz="8" w:space="0" w:color="9F8AB9" w:themeColor="accent4" w:themeTint="BF"/>
-        <w:insideH w:val="single" w:sz="8" w:space="0" w:color="9F8AB9" w:themeColor="accent4" w:themeTint="BF"/>
-        <w:insideV w:val="single" w:sz="8" w:space="0" w:color="9F8AB9" w:themeColor="accent4" w:themeTint="BF"/>
+        <w:top w:val="single" w:color="9F8AB9" w:themeColor="accent4" w:themeTint="BF" w:sz="8" w:space="0"/>
+        <w:left w:val="single" w:color="9F8AB9" w:themeColor="accent4" w:themeTint="BF" w:sz="8" w:space="0"/>
+        <w:bottom w:val="single" w:color="9F8AB9" w:themeColor="accent4" w:themeTint="BF" w:sz="8" w:space="0"/>
+        <w:right w:val="single" w:color="9F8AB9" w:themeColor="accent4" w:themeTint="BF" w:sz="8" w:space="0"/>
+        <w:insideH w:val="single" w:color="9F8AB9" w:themeColor="accent4" w:themeTint="BF" w:sz="8" w:space="0"/>
+        <w:insideV w:val="single" w:color="9F8AB9" w:themeColor="accent4" w:themeTint="BF" w:sz="8" w:space="0"/>
       </w:tblBorders>
       <w:tblCellMar>
         <w:top w:w="0" w:type="dxa"/>
@@ -7847,7 +7869,7 @@
       <w:tblPr/>
       <w:tcPr>
         <w:tcBorders>
-          <w:top w:val="single" w:sz="18" w:space="0" w:color="9F8AB9" w:themeColor="accent4" w:themeTint="BF"/>
+          <w:top w:val="single" w:color="9F8AB9" w:themeColor="accent4" w:themeTint="BF" w:sz="18" w:space="0"/>
         </w:tcBorders>
       </w:tcPr>
     </w:tblStylePr>
@@ -7889,12 +7911,12 @@
       <w:tblStyleColBandSize w:val="1"/>
       <w:tblInd w:w="0" w:type="dxa"/>
       <w:tblBorders>
-        <w:top w:val="single" w:sz="8" w:space="0" w:color="78C0D4" w:themeColor="accent5" w:themeTint="BF"/>
-        <w:left w:val="single" w:sz="8" w:space="0" w:color="78C0D4" w:themeColor="accent5" w:themeTint="BF"/>
-        <w:bottom w:val="single" w:sz="8" w:space="0" w:color="78C0D4" w:themeColor="accent5" w:themeTint="BF"/>
-        <w:right w:val="single" w:sz="8" w:space="0" w:color="78C0D4" w:themeColor="accent5" w:themeTint="BF"/>
-        <w:insideH w:val="single" w:sz="8" w:space="0" w:color="78C0D4" w:themeColor="accent5" w:themeTint="BF"/>
-        <w:insideV w:val="single" w:sz="8" w:space="0" w:color="78C0D4" w:themeColor="accent5" w:themeTint="BF"/>
+        <w:top w:val="single" w:color="78C0D4" w:themeColor="accent5" w:themeTint="BF" w:sz="8" w:space="0"/>
+        <w:left w:val="single" w:color="78C0D4" w:themeColor="accent5" w:themeTint="BF" w:sz="8" w:space="0"/>
+        <w:bottom w:val="single" w:color="78C0D4" w:themeColor="accent5" w:themeTint="BF" w:sz="8" w:space="0"/>
+        <w:right w:val="single" w:color="78C0D4" w:themeColor="accent5" w:themeTint="BF" w:sz="8" w:space="0"/>
+        <w:insideH w:val="single" w:color="78C0D4" w:themeColor="accent5" w:themeTint="BF" w:sz="8" w:space="0"/>
+        <w:insideV w:val="single" w:color="78C0D4" w:themeColor="accent5" w:themeTint="BF" w:sz="8" w:space="0"/>
       </w:tblBorders>
       <w:tblCellMar>
         <w:top w:w="0" w:type="dxa"/>
@@ -7920,7 +7942,7 @@
       <w:tblPr/>
       <w:tcPr>
         <w:tcBorders>
-          <w:top w:val="single" w:sz="18" w:space="0" w:color="78C0D4" w:themeColor="accent5" w:themeTint="BF"/>
+          <w:top w:val="single" w:color="78C0D4" w:themeColor="accent5" w:themeTint="BF" w:sz="18" w:space="0"/>
         </w:tcBorders>
       </w:tcPr>
     </w:tblStylePr>
@@ -7962,12 +7984,12 @@
       <w:tblStyleColBandSize w:val="1"/>
       <w:tblInd w:w="0" w:type="dxa"/>
       <w:tblBorders>
-        <w:top w:val="single" w:sz="8" w:space="0" w:color="F9B074" w:themeColor="accent6" w:themeTint="BF"/>
-        <w:left w:val="single" w:sz="8" w:space="0" w:color="F9B074" w:themeColor="accent6" w:themeTint="BF"/>
-        <w:bottom w:val="single" w:sz="8" w:space="0" w:color="F9B074" w:themeColor="accent6" w:themeTint="BF"/>
-        <w:right w:val="single" w:sz="8" w:space="0" w:color="F9B074" w:themeColor="accent6" w:themeTint="BF"/>
-        <w:insideH w:val="single" w:sz="8" w:space="0" w:color="F9B074" w:themeColor="accent6" w:themeTint="BF"/>
-        <w:insideV w:val="single" w:sz="8" w:space="0" w:color="F9B074" w:themeColor="accent6" w:themeTint="BF"/>
+        <w:top w:val="single" w:color="F9B074" w:themeColor="accent6" w:themeTint="BF" w:sz="8" w:space="0"/>
+        <w:left w:val="single" w:color="F9B074" w:themeColor="accent6" w:themeTint="BF" w:sz="8" w:space="0"/>
+        <w:bottom w:val="single" w:color="F9B074" w:themeColor="accent6" w:themeTint="BF" w:sz="8" w:space="0"/>
+        <w:right w:val="single" w:color="F9B074" w:themeColor="accent6" w:themeTint="BF" w:sz="8" w:space="0"/>
+        <w:insideH w:val="single" w:color="F9B074" w:themeColor="accent6" w:themeTint="BF" w:sz="8" w:space="0"/>
+        <w:insideV w:val="single" w:color="F9B074" w:themeColor="accent6" w:themeTint="BF" w:sz="8" w:space="0"/>
       </w:tblBorders>
       <w:tblCellMar>
         <w:top w:w="0" w:type="dxa"/>
@@ -7993,7 +8015,7 @@
       <w:tblPr/>
       <w:tcPr>
         <w:tcBorders>
-          <w:top w:val="single" w:sz="18" w:space="0" w:color="F9B074" w:themeColor="accent6" w:themeTint="BF"/>
+          <w:top w:val="single" w:color="F9B074" w:themeColor="accent6" w:themeTint="BF" w:sz="18" w:space="0"/>
         </w:tcBorders>
       </w:tcPr>
     </w:tblStylePr>
@@ -8031,7 +8053,7 @@
       <w:spacing w:after="0" w:line="240" w:lineRule="auto"/>
     </w:pPr>
     <w:rPr>
-      <w:rFonts w:asciiTheme="majorHAnsi" w:eastAsiaTheme="majorEastAsia" w:hAnsiTheme="majorHAnsi" w:cstheme="majorBidi"/>
+      <w:rFonts w:asciiTheme="majorHAnsi" w:hAnsiTheme="majorHAnsi" w:eastAsiaTheme="majorEastAsia" w:cstheme="majorBidi"/>
       <w:color w:val="000000" w:themeColor="text1"/>
     </w:rPr>
     <w:tblPr>
@@ -8039,12 +8061,12 @@
       <w:tblStyleColBandSize w:val="1"/>
       <w:tblInd w:w="0" w:type="dxa"/>
       <w:tblBorders>
-        <w:top w:val="single" w:sz="8" w:space="0" w:color="000000" w:themeColor="text1"/>
-        <w:left w:val="single" w:sz="8" w:space="0" w:color="000000" w:themeColor="text1"/>
-        <w:bottom w:val="single" w:sz="8" w:space="0" w:color="000000" w:themeColor="text1"/>
-        <w:right w:val="single" w:sz="8" w:space="0" w:color="000000" w:themeColor="text1"/>
-        <w:insideH w:val="single" w:sz="8" w:space="0" w:color="000000" w:themeColor="text1"/>
-        <w:insideV w:val="single" w:sz="8" w:space="0" w:color="000000" w:themeColor="text1"/>
+        <w:top w:val="single" w:color="000000" w:themeColor="text1" w:sz="8" w:space="0"/>
+        <w:left w:val="single" w:color="000000" w:themeColor="text1" w:sz="8" w:space="0"/>
+        <w:bottom w:val="single" w:color="000000" w:themeColor="text1" w:sz="8" w:space="0"/>
+        <w:right w:val="single" w:color="000000" w:themeColor="text1" w:sz="8" w:space="0"/>
+        <w:insideH w:val="single" w:color="000000" w:themeColor="text1" w:sz="8" w:space="0"/>
+        <w:insideV w:val="single" w:color="000000" w:themeColor="text1" w:sz="8" w:space="0"/>
       </w:tblBorders>
       <w:tblCellMar>
         <w:top w:w="0" w:type="dxa"/>
@@ -8076,7 +8098,7 @@
       <w:tblPr/>
       <w:tcPr>
         <w:tcBorders>
-          <w:top w:val="single" w:sz="12" w:space="0" w:color="000000" w:themeColor="text1"/>
+          <w:top w:val="single" w:color="000000" w:themeColor="text1" w:sz="12" w:space="0"/>
           <w:left w:val="nil"/>
           <w:bottom w:val="nil"/>
           <w:right w:val="nil"/>
@@ -8134,8 +8156,8 @@
       <w:tblPr/>
       <w:tcPr>
         <w:tcBorders>
-          <w:insideH w:val="single" w:sz="6" w:space="0" w:color="000000" w:themeColor="text1"/>
-          <w:insideV w:val="single" w:sz="6" w:space="0" w:color="000000" w:themeColor="text1"/>
+          <w:insideH w:val="single" w:color="000000" w:themeColor="text1" w:sz="6" w:space="0"/>
+          <w:insideV w:val="single" w:color="000000" w:themeColor="text1" w:sz="6" w:space="0"/>
         </w:tcBorders>
         <w:shd w:val="clear" w:color="auto" w:fill="808080" w:themeFill="text1" w:themeFillTint="7F"/>
       </w:tcPr>
@@ -8156,7 +8178,7 @@
       <w:spacing w:after="0" w:line="240" w:lineRule="auto"/>
     </w:pPr>
     <w:rPr>
-      <w:rFonts w:asciiTheme="majorHAnsi" w:eastAsiaTheme="majorEastAsia" w:hAnsiTheme="majorHAnsi" w:cstheme="majorBidi"/>
+      <w:rFonts w:asciiTheme="majorHAnsi" w:hAnsiTheme="majorHAnsi" w:eastAsiaTheme="majorEastAsia" w:cstheme="majorBidi"/>
       <w:color w:val="000000" w:themeColor="text1"/>
     </w:rPr>
     <w:tblPr>
@@ -8164,12 +8186,12 @@
       <w:tblStyleColBandSize w:val="1"/>
       <w:tblInd w:w="0" w:type="dxa"/>
       <w:tblBorders>
-        <w:top w:val="single" w:sz="8" w:space="0" w:color="4F81BD" w:themeColor="accent1"/>
-        <w:left w:val="single" w:sz="8" w:space="0" w:color="4F81BD" w:themeColor="accent1"/>
-        <w:bottom w:val="single" w:sz="8" w:space="0" w:color="4F81BD" w:themeColor="accent1"/>
-        <w:right w:val="single" w:sz="8" w:space="0" w:color="4F81BD" w:themeColor="accent1"/>
-        <w:insideH w:val="single" w:sz="8" w:space="0" w:color="4F81BD" w:themeColor="accent1"/>
-        <w:insideV w:val="single" w:sz="8" w:space="0" w:color="4F81BD" w:themeColor="accent1"/>
+        <w:top w:val="single" w:color="4F81BD" w:themeColor="accent1" w:sz="8" w:space="0"/>
+        <w:left w:val="single" w:color="4F81BD" w:themeColor="accent1" w:sz="8" w:space="0"/>
+        <w:bottom w:val="single" w:color="4F81BD" w:themeColor="accent1" w:sz="8" w:space="0"/>
+        <w:right w:val="single" w:color="4F81BD" w:themeColor="accent1" w:sz="8" w:space="0"/>
+        <w:insideH w:val="single" w:color="4F81BD" w:themeColor="accent1" w:sz="8" w:space="0"/>
+        <w:insideV w:val="single" w:color="4F81BD" w:themeColor="accent1" w:sz="8" w:space="0"/>
       </w:tblBorders>
       <w:tblCellMar>
         <w:top w:w="0" w:type="dxa"/>
@@ -8201,7 +8223,7 @@
       <w:tblPr/>
       <w:tcPr>
         <w:tcBorders>
-          <w:top w:val="single" w:sz="12" w:space="0" w:color="000000" w:themeColor="text1"/>
+          <w:top w:val="single" w:color="000000" w:themeColor="text1" w:sz="12" w:space="0"/>
           <w:left w:val="nil"/>
           <w:bottom w:val="nil"/>
           <w:right w:val="nil"/>
@@ -8259,8 +8281,8 @@
       <w:tblPr/>
       <w:tcPr>
         <w:tcBorders>
-          <w:insideH w:val="single" w:sz="6" w:space="0" w:color="4F81BD" w:themeColor="accent1"/>
-          <w:insideV w:val="single" w:sz="6" w:space="0" w:color="4F81BD" w:themeColor="accent1"/>
+          <w:insideH w:val="single" w:color="4F81BD" w:themeColor="accent1" w:sz="6" w:space="0"/>
+          <w:insideV w:val="single" w:color="4F81BD" w:themeColor="accent1" w:sz="6" w:space="0"/>
         </w:tcBorders>
         <w:shd w:val="clear" w:color="auto" w:fill="A7BFDE" w:themeFill="accent1" w:themeFillTint="7F"/>
       </w:tcPr>
@@ -8281,7 +8303,7 @@
       <w:spacing w:after="0" w:line="240" w:lineRule="auto"/>
     </w:pPr>
     <w:rPr>
-      <w:rFonts w:asciiTheme="majorHAnsi" w:eastAsiaTheme="majorEastAsia" w:hAnsiTheme="majorHAnsi" w:cstheme="majorBidi"/>
+      <w:rFonts w:asciiTheme="majorHAnsi" w:hAnsiTheme="majorHAnsi" w:eastAsiaTheme="majorEastAsia" w:cstheme="majorBidi"/>
       <w:color w:val="000000" w:themeColor="text1"/>
     </w:rPr>
     <w:tblPr>
@@ -8289,12 +8311,12 @@
       <w:tblStyleColBandSize w:val="1"/>
       <w:tblInd w:w="0" w:type="dxa"/>
       <w:tblBorders>
-        <w:top w:val="single" w:sz="8" w:space="0" w:color="C0504D" w:themeColor="accent2"/>
-        <w:left w:val="single" w:sz="8" w:space="0" w:color="C0504D" w:themeColor="accent2"/>
-        <w:bottom w:val="single" w:sz="8" w:space="0" w:color="C0504D" w:themeColor="accent2"/>
-        <w:right w:val="single" w:sz="8" w:space="0" w:color="C0504D" w:themeColor="accent2"/>
-        <w:insideH w:val="single" w:sz="8" w:space="0" w:color="C0504D" w:themeColor="accent2"/>
-        <w:insideV w:val="single" w:sz="8" w:space="0" w:color="C0504D" w:themeColor="accent2"/>
+        <w:top w:val="single" w:color="C0504D" w:themeColor="accent2" w:sz="8" w:space="0"/>
+        <w:left w:val="single" w:color="C0504D" w:themeColor="accent2" w:sz="8" w:space="0"/>
+        <w:bottom w:val="single" w:color="C0504D" w:themeColor="accent2" w:sz="8" w:space="0"/>
+        <w:right w:val="single" w:color="C0504D" w:themeColor="accent2" w:sz="8" w:space="0"/>
+        <w:insideH w:val="single" w:color="C0504D" w:themeColor="accent2" w:sz="8" w:space="0"/>
+        <w:insideV w:val="single" w:color="C0504D" w:themeColor="accent2" w:sz="8" w:space="0"/>
       </w:tblBorders>
       <w:tblCellMar>
         <w:top w:w="0" w:type="dxa"/>
@@ -8326,7 +8348,7 @@
       <w:tblPr/>
       <w:tcPr>
         <w:tcBorders>
-          <w:top w:val="single" w:sz="12" w:space="0" w:color="000000" w:themeColor="text1"/>
+          <w:top w:val="single" w:color="000000" w:themeColor="text1" w:sz="12" w:space="0"/>
           <w:left w:val="nil"/>
           <w:bottom w:val="nil"/>
           <w:right w:val="nil"/>
@@ -8384,8 +8406,8 @@
       <w:tblPr/>
       <w:tcPr>
         <w:tcBorders>
-          <w:insideH w:val="single" w:sz="6" w:space="0" w:color="C0504D" w:themeColor="accent2"/>
-          <w:insideV w:val="single" w:sz="6" w:space="0" w:color="C0504D" w:themeColor="accent2"/>
+          <w:insideH w:val="single" w:color="C0504D" w:themeColor="accent2" w:sz="6" w:space="0"/>
+          <w:insideV w:val="single" w:color="C0504D" w:themeColor="accent2" w:sz="6" w:space="0"/>
         </w:tcBorders>
         <w:shd w:val="clear" w:color="auto" w:fill="DFA7A6" w:themeFill="accent2" w:themeFillTint="7F"/>
       </w:tcPr>
@@ -8406,7 +8428,7 @@
       <w:spacing w:after="0" w:line="240" w:lineRule="auto"/>
     </w:pPr>
     <w:rPr>
-      <w:rFonts w:asciiTheme="majorHAnsi" w:eastAsiaTheme="majorEastAsia" w:hAnsiTheme="majorHAnsi" w:cstheme="majorBidi"/>
+      <w:rFonts w:asciiTheme="majorHAnsi" w:hAnsiTheme="majorHAnsi" w:eastAsiaTheme="majorEastAsia" w:cstheme="majorBidi"/>
       <w:color w:val="000000" w:themeColor="text1"/>
     </w:rPr>
     <w:tblPr>
@@ -8414,12 +8436,12 @@
       <w:tblStyleColBandSize w:val="1"/>
       <w:tblInd w:w="0" w:type="dxa"/>
       <w:tblBorders>
-        <w:top w:val="single" w:sz="8" w:space="0" w:color="9BBB59" w:themeColor="accent3"/>
-        <w:left w:val="single" w:sz="8" w:space="0" w:color="9BBB59" w:themeColor="accent3"/>
-        <w:bottom w:val="single" w:sz="8" w:space="0" w:color="9BBB59" w:themeColor="accent3"/>
-        <w:right w:val="single" w:sz="8" w:space="0" w:color="9BBB59" w:themeColor="accent3"/>
-        <w:insideH w:val="single" w:sz="8" w:space="0" w:color="9BBB59" w:themeColor="accent3"/>
-        <w:insideV w:val="single" w:sz="8" w:space="0" w:color="9BBB59" w:themeColor="accent3"/>
+        <w:top w:val="single" w:color="9BBB59" w:themeColor="accent3" w:sz="8" w:space="0"/>
+        <w:left w:val="single" w:color="9BBB59" w:themeColor="accent3" w:sz="8" w:space="0"/>
+        <w:bottom w:val="single" w:color="9BBB59" w:themeColor="accent3" w:sz="8" w:space="0"/>
+        <w:right w:val="single" w:color="9BBB59" w:themeColor="accent3" w:sz="8" w:space="0"/>
+        <w:insideH w:val="single" w:color="9BBB59" w:themeColor="accent3" w:sz="8" w:space="0"/>
+        <w:insideV w:val="single" w:color="9BBB59" w:themeColor="accent3" w:sz="8" w:space="0"/>
       </w:tblBorders>
       <w:tblCellMar>
         <w:top w:w="0" w:type="dxa"/>
@@ -8451,7 +8473,7 @@
       <w:tblPr/>
       <w:tcPr>
         <w:tcBorders>
-          <w:top w:val="single" w:sz="12" w:space="0" w:color="000000" w:themeColor="text1"/>
+          <w:top w:val="single" w:color="000000" w:themeColor="text1" w:sz="12" w:space="0"/>
           <w:left w:val="nil"/>
           <w:bottom w:val="nil"/>
           <w:right w:val="nil"/>
@@ -8509,8 +8531,8 @@
       <w:tblPr/>
       <w:tcPr>
         <w:tcBorders>
-          <w:insideH w:val="single" w:sz="6" w:space="0" w:color="9BBB59" w:themeColor="accent3"/>
-          <w:insideV w:val="single" w:sz="6" w:space="0" w:color="9BBB59" w:themeColor="accent3"/>
+          <w:insideH w:val="single" w:color="9BBB59" w:themeColor="accent3" w:sz="6" w:space="0"/>
+          <w:insideV w:val="single" w:color="9BBB59" w:themeColor="accent3" w:sz="6" w:space="0"/>
         </w:tcBorders>
         <w:shd w:val="clear" w:color="auto" w:fill="CDDDAC" w:themeFill="accent3" w:themeFillTint="7F"/>
       </w:tcPr>
@@ -8531,7 +8553,7 @@
       <w:spacing w:after="0" w:line="240" w:lineRule="auto"/>
     </w:pPr>
     <w:rPr>
-      <w:rFonts w:asciiTheme="majorHAnsi" w:eastAsiaTheme="majorEastAsia" w:hAnsiTheme="majorHAnsi" w:cstheme="majorBidi"/>
+      <w:rFonts w:asciiTheme="majorHAnsi" w:hAnsiTheme="majorHAnsi" w:eastAsiaTheme="majorEastAsia" w:cstheme="majorBidi"/>
       <w:color w:val="000000" w:themeColor="text1"/>
     </w:rPr>
     <w:tblPr>
@@ -8539,12 +8561,12 @@
       <w:tblStyleColBandSize w:val="1"/>
       <w:tblInd w:w="0" w:type="dxa"/>
       <w:tblBorders>
-        <w:top w:val="single" w:sz="8" w:space="0" w:color="8064A2" w:themeColor="accent4"/>
-        <w:left w:val="single" w:sz="8" w:space="0" w:color="8064A2" w:themeColor="accent4"/>
-        <w:bottom w:val="single" w:sz="8" w:space="0" w:color="8064A2" w:themeColor="accent4"/>
-        <w:right w:val="single" w:sz="8" w:space="0" w:color="8064A2" w:themeColor="accent4"/>
-        <w:insideH w:val="single" w:sz="8" w:space="0" w:color="8064A2" w:themeColor="accent4"/>
-        <w:insideV w:val="single" w:sz="8" w:space="0" w:color="8064A2" w:themeColor="accent4"/>
+        <w:top w:val="single" w:color="8064A2" w:themeColor="accent4" w:sz="8" w:space="0"/>
+        <w:left w:val="single" w:color="8064A2" w:themeColor="accent4" w:sz="8" w:space="0"/>
+        <w:bottom w:val="single" w:color="8064A2" w:themeColor="accent4" w:sz="8" w:space="0"/>
+        <w:right w:val="single" w:color="8064A2" w:themeColor="accent4" w:sz="8" w:space="0"/>
+        <w:insideH w:val="single" w:color="8064A2" w:themeColor="accent4" w:sz="8" w:space="0"/>
+        <w:insideV w:val="single" w:color="8064A2" w:themeColor="accent4" w:sz="8" w:space="0"/>
       </w:tblBorders>
       <w:tblCellMar>
         <w:top w:w="0" w:type="dxa"/>
@@ -8576,7 +8598,7 @@
       <w:tblPr/>
       <w:tcPr>
         <w:tcBorders>
-          <w:top w:val="single" w:sz="12" w:space="0" w:color="000000" w:themeColor="text1"/>
+          <w:top w:val="single" w:color="000000" w:themeColor="text1" w:sz="12" w:space="0"/>
           <w:left w:val="nil"/>
           <w:bottom w:val="nil"/>
           <w:right w:val="nil"/>
@@ -8634,8 +8656,8 @@
       <w:tblPr/>
       <w:tcPr>
         <w:tcBorders>
-          <w:insideH w:val="single" w:sz="6" w:space="0" w:color="8064A2" w:themeColor="accent4"/>
-          <w:insideV w:val="single" w:sz="6" w:space="0" w:color="8064A2" w:themeColor="accent4"/>
+          <w:insideH w:val="single" w:color="8064A2" w:themeColor="accent4" w:sz="6" w:space="0"/>
+          <w:insideV w:val="single" w:color="8064A2" w:themeColor="accent4" w:sz="6" w:space="0"/>
         </w:tcBorders>
         <w:shd w:val="clear" w:color="auto" w:fill="BFB1D0" w:themeFill="accent4" w:themeFillTint="7F"/>
       </w:tcPr>
@@ -8656,7 +8678,7 @@
       <w:spacing w:after="0" w:line="240" w:lineRule="auto"/>
     </w:pPr>
     <w:rPr>
-      <w:rFonts w:asciiTheme="majorHAnsi" w:eastAsiaTheme="majorEastAsia" w:hAnsiTheme="majorHAnsi" w:cstheme="majorBidi"/>
+      <w:rFonts w:asciiTheme="majorHAnsi" w:hAnsiTheme="majorHAnsi" w:eastAsiaTheme="majorEastAsia" w:cstheme="majorBidi"/>
       <w:color w:val="000000" w:themeColor="text1"/>
     </w:rPr>
     <w:tblPr>
@@ -8664,12 +8686,12 @@
       <w:tblStyleColBandSize w:val="1"/>
       <w:tblInd w:w="0" w:type="dxa"/>
       <w:tblBorders>
-        <w:top w:val="single" w:sz="8" w:space="0" w:color="4BACC6" w:themeColor="accent5"/>
-        <w:left w:val="single" w:sz="8" w:space="0" w:color="4BACC6" w:themeColor="accent5"/>
-        <w:bottom w:val="single" w:sz="8" w:space="0" w:color="4BACC6" w:themeColor="accent5"/>
-        <w:right w:val="single" w:sz="8" w:space="0" w:color="4BACC6" w:themeColor="accent5"/>
-        <w:insideH w:val="single" w:sz="8" w:space="0" w:color="4BACC6" w:themeColor="accent5"/>
-        <w:insideV w:val="single" w:sz="8" w:space="0" w:color="4BACC6" w:themeColor="accent5"/>
+        <w:top w:val="single" w:color="4BACC6" w:themeColor="accent5" w:sz="8" w:space="0"/>
+        <w:left w:val="single" w:color="4BACC6" w:themeColor="accent5" w:sz="8" w:space="0"/>
+        <w:bottom w:val="single" w:color="4BACC6" w:themeColor="accent5" w:sz="8" w:space="0"/>
+        <w:right w:val="single" w:color="4BACC6" w:themeColor="accent5" w:sz="8" w:space="0"/>
+        <w:insideH w:val="single" w:color="4BACC6" w:themeColor="accent5" w:sz="8" w:space="0"/>
+        <w:insideV w:val="single" w:color="4BACC6" w:themeColor="accent5" w:sz="8" w:space="0"/>
       </w:tblBorders>
       <w:tblCellMar>
         <w:top w:w="0" w:type="dxa"/>
@@ -8701,7 +8723,7 @@
       <w:tblPr/>
       <w:tcPr>
         <w:tcBorders>
-          <w:top w:val="single" w:sz="12" w:space="0" w:color="000000" w:themeColor="text1"/>
+          <w:top w:val="single" w:color="000000" w:themeColor="text1" w:sz="12" w:space="0"/>
           <w:left w:val="nil"/>
           <w:bottom w:val="nil"/>
           <w:right w:val="nil"/>
@@ -8759,8 +8781,8 @@
       <w:tblPr/>
       <w:tcPr>
         <w:tcBorders>
-          <w:insideH w:val="single" w:sz="6" w:space="0" w:color="4BACC6" w:themeColor="accent5"/>
-          <w:insideV w:val="single" w:sz="6" w:space="0" w:color="4BACC6" w:themeColor="accent5"/>
+          <w:insideH w:val="single" w:color="4BACC6" w:themeColor="accent5" w:sz="6" w:space="0"/>
+          <w:insideV w:val="single" w:color="4BACC6" w:themeColor="accent5" w:sz="6" w:space="0"/>
         </w:tcBorders>
         <w:shd w:val="clear" w:color="auto" w:fill="A5D5E2" w:themeFill="accent5" w:themeFillTint="7F"/>
       </w:tcPr>
@@ -8781,7 +8803,7 @@
       <w:spacing w:after="0" w:line="240" w:lineRule="auto"/>
     </w:pPr>
     <w:rPr>
-      <w:rFonts w:asciiTheme="majorHAnsi" w:eastAsiaTheme="majorEastAsia" w:hAnsiTheme="majorHAnsi" w:cstheme="majorBidi"/>
+      <w:rFonts w:asciiTheme="majorHAnsi" w:hAnsiTheme="majorHAnsi" w:eastAsiaTheme="majorEastAsia" w:cstheme="majorBidi"/>
       <w:color w:val="000000" w:themeColor="text1"/>
     </w:rPr>
     <w:tblPr>
@@ -8789,12 +8811,12 @@
       <w:tblStyleColBandSize w:val="1"/>
       <w:tblInd w:w="0" w:type="dxa"/>
       <w:tblBorders>
-        <w:top w:val="single" w:sz="8" w:space="0" w:color="F79646" w:themeColor="accent6"/>
-        <w:left w:val="single" w:sz="8" w:space="0" w:color="F79646" w:themeColor="accent6"/>
-        <w:bottom w:val="single" w:sz="8" w:space="0" w:color="F79646" w:themeColor="accent6"/>
-        <w:right w:val="single" w:sz="8" w:space="0" w:color="F79646" w:themeColor="accent6"/>
-        <w:insideH w:val="single" w:sz="8" w:space="0" w:color="F79646" w:themeColor="accent6"/>
-        <w:insideV w:val="single" w:sz="8" w:space="0" w:color="F79646" w:themeColor="accent6"/>
+        <w:top w:val="single" w:color="F79646" w:themeColor="accent6" w:sz="8" w:space="0"/>
+        <w:left w:val="single" w:color="F79646" w:themeColor="accent6" w:sz="8" w:space="0"/>
+        <w:bottom w:val="single" w:color="F79646" w:themeColor="accent6" w:sz="8" w:space="0"/>
+        <w:right w:val="single" w:color="F79646" w:themeColor="accent6" w:sz="8" w:space="0"/>
+        <w:insideH w:val="single" w:color="F79646" w:themeColor="accent6" w:sz="8" w:space="0"/>
+        <w:insideV w:val="single" w:color="F79646" w:themeColor="accent6" w:sz="8" w:space="0"/>
       </w:tblBorders>
       <w:tblCellMar>
         <w:top w:w="0" w:type="dxa"/>
@@ -8826,7 +8848,7 @@
       <w:tblPr/>
       <w:tcPr>
         <w:tcBorders>
-          <w:top w:val="single" w:sz="12" w:space="0" w:color="000000" w:themeColor="text1"/>
+          <w:top w:val="single" w:color="000000" w:themeColor="text1" w:sz="12" w:space="0"/>
           <w:left w:val="nil"/>
           <w:bottom w:val="nil"/>
           <w:right w:val="nil"/>
@@ -8884,8 +8906,8 @@
       <w:tblPr/>
       <w:tcPr>
         <w:tcBorders>
-          <w:insideH w:val="single" w:sz="6" w:space="0" w:color="F79646" w:themeColor="accent6"/>
-          <w:insideV w:val="single" w:sz="6" w:space="0" w:color="F79646" w:themeColor="accent6"/>
+          <w:insideH w:val="single" w:color="F79646" w:themeColor="accent6" w:sz="6" w:space="0"/>
+          <w:insideV w:val="single" w:color="F79646" w:themeColor="accent6" w:sz="6" w:space="0"/>
         </w:tcBorders>
         <w:shd w:val="clear" w:color="auto" w:fill="FBCAA2" w:themeFill="accent6" w:themeFillTint="7F"/>
       </w:tcPr>
@@ -8910,12 +8932,12 @@
       <w:tblStyleColBandSize w:val="1"/>
       <w:tblInd w:w="0" w:type="dxa"/>
       <w:tblBorders>
-        <w:top w:val="single" w:sz="8" w:space="0" w:color="FFFFFF" w:themeColor="background1"/>
-        <w:left w:val="single" w:sz="8" w:space="0" w:color="FFFFFF" w:themeColor="background1"/>
-        <w:bottom w:val="single" w:sz="8" w:space="0" w:color="FFFFFF" w:themeColor="background1"/>
-        <w:right w:val="single" w:sz="8" w:space="0" w:color="FFFFFF" w:themeColor="background1"/>
-        <w:insideH w:val="single" w:sz="6" w:space="0" w:color="FFFFFF" w:themeColor="background1"/>
-        <w:insideV w:val="single" w:sz="6" w:space="0" w:color="FFFFFF" w:themeColor="background1"/>
+        <w:top w:val="single" w:color="FFFFFF" w:themeColor="background1" w:sz="8" w:space="0"/>
+        <w:left w:val="single" w:color="FFFFFF" w:themeColor="background1" w:sz="8" w:space="0"/>
+        <w:bottom w:val="single" w:color="FFFFFF" w:themeColor="background1" w:sz="8" w:space="0"/>
+        <w:right w:val="single" w:color="FFFFFF" w:themeColor="background1" w:sz="8" w:space="0"/>
+        <w:insideH w:val="single" w:color="FFFFFF" w:themeColor="background1" w:sz="6" w:space="0"/>
+        <w:insideV w:val="single" w:color="FFFFFF" w:themeColor="background1" w:sz="6" w:space="0"/>
       </w:tblBorders>
       <w:tblCellMar>
         <w:top w:w="0" w:type="dxa"/>
@@ -8938,12 +8960,12 @@
       <w:tblPr/>
       <w:tcPr>
         <w:tcBorders>
-          <w:top w:val="single" w:sz="8" w:space="0" w:color="FFFFFF" w:themeColor="background1"/>
-          <w:left w:val="single" w:sz="8" w:space="0" w:color="FFFFFF" w:themeColor="background1"/>
-          <w:bottom w:val="single" w:sz="24" w:space="0" w:color="FFFFFF" w:themeColor="background1"/>
-          <w:right w:val="single" w:sz="8" w:space="0" w:color="FFFFFF" w:themeColor="background1"/>
-          <w:insideH w:val="nil"/>
-          <w:insideV w:val="single" w:sz="8" w:space="0" w:color="FFFFFF" w:themeColor="background1"/>
+          <w:top w:val="single" w:color="FFFFFF" w:themeColor="background1" w:sz="8" w:space="0"/>
+          <w:left w:val="single" w:color="FFFFFF" w:themeColor="background1" w:sz="8" w:space="0"/>
+          <w:bottom w:val="single" w:color="FFFFFF" w:themeColor="background1" w:sz="24" w:space="0"/>
+          <w:right w:val="single" w:color="FFFFFF" w:themeColor="background1" w:sz="8" w:space="0"/>
+          <w:insideH w:val="nil"/>
+          <w:insideV w:val="single" w:color="FFFFFF" w:themeColor="background1" w:sz="8" w:space="0"/>
         </w:tcBorders>
         <w:shd w:val="clear" w:color="auto" w:fill="000000" w:themeFill="text1"/>
       </w:tcPr>
@@ -8959,12 +8981,12 @@
       <w:tblPr/>
       <w:tcPr>
         <w:tcBorders>
-          <w:top w:val="single" w:sz="24" w:space="0" w:color="FFFFFF" w:themeColor="background1"/>
-          <w:left w:val="single" w:sz="8" w:space="0" w:color="FFFFFF" w:themeColor="background1"/>
-          <w:bottom w:val="single" w:sz="8" w:space="0" w:color="FFFFFF" w:themeColor="background1"/>
-          <w:right w:val="single" w:sz="8" w:space="0" w:color="FFFFFF" w:themeColor="background1"/>
-          <w:insideH w:val="nil"/>
-          <w:insideV w:val="single" w:sz="8" w:space="0" w:color="FFFFFF" w:themeColor="background1"/>
+          <w:top w:val="single" w:color="FFFFFF" w:themeColor="background1" w:sz="24" w:space="0"/>
+          <w:left w:val="single" w:color="FFFFFF" w:themeColor="background1" w:sz="8" w:space="0"/>
+          <w:bottom w:val="single" w:color="FFFFFF" w:themeColor="background1" w:sz="8" w:space="0"/>
+          <w:right w:val="single" w:color="FFFFFF" w:themeColor="background1" w:sz="8" w:space="0"/>
+          <w:insideH w:val="nil"/>
+          <w:insideV w:val="single" w:color="FFFFFF" w:themeColor="background1" w:sz="8" w:space="0"/>
         </w:tcBorders>
         <w:shd w:val="clear" w:color="auto" w:fill="000000" w:themeFill="text1"/>
       </w:tcPr>
@@ -8980,8 +9002,8 @@
       <w:tblPr/>
       <w:tcPr>
         <w:tcBorders>
-          <w:left w:val="single" w:sz="8" w:space="0" w:color="FFFFFF" w:themeColor="background1"/>
-          <w:right w:val="single" w:sz="24" w:space="0" w:color="FFFFFF" w:themeColor="background1"/>
+          <w:left w:val="single" w:color="FFFFFF" w:themeColor="background1" w:sz="8" w:space="0"/>
+          <w:right w:val="single" w:color="FFFFFF" w:themeColor="background1" w:sz="24" w:space="0"/>
           <w:insideH w:val="nil"/>
           <w:insideV w:val="nil"/>
         </w:tcBorders>
@@ -9000,7 +9022,7 @@
       <w:tcPr>
         <w:tcBorders>
           <w:top w:val="nil"/>
-          <w:left w:val="single" w:sz="24" w:space="0" w:color="FFFFFF" w:themeColor="background1"/>
+          <w:left w:val="single" w:color="FFFFFF" w:themeColor="background1" w:sz="24" w:space="0"/>
           <w:bottom w:val="nil"/>
           <w:right w:val="nil"/>
           <w:insideH w:val="nil"/>
@@ -9013,10 +9035,10 @@
       <w:tblPr/>
       <w:tcPr>
         <w:tcBorders>
-          <w:top w:val="single" w:sz="8" w:space="0" w:color="FFFFFF" w:themeColor="background1"/>
-          <w:left w:val="single" w:sz="8" w:space="0" w:color="FFFFFF" w:themeColor="background1"/>
-          <w:bottom w:val="single" w:sz="8" w:space="0" w:color="FFFFFF" w:themeColor="background1"/>
-          <w:right w:val="single" w:sz="8" w:space="0" w:color="FFFFFF" w:themeColor="background1"/>
+          <w:top w:val="single" w:color="FFFFFF" w:themeColor="background1" w:sz="8" w:space="0"/>
+          <w:left w:val="single" w:color="FFFFFF" w:themeColor="background1" w:sz="8" w:space="0"/>
+          <w:bottom w:val="single" w:color="FFFFFF" w:themeColor="background1" w:sz="8" w:space="0"/>
+          <w:right w:val="single" w:color="FFFFFF" w:themeColor="background1" w:sz="8" w:space="0"/>
           <w:insideH w:val="nil"/>
           <w:insideV w:val="nil"/>
         </w:tcBorders>
@@ -9027,12 +9049,12 @@
       <w:tblPr/>
       <w:tcPr>
         <w:tcBorders>
-          <w:top w:val="single" w:sz="8" w:space="0" w:color="FFFFFF" w:themeColor="background1"/>
-          <w:left w:val="single" w:sz="8" w:space="0" w:color="FFFFFF" w:themeColor="background1"/>
-          <w:bottom w:val="single" w:sz="8" w:space="0" w:color="FFFFFF" w:themeColor="background1"/>
-          <w:right w:val="single" w:sz="8" w:space="0" w:color="FFFFFF" w:themeColor="background1"/>
-          <w:insideH w:val="single" w:sz="8" w:space="0" w:color="FFFFFF" w:themeColor="background1"/>
-          <w:insideV w:val="single" w:sz="8" w:space="0" w:color="FFFFFF" w:themeColor="background1"/>
+          <w:top w:val="single" w:color="FFFFFF" w:themeColor="background1" w:sz="8" w:space="0"/>
+          <w:left w:val="single" w:color="FFFFFF" w:themeColor="background1" w:sz="8" w:space="0"/>
+          <w:bottom w:val="single" w:color="FFFFFF" w:themeColor="background1" w:sz="8" w:space="0"/>
+          <w:right w:val="single" w:color="FFFFFF" w:themeColor="background1" w:sz="8" w:space="0"/>
+          <w:insideH w:val="single" w:color="FFFFFF" w:themeColor="background1" w:sz="8" w:space="0"/>
+          <w:insideV w:val="single" w:color="FFFFFF" w:themeColor="background1" w:sz="8" w:space="0"/>
         </w:tcBorders>
         <w:shd w:val="clear" w:color="auto" w:fill="808080" w:themeFill="text1" w:themeFillTint="7F"/>
       </w:tcPr>
@@ -9051,12 +9073,12 @@
       <w:tblStyleColBandSize w:val="1"/>
       <w:tblInd w:w="0" w:type="dxa"/>
       <w:tblBorders>
-        <w:top w:val="single" w:sz="8" w:space="0" w:color="FFFFFF" w:themeColor="background1"/>
-        <w:left w:val="single" w:sz="8" w:space="0" w:color="FFFFFF" w:themeColor="background1"/>
-        <w:bottom w:val="single" w:sz="8" w:space="0" w:color="FFFFFF" w:themeColor="background1"/>
-        <w:right w:val="single" w:sz="8" w:space="0" w:color="FFFFFF" w:themeColor="background1"/>
-        <w:insideH w:val="single" w:sz="6" w:space="0" w:color="FFFFFF" w:themeColor="background1"/>
-        <w:insideV w:val="single" w:sz="6" w:space="0" w:color="FFFFFF" w:themeColor="background1"/>
+        <w:top w:val="single" w:color="FFFFFF" w:themeColor="background1" w:sz="8" w:space="0"/>
+        <w:left w:val="single" w:color="FFFFFF" w:themeColor="background1" w:sz="8" w:space="0"/>
+        <w:bottom w:val="single" w:color="FFFFFF" w:themeColor="background1" w:sz="8" w:space="0"/>
+        <w:right w:val="single" w:color="FFFFFF" w:themeColor="background1" w:sz="8" w:space="0"/>
+        <w:insideH w:val="single" w:color="FFFFFF" w:themeColor="background1" w:sz="6" w:space="0"/>
+        <w:insideV w:val="single" w:color="FFFFFF" w:themeColor="background1" w:sz="6" w:space="0"/>
       </w:tblBorders>
       <w:tblCellMar>
         <w:top w:w="0" w:type="dxa"/>
@@ -9079,12 +9101,12 @@
       <w:tblPr/>
       <w:tcPr>
         <w:tcBorders>
-          <w:top w:val="single" w:sz="8" w:space="0" w:color="FFFFFF" w:themeColor="background1"/>
-          <w:left w:val="single" w:sz="8" w:space="0" w:color="FFFFFF" w:themeColor="background1"/>
-          <w:bottom w:val="single" w:sz="24" w:space="0" w:color="FFFFFF" w:themeColor="background1"/>
-          <w:right w:val="single" w:sz="8" w:space="0" w:color="FFFFFF" w:themeColor="background1"/>
-          <w:insideH w:val="nil"/>
-          <w:insideV w:val="single" w:sz="8" w:space="0" w:color="FFFFFF" w:themeColor="background1"/>
+          <w:top w:val="single" w:color="FFFFFF" w:themeColor="background1" w:sz="8" w:space="0"/>
+          <w:left w:val="single" w:color="FFFFFF" w:themeColor="background1" w:sz="8" w:space="0"/>
+          <w:bottom w:val="single" w:color="FFFFFF" w:themeColor="background1" w:sz="24" w:space="0"/>
+          <w:right w:val="single" w:color="FFFFFF" w:themeColor="background1" w:sz="8" w:space="0"/>
+          <w:insideH w:val="nil"/>
+          <w:insideV w:val="single" w:color="FFFFFF" w:themeColor="background1" w:sz="8" w:space="0"/>
         </w:tcBorders>
         <w:shd w:val="clear" w:color="auto" w:fill="4F81BD" w:themeFill="accent1"/>
       </w:tcPr>
@@ -9100,12 +9122,12 @@
       <w:tblPr/>
       <w:tcPr>
         <w:tcBorders>
-          <w:top w:val="single" w:sz="24" w:space="0" w:color="FFFFFF" w:themeColor="background1"/>
-          <w:left w:val="single" w:sz="8" w:space="0" w:color="FFFFFF" w:themeColor="background1"/>
-          <w:bottom w:val="single" w:sz="8" w:space="0" w:color="FFFFFF" w:themeColor="background1"/>
-          <w:right w:val="single" w:sz="8" w:space="0" w:color="FFFFFF" w:themeColor="background1"/>
-          <w:insideH w:val="nil"/>
-          <w:insideV w:val="single" w:sz="8" w:space="0" w:color="FFFFFF" w:themeColor="background1"/>
+          <w:top w:val="single" w:color="FFFFFF" w:themeColor="background1" w:sz="24" w:space="0"/>
+          <w:left w:val="single" w:color="FFFFFF" w:themeColor="background1" w:sz="8" w:space="0"/>
+          <w:bottom w:val="single" w:color="FFFFFF" w:themeColor="background1" w:sz="8" w:space="0"/>
+          <w:right w:val="single" w:color="FFFFFF" w:themeColor="background1" w:sz="8" w:space="0"/>
+          <w:insideH w:val="nil"/>
+          <w:insideV w:val="single" w:color="FFFFFF" w:themeColor="background1" w:sz="8" w:space="0"/>
         </w:tcBorders>
         <w:shd w:val="clear" w:color="auto" w:fill="4F81BD" w:themeFill="accent1"/>
       </w:tcPr>
@@ -9121,8 +9143,8 @@
       <w:tblPr/>
       <w:tcPr>
         <w:tcBorders>
-          <w:left w:val="single" w:sz="8" w:space="0" w:color="FFFFFF" w:themeColor="background1"/>
-          <w:right w:val="single" w:sz="24" w:space="0" w:color="FFFFFF" w:themeColor="background1"/>
+          <w:left w:val="single" w:color="FFFFFF" w:themeColor="background1" w:sz="8" w:space="0"/>
+          <w:right w:val="single" w:color="FFFFFF" w:themeColor="background1" w:sz="24" w:space="0"/>
           <w:insideH w:val="nil"/>
           <w:insideV w:val="nil"/>
         </w:tcBorders>
@@ -9141,7 +9163,7 @@
       <w:tcPr>
         <w:tcBorders>
           <w:top w:val="nil"/>
-          <w:left w:val="single" w:sz="24" w:space="0" w:color="FFFFFF" w:themeColor="background1"/>
+          <w:left w:val="single" w:color="FFFFFF" w:themeColor="background1" w:sz="24" w:space="0"/>
           <w:bottom w:val="nil"/>
           <w:right w:val="nil"/>
           <w:insideH w:val="nil"/>
@@ -9154,10 +9176,10 @@
       <w:tblPr/>
       <w:tcPr>
         <w:tcBorders>
-          <w:top w:val="single" w:sz="8" w:space="0" w:color="FFFFFF" w:themeColor="background1"/>
-          <w:left w:val="single" w:sz="8" w:space="0" w:color="FFFFFF" w:themeColor="background1"/>
-          <w:bottom w:val="single" w:sz="8" w:space="0" w:color="FFFFFF" w:themeColor="background1"/>
-          <w:right w:val="single" w:sz="8" w:space="0" w:color="FFFFFF" w:themeColor="background1"/>
+          <w:top w:val="single" w:color="FFFFFF" w:themeColor="background1" w:sz="8" w:space="0"/>
+          <w:left w:val="single" w:color="FFFFFF" w:themeColor="background1" w:sz="8" w:space="0"/>
+          <w:bottom w:val="single" w:color="FFFFFF" w:themeColor="background1" w:sz="8" w:space="0"/>
+          <w:right w:val="single" w:color="FFFFFF" w:themeColor="background1" w:sz="8" w:space="0"/>
           <w:insideH w:val="nil"/>
           <w:insideV w:val="nil"/>
         </w:tcBorders>
@@ -9168,12 +9190,12 @@
       <w:tblPr/>
       <w:tcPr>
         <w:tcBorders>
-          <w:top w:val="single" w:sz="8" w:space="0" w:color="FFFFFF" w:themeColor="background1"/>
-          <w:left w:val="single" w:sz="8" w:space="0" w:color="FFFFFF" w:themeColor="background1"/>
-          <w:bottom w:val="single" w:sz="8" w:space="0" w:color="FFFFFF" w:themeColor="background1"/>
-          <w:right w:val="single" w:sz="8" w:space="0" w:color="FFFFFF" w:themeColor="background1"/>
-          <w:insideH w:val="single" w:sz="8" w:space="0" w:color="FFFFFF" w:themeColor="background1"/>
-          <w:insideV w:val="single" w:sz="8" w:space="0" w:color="FFFFFF" w:themeColor="background1"/>
+          <w:top w:val="single" w:color="FFFFFF" w:themeColor="background1" w:sz="8" w:space="0"/>
+          <w:left w:val="single" w:color="FFFFFF" w:themeColor="background1" w:sz="8" w:space="0"/>
+          <w:bottom w:val="single" w:color="FFFFFF" w:themeColor="background1" w:sz="8" w:space="0"/>
+          <w:right w:val="single" w:color="FFFFFF" w:themeColor="background1" w:sz="8" w:space="0"/>
+          <w:insideH w:val="single" w:color="FFFFFF" w:themeColor="background1" w:sz="8" w:space="0"/>
+          <w:insideV w:val="single" w:color="FFFFFF" w:themeColor="background1" w:sz="8" w:space="0"/>
         </w:tcBorders>
         <w:shd w:val="clear" w:color="auto" w:fill="A7BFDE" w:themeFill="accent1" w:themeFillTint="7F"/>
       </w:tcPr>
@@ -9192,12 +9214,12 @@
       <w:tblStyleColBandSize w:val="1"/>
       <w:tblInd w:w="0" w:type="dxa"/>
       <w:tblBorders>
-        <w:top w:val="single" w:sz="8" w:space="0" w:color="FFFFFF" w:themeColor="background1"/>
-        <w:left w:val="single" w:sz="8" w:space="0" w:color="FFFFFF" w:themeColor="background1"/>
-        <w:bottom w:val="single" w:sz="8" w:space="0" w:color="FFFFFF" w:themeColor="background1"/>
-        <w:right w:val="single" w:sz="8" w:space="0" w:color="FFFFFF" w:themeColor="background1"/>
-        <w:insideH w:val="single" w:sz="6" w:space="0" w:color="FFFFFF" w:themeColor="background1"/>
-        <w:insideV w:val="single" w:sz="6" w:space="0" w:color="FFFFFF" w:themeColor="background1"/>
+        <w:top w:val="single" w:color="FFFFFF" w:themeColor="background1" w:sz="8" w:space="0"/>
+        <w:left w:val="single" w:color="FFFFFF" w:themeColor="background1" w:sz="8" w:space="0"/>
+        <w:bottom w:val="single" w:color="FFFFFF" w:themeColor="background1" w:sz="8" w:space="0"/>
+        <w:right w:val="single" w:color="FFFFFF" w:themeColor="background1" w:sz="8" w:space="0"/>
+        <w:insideH w:val="single" w:color="FFFFFF" w:themeColor="background1" w:sz="6" w:space="0"/>
+        <w:insideV w:val="single" w:color="FFFFFF" w:themeColor="background1" w:sz="6" w:space="0"/>
       </w:tblBorders>
       <w:tblCellMar>
         <w:top w:w="0" w:type="dxa"/>
@@ -9220,12 +9242,12 @@
       <w:tblPr/>
       <w:tcPr>
         <w:tcBorders>
-          <w:top w:val="single" w:sz="8" w:space="0" w:color="FFFFFF" w:themeColor="background1"/>
-          <w:left w:val="single" w:sz="8" w:space="0" w:color="FFFFFF" w:themeColor="background1"/>
-          <w:bottom w:val="single" w:sz="24" w:space="0" w:color="FFFFFF" w:themeColor="background1"/>
-          <w:right w:val="single" w:sz="8" w:space="0" w:color="FFFFFF" w:themeColor="background1"/>
-          <w:insideH w:val="nil"/>
-          <w:insideV w:val="single" w:sz="8" w:space="0" w:color="FFFFFF" w:themeColor="background1"/>
+          <w:top w:val="single" w:color="FFFFFF" w:themeColor="background1" w:sz="8" w:space="0"/>
+          <w:left w:val="single" w:color="FFFFFF" w:themeColor="background1" w:sz="8" w:space="0"/>
+          <w:bottom w:val="single" w:color="FFFFFF" w:themeColor="background1" w:sz="24" w:space="0"/>
+          <w:right w:val="single" w:color="FFFFFF" w:themeColor="background1" w:sz="8" w:space="0"/>
+          <w:insideH w:val="nil"/>
+          <w:insideV w:val="single" w:color="FFFFFF" w:themeColor="background1" w:sz="8" w:space="0"/>
         </w:tcBorders>
         <w:shd w:val="clear" w:color="auto" w:fill="C0504D" w:themeFill="accent2"/>
       </w:tcPr>
@@ -9241,12 +9263,12 @@
       <w:tblPr/>
       <w:tcPr>
         <w:tcBorders>
-          <w:top w:val="single" w:sz="24" w:space="0" w:color="FFFFFF" w:themeColor="background1"/>
-          <w:left w:val="single" w:sz="8" w:space="0" w:color="FFFFFF" w:themeColor="background1"/>
-          <w:bottom w:val="single" w:sz="8" w:space="0" w:color="FFFFFF" w:themeColor="background1"/>
-          <w:right w:val="single" w:sz="8" w:space="0" w:color="FFFFFF" w:themeColor="background1"/>
-          <w:insideH w:val="nil"/>
-          <w:insideV w:val="single" w:sz="8" w:space="0" w:color="FFFFFF" w:themeColor="background1"/>
+          <w:top w:val="single" w:color="FFFFFF" w:themeColor="background1" w:sz="24" w:space="0"/>
+          <w:left w:val="single" w:color="FFFFFF" w:themeColor="background1" w:sz="8" w:space="0"/>
+          <w:bottom w:val="single" w:color="FFFFFF" w:themeColor="background1" w:sz="8" w:space="0"/>
+          <w:right w:val="single" w:color="FFFFFF" w:themeColor="background1" w:sz="8" w:space="0"/>
+          <w:insideH w:val="nil"/>
+          <w:insideV w:val="single" w:color="FFFFFF" w:themeColor="background1" w:sz="8" w:space="0"/>
         </w:tcBorders>
         <w:shd w:val="clear" w:color="auto" w:fill="C0504D" w:themeFill="accent2"/>
       </w:tcPr>
@@ -9262,8 +9284,8 @@
       <w:tblPr/>
       <w:tcPr>
         <w:tcBorders>
-          <w:left w:val="single" w:sz="8" w:space="0" w:color="FFFFFF" w:themeColor="background1"/>
-          <w:right w:val="single" w:sz="24" w:space="0" w:color="FFFFFF" w:themeColor="background1"/>
+          <w:left w:val="single" w:color="FFFFFF" w:themeColor="background1" w:sz="8" w:space="0"/>
+          <w:right w:val="single" w:color="FFFFFF" w:themeColor="background1" w:sz="24" w:space="0"/>
           <w:insideH w:val="nil"/>
           <w:insideV w:val="nil"/>
         </w:tcBorders>
@@ -9282,7 +9304,7 @@
       <w:tcPr>
         <w:tcBorders>
           <w:top w:val="nil"/>
-          <w:left w:val="single" w:sz="24" w:space="0" w:color="FFFFFF" w:themeColor="background1"/>
+          <w:left w:val="single" w:color="FFFFFF" w:themeColor="background1" w:sz="24" w:space="0"/>
           <w:bottom w:val="nil"/>
           <w:right w:val="nil"/>
           <w:insideH w:val="nil"/>
@@ -9295,10 +9317,10 @@
       <w:tblPr/>
       <w:tcPr>
         <w:tcBorders>
-          <w:top w:val="single" w:sz="8" w:space="0" w:color="FFFFFF" w:themeColor="background1"/>
-          <w:left w:val="single" w:sz="8" w:space="0" w:color="FFFFFF" w:themeColor="background1"/>
-          <w:bottom w:val="single" w:sz="8" w:space="0" w:color="FFFFFF" w:themeColor="background1"/>
-          <w:right w:val="single" w:sz="8" w:space="0" w:color="FFFFFF" w:themeColor="background1"/>
+          <w:top w:val="single" w:color="FFFFFF" w:themeColor="background1" w:sz="8" w:space="0"/>
+          <w:left w:val="single" w:color="FFFFFF" w:themeColor="background1" w:sz="8" w:space="0"/>
+          <w:bottom w:val="single" w:color="FFFFFF" w:themeColor="background1" w:sz="8" w:space="0"/>
+          <w:right w:val="single" w:color="FFFFFF" w:themeColor="background1" w:sz="8" w:space="0"/>
           <w:insideH w:val="nil"/>
           <w:insideV w:val="nil"/>
         </w:tcBorders>
@@ -9309,12 +9331,12 @@
       <w:tblPr/>
       <w:tcPr>
         <w:tcBorders>
-          <w:top w:val="single" w:sz="8" w:space="0" w:color="FFFFFF" w:themeColor="background1"/>
-          <w:left w:val="single" w:sz="8" w:space="0" w:color="FFFFFF" w:themeColor="background1"/>
-          <w:bottom w:val="single" w:sz="8" w:space="0" w:color="FFFFFF" w:themeColor="background1"/>
-          <w:right w:val="single" w:sz="8" w:space="0" w:color="FFFFFF" w:themeColor="background1"/>
-          <w:insideH w:val="single" w:sz="8" w:space="0" w:color="FFFFFF" w:themeColor="background1"/>
-          <w:insideV w:val="single" w:sz="8" w:space="0" w:color="FFFFFF" w:themeColor="background1"/>
+          <w:top w:val="single" w:color="FFFFFF" w:themeColor="background1" w:sz="8" w:space="0"/>
+          <w:left w:val="single" w:color="FFFFFF" w:themeColor="background1" w:sz="8" w:space="0"/>
+          <w:bottom w:val="single" w:color="FFFFFF" w:themeColor="background1" w:sz="8" w:space="0"/>
+          <w:right w:val="single" w:color="FFFFFF" w:themeColor="background1" w:sz="8" w:space="0"/>
+          <w:insideH w:val="single" w:color="FFFFFF" w:themeColor="background1" w:sz="8" w:space="0"/>
+          <w:insideV w:val="single" w:color="FFFFFF" w:themeColor="background1" w:sz="8" w:space="0"/>
         </w:tcBorders>
         <w:shd w:val="clear" w:color="auto" w:fill="DFA7A6" w:themeFill="accent2" w:themeFillTint="7F"/>
       </w:tcPr>
@@ -9333,12 +9355,12 @@
       <w:tblStyleColBandSize w:val="1"/>
       <w:tblInd w:w="0" w:type="dxa"/>
       <w:tblBorders>
-        <w:top w:val="single" w:sz="8" w:space="0" w:color="FFFFFF" w:themeColor="background1"/>
-        <w:left w:val="single" w:sz="8" w:space="0" w:color="FFFFFF" w:themeColor="background1"/>
-        <w:bottom w:val="single" w:sz="8" w:space="0" w:color="FFFFFF" w:themeColor="background1"/>
-        <w:right w:val="single" w:sz="8" w:space="0" w:color="FFFFFF" w:themeColor="background1"/>
-        <w:insideH w:val="single" w:sz="6" w:space="0" w:color="FFFFFF" w:themeColor="background1"/>
-        <w:insideV w:val="single" w:sz="6" w:space="0" w:color="FFFFFF" w:themeColor="background1"/>
+        <w:top w:val="single" w:color="FFFFFF" w:themeColor="background1" w:sz="8" w:space="0"/>
+        <w:left w:val="single" w:color="FFFFFF" w:themeColor="background1" w:sz="8" w:space="0"/>
+        <w:bottom w:val="single" w:color="FFFFFF" w:themeColor="background1" w:sz="8" w:space="0"/>
+        <w:right w:val="single" w:color="FFFFFF" w:themeColor="background1" w:sz="8" w:space="0"/>
+        <w:insideH w:val="single" w:color="FFFFFF" w:themeColor="background1" w:sz="6" w:space="0"/>
+        <w:insideV w:val="single" w:color="FFFFFF" w:themeColor="background1" w:sz="6" w:space="0"/>
       </w:tblBorders>
       <w:tblCellMar>
         <w:top w:w="0" w:type="dxa"/>
@@ -9361,12 +9383,12 @@
       <w:tblPr/>
       <w:tcPr>
         <w:tcBorders>
-          <w:top w:val="single" w:sz="8" w:space="0" w:color="FFFFFF" w:themeColor="background1"/>
-          <w:left w:val="single" w:sz="8" w:space="0" w:color="FFFFFF" w:themeColor="background1"/>
-          <w:bottom w:val="single" w:sz="24" w:space="0" w:color="FFFFFF" w:themeColor="background1"/>
-          <w:right w:val="single" w:sz="8" w:space="0" w:color="FFFFFF" w:themeColor="background1"/>
-          <w:insideH w:val="nil"/>
-          <w:insideV w:val="single" w:sz="8" w:space="0" w:color="FFFFFF" w:themeColor="background1"/>
+          <w:top w:val="single" w:color="FFFFFF" w:themeColor="background1" w:sz="8" w:space="0"/>
+          <w:left w:val="single" w:color="FFFFFF" w:themeColor="background1" w:sz="8" w:space="0"/>
+          <w:bottom w:val="single" w:color="FFFFFF" w:themeColor="background1" w:sz="24" w:space="0"/>
+          <w:right w:val="single" w:color="FFFFFF" w:themeColor="background1" w:sz="8" w:space="0"/>
+          <w:insideH w:val="nil"/>
+          <w:insideV w:val="single" w:color="FFFFFF" w:themeColor="background1" w:sz="8" w:space="0"/>
         </w:tcBorders>
         <w:shd w:val="clear" w:color="auto" w:fill="9BBB59" w:themeFill="accent3"/>
       </w:tcPr>
@@ -9382,12 +9404,12 @@
       <w:tblPr/>
       <w:tcPr>
         <w:tcBorders>
-          <w:top w:val="single" w:sz="24" w:space="0" w:color="FFFFFF" w:themeColor="background1"/>
-          <w:left w:val="single" w:sz="8" w:space="0" w:color="FFFFFF" w:themeColor="background1"/>
-          <w:bottom w:val="single" w:sz="8" w:space="0" w:color="FFFFFF" w:themeColor="background1"/>
-          <w:right w:val="single" w:sz="8" w:space="0" w:color="FFFFFF" w:themeColor="background1"/>
-          <w:insideH w:val="nil"/>
-          <w:insideV w:val="single" w:sz="8" w:space="0" w:color="FFFFFF" w:themeColor="background1"/>
+          <w:top w:val="single" w:color="FFFFFF" w:themeColor="background1" w:sz="24" w:space="0"/>
+          <w:left w:val="single" w:color="FFFFFF" w:themeColor="background1" w:sz="8" w:space="0"/>
+          <w:bottom w:val="single" w:color="FFFFFF" w:themeColor="background1" w:sz="8" w:space="0"/>
+          <w:right w:val="single" w:color="FFFFFF" w:themeColor="background1" w:sz="8" w:space="0"/>
+          <w:insideH w:val="nil"/>
+          <w:insideV w:val="single" w:color="FFFFFF" w:themeColor="background1" w:sz="8" w:space="0"/>
         </w:tcBorders>
         <w:shd w:val="clear" w:color="auto" w:fill="9BBB59" w:themeFill="accent3"/>
       </w:tcPr>
@@ -9403,8 +9425,8 @@
       <w:tblPr/>
       <w:tcPr>
         <w:tcBorders>
-          <w:left w:val="single" w:sz="8" w:space="0" w:color="FFFFFF" w:themeColor="background1"/>
-          <w:right w:val="single" w:sz="24" w:space="0" w:color="FFFFFF" w:themeColor="background1"/>
+          <w:left w:val="single" w:color="FFFFFF" w:themeColor="background1" w:sz="8" w:space="0"/>
+          <w:right w:val="single" w:color="FFFFFF" w:themeColor="background1" w:sz="24" w:space="0"/>
           <w:insideH w:val="nil"/>
           <w:insideV w:val="nil"/>
         </w:tcBorders>
@@ -9423,7 +9445,7 @@
       <w:tcPr>
         <w:tcBorders>
           <w:top w:val="nil"/>
-          <w:left w:val="single" w:sz="24" w:space="0" w:color="FFFFFF" w:themeColor="background1"/>
+          <w:left w:val="single" w:color="FFFFFF" w:themeColor="background1" w:sz="24" w:space="0"/>
           <w:bottom w:val="nil"/>
           <w:right w:val="nil"/>
           <w:insideH w:val="nil"/>
@@ -9436,10 +9458,10 @@
       <w:tblPr/>
       <w:tcPr>
         <w:tcBorders>
-          <w:top w:val="single" w:sz="8" w:space="0" w:color="FFFFFF" w:themeColor="background1"/>
-          <w:left w:val="single" w:sz="8" w:space="0" w:color="FFFFFF" w:themeColor="background1"/>
-          <w:bottom w:val="single" w:sz="8" w:space="0" w:color="FFFFFF" w:themeColor="background1"/>
-          <w:right w:val="single" w:sz="8" w:space="0" w:color="FFFFFF" w:themeColor="background1"/>
+          <w:top w:val="single" w:color="FFFFFF" w:themeColor="background1" w:sz="8" w:space="0"/>
+          <w:left w:val="single" w:color="FFFFFF" w:themeColor="background1" w:sz="8" w:space="0"/>
+          <w:bottom w:val="single" w:color="FFFFFF" w:themeColor="background1" w:sz="8" w:space="0"/>
+          <w:right w:val="single" w:color="FFFFFF" w:themeColor="background1" w:sz="8" w:space="0"/>
           <w:insideH w:val="nil"/>
           <w:insideV w:val="nil"/>
         </w:tcBorders>
@@ -9450,12 +9472,12 @@
       <w:tblPr/>
       <w:tcPr>
         <w:tcBorders>
-          <w:top w:val="single" w:sz="8" w:space="0" w:color="FFFFFF" w:themeColor="background1"/>
-          <w:left w:val="single" w:sz="8" w:space="0" w:color="FFFFFF" w:themeColor="background1"/>
-          <w:bottom w:val="single" w:sz="8" w:space="0" w:color="FFFFFF" w:themeColor="background1"/>
-          <w:right w:val="single" w:sz="8" w:space="0" w:color="FFFFFF" w:themeColor="background1"/>
-          <w:insideH w:val="single" w:sz="8" w:space="0" w:color="FFFFFF" w:themeColor="background1"/>
-          <w:insideV w:val="single" w:sz="8" w:space="0" w:color="FFFFFF" w:themeColor="background1"/>
+          <w:top w:val="single" w:color="FFFFFF" w:themeColor="background1" w:sz="8" w:space="0"/>
+          <w:left w:val="single" w:color="FFFFFF" w:themeColor="background1" w:sz="8" w:space="0"/>
+          <w:bottom w:val="single" w:color="FFFFFF" w:themeColor="background1" w:sz="8" w:space="0"/>
+          <w:right w:val="single" w:color="FFFFFF" w:themeColor="background1" w:sz="8" w:space="0"/>
+          <w:insideH w:val="single" w:color="FFFFFF" w:themeColor="background1" w:sz="8" w:space="0"/>
+          <w:insideV w:val="single" w:color="FFFFFF" w:themeColor="background1" w:sz="8" w:space="0"/>
         </w:tcBorders>
         <w:shd w:val="clear" w:color="auto" w:fill="CDDDAC" w:themeFill="accent3" w:themeFillTint="7F"/>
       </w:tcPr>
@@ -9474,12 +9496,12 @@
       <w:tblStyleColBandSize w:val="1"/>
       <w:tblInd w:w="0" w:type="dxa"/>
       <w:tblBorders>
-        <w:top w:val="single" w:sz="8" w:space="0" w:color="FFFFFF" w:themeColor="background1"/>
-        <w:left w:val="single" w:sz="8" w:space="0" w:color="FFFFFF" w:themeColor="background1"/>
-        <w:bottom w:val="single" w:sz="8" w:space="0" w:color="FFFFFF" w:themeColor="background1"/>
-        <w:right w:val="single" w:sz="8" w:space="0" w:color="FFFFFF" w:themeColor="background1"/>
-        <w:insideH w:val="single" w:sz="6" w:space="0" w:color="FFFFFF" w:themeColor="background1"/>
-        <w:insideV w:val="single" w:sz="6" w:space="0" w:color="FFFFFF" w:themeColor="background1"/>
+        <w:top w:val="single" w:color="FFFFFF" w:themeColor="background1" w:sz="8" w:space="0"/>
+        <w:left w:val="single" w:color="FFFFFF" w:themeColor="background1" w:sz="8" w:space="0"/>
+        <w:bottom w:val="single" w:color="FFFFFF" w:themeColor="background1" w:sz="8" w:space="0"/>
+        <w:right w:val="single" w:color="FFFFFF" w:themeColor="background1" w:sz="8" w:space="0"/>
+        <w:insideH w:val="single" w:color="FFFFFF" w:themeColor="background1" w:sz="6" w:space="0"/>
+        <w:insideV w:val="single" w:color="FFFFFF" w:themeColor="background1" w:sz="6" w:space="0"/>
       </w:tblBorders>
       <w:tblCellMar>
         <w:top w:w="0" w:type="dxa"/>
@@ -9502,12 +9524,12 @@
       <w:tblPr/>
       <w:tcPr>
         <w:tcBorders>
-          <w:top w:val="single" w:sz="8" w:space="0" w:color="FFFFFF" w:themeColor="background1"/>
-          <w:left w:val="single" w:sz="8" w:space="0" w:color="FFFFFF" w:themeColor="background1"/>
-          <w:bottom w:val="single" w:sz="24" w:space="0" w:color="FFFFFF" w:themeColor="background1"/>
-          <w:right w:val="single" w:sz="8" w:space="0" w:color="FFFFFF" w:themeColor="background1"/>
-          <w:insideH w:val="nil"/>
-          <w:insideV w:val="single" w:sz="8" w:space="0" w:color="FFFFFF" w:themeColor="background1"/>
+          <w:top w:val="single" w:color="FFFFFF" w:themeColor="background1" w:sz="8" w:space="0"/>
+          <w:left w:val="single" w:color="FFFFFF" w:themeColor="background1" w:sz="8" w:space="0"/>
+          <w:bottom w:val="single" w:color="FFFFFF" w:themeColor="background1" w:sz="24" w:space="0"/>
+          <w:right w:val="single" w:color="FFFFFF" w:themeColor="background1" w:sz="8" w:space="0"/>
+          <w:insideH w:val="nil"/>
+          <w:insideV w:val="single" w:color="FFFFFF" w:themeColor="background1" w:sz="8" w:space="0"/>
         </w:tcBorders>
         <w:shd w:val="clear" w:color="auto" w:fill="8064A2" w:themeFill="accent4"/>
       </w:tcPr>
@@ -9523,12 +9545,12 @@
       <w:tblPr/>
       <w:tcPr>
         <w:tcBorders>
-          <w:top w:val="single" w:sz="24" w:space="0" w:color="FFFFFF" w:themeColor="background1"/>
-          <w:left w:val="single" w:sz="8" w:space="0" w:color="FFFFFF" w:themeColor="background1"/>
-          <w:bottom w:val="single" w:sz="8" w:space="0" w:color="FFFFFF" w:themeColor="background1"/>
-          <w:right w:val="single" w:sz="8" w:space="0" w:color="FFFFFF" w:themeColor="background1"/>
-          <w:insideH w:val="nil"/>
-          <w:insideV w:val="single" w:sz="8" w:space="0" w:color="FFFFFF" w:themeColor="background1"/>
+          <w:top w:val="single" w:color="FFFFFF" w:themeColor="background1" w:sz="24" w:space="0"/>
+          <w:left w:val="single" w:color="FFFFFF" w:themeColor="background1" w:sz="8" w:space="0"/>
+          <w:bottom w:val="single" w:color="FFFFFF" w:themeColor="background1" w:sz="8" w:space="0"/>
+          <w:right w:val="single" w:color="FFFFFF" w:themeColor="background1" w:sz="8" w:space="0"/>
+          <w:insideH w:val="nil"/>
+          <w:insideV w:val="single" w:color="FFFFFF" w:themeColor="background1" w:sz="8" w:space="0"/>
         </w:tcBorders>
         <w:shd w:val="clear" w:color="auto" w:fill="8064A2" w:themeFill="accent4"/>
       </w:tcPr>
@@ -9544,8 +9566,8 @@
       <w:tblPr/>
       <w:tcPr>
         <w:tcBorders>
-          <w:left w:val="single" w:sz="8" w:space="0" w:color="FFFFFF" w:themeColor="background1"/>
-          <w:right w:val="single" w:sz="24" w:space="0" w:color="FFFFFF" w:themeColor="background1"/>
+          <w:left w:val="single" w:color="FFFFFF" w:themeColor="background1" w:sz="8" w:space="0"/>
+          <w:right w:val="single" w:color="FFFFFF" w:themeColor="background1" w:sz="24" w:space="0"/>
           <w:insideH w:val="nil"/>
           <w:insideV w:val="nil"/>
         </w:tcBorders>
@@ -9564,7 +9586,7 @@
       <w:tcPr>
         <w:tcBorders>
           <w:top w:val="nil"/>
-          <w:left w:val="single" w:sz="24" w:space="0" w:color="FFFFFF" w:themeColor="background1"/>
+          <w:left w:val="single" w:color="FFFFFF" w:themeColor="background1" w:sz="24" w:space="0"/>
           <w:bottom w:val="nil"/>
           <w:right w:val="nil"/>
           <w:insideH w:val="nil"/>
@@ -9577,10 +9599,10 @@
       <w:tblPr/>
       <w:tcPr>
         <w:tcBorders>
-          <w:top w:val="single" w:sz="8" w:space="0" w:color="FFFFFF" w:themeColor="background1"/>
-          <w:left w:val="single" w:sz="8" w:space="0" w:color="FFFFFF" w:themeColor="background1"/>
-          <w:bottom w:val="single" w:sz="8" w:space="0" w:color="FFFFFF" w:themeColor="background1"/>
-          <w:right w:val="single" w:sz="8" w:space="0" w:color="FFFFFF" w:themeColor="background1"/>
+          <w:top w:val="single" w:color="FFFFFF" w:themeColor="background1" w:sz="8" w:space="0"/>
+          <w:left w:val="single" w:color="FFFFFF" w:themeColor="background1" w:sz="8" w:space="0"/>
+          <w:bottom w:val="single" w:color="FFFFFF" w:themeColor="background1" w:sz="8" w:space="0"/>
+          <w:right w:val="single" w:color="FFFFFF" w:themeColor="background1" w:sz="8" w:space="0"/>
           <w:insideH w:val="nil"/>
           <w:insideV w:val="nil"/>
         </w:tcBorders>
@@ -9591,12 +9613,12 @@
       <w:tblPr/>
       <w:tcPr>
         <w:tcBorders>
-          <w:top w:val="single" w:sz="8" w:space="0" w:color="FFFFFF" w:themeColor="background1"/>
-          <w:left w:val="single" w:sz="8" w:space="0" w:color="FFFFFF" w:themeColor="background1"/>
-          <w:bottom w:val="single" w:sz="8" w:space="0" w:color="FFFFFF" w:themeColor="background1"/>
-          <w:right w:val="single" w:sz="8" w:space="0" w:color="FFFFFF" w:themeColor="background1"/>
-          <w:insideH w:val="single" w:sz="8" w:space="0" w:color="FFFFFF" w:themeColor="background1"/>
-          <w:insideV w:val="single" w:sz="8" w:space="0" w:color="FFFFFF" w:themeColor="background1"/>
+          <w:top w:val="single" w:color="FFFFFF" w:themeColor="background1" w:sz="8" w:space="0"/>
+          <w:left w:val="single" w:color="FFFFFF" w:themeColor="background1" w:sz="8" w:space="0"/>
+          <w:bottom w:val="single" w:color="FFFFFF" w:themeColor="background1" w:sz="8" w:space="0"/>
+          <w:right w:val="single" w:color="FFFFFF" w:themeColor="background1" w:sz="8" w:space="0"/>
+          <w:insideH w:val="single" w:color="FFFFFF" w:themeColor="background1" w:sz="8" w:space="0"/>
+          <w:insideV w:val="single" w:color="FFFFFF" w:themeColor="background1" w:sz="8" w:space="0"/>
         </w:tcBorders>
         <w:shd w:val="clear" w:color="auto" w:fill="BFB1D0" w:themeFill="accent4" w:themeFillTint="7F"/>
       </w:tcPr>
@@ -9615,12 +9637,12 @@
       <w:tblStyleColBandSize w:val="1"/>
       <w:tblInd w:w="0" w:type="dxa"/>
       <w:tblBorders>
-        <w:top w:val="single" w:sz="8" w:space="0" w:color="FFFFFF" w:themeColor="background1"/>
-        <w:left w:val="single" w:sz="8" w:space="0" w:color="FFFFFF" w:themeColor="background1"/>
-        <w:bottom w:val="single" w:sz="8" w:space="0" w:color="FFFFFF" w:themeColor="background1"/>
-        <w:right w:val="single" w:sz="8" w:space="0" w:color="FFFFFF" w:themeColor="background1"/>
-        <w:insideH w:val="single" w:sz="6" w:space="0" w:color="FFFFFF" w:themeColor="background1"/>
-        <w:insideV w:val="single" w:sz="6" w:space="0" w:color="FFFFFF" w:themeColor="background1"/>
+        <w:top w:val="single" w:color="FFFFFF" w:themeColor="background1" w:sz="8" w:space="0"/>
+        <w:left w:val="single" w:color="FFFFFF" w:themeColor="background1" w:sz="8" w:space="0"/>
+        <w:bottom w:val="single" w:color="FFFFFF" w:themeColor="background1" w:sz="8" w:space="0"/>
+        <w:right w:val="single" w:color="FFFFFF" w:themeColor="background1" w:sz="8" w:space="0"/>
+        <w:insideH w:val="single" w:color="FFFFFF" w:themeColor="background1" w:sz="6" w:space="0"/>
+        <w:insideV w:val="single" w:color="FFFFFF" w:themeColor="background1" w:sz="6" w:space="0"/>
       </w:tblBorders>
       <w:tblCellMar>
         <w:top w:w="0" w:type="dxa"/>
@@ -9643,12 +9665,12 @@
       <w:tblPr/>
       <w:tcPr>
         <w:tcBorders>
-          <w:top w:val="single" w:sz="8" w:space="0" w:color="FFFFFF" w:themeColor="background1"/>
-          <w:left w:val="single" w:sz="8" w:space="0" w:color="FFFFFF" w:themeColor="background1"/>
-          <w:bottom w:val="single" w:sz="24" w:space="0" w:color="FFFFFF" w:themeColor="background1"/>
-          <w:right w:val="single" w:sz="8" w:space="0" w:color="FFFFFF" w:themeColor="background1"/>
-          <w:insideH w:val="nil"/>
-          <w:insideV w:val="single" w:sz="8" w:space="0" w:color="FFFFFF" w:themeColor="background1"/>
+          <w:top w:val="single" w:color="FFFFFF" w:themeColor="background1" w:sz="8" w:space="0"/>
+          <w:left w:val="single" w:color="FFFFFF" w:themeColor="background1" w:sz="8" w:space="0"/>
+          <w:bottom w:val="single" w:color="FFFFFF" w:themeColor="background1" w:sz="24" w:space="0"/>
+          <w:right w:val="single" w:color="FFFFFF" w:themeColor="background1" w:sz="8" w:space="0"/>
+          <w:insideH w:val="nil"/>
+          <w:insideV w:val="single" w:color="FFFFFF" w:themeColor="background1" w:sz="8" w:space="0"/>
         </w:tcBorders>
         <w:shd w:val="clear" w:color="auto" w:fill="4BACC6" w:themeFill="accent5"/>
       </w:tcPr>
@@ -9664,12 +9686,12 @@
       <w:tblPr/>
       <w:tcPr>
         <w:tcBorders>
-          <w:top w:val="single" w:sz="24" w:space="0" w:color="FFFFFF" w:themeColor="background1"/>
-          <w:left w:val="single" w:sz="8" w:space="0" w:color="FFFFFF" w:themeColor="background1"/>
-          <w:bottom w:val="single" w:sz="8" w:space="0" w:color="FFFFFF" w:themeColor="background1"/>
-          <w:right w:val="single" w:sz="8" w:space="0" w:color="FFFFFF" w:themeColor="background1"/>
-          <w:insideH w:val="nil"/>
-          <w:insideV w:val="single" w:sz="8" w:space="0" w:color="FFFFFF" w:themeColor="background1"/>
+          <w:top w:val="single" w:color="FFFFFF" w:themeColor="background1" w:sz="24" w:space="0"/>
+          <w:left w:val="single" w:color="FFFFFF" w:themeColor="background1" w:sz="8" w:space="0"/>
+          <w:bottom w:val="single" w:color="FFFFFF" w:themeColor="background1" w:sz="8" w:space="0"/>
+          <w:right w:val="single" w:color="FFFFFF" w:themeColor="background1" w:sz="8" w:space="0"/>
+          <w:insideH w:val="nil"/>
+          <w:insideV w:val="single" w:color="FFFFFF" w:themeColor="background1" w:sz="8" w:space="0"/>
         </w:tcBorders>
         <w:shd w:val="clear" w:color="auto" w:fill="4BACC6" w:themeFill="accent5"/>
       </w:tcPr>
@@ -9685,8 +9707,8 @@
       <w:tblPr/>
       <w:tcPr>
         <w:tcBorders>
-          <w:left w:val="single" w:sz="8" w:space="0" w:color="FFFFFF" w:themeColor="background1"/>
-          <w:right w:val="single" w:sz="24" w:space="0" w:color="FFFFFF" w:themeColor="background1"/>
+          <w:left w:val="single" w:color="FFFFFF" w:themeColor="background1" w:sz="8" w:space="0"/>
+          <w:right w:val="single" w:color="FFFFFF" w:themeColor="background1" w:sz="24" w:space="0"/>
           <w:insideH w:val="nil"/>
           <w:insideV w:val="nil"/>
         </w:tcBorders>
@@ -9705,7 +9727,7 @@
       <w:tcPr>
         <w:tcBorders>
           <w:top w:val="nil"/>
-          <w:left w:val="single" w:sz="24" w:space="0" w:color="FFFFFF" w:themeColor="background1"/>
+          <w:left w:val="single" w:color="FFFFFF" w:themeColor="background1" w:sz="24" w:space="0"/>
           <w:bottom w:val="nil"/>
           <w:right w:val="nil"/>
           <w:insideH w:val="nil"/>
@@ -9718,10 +9740,10 @@
       <w:tblPr/>
       <w:tcPr>
         <w:tcBorders>
-          <w:top w:val="single" w:sz="8" w:space="0" w:color="FFFFFF" w:themeColor="background1"/>
-          <w:left w:val="single" w:sz="8" w:space="0" w:color="FFFFFF" w:themeColor="background1"/>
-          <w:bottom w:val="single" w:sz="8" w:space="0" w:color="FFFFFF" w:themeColor="background1"/>
-          <w:right w:val="single" w:sz="8" w:space="0" w:color="FFFFFF" w:themeColor="background1"/>
+          <w:top w:val="single" w:color="FFFFFF" w:themeColor="background1" w:sz="8" w:space="0"/>
+          <w:left w:val="single" w:color="FFFFFF" w:themeColor="background1" w:sz="8" w:space="0"/>
+          <w:bottom w:val="single" w:color="FFFFFF" w:themeColor="background1" w:sz="8" w:space="0"/>
+          <w:right w:val="single" w:color="FFFFFF" w:themeColor="background1" w:sz="8" w:space="0"/>
           <w:insideH w:val="nil"/>
           <w:insideV w:val="nil"/>
         </w:tcBorders>
@@ -9732,12 +9754,12 @@
       <w:tblPr/>
       <w:tcPr>
         <w:tcBorders>
-          <w:top w:val="single" w:sz="8" w:space="0" w:color="FFFFFF" w:themeColor="background1"/>
-          <w:left w:val="single" w:sz="8" w:space="0" w:color="FFFFFF" w:themeColor="background1"/>
-          <w:bottom w:val="single" w:sz="8" w:space="0" w:color="FFFFFF" w:themeColor="background1"/>
-          <w:right w:val="single" w:sz="8" w:space="0" w:color="FFFFFF" w:themeColor="background1"/>
-          <w:insideH w:val="single" w:sz="8" w:space="0" w:color="FFFFFF" w:themeColor="background1"/>
-          <w:insideV w:val="single" w:sz="8" w:space="0" w:color="FFFFFF" w:themeColor="background1"/>
+          <w:top w:val="single" w:color="FFFFFF" w:themeColor="background1" w:sz="8" w:space="0"/>
+          <w:left w:val="single" w:color="FFFFFF" w:themeColor="background1" w:sz="8" w:space="0"/>
+          <w:bottom w:val="single" w:color="FFFFFF" w:themeColor="background1" w:sz="8" w:space="0"/>
+          <w:right w:val="single" w:color="FFFFFF" w:themeColor="background1" w:sz="8" w:space="0"/>
+          <w:insideH w:val="single" w:color="FFFFFF" w:themeColor="background1" w:sz="8" w:space="0"/>
+          <w:insideV w:val="single" w:color="FFFFFF" w:themeColor="background1" w:sz="8" w:space="0"/>
         </w:tcBorders>
         <w:shd w:val="clear" w:color="auto" w:fill="A5D5E2" w:themeFill="accent5" w:themeFillTint="7F"/>
       </w:tcPr>
@@ -9756,12 +9778,12 @@
       <w:tblStyleColBandSize w:val="1"/>
       <w:tblInd w:w="0" w:type="dxa"/>
       <w:tblBorders>
-        <w:top w:val="single" w:sz="8" w:space="0" w:color="FFFFFF" w:themeColor="background1"/>
-        <w:left w:val="single" w:sz="8" w:space="0" w:color="FFFFFF" w:themeColor="background1"/>
-        <w:bottom w:val="single" w:sz="8" w:space="0" w:color="FFFFFF" w:themeColor="background1"/>
-        <w:right w:val="single" w:sz="8" w:space="0" w:color="FFFFFF" w:themeColor="background1"/>
-        <w:insideH w:val="single" w:sz="6" w:space="0" w:color="FFFFFF" w:themeColor="background1"/>
-        <w:insideV w:val="single" w:sz="6" w:space="0" w:color="FFFFFF" w:themeColor="background1"/>
+        <w:top w:val="single" w:color="FFFFFF" w:themeColor="background1" w:sz="8" w:space="0"/>
+        <w:left w:val="single" w:color="FFFFFF" w:themeColor="background1" w:sz="8" w:space="0"/>
+        <w:bottom w:val="single" w:color="FFFFFF" w:themeColor="background1" w:sz="8" w:space="0"/>
+        <w:right w:val="single" w:color="FFFFFF" w:themeColor="background1" w:sz="8" w:space="0"/>
+        <w:insideH w:val="single" w:color="FFFFFF" w:themeColor="background1" w:sz="6" w:space="0"/>
+        <w:insideV w:val="single" w:color="FFFFFF" w:themeColor="background1" w:sz="6" w:space="0"/>
       </w:tblBorders>
       <w:tblCellMar>
         <w:top w:w="0" w:type="dxa"/>
@@ -9784,12 +9806,12 @@
       <w:tblPr/>
       <w:tcPr>
         <w:tcBorders>
-          <w:top w:val="single" w:sz="8" w:space="0" w:color="FFFFFF" w:themeColor="background1"/>
-          <w:left w:val="single" w:sz="8" w:space="0" w:color="FFFFFF" w:themeColor="background1"/>
-          <w:bottom w:val="single" w:sz="24" w:space="0" w:color="FFFFFF" w:themeColor="background1"/>
-          <w:right w:val="single" w:sz="8" w:space="0" w:color="FFFFFF" w:themeColor="background1"/>
-          <w:insideH w:val="nil"/>
-          <w:insideV w:val="single" w:sz="8" w:space="0" w:color="FFFFFF" w:themeColor="background1"/>
+          <w:top w:val="single" w:color="FFFFFF" w:themeColor="background1" w:sz="8" w:space="0"/>
+          <w:left w:val="single" w:color="FFFFFF" w:themeColor="background1" w:sz="8" w:space="0"/>
+          <w:bottom w:val="single" w:color="FFFFFF" w:themeColor="background1" w:sz="24" w:space="0"/>
+          <w:right w:val="single" w:color="FFFFFF" w:themeColor="background1" w:sz="8" w:space="0"/>
+          <w:insideH w:val="nil"/>
+          <w:insideV w:val="single" w:color="FFFFFF" w:themeColor="background1" w:sz="8" w:space="0"/>
         </w:tcBorders>
         <w:shd w:val="clear" w:color="auto" w:fill="F79646" w:themeFill="accent6"/>
       </w:tcPr>
@@ -9805,12 +9827,12 @@
       <w:tblPr/>
       <w:tcPr>
         <w:tcBorders>
-          <w:top w:val="single" w:sz="24" w:space="0" w:color="FFFFFF" w:themeColor="background1"/>
-          <w:left w:val="single" w:sz="8" w:space="0" w:color="FFFFFF" w:themeColor="background1"/>
-          <w:bottom w:val="single" w:sz="8" w:space="0" w:color="FFFFFF" w:themeColor="background1"/>
-          <w:right w:val="single" w:sz="8" w:space="0" w:color="FFFFFF" w:themeColor="background1"/>
-          <w:insideH w:val="nil"/>
-          <w:insideV w:val="single" w:sz="8" w:space="0" w:color="FFFFFF" w:themeColor="background1"/>
+          <w:top w:val="single" w:color="FFFFFF" w:themeColor="background1" w:sz="24" w:space="0"/>
+          <w:left w:val="single" w:color="FFFFFF" w:themeColor="background1" w:sz="8" w:space="0"/>
+          <w:bottom w:val="single" w:color="FFFFFF" w:themeColor="background1" w:sz="8" w:space="0"/>
+          <w:right w:val="single" w:color="FFFFFF" w:themeColor="background1" w:sz="8" w:space="0"/>
+          <w:insideH w:val="nil"/>
+          <w:insideV w:val="single" w:color="FFFFFF" w:themeColor="background1" w:sz="8" w:space="0"/>
         </w:tcBorders>
         <w:shd w:val="clear" w:color="auto" w:fill="F79646" w:themeFill="accent6"/>
       </w:tcPr>
@@ -9826,8 +9848,8 @@
       <w:tblPr/>
       <w:tcPr>
         <w:tcBorders>
-          <w:left w:val="single" w:sz="8" w:space="0" w:color="FFFFFF" w:themeColor="background1"/>
-          <w:right w:val="single" w:sz="24" w:space="0" w:color="FFFFFF" w:themeColor="background1"/>
+          <w:left w:val="single" w:color="FFFFFF" w:themeColor="background1" w:sz="8" w:space="0"/>
+          <w:right w:val="single" w:color="FFFFFF" w:themeColor="background1" w:sz="24" w:space="0"/>
           <w:insideH w:val="nil"/>
           <w:insideV w:val="nil"/>
         </w:tcBorders>
@@ -9846,7 +9868,7 @@
       <w:tcPr>
         <w:tcBorders>
           <w:top w:val="nil"/>
-          <w:left w:val="single" w:sz="24" w:space="0" w:color="FFFFFF" w:themeColor="background1"/>
+          <w:left w:val="single" w:color="FFFFFF" w:themeColor="background1" w:sz="24" w:space="0"/>
           <w:bottom w:val="nil"/>
           <w:right w:val="nil"/>
           <w:insideH w:val="nil"/>
@@ -9859,10 +9881,10 @@
       <w:tblPr/>
       <w:tcPr>
         <w:tcBorders>
-          <w:top w:val="single" w:sz="8" w:space="0" w:color="FFFFFF" w:themeColor="background1"/>
-          <w:left w:val="single" w:sz="8" w:space="0" w:color="FFFFFF" w:themeColor="background1"/>
-          <w:bottom w:val="single" w:sz="8" w:space="0" w:color="FFFFFF" w:themeColor="background1"/>
-          <w:right w:val="single" w:sz="8" w:space="0" w:color="FFFFFF" w:themeColor="background1"/>
+          <w:top w:val="single" w:color="FFFFFF" w:themeColor="background1" w:sz="8" w:space="0"/>
+          <w:left w:val="single" w:color="FFFFFF" w:themeColor="background1" w:sz="8" w:space="0"/>
+          <w:bottom w:val="single" w:color="FFFFFF" w:themeColor="background1" w:sz="8" w:space="0"/>
+          <w:right w:val="single" w:color="FFFFFF" w:themeColor="background1" w:sz="8" w:space="0"/>
           <w:insideH w:val="nil"/>
           <w:insideV w:val="nil"/>
         </w:tcBorders>
@@ -9873,12 +9895,12 @@
       <w:tblPr/>
       <w:tcPr>
         <w:tcBorders>
-          <w:top w:val="single" w:sz="8" w:space="0" w:color="FFFFFF" w:themeColor="background1"/>
-          <w:left w:val="single" w:sz="8" w:space="0" w:color="FFFFFF" w:themeColor="background1"/>
-          <w:bottom w:val="single" w:sz="8" w:space="0" w:color="FFFFFF" w:themeColor="background1"/>
-          <w:right w:val="single" w:sz="8" w:space="0" w:color="FFFFFF" w:themeColor="background1"/>
-          <w:insideH w:val="single" w:sz="8" w:space="0" w:color="FFFFFF" w:themeColor="background1"/>
-          <w:insideV w:val="single" w:sz="8" w:space="0" w:color="FFFFFF" w:themeColor="background1"/>
+          <w:top w:val="single" w:color="FFFFFF" w:themeColor="background1" w:sz="8" w:space="0"/>
+          <w:left w:val="single" w:color="FFFFFF" w:themeColor="background1" w:sz="8" w:space="0"/>
+          <w:bottom w:val="single" w:color="FFFFFF" w:themeColor="background1" w:sz="8" w:space="0"/>
+          <w:right w:val="single" w:color="FFFFFF" w:themeColor="background1" w:sz="8" w:space="0"/>
+          <w:insideH w:val="single" w:color="FFFFFF" w:themeColor="background1" w:sz="8" w:space="0"/>
+          <w:insideV w:val="single" w:color="FFFFFF" w:themeColor="background1" w:sz="8" w:space="0"/>
         </w:tcBorders>
         <w:shd w:val="clear" w:color="auto" w:fill="FBCAA2" w:themeFill="accent6" w:themeFillTint="7F"/>
       </w:tcPr>
@@ -9919,7 +9941,7 @@
         <w:tcBorders>
           <w:top w:val="nil"/>
           <w:left w:val="nil"/>
-          <w:bottom w:val="single" w:sz="18" w:space="0" w:color="FFFFFF" w:themeColor="background1"/>
+          <w:bottom w:val="single" w:color="FFFFFF" w:themeColor="background1" w:sz="18" w:space="0"/>
           <w:right w:val="nil"/>
           <w:insideH w:val="nil"/>
           <w:insideV w:val="nil"/>
@@ -9931,7 +9953,7 @@
       <w:tblPr/>
       <w:tcPr>
         <w:tcBorders>
-          <w:top w:val="single" w:sz="18" w:space="0" w:color="FFFFFF" w:themeColor="background1"/>
+          <w:top w:val="single" w:color="FFFFFF" w:themeColor="background1" w:sz="18" w:space="0"/>
           <w:left w:val="nil"/>
           <w:bottom w:val="nil"/>
           <w:right w:val="nil"/>
@@ -9948,7 +9970,7 @@
           <w:top w:val="nil"/>
           <w:left w:val="nil"/>
           <w:bottom w:val="nil"/>
-          <w:right w:val="single" w:sz="18" w:space="0" w:color="FFFFFF" w:themeColor="background1"/>
+          <w:right w:val="single" w:color="FFFFFF" w:themeColor="background1" w:sz="18" w:space="0"/>
           <w:insideH w:val="nil"/>
           <w:insideV w:val="nil"/>
         </w:tcBorders>
@@ -9960,7 +9982,7 @@
       <w:tcPr>
         <w:tcBorders>
           <w:top w:val="nil"/>
-          <w:left w:val="single" w:sz="18" w:space="0" w:color="FFFFFF" w:themeColor="background1"/>
+          <w:left w:val="single" w:color="FFFFFF" w:themeColor="background1" w:sz="18" w:space="0"/>
           <w:bottom w:val="nil"/>
           <w:right w:val="nil"/>
           <w:insideH w:val="nil"/>
@@ -10033,7 +10055,7 @@
         <w:tcBorders>
           <w:top w:val="nil"/>
           <w:left w:val="nil"/>
-          <w:bottom w:val="single" w:sz="18" w:space="0" w:color="FFFFFF" w:themeColor="background1"/>
+          <w:bottom w:val="single" w:color="FFFFFF" w:themeColor="background1" w:sz="18" w:space="0"/>
           <w:right w:val="nil"/>
           <w:insideH w:val="nil"/>
           <w:insideV w:val="nil"/>
@@ -10045,7 +10067,7 @@
       <w:tblPr/>
       <w:tcPr>
         <w:tcBorders>
-          <w:top w:val="single" w:sz="18" w:space="0" w:color="FFFFFF" w:themeColor="background1"/>
+          <w:top w:val="single" w:color="FFFFFF" w:themeColor="background1" w:sz="18" w:space="0"/>
           <w:left w:val="nil"/>
           <w:bottom w:val="nil"/>
           <w:right w:val="nil"/>
@@ -10062,7 +10084,7 @@
           <w:top w:val="nil"/>
           <w:left w:val="nil"/>
           <w:bottom w:val="nil"/>
-          <w:right w:val="single" w:sz="18" w:space="0" w:color="FFFFFF" w:themeColor="background1"/>
+          <w:right w:val="single" w:color="FFFFFF" w:themeColor="background1" w:sz="18" w:space="0"/>
           <w:insideH w:val="nil"/>
           <w:insideV w:val="nil"/>
         </w:tcBorders>
@@ -10074,7 +10096,7 @@
       <w:tcPr>
         <w:tcBorders>
           <w:top w:val="nil"/>
-          <w:left w:val="single" w:sz="18" w:space="0" w:color="FFFFFF" w:themeColor="background1"/>
+          <w:left w:val="single" w:color="FFFFFF" w:themeColor="background1" w:sz="18" w:space="0"/>
           <w:bottom w:val="nil"/>
           <w:right w:val="nil"/>
           <w:insideH w:val="nil"/>
@@ -10147,7 +10169,7 @@
         <w:tcBorders>
           <w:top w:val="nil"/>
           <w:left w:val="nil"/>
-          <w:bottom w:val="single" w:sz="18" w:space="0" w:color="FFFFFF" w:themeColor="background1"/>
+          <w:bottom w:val="single" w:color="FFFFFF" w:themeColor="background1" w:sz="18" w:space="0"/>
           <w:right w:val="nil"/>
           <w:insideH w:val="nil"/>
           <w:insideV w:val="nil"/>
@@ -10159,7 +10181,7 @@
       <w:tblPr/>
       <w:tcPr>
         <w:tcBorders>
-          <w:top w:val="single" w:sz="18" w:space="0" w:color="FFFFFF" w:themeColor="background1"/>
+          <w:top w:val="single" w:color="FFFFFF" w:themeColor="background1" w:sz="18" w:space="0"/>
           <w:left w:val="nil"/>
           <w:bottom w:val="nil"/>
           <w:right w:val="nil"/>
@@ -10176,7 +10198,7 @@
           <w:top w:val="nil"/>
           <w:left w:val="nil"/>
           <w:bottom w:val="nil"/>
-          <w:right w:val="single" w:sz="18" w:space="0" w:color="FFFFFF" w:themeColor="background1"/>
+          <w:right w:val="single" w:color="FFFFFF" w:themeColor="background1" w:sz="18" w:space="0"/>
           <w:insideH w:val="nil"/>
           <w:insideV w:val="nil"/>
         </w:tcBorders>
@@ -10188,7 +10210,7 @@
       <w:tcPr>
         <w:tcBorders>
           <w:top w:val="nil"/>
-          <w:left w:val="single" w:sz="18" w:space="0" w:color="FFFFFF" w:themeColor="background1"/>
+          <w:left w:val="single" w:color="FFFFFF" w:themeColor="background1" w:sz="18" w:space="0"/>
           <w:bottom w:val="nil"/>
           <w:right w:val="nil"/>
           <w:insideH w:val="nil"/>
@@ -10261,7 +10283,7 @@
         <w:tcBorders>
           <w:top w:val="nil"/>
           <w:left w:val="nil"/>
-          <w:bottom w:val="single" w:sz="18" w:space="0" w:color="FFFFFF" w:themeColor="background1"/>
+          <w:bottom w:val="single" w:color="FFFFFF" w:themeColor="background1" w:sz="18" w:space="0"/>
           <w:right w:val="nil"/>
           <w:insideH w:val="nil"/>
           <w:insideV w:val="nil"/>
@@ -10273,7 +10295,7 @@
       <w:tblPr/>
       <w:tcPr>
         <w:tcBorders>
-          <w:top w:val="single" w:sz="18" w:space="0" w:color="FFFFFF" w:themeColor="background1"/>
+          <w:top w:val="single" w:color="FFFFFF" w:themeColor="background1" w:sz="18" w:space="0"/>
           <w:left w:val="nil"/>
           <w:bottom w:val="nil"/>
           <w:right w:val="nil"/>
@@ -10290,7 +10312,7 @@
           <w:top w:val="nil"/>
           <w:left w:val="nil"/>
           <w:bottom w:val="nil"/>
-          <w:right w:val="single" w:sz="18" w:space="0" w:color="FFFFFF" w:themeColor="background1"/>
+          <w:right w:val="single" w:color="FFFFFF" w:themeColor="background1" w:sz="18" w:space="0"/>
           <w:insideH w:val="nil"/>
           <w:insideV w:val="nil"/>
         </w:tcBorders>
@@ -10302,7 +10324,7 @@
       <w:tcPr>
         <w:tcBorders>
           <w:top w:val="nil"/>
-          <w:left w:val="single" w:sz="18" w:space="0" w:color="FFFFFF" w:themeColor="background1"/>
+          <w:left w:val="single" w:color="FFFFFF" w:themeColor="background1" w:sz="18" w:space="0"/>
           <w:bottom w:val="nil"/>
           <w:right w:val="nil"/>
           <w:insideH w:val="nil"/>
@@ -10375,7 +10397,7 @@
         <w:tcBorders>
           <w:top w:val="nil"/>
           <w:left w:val="nil"/>
-          <w:bottom w:val="single" w:sz="18" w:space="0" w:color="FFFFFF" w:themeColor="background1"/>
+          <w:bottom w:val="single" w:color="FFFFFF" w:themeColor="background1" w:sz="18" w:space="0"/>
           <w:right w:val="nil"/>
           <w:insideH w:val="nil"/>
           <w:insideV w:val="nil"/>
@@ -10387,7 +10409,7 @@
       <w:tblPr/>
       <w:tcPr>
         <w:tcBorders>
-          <w:top w:val="single" w:sz="18" w:space="0" w:color="FFFFFF" w:themeColor="background1"/>
+          <w:top w:val="single" w:color="FFFFFF" w:themeColor="background1" w:sz="18" w:space="0"/>
           <w:left w:val="nil"/>
           <w:bottom w:val="nil"/>
           <w:right w:val="nil"/>
@@ -10404,7 +10426,7 @@
           <w:top w:val="nil"/>
           <w:left w:val="nil"/>
           <w:bottom w:val="nil"/>
-          <w:right w:val="single" w:sz="18" w:space="0" w:color="FFFFFF" w:themeColor="background1"/>
+          <w:right w:val="single" w:color="FFFFFF" w:themeColor="background1" w:sz="18" w:space="0"/>
           <w:insideH w:val="nil"/>
           <w:insideV w:val="nil"/>
         </w:tcBorders>
@@ -10416,7 +10438,7 @@
       <w:tcPr>
         <w:tcBorders>
           <w:top w:val="nil"/>
-          <w:left w:val="single" w:sz="18" w:space="0" w:color="FFFFFF" w:themeColor="background1"/>
+          <w:left w:val="single" w:color="FFFFFF" w:themeColor="background1" w:sz="18" w:space="0"/>
           <w:bottom w:val="nil"/>
           <w:right w:val="nil"/>
           <w:insideH w:val="nil"/>
@@ -10489,7 +10511,7 @@
         <w:tcBorders>
           <w:top w:val="nil"/>
           <w:left w:val="nil"/>
-          <w:bottom w:val="single" w:sz="18" w:space="0" w:color="FFFFFF" w:themeColor="background1"/>
+          <w:bottom w:val="single" w:color="FFFFFF" w:themeColor="background1" w:sz="18" w:space="0"/>
           <w:right w:val="nil"/>
           <w:insideH w:val="nil"/>
           <w:insideV w:val="nil"/>
@@ -10501,7 +10523,7 @@
       <w:tblPr/>
       <w:tcPr>
         <w:tcBorders>
-          <w:top w:val="single" w:sz="18" w:space="0" w:color="FFFFFF" w:themeColor="background1"/>
+          <w:top w:val="single" w:color="FFFFFF" w:themeColor="background1" w:sz="18" w:space="0"/>
           <w:left w:val="nil"/>
           <w:bottom w:val="nil"/>
           <w:right w:val="nil"/>
@@ -10518,7 +10540,7 @@
           <w:top w:val="nil"/>
           <w:left w:val="nil"/>
           <w:bottom w:val="nil"/>
-          <w:right w:val="single" w:sz="18" w:space="0" w:color="FFFFFF" w:themeColor="background1"/>
+          <w:right w:val="single" w:color="FFFFFF" w:themeColor="background1" w:sz="18" w:space="0"/>
           <w:insideH w:val="nil"/>
           <w:insideV w:val="nil"/>
         </w:tcBorders>
@@ -10530,7 +10552,7 @@
       <w:tcPr>
         <w:tcBorders>
           <w:top w:val="nil"/>
-          <w:left w:val="single" w:sz="18" w:space="0" w:color="FFFFFF" w:themeColor="background1"/>
+          <w:left w:val="single" w:color="FFFFFF" w:themeColor="background1" w:sz="18" w:space="0"/>
           <w:bottom w:val="nil"/>
           <w:right w:val="nil"/>
           <w:insideH w:val="nil"/>
@@ -10603,7 +10625,7 @@
         <w:tcBorders>
           <w:top w:val="nil"/>
           <w:left w:val="nil"/>
-          <w:bottom w:val="single" w:sz="18" w:space="0" w:color="FFFFFF" w:themeColor="background1"/>
+          <w:bottom w:val="single" w:color="FFFFFF" w:themeColor="background1" w:sz="18" w:space="0"/>
           <w:right w:val="nil"/>
           <w:insideH w:val="nil"/>
           <w:insideV w:val="nil"/>
@@ -10615,7 +10637,7 @@
       <w:tblPr/>
       <w:tcPr>
         <w:tcBorders>
-          <w:top w:val="single" w:sz="18" w:space="0" w:color="FFFFFF" w:themeColor="background1"/>
+          <w:top w:val="single" w:color="FFFFFF" w:themeColor="background1" w:sz="18" w:space="0"/>
           <w:left w:val="nil"/>
           <w:bottom w:val="nil"/>
           <w:right w:val="nil"/>
@@ -10632,7 +10654,7 @@
           <w:top w:val="nil"/>
           <w:left w:val="nil"/>
           <w:bottom w:val="nil"/>
-          <w:right w:val="single" w:sz="18" w:space="0" w:color="FFFFFF" w:themeColor="background1"/>
+          <w:right w:val="single" w:color="FFFFFF" w:themeColor="background1" w:sz="18" w:space="0"/>
           <w:insideH w:val="nil"/>
           <w:insideV w:val="nil"/>
         </w:tcBorders>
@@ -10644,7 +10666,7 @@
       <w:tcPr>
         <w:tcBorders>
           <w:top w:val="nil"/>
-          <w:left w:val="single" w:sz="18" w:space="0" w:color="FFFFFF" w:themeColor="background1"/>
+          <w:left w:val="single" w:color="FFFFFF" w:themeColor="background1" w:sz="18" w:space="0"/>
           <w:bottom w:val="nil"/>
           <w:right w:val="nil"/>
           <w:insideH w:val="nil"/>
@@ -10698,12 +10720,12 @@
       <w:tblStyleColBandSize w:val="1"/>
       <w:tblInd w:w="0" w:type="dxa"/>
       <w:tblBorders>
-        <w:top w:val="single" w:sz="24" w:space="0" w:color="C0504D" w:themeColor="accent2"/>
-        <w:left w:val="single" w:sz="4" w:space="0" w:color="000000" w:themeColor="text1"/>
-        <w:bottom w:val="single" w:sz="4" w:space="0" w:color="000000" w:themeColor="text1"/>
-        <w:right w:val="single" w:sz="4" w:space="0" w:color="000000" w:themeColor="text1"/>
-        <w:insideH w:val="single" w:sz="4" w:space="0" w:color="FFFFFF" w:themeColor="background1"/>
-        <w:insideV w:val="single" w:sz="4" w:space="0" w:color="FFFFFF" w:themeColor="background1"/>
+        <w:top w:val="single" w:color="C0504D" w:themeColor="accent2" w:sz="24" w:space="0"/>
+        <w:left w:val="single" w:color="000000" w:themeColor="text1" w:sz="4" w:space="0"/>
+        <w:bottom w:val="single" w:color="000000" w:themeColor="text1" w:sz="4" w:space="0"/>
+        <w:right w:val="single" w:color="000000" w:themeColor="text1" w:sz="4" w:space="0"/>
+        <w:insideH w:val="single" w:color="FFFFFF" w:themeColor="background1" w:sz="4" w:space="0"/>
+        <w:insideV w:val="single" w:color="FFFFFF" w:themeColor="background1" w:sz="4" w:space="0"/>
       </w:tblBorders>
       <w:tblCellMar>
         <w:top w:w="0" w:type="dxa"/>
@@ -10725,7 +10747,7 @@
         <w:tcBorders>
           <w:top w:val="nil"/>
           <w:left w:val="nil"/>
-          <w:bottom w:val="single" w:sz="24" w:space="0" w:color="C0504D" w:themeColor="accent2"/>
+          <w:bottom w:val="single" w:color="C0504D" w:themeColor="accent2" w:sz="24" w:space="0"/>
           <w:right w:val="nil"/>
           <w:insideH w:val="nil"/>
           <w:insideV w:val="nil"/>
@@ -10742,7 +10764,7 @@
       <w:tblPr/>
       <w:tcPr>
         <w:tcBorders>
-          <w:top w:val="single" w:sz="6" w:space="0" w:color="FFFFFF" w:themeColor="background1"/>
+          <w:top w:val="single" w:color="FFFFFF" w:themeColor="background1" w:sz="6" w:space="0"/>
         </w:tcBorders>
         <w:shd w:val="clear" w:color="auto" w:fill="000000" w:themeFill="text1" w:themeFillShade="99"/>
       </w:tcPr>
@@ -10758,7 +10780,7 @@
           <w:left w:val="nil"/>
           <w:bottom w:val="nil"/>
           <w:right w:val="nil"/>
-          <w:insideH w:val="single" w:sz="4" w:space="0" w:color="000000" w:themeColor="text1" w:themeShade="99"/>
+          <w:insideH w:val="single" w:color="000000" w:themeColor="text1" w:themeShade="99" w:sz="4" w:space="0"/>
           <w:insideV w:val="nil"/>
         </w:tcBorders>
         <w:shd w:val="clear" w:color="auto" w:fill="000000" w:themeFill="text1" w:themeFillShade="99"/>
@@ -10820,12 +10842,12 @@
       <w:tblStyleColBandSize w:val="1"/>
       <w:tblInd w:w="0" w:type="dxa"/>
       <w:tblBorders>
-        <w:top w:val="single" w:sz="24" w:space="0" w:color="C0504D" w:themeColor="accent2"/>
-        <w:left w:val="single" w:sz="4" w:space="0" w:color="4F81BD" w:themeColor="accent1"/>
-        <w:bottom w:val="single" w:sz="4" w:space="0" w:color="4F81BD" w:themeColor="accent1"/>
-        <w:right w:val="single" w:sz="4" w:space="0" w:color="4F81BD" w:themeColor="accent1"/>
-        <w:insideH w:val="single" w:sz="4" w:space="0" w:color="FFFFFF" w:themeColor="background1"/>
-        <w:insideV w:val="single" w:sz="4" w:space="0" w:color="FFFFFF" w:themeColor="background1"/>
+        <w:top w:val="single" w:color="C0504D" w:themeColor="accent2" w:sz="24" w:space="0"/>
+        <w:left w:val="single" w:color="4F81BD" w:themeColor="accent1" w:sz="4" w:space="0"/>
+        <w:bottom w:val="single" w:color="4F81BD" w:themeColor="accent1" w:sz="4" w:space="0"/>
+        <w:right w:val="single" w:color="4F81BD" w:themeColor="accent1" w:sz="4" w:space="0"/>
+        <w:insideH w:val="single" w:color="FFFFFF" w:themeColor="background1" w:sz="4" w:space="0"/>
+        <w:insideV w:val="single" w:color="FFFFFF" w:themeColor="background1" w:sz="4" w:space="0"/>
       </w:tblBorders>
       <w:tblCellMar>
         <w:top w:w="0" w:type="dxa"/>
@@ -10847,7 +10869,7 @@
         <w:tcBorders>
           <w:top w:val="nil"/>
           <w:left w:val="nil"/>
-          <w:bottom w:val="single" w:sz="24" w:space="0" w:color="C0504D" w:themeColor="accent2"/>
+          <w:bottom w:val="single" w:color="C0504D" w:themeColor="accent2" w:sz="24" w:space="0"/>
           <w:right w:val="nil"/>
           <w:insideH w:val="nil"/>
           <w:insideV w:val="nil"/>
@@ -10864,7 +10886,7 @@
       <w:tblPr/>
       <w:tcPr>
         <w:tcBorders>
-          <w:top w:val="single" w:sz="6" w:space="0" w:color="FFFFFF" w:themeColor="background1"/>
+          <w:top w:val="single" w:color="FFFFFF" w:themeColor="background1" w:sz="6" w:space="0"/>
         </w:tcBorders>
         <w:shd w:val="clear" w:color="auto" w:fill="2C4C74" w:themeFill="accent1" w:themeFillShade="99"/>
       </w:tcPr>
@@ -10880,7 +10902,7 @@
           <w:left w:val="nil"/>
           <w:bottom w:val="nil"/>
           <w:right w:val="nil"/>
-          <w:insideH w:val="single" w:sz="4" w:space="0" w:color="2C4C74" w:themeColor="accent1" w:themeShade="99"/>
+          <w:insideH w:val="single" w:color="2C4C74" w:themeColor="accent1" w:themeShade="99" w:sz="4" w:space="0"/>
           <w:insideV w:val="nil"/>
         </w:tcBorders>
         <w:shd w:val="clear" w:color="auto" w:fill="2C4C74" w:themeFill="accent1" w:themeFillShade="99"/>
@@ -10942,12 +10964,12 @@
       <w:tblStyleColBandSize w:val="1"/>
       <w:tblInd w:w="0" w:type="dxa"/>
       <w:tblBorders>
-        <w:top w:val="single" w:sz="24" w:space="0" w:color="C0504D" w:themeColor="accent2"/>
-        <w:left w:val="single" w:sz="4" w:space="0" w:color="C0504D" w:themeColor="accent2"/>
-        <w:bottom w:val="single" w:sz="4" w:space="0" w:color="C0504D" w:themeColor="accent2"/>
-        <w:right w:val="single" w:sz="4" w:space="0" w:color="C0504D" w:themeColor="accent2"/>
-        <w:insideH w:val="single" w:sz="4" w:space="0" w:color="FFFFFF" w:themeColor="background1"/>
-        <w:insideV w:val="single" w:sz="4" w:space="0" w:color="FFFFFF" w:themeColor="background1"/>
+        <w:top w:val="single" w:color="C0504D" w:themeColor="accent2" w:sz="24" w:space="0"/>
+        <w:left w:val="single" w:color="C0504D" w:themeColor="accent2" w:sz="4" w:space="0"/>
+        <w:bottom w:val="single" w:color="C0504D" w:themeColor="accent2" w:sz="4" w:space="0"/>
+        <w:right w:val="single" w:color="C0504D" w:themeColor="accent2" w:sz="4" w:space="0"/>
+        <w:insideH w:val="single" w:color="FFFFFF" w:themeColor="background1" w:sz="4" w:space="0"/>
+        <w:insideV w:val="single" w:color="FFFFFF" w:themeColor="background1" w:sz="4" w:space="0"/>
       </w:tblBorders>
       <w:tblCellMar>
         <w:top w:w="0" w:type="dxa"/>
@@ -10969,7 +10991,7 @@
         <w:tcBorders>
           <w:top w:val="nil"/>
           <w:left w:val="nil"/>
-          <w:bottom w:val="single" w:sz="24" w:space="0" w:color="C0504D" w:themeColor="accent2"/>
+          <w:bottom w:val="single" w:color="C0504D" w:themeColor="accent2" w:sz="24" w:space="0"/>
           <w:right w:val="nil"/>
           <w:insideH w:val="nil"/>
           <w:insideV w:val="nil"/>
@@ -10986,7 +11008,7 @@
       <w:tblPr/>
       <w:tcPr>
         <w:tcBorders>
-          <w:top w:val="single" w:sz="6" w:space="0" w:color="FFFFFF" w:themeColor="background1"/>
+          <w:top w:val="single" w:color="FFFFFF" w:themeColor="background1" w:sz="6" w:space="0"/>
         </w:tcBorders>
         <w:shd w:val="clear" w:color="auto" w:fill="772C2A" w:themeFill="accent2" w:themeFillShade="99"/>
       </w:tcPr>
@@ -11002,7 +11024,7 @@
           <w:left w:val="nil"/>
           <w:bottom w:val="nil"/>
           <w:right w:val="nil"/>
-          <w:insideH w:val="single" w:sz="4" w:space="0" w:color="772C2A" w:themeColor="accent2" w:themeShade="99"/>
+          <w:insideH w:val="single" w:color="772C2A" w:themeColor="accent2" w:themeShade="99" w:sz="4" w:space="0"/>
           <w:insideV w:val="nil"/>
         </w:tcBorders>
         <w:shd w:val="clear" w:color="auto" w:fill="772C2A" w:themeFill="accent2" w:themeFillShade="99"/>
@@ -11064,12 +11086,12 @@
       <w:tblStyleColBandSize w:val="1"/>
       <w:tblInd w:w="0" w:type="dxa"/>
       <w:tblBorders>
-        <w:top w:val="single" w:sz="24" w:space="0" w:color="8064A2" w:themeColor="accent4"/>
-        <w:left w:val="single" w:sz="4" w:space="0" w:color="9BBB59" w:themeColor="accent3"/>
-        <w:bottom w:val="single" w:sz="4" w:space="0" w:color="9BBB59" w:themeColor="accent3"/>
-        <w:right w:val="single" w:sz="4" w:space="0" w:color="9BBB59" w:themeColor="accent3"/>
-        <w:insideH w:val="single" w:sz="4" w:space="0" w:color="FFFFFF" w:themeColor="background1"/>
-        <w:insideV w:val="single" w:sz="4" w:space="0" w:color="FFFFFF" w:themeColor="background1"/>
+        <w:top w:val="single" w:color="8064A2" w:themeColor="accent4" w:sz="24" w:space="0"/>
+        <w:left w:val="single" w:color="9BBB59" w:themeColor="accent3" w:sz="4" w:space="0"/>
+        <w:bottom w:val="single" w:color="9BBB59" w:themeColor="accent3" w:sz="4" w:space="0"/>
+        <w:right w:val="single" w:color="9BBB59" w:themeColor="accent3" w:sz="4" w:space="0"/>
+        <w:insideH w:val="single" w:color="FFFFFF" w:themeColor="background1" w:sz="4" w:space="0"/>
+        <w:insideV w:val="single" w:color="FFFFFF" w:themeColor="background1" w:sz="4" w:space="0"/>
       </w:tblBorders>
       <w:tblCellMar>
         <w:top w:w="0" w:type="dxa"/>
@@ -11091,7 +11113,7 @@
         <w:tcBorders>
           <w:top w:val="nil"/>
           <w:left w:val="nil"/>
-          <w:bottom w:val="single" w:sz="24" w:space="0" w:color="8064A2" w:themeColor="accent4"/>
+          <w:bottom w:val="single" w:color="8064A2" w:themeColor="accent4" w:sz="24" w:space="0"/>
           <w:right w:val="nil"/>
           <w:insideH w:val="nil"/>
           <w:insideV w:val="nil"/>
@@ -11108,7 +11130,7 @@
       <w:tblPr/>
       <w:tcPr>
         <w:tcBorders>
-          <w:top w:val="single" w:sz="6" w:space="0" w:color="FFFFFF" w:themeColor="background1"/>
+          <w:top w:val="single" w:color="FFFFFF" w:themeColor="background1" w:sz="6" w:space="0"/>
         </w:tcBorders>
         <w:shd w:val="clear" w:color="auto" w:fill="5E7530" w:themeFill="accent3" w:themeFillShade="99"/>
       </w:tcPr>
@@ -11124,7 +11146,7 @@
           <w:left w:val="nil"/>
           <w:bottom w:val="nil"/>
           <w:right w:val="nil"/>
-          <w:insideH w:val="single" w:sz="4" w:space="0" w:color="5E7530" w:themeColor="accent3" w:themeShade="99"/>
+          <w:insideH w:val="single" w:color="5E7530" w:themeColor="accent3" w:themeShade="99" w:sz="4" w:space="0"/>
           <w:insideV w:val="nil"/>
         </w:tcBorders>
         <w:shd w:val="clear" w:color="auto" w:fill="5E7530" w:themeFill="accent3" w:themeFillShade="99"/>
@@ -11176,12 +11198,12 @@
       <w:tblStyleColBandSize w:val="1"/>
       <w:tblInd w:w="0" w:type="dxa"/>
       <w:tblBorders>
-        <w:top w:val="single" w:sz="24" w:space="0" w:color="9BBB59" w:themeColor="accent3"/>
-        <w:left w:val="single" w:sz="4" w:space="0" w:color="8064A2" w:themeColor="accent4"/>
-        <w:bottom w:val="single" w:sz="4" w:space="0" w:color="8064A2" w:themeColor="accent4"/>
-        <w:right w:val="single" w:sz="4" w:space="0" w:color="8064A2" w:themeColor="accent4"/>
-        <w:insideH w:val="single" w:sz="4" w:space="0" w:color="FFFFFF" w:themeColor="background1"/>
-        <w:insideV w:val="single" w:sz="4" w:space="0" w:color="FFFFFF" w:themeColor="background1"/>
+        <w:top w:val="single" w:color="9BBB59" w:themeColor="accent3" w:sz="24" w:space="0"/>
+        <w:left w:val="single" w:color="8064A2" w:themeColor="accent4" w:sz="4" w:space="0"/>
+        <w:bottom w:val="single" w:color="8064A2" w:themeColor="accent4" w:sz="4" w:space="0"/>
+        <w:right w:val="single" w:color="8064A2" w:themeColor="accent4" w:sz="4" w:space="0"/>
+        <w:insideH w:val="single" w:color="FFFFFF" w:themeColor="background1" w:sz="4" w:space="0"/>
+        <w:insideV w:val="single" w:color="FFFFFF" w:themeColor="background1" w:sz="4" w:space="0"/>
       </w:tblBorders>
       <w:tblCellMar>
         <w:top w:w="0" w:type="dxa"/>
@@ -11203,7 +11225,7 @@
         <w:tcBorders>
           <w:top w:val="nil"/>
           <w:left w:val="nil"/>
-          <w:bottom w:val="single" w:sz="24" w:space="0" w:color="9BBB59" w:themeColor="accent3"/>
+          <w:bottom w:val="single" w:color="9BBB59" w:themeColor="accent3" w:sz="24" w:space="0"/>
           <w:right w:val="nil"/>
           <w:insideH w:val="nil"/>
           <w:insideV w:val="nil"/>
@@ -11220,7 +11242,7 @@
       <w:tblPr/>
       <w:tcPr>
         <w:tcBorders>
-          <w:top w:val="single" w:sz="6" w:space="0" w:color="FFFFFF" w:themeColor="background1"/>
+          <w:top w:val="single" w:color="FFFFFF" w:themeColor="background1" w:sz="6" w:space="0"/>
         </w:tcBorders>
         <w:shd w:val="clear" w:color="auto" w:fill="4C3B62" w:themeFill="accent4" w:themeFillShade="99"/>
       </w:tcPr>
@@ -11236,7 +11258,7 @@
           <w:left w:val="nil"/>
           <w:bottom w:val="nil"/>
           <w:right w:val="nil"/>
-          <w:insideH w:val="single" w:sz="4" w:space="0" w:color="4C3B62" w:themeColor="accent4" w:themeShade="99"/>
+          <w:insideH w:val="single" w:color="4C3B62" w:themeColor="accent4" w:themeShade="99" w:sz="4" w:space="0"/>
           <w:insideV w:val="nil"/>
         </w:tcBorders>
         <w:shd w:val="clear" w:color="auto" w:fill="4C3B62" w:themeFill="accent4" w:themeFillShade="99"/>
@@ -11298,12 +11320,12 @@
       <w:tblStyleColBandSize w:val="1"/>
       <w:tblInd w:w="0" w:type="dxa"/>
       <w:tblBorders>
-        <w:top w:val="single" w:sz="24" w:space="0" w:color="F79646" w:themeColor="accent6"/>
-        <w:left w:val="single" w:sz="4" w:space="0" w:color="4BACC6" w:themeColor="accent5"/>
-        <w:bottom w:val="single" w:sz="4" w:space="0" w:color="4BACC6" w:themeColor="accent5"/>
-        <w:right w:val="single" w:sz="4" w:space="0" w:color="4BACC6" w:themeColor="accent5"/>
-        <w:insideH w:val="single" w:sz="4" w:space="0" w:color="FFFFFF" w:themeColor="background1"/>
-        <w:insideV w:val="single" w:sz="4" w:space="0" w:color="FFFFFF" w:themeColor="background1"/>
+        <w:top w:val="single" w:color="F79646" w:themeColor="accent6" w:sz="24" w:space="0"/>
+        <w:left w:val="single" w:color="4BACC6" w:themeColor="accent5" w:sz="4" w:space="0"/>
+        <w:bottom w:val="single" w:color="4BACC6" w:themeColor="accent5" w:sz="4" w:space="0"/>
+        <w:right w:val="single" w:color="4BACC6" w:themeColor="accent5" w:sz="4" w:space="0"/>
+        <w:insideH w:val="single" w:color="FFFFFF" w:themeColor="background1" w:sz="4" w:space="0"/>
+        <w:insideV w:val="single" w:color="FFFFFF" w:themeColor="background1" w:sz="4" w:space="0"/>
       </w:tblBorders>
       <w:tblCellMar>
         <w:top w:w="0" w:type="dxa"/>
@@ -11325,7 +11347,7 @@
         <w:tcBorders>
           <w:top w:val="nil"/>
           <w:left w:val="nil"/>
-          <w:bottom w:val="single" w:sz="24" w:space="0" w:color="F79646" w:themeColor="accent6"/>
+          <w:bottom w:val="single" w:color="F79646" w:themeColor="accent6" w:sz="24" w:space="0"/>
           <w:right w:val="nil"/>
           <w:insideH w:val="nil"/>
           <w:insideV w:val="nil"/>
@@ -11342,7 +11364,7 @@
       <w:tblPr/>
       <w:tcPr>
         <w:tcBorders>
-          <w:top w:val="single" w:sz="6" w:space="0" w:color="FFFFFF" w:themeColor="background1"/>
+          <w:top w:val="single" w:color="FFFFFF" w:themeColor="background1" w:sz="6" w:space="0"/>
         </w:tcBorders>
         <w:shd w:val="clear" w:color="auto" w:fill="276A7C" w:themeFill="accent5" w:themeFillShade="99"/>
       </w:tcPr>
@@ -11358,7 +11380,7 @@
           <w:left w:val="nil"/>
           <w:bottom w:val="nil"/>
           <w:right w:val="nil"/>
-          <w:insideH w:val="single" w:sz="4" w:space="0" w:color="276A7C" w:themeColor="accent5" w:themeShade="99"/>
+          <w:insideH w:val="single" w:color="276A7C" w:themeColor="accent5" w:themeShade="99" w:sz="4" w:space="0"/>
           <w:insideV w:val="nil"/>
         </w:tcBorders>
         <w:shd w:val="clear" w:color="auto" w:fill="276A7C" w:themeFill="accent5" w:themeFillShade="99"/>
@@ -11420,12 +11442,12 @@
       <w:tblStyleColBandSize w:val="1"/>
       <w:tblInd w:w="0" w:type="dxa"/>
       <w:tblBorders>
-        <w:top w:val="single" w:sz="24" w:space="0" w:color="4BACC6" w:themeColor="accent5"/>
-        <w:left w:val="single" w:sz="4" w:space="0" w:color="F79646" w:themeColor="accent6"/>
-        <w:bottom w:val="single" w:sz="4" w:space="0" w:color="F79646" w:themeColor="accent6"/>
-        <w:right w:val="single" w:sz="4" w:space="0" w:color="F79646" w:themeColor="accent6"/>
-        <w:insideH w:val="single" w:sz="4" w:space="0" w:color="FFFFFF" w:themeColor="background1"/>
-        <w:insideV w:val="single" w:sz="4" w:space="0" w:color="FFFFFF" w:themeColor="background1"/>
+        <w:top w:val="single" w:color="4BACC6" w:themeColor="accent5" w:sz="24" w:space="0"/>
+        <w:left w:val="single" w:color="F79646" w:themeColor="accent6" w:sz="4" w:space="0"/>
+        <w:bottom w:val="single" w:color="F79646" w:themeColor="accent6" w:sz="4" w:space="0"/>
+        <w:right w:val="single" w:color="F79646" w:themeColor="accent6" w:sz="4" w:space="0"/>
+        <w:insideH w:val="single" w:color="FFFFFF" w:themeColor="background1" w:sz="4" w:space="0"/>
+        <w:insideV w:val="single" w:color="FFFFFF" w:themeColor="background1" w:sz="4" w:space="0"/>
       </w:tblBorders>
       <w:tblCellMar>
         <w:top w:w="0" w:type="dxa"/>
@@ -11447,7 +11469,7 @@
         <w:tcBorders>
           <w:top w:val="nil"/>
           <w:left w:val="nil"/>
-          <w:bottom w:val="single" w:sz="24" w:space="0" w:color="4BACC6" w:themeColor="accent5"/>
+          <w:bottom w:val="single" w:color="4BACC6" w:themeColor="accent5" w:sz="24" w:space="0"/>
           <w:right w:val="nil"/>
           <w:insideH w:val="nil"/>
           <w:insideV w:val="nil"/>
@@ -11464,7 +11486,7 @@
       <w:tblPr/>
       <w:tcPr>
         <w:tcBorders>
-          <w:top w:val="single" w:sz="6" w:space="0" w:color="FFFFFF" w:themeColor="background1"/>
+          <w:top w:val="single" w:color="FFFFFF" w:themeColor="background1" w:sz="6" w:space="0"/>
         </w:tcBorders>
         <w:shd w:val="clear" w:color="auto" w:fill="B65608" w:themeFill="accent6" w:themeFillShade="99"/>
       </w:tcPr>
@@ -11480,7 +11502,7 @@
           <w:left w:val="nil"/>
           <w:bottom w:val="nil"/>
           <w:right w:val="nil"/>
-          <w:insideH w:val="single" w:sz="4" w:space="0" w:color="B65608" w:themeColor="accent6" w:themeShade="99"/>
+          <w:insideH w:val="single" w:color="B65608" w:themeColor="accent6" w:themeShade="99" w:sz="4" w:space="0"/>
           <w:insideV w:val="nil"/>
         </w:tcBorders>
         <w:shd w:val="clear" w:color="auto" w:fill="B65608" w:themeFill="accent6" w:themeFillShade="99"/>
@@ -11560,7 +11582,7 @@
       <w:tblPr/>
       <w:tcPr>
         <w:tcBorders>
-          <w:bottom w:val="single" w:sz="12" w:space="0" w:color="FFFFFF" w:themeColor="background1"/>
+          <w:bottom w:val="single" w:color="FFFFFF" w:themeColor="background1" w:sz="12" w:space="0"/>
         </w:tcBorders>
         <w:shd w:val="clear" w:color="auto" w:fill="9E3A38" w:themeFill="accent2" w:themeFillShade="CC"/>
       </w:tcPr>
@@ -11574,7 +11596,7 @@
       <w:tblPr/>
       <w:tcPr>
         <w:tcBorders>
-          <w:top w:val="single" w:sz="12" w:space="0" w:color="000000" w:themeColor="text1"/>
+          <w:top w:val="single" w:color="000000" w:themeColor="text1" w:sz="12" w:space="0"/>
         </w:tcBorders>
         <w:shd w:val="clear" w:color="auto" w:fill="FFFFFF" w:themeFill="background1"/>
       </w:tcPr>
@@ -11646,7 +11668,7 @@
       <w:tblPr/>
       <w:tcPr>
         <w:tcBorders>
-          <w:bottom w:val="single" w:sz="12" w:space="0" w:color="FFFFFF" w:themeColor="background1"/>
+          <w:bottom w:val="single" w:color="FFFFFF" w:themeColor="background1" w:sz="12" w:space="0"/>
         </w:tcBorders>
         <w:shd w:val="clear" w:color="auto" w:fill="9E3A38" w:themeFill="accent2" w:themeFillShade="CC"/>
       </w:tcPr>
@@ -11660,7 +11682,7 @@
       <w:tblPr/>
       <w:tcPr>
         <w:tcBorders>
-          <w:top w:val="single" w:sz="12" w:space="0" w:color="000000" w:themeColor="text1"/>
+          <w:top w:val="single" w:color="000000" w:themeColor="text1" w:sz="12" w:space="0"/>
         </w:tcBorders>
         <w:shd w:val="clear" w:color="auto" w:fill="FFFFFF" w:themeFill="background1"/>
       </w:tcPr>
@@ -11732,7 +11754,7 @@
       <w:tblPr/>
       <w:tcPr>
         <w:tcBorders>
-          <w:bottom w:val="single" w:sz="12" w:space="0" w:color="FFFFFF" w:themeColor="background1"/>
+          <w:bottom w:val="single" w:color="FFFFFF" w:themeColor="background1" w:sz="12" w:space="0"/>
         </w:tcBorders>
         <w:shd w:val="clear" w:color="auto" w:fill="9E3A38" w:themeFill="accent2" w:themeFillShade="CC"/>
       </w:tcPr>
@@ -11746,7 +11768,7 @@
       <w:tblPr/>
       <w:tcPr>
         <w:tcBorders>
-          <w:top w:val="single" w:sz="12" w:space="0" w:color="000000" w:themeColor="text1"/>
+          <w:top w:val="single" w:color="000000" w:themeColor="text1" w:sz="12" w:space="0"/>
         </w:tcBorders>
         <w:shd w:val="clear" w:color="auto" w:fill="FFFFFF" w:themeFill="background1"/>
       </w:tcPr>
@@ -11818,7 +11840,7 @@
       <w:tblPr/>
       <w:tcPr>
         <w:tcBorders>
-          <w:bottom w:val="single" w:sz="12" w:space="0" w:color="FFFFFF" w:themeColor="background1"/>
+          <w:bottom w:val="single" w:color="FFFFFF" w:themeColor="background1" w:sz="12" w:space="0"/>
         </w:tcBorders>
         <w:shd w:val="clear" w:color="auto" w:fill="664E82" w:themeFill="accent4" w:themeFillShade="CC"/>
       </w:tcPr>
@@ -11832,7 +11854,7 @@
       <w:tblPr/>
       <w:tcPr>
         <w:tcBorders>
-          <w:top w:val="single" w:sz="12" w:space="0" w:color="000000" w:themeColor="text1"/>
+          <w:top w:val="single" w:color="000000" w:themeColor="text1" w:sz="12" w:space="0"/>
         </w:tcBorders>
         <w:shd w:val="clear" w:color="auto" w:fill="FFFFFF" w:themeFill="background1"/>
       </w:tcPr>
@@ -11904,7 +11926,7 @@
       <w:tblPr/>
       <w:tcPr>
         <w:tcBorders>
-          <w:bottom w:val="single" w:sz="12" w:space="0" w:color="FFFFFF" w:themeColor="background1"/>
+          <w:bottom w:val="single" w:color="FFFFFF" w:themeColor="background1" w:sz="12" w:space="0"/>
         </w:tcBorders>
         <w:shd w:val="clear" w:color="auto" w:fill="7E9C40" w:themeFill="accent3" w:themeFillShade="CC"/>
       </w:tcPr>
@@ -11918,7 +11940,7 @@
       <w:tblPr/>
       <w:tcPr>
         <w:tcBorders>
-          <w:top w:val="single" w:sz="12" w:space="0" w:color="000000" w:themeColor="text1"/>
+          <w:top w:val="single" w:color="000000" w:themeColor="text1" w:sz="12" w:space="0"/>
         </w:tcBorders>
         <w:shd w:val="clear" w:color="auto" w:fill="FFFFFF" w:themeFill="background1"/>
       </w:tcPr>
@@ -11990,7 +12012,7 @@
       <w:tblPr/>
       <w:tcPr>
         <w:tcBorders>
-          <w:bottom w:val="single" w:sz="12" w:space="0" w:color="FFFFFF" w:themeColor="background1"/>
+          <w:bottom w:val="single" w:color="FFFFFF" w:themeColor="background1" w:sz="12" w:space="0"/>
         </w:tcBorders>
         <w:shd w:val="clear" w:color="auto" w:fill="F2730A" w:themeFill="accent6" w:themeFillShade="CC"/>
       </w:tcPr>
@@ -12004,7 +12026,7 @@
       <w:tblPr/>
       <w:tcPr>
         <w:tcBorders>
-          <w:top w:val="single" w:sz="12" w:space="0" w:color="000000" w:themeColor="text1"/>
+          <w:top w:val="single" w:color="000000" w:themeColor="text1" w:sz="12" w:space="0"/>
         </w:tcBorders>
         <w:shd w:val="clear" w:color="auto" w:fill="FFFFFF" w:themeFill="background1"/>
       </w:tcPr>
@@ -12076,7 +12098,7 @@
       <w:tblPr/>
       <w:tcPr>
         <w:tcBorders>
-          <w:bottom w:val="single" w:sz="12" w:space="0" w:color="FFFFFF" w:themeColor="background1"/>
+          <w:bottom w:val="single" w:color="FFFFFF" w:themeColor="background1" w:sz="12" w:space="0"/>
         </w:tcBorders>
         <w:shd w:val="clear" w:color="auto" w:fill="348DA5" w:themeFill="accent5" w:themeFillShade="CC"/>
       </w:tcPr>
@@ -12090,7 +12112,7 @@
       <w:tblPr/>
       <w:tcPr>
         <w:tcBorders>
-          <w:top w:val="single" w:sz="12" w:space="0" w:color="000000" w:themeColor="text1"/>
+          <w:top w:val="single" w:color="000000" w:themeColor="text1" w:sz="12" w:space="0"/>
         </w:tcBorders>
         <w:shd w:val="clear" w:color="auto" w:fill="FFFFFF" w:themeFill="background1"/>
       </w:tcPr>
@@ -12144,7 +12166,7 @@
       <w:tblStyleColBandSize w:val="1"/>
       <w:tblInd w:w="0" w:type="dxa"/>
       <w:tblBorders>
-        <w:insideH w:val="single" w:sz="4" w:space="0" w:color="FFFFFF" w:themeColor="background1"/>
+        <w:insideH w:val="single" w:color="FFFFFF" w:themeColor="background1" w:sz="4" w:space="0"/>
       </w:tblBorders>
       <w:tblCellMar>
         <w:top w:w="0" w:type="dxa"/>
@@ -12224,7 +12246,7 @@
       <w:tblStyleColBandSize w:val="1"/>
       <w:tblInd w:w="0" w:type="dxa"/>
       <w:tblBorders>
-        <w:insideH w:val="single" w:sz="4" w:space="0" w:color="FFFFFF" w:themeColor="background1"/>
+        <w:insideH w:val="single" w:color="FFFFFF" w:themeColor="background1" w:sz="4" w:space="0"/>
       </w:tblBorders>
       <w:tblCellMar>
         <w:top w:w="0" w:type="dxa"/>
@@ -12304,7 +12326,7 @@
       <w:tblStyleColBandSize w:val="1"/>
       <w:tblInd w:w="0" w:type="dxa"/>
       <w:tblBorders>
-        <w:insideH w:val="single" w:sz="4" w:space="0" w:color="FFFFFF" w:themeColor="background1"/>
+        <w:insideH w:val="single" w:color="FFFFFF" w:themeColor="background1" w:sz="4" w:space="0"/>
       </w:tblBorders>
       <w:tblCellMar>
         <w:top w:w="0" w:type="dxa"/>
@@ -12384,7 +12406,7 @@
       <w:tblStyleColBandSize w:val="1"/>
       <w:tblInd w:w="0" w:type="dxa"/>
       <w:tblBorders>
-        <w:insideH w:val="single" w:sz="4" w:space="0" w:color="FFFFFF" w:themeColor="background1"/>
+        <w:insideH w:val="single" w:color="FFFFFF" w:themeColor="background1" w:sz="4" w:space="0"/>
       </w:tblBorders>
       <w:tblCellMar>
         <w:top w:w="0" w:type="dxa"/>
@@ -12464,7 +12486,7 @@
       <w:tblStyleColBandSize w:val="1"/>
       <w:tblInd w:w="0" w:type="dxa"/>
       <w:tblBorders>
-        <w:insideH w:val="single" w:sz="4" w:space="0" w:color="FFFFFF" w:themeColor="background1"/>
+        <w:insideH w:val="single" w:color="FFFFFF" w:themeColor="background1" w:sz="4" w:space="0"/>
       </w:tblBorders>
       <w:tblCellMar>
         <w:top w:w="0" w:type="dxa"/>
@@ -12544,7 +12566,7 @@
       <w:tblStyleColBandSize w:val="1"/>
       <w:tblInd w:w="0" w:type="dxa"/>
       <w:tblBorders>
-        <w:insideH w:val="single" w:sz="4" w:space="0" w:color="FFFFFF" w:themeColor="background1"/>
+        <w:insideH w:val="single" w:color="FFFFFF" w:themeColor="background1" w:sz="4" w:space="0"/>
       </w:tblBorders>
       <w:tblCellMar>
         <w:top w:w="0" w:type="dxa"/>
@@ -12624,7 +12646,7 @@
       <w:tblStyleColBandSize w:val="1"/>
       <w:tblInd w:w="0" w:type="dxa"/>
       <w:tblBorders>
-        <w:insideH w:val="single" w:sz="4" w:space="0" w:color="FFFFFF" w:themeColor="background1"/>
+        <w:insideH w:val="single" w:color="FFFFFF" w:themeColor="background1" w:sz="4" w:space="0"/>
       </w:tblBorders>
       <w:tblCellMar>
         <w:top w:w="0" w:type="dxa"/>
